--- a/s1/sf-s1-th.docx
+++ b/s1/sf-s1-th.docx
@@ -391,12 +391,12 @@
           <w:i w:val="0"/>
           <w:color w:val="2E5496"/>
         </w:rPr>
-        <w:t>2. เตรียมบอร์ด (10 นาทีแรก — ทำครั้งเดียว)</w:t>
+        <w:t>2. เตรียมบอร์ด (20 นาทีแรก — ทุกคนทำ ทุกกลุ่มแฟลชเอง)</w:t>
       </w:r>
     </w:p>
     <w:p>
       <w:pPr>
-        <w:pStyle w:val="ListBullet"/>
+        <w:pStyle w:val="ListNumber"/>
         <w:spacing w:after="60"/>
       </w:pPr>
       <w:r>
@@ -405,7 +405,61 @@
           <w:b w:val="0"/>
           <w:i w:val="0"/>
         </w:rPr>
-        <w:t xml:space="preserve">[ ] เสียบสาย USB-C เข้าพอร์ต </w:t>
+        <w:t xml:space="preserve">[ ] </w:t>
+      </w:r>
+      <w:r>
+        <w:rPr>
+          <w:rFonts w:ascii="TH Sarabun New" w:hAnsi="TH Sarabun New" w:cs="TH Sarabun New" w:eastAsia="TH Sarabun New"/>
+          <w:b/>
+          <w:i w:val="0"/>
+        </w:rPr>
+        <w:t>ดาวน์โหลดและติดตั้ง TESAIoT PSE84 Programmer</w:t>
+      </w:r>
+      <w:r>
+        <w:rPr>
+          <w:rFonts w:ascii="TH Sarabun New" w:hAnsi="TH Sarabun New" w:cs="TH Sarabun New" w:eastAsia="TH Sarabun New"/>
+          <w:b w:val="0"/>
+          <w:i w:val="0"/>
+        </w:rPr>
+        <w:t xml:space="preserve"> จาก </w:t>
+      </w:r>
+      <w:r>
+        <w:rPr>
+          <w:rFonts w:ascii="TH Sarabun New" w:hAnsi="TH Sarabun New" w:cs="TH Sarabun New" w:eastAsia="TH Sarabun New"/>
+          <w:b/>
+          <w:i w:val="0"/>
+        </w:rPr>
+        <w:t>github.com/wiroon/TESAIoT_PSE84_Programmer/releases</w:t>
+      </w:r>
+      <w:r>
+        <w:rPr>
+          <w:rFonts w:ascii="TH Sarabun New" w:hAnsi="TH Sarabun New" w:cs="TH Sarabun New" w:eastAsia="TH Sarabun New"/>
+          <w:b w:val="0"/>
+          <w:i w:val="0"/>
+        </w:rPr>
+        <w:t xml:space="preserve"> (เลือกไฟล์ให้ตรงกับเครื่อง macOS หรือ Windows) แล้ว </w:t>
+      </w:r>
+      <w:r>
+        <w:rPr>
+          <w:rFonts w:ascii="TH Sarabun New" w:hAnsi="TH Sarabun New" w:cs="TH Sarabun New" w:eastAsia="TH Sarabun New"/>
+          <w:b/>
+          <w:i w:val="0"/>
+        </w:rPr>
+        <w:t>เปิดโปรแกรมค้างไว้</w:t>
+      </w:r>
+    </w:p>
+    <w:p>
+      <w:pPr>
+        <w:pStyle w:val="ListNumber"/>
+        <w:spacing w:after="60"/>
+      </w:pPr>
+      <w:r>
+        <w:rPr>
+          <w:rFonts w:ascii="TH Sarabun New" w:hAnsi="TH Sarabun New" w:cs="TH Sarabun New" w:eastAsia="TH Sarabun New"/>
+          <w:b w:val="0"/>
+          <w:i w:val="0"/>
+        </w:rPr>
+        <w:t xml:space="preserve">[ ] เสียบบอร์ดด้วยสาย USB-C เข้าพอร์ต </w:t>
       </w:r>
       <w:r>
         <w:rPr>
@@ -415,18 +469,10 @@
         </w:rPr>
         <w:t>KitProg3</w:t>
       </w:r>
-      <w:r>
-        <w:rPr>
-          <w:rFonts w:ascii="TH Sarabun New" w:hAnsi="TH Sarabun New" w:cs="TH Sarabun New" w:eastAsia="TH Sarabun New"/>
-          <w:b w:val="0"/>
-          <w:i w:val="0"/>
-        </w:rPr>
-        <w:t xml:space="preserve"> ของบอร์ด (ถ้าบอร์ดติดไฟแต่คอมไม่เห็น ให้เปลี่ยนสาย)</w:t>
-      </w:r>
     </w:p>
     <w:p>
       <w:pPr>
-        <w:pStyle w:val="ListBullet"/>
+        <w:pStyle w:val="ListNumber"/>
         <w:spacing w:after="60"/>
       </w:pPr>
       <w:r>
@@ -444,6 +490,38 @@
           <w:i w:val="0"/>
         </w:rPr>
         <w:t>BENTO IDE</w:t>
+      </w:r>
+      <w:r>
+        <w:rPr>
+          <w:rFonts w:ascii="TH Sarabun New" w:hAnsi="TH Sarabun New" w:cs="TH Sarabun New" w:eastAsia="TH Sarabun New"/>
+          <w:b w:val="0"/>
+          <w:i w:val="0"/>
+        </w:rPr>
+        <w:t xml:space="preserve"> ที่ </w:t>
+      </w:r>
+      <w:r>
+        <w:rPr>
+          <w:rFonts w:ascii="TH Sarabun New" w:hAnsi="TH Sarabun New" w:cs="TH Sarabun New" w:eastAsia="TH Sarabun New"/>
+          <w:b/>
+          <w:i w:val="0"/>
+        </w:rPr>
+        <w:t>https://ide.tesaiot.com/</w:t>
+      </w:r>
+      <w:r>
+        <w:rPr>
+          <w:rFonts w:ascii="TH Sarabun New" w:hAnsi="TH Sarabun New" w:cs="TH Sarabun New" w:eastAsia="TH Sarabun New"/>
+          <w:b w:val="0"/>
+          <w:i w:val="0"/>
+        </w:rPr>
+        <w:t xml:space="preserve"> ด้วย </w:t>
+      </w:r>
+      <w:r>
+        <w:rPr>
+          <w:rFonts w:ascii="TH Sarabun New" w:hAnsi="TH Sarabun New" w:cs="TH Sarabun New" w:eastAsia="TH Sarabun New"/>
+          <w:b/>
+          <w:i w:val="0"/>
+        </w:rPr>
+        <w:t>Chrome หรือ Edge</w:t>
       </w:r>
       <w:r>
         <w:rPr>
@@ -499,12 +577,20 @@
           <w:b w:val="0"/>
           <w:i w:val="0"/>
         </w:rPr>
-        <w:t xml:space="preserve"> → Flash</w:t>
+        <w:t xml:space="preserve"> → จับคู่กับ Programmer ตามที่หน้าจอบอก → </w:t>
+      </w:r>
+      <w:r>
+        <w:rPr>
+          <w:rFonts w:ascii="TH Sarabun New" w:hAnsi="TH Sarabun New" w:cs="TH Sarabun New" w:eastAsia="TH Sarabun New"/>
+          <w:b/>
+          <w:i w:val="0"/>
+        </w:rPr>
+        <w:t>Flash</w:t>
       </w:r>
     </w:p>
     <w:p>
       <w:pPr>
-        <w:pStyle w:val="ListBullet"/>
+        <w:pStyle w:val="ListNumber"/>
         <w:spacing w:after="60"/>
       </w:pPr>
       <w:r>
@@ -513,7 +599,7 @@
           <w:b w:val="0"/>
           <w:i w:val="0"/>
         </w:rPr>
-        <w:t xml:space="preserve">[ ] กด Connect แล้วดูว่าจอบอร์ดขึ้น </w:t>
+        <w:t xml:space="preserve">[ ] รอจนเสร็จ ดูมุมจอบอร์ดว่าขึ้น </w:t>
       </w:r>
       <w:r>
         <w:rPr>
@@ -526,7 +612,37 @@
     </w:p>
     <w:p>
       <w:pPr>
-        <w:pStyle w:val="ListBullet"/>
+        <w:pStyle w:val="ListNumber"/>
+        <w:spacing w:after="60"/>
+      </w:pPr>
+      <w:r>
+        <w:rPr>
+          <w:rFonts w:ascii="TH Sarabun New" w:hAnsi="TH Sarabun New" w:cs="TH Sarabun New" w:eastAsia="TH Sarabun New"/>
+          <w:b w:val="0"/>
+          <w:i w:val="0"/>
+        </w:rPr>
+        <w:t xml:space="preserve">[ ] กด </w:t>
+      </w:r>
+      <w:r>
+        <w:rPr>
+          <w:rFonts w:ascii="TH Sarabun New" w:hAnsi="TH Sarabun New" w:cs="TH Sarabun New" w:eastAsia="TH Sarabun New"/>
+          <w:b/>
+          <w:i w:val="0"/>
+        </w:rPr>
+        <w:t>Connect</w:t>
+      </w:r>
+      <w:r>
+        <w:rPr>
+          <w:rFonts w:ascii="TH Sarabun New" w:hAnsi="TH Sarabun New" w:cs="TH Sarabun New" w:eastAsia="TH Sarabun New"/>
+          <w:b w:val="0"/>
+          <w:i w:val="0"/>
+        </w:rPr>
+        <w:t xml:space="preserve"> ใน IDE</w:t>
+      </w:r>
+    </w:p>
+    <w:p>
+      <w:pPr>
+        <w:pStyle w:val="ListNumber"/>
         <w:spacing w:after="60"/>
       </w:pPr>
       <w:r>
@@ -567,21 +683,7 @@
           <w:b w:val="0"/>
           <w:i w:val="0"/>
         </w:rPr>
-        <w:t xml:space="preserve"> (SW2 คือสวิตช์ตัดไฟ)</w:t>
-      </w:r>
-    </w:p>
-    <w:p>
-      <w:pPr>
-        <w:pStyle w:val="ListBullet"/>
-        <w:spacing w:after="60"/>
-      </w:pPr>
-      <w:r>
-        <w:rPr>
-          <w:rFonts w:ascii="TH Sarabun New" w:hAnsi="TH Sarabun New" w:cs="TH Sarabun New" w:eastAsia="TH Sarabun New"/>
-          <w:b w:val="0"/>
-          <w:i w:val="0"/>
-        </w:rPr>
-        <w:t xml:space="preserve">[ ] เปิด </w:t>
+        <w:t xml:space="preserve"> (SW2 คือสวิตช์ตัดไฟ) · เปิด </w:t>
       </w:r>
       <w:r>
         <w:rPr>
@@ -610,6 +712,31 @@
         <w:spacing w:before="120" w:after="160" w:line="274" w:lineRule="auto"/>
         <w:ind w:left="283" w:right="113"/>
       </w:pPr>
+      <w:r>
+        <w:rPr>
+          <w:rFonts w:ascii="TH Sarabun New" w:hAnsi="TH Sarabun New" w:cs="TH Sarabun New" w:eastAsia="TH Sarabun New"/>
+          <w:b/>
+          <w:i/>
+          <w:color w:val="5B616B"/>
+        </w:rPr>
+        <w:t>ติดขัด?</w:t>
+      </w:r>
+      <w:r>
+        <w:rPr>
+          <w:rFonts w:ascii="TH Sarabun New" w:hAnsi="TH Sarabun New" w:cs="TH Sarabun New" w:eastAsia="TH Sarabun New"/>
+          <w:b w:val="0"/>
+          <w:i/>
+          <w:color w:val="5B616B"/>
+        </w:rPr>
+        <w:t xml:space="preserve"> macOS/Windows เตือนตอนเปิดโปรแกรม Programmer = ให้ถามผู้สอน · คอมไม่เห็นบอร์ด = เปลี่ยนสาย USB-C (ต้องเป็นสายส่งข้อมูลได้) หรือเปลี่ยนพอร์ต · แฟลชเสร็จแล้วจอดำ = กด RESET แล้วถอดสายเสียบใหม่</w:t>
+      </w:r>
+      <w:r>
+        <w:rPr>
+          <w:rFonts w:ascii="TH Sarabun New" w:hAnsi="TH Sarabun New" w:cs="TH Sarabun New" w:eastAsia="TH Sarabun New"/>
+          <w:i/>
+        </w:rPr>
+        <w:br/>
+      </w:r>
       <w:r>
         <w:rPr>
           <w:rFonts w:ascii="TH Sarabun New" w:hAnsi="TH Sarabun New" w:cs="TH Sarabun New" w:eastAsia="TH Sarabun New"/>
@@ -1289,7 +1416,7 @@
                 <w:b w:val="0"/>
                 <w:i w:val="0"/>
               </w:rPr>
-              <w:t>ปุ่มกด SW4, SW5 บนฐานบอร์ด</w:t>
+              <w:t>ปุ่มกด SW5 (ปุ่มล่าง), SW6 (ปุ่มบน) บนฐานบอร์ด</w:t>
             </w:r>
           </w:p>
         </w:tc>
@@ -1379,7 +1506,7 @@
                 <w:b w:val="0"/>
                 <w:i w:val="0"/>
               </w:rPr>
-              <w:t xml:space="preserve"> ที่คอยอ่านทุก 20 ms จึงไม่พลาดการแตะสั้น ๆ)</w:t>
+              <w:t xml:space="preserve"> ที่คอยอ่านทุก 20 ms จึงไม่พลาดการแตะสั้น ๆ · เลข 0 = SW5 (ปุ่มล่าง), 1 = SW6 (ปุ่มบน))</w:t>
             </w:r>
           </w:p>
         </w:tc>
@@ -1575,87 +1702,6 @@
           <w:color w:val="5B616B"/>
         </w:rPr>
         <w:t xml:space="preserve"> บนฐานบอร์ดคือสวิตช์ตัดไฟ ไม่ใช่ปุ่มของเรา กดแล้วบอร์ดดับ</w:t>
-      </w:r>
-      <w:r>
-        <w:rPr>
-          <w:rFonts w:ascii="TH Sarabun New" w:hAnsi="TH Sarabun New" w:cs="TH Sarabun New" w:eastAsia="TH Sarabun New"/>
-          <w:i/>
-        </w:rPr>
-        <w:br/>
-      </w:r>
-      <w:r>
-        <w:rPr>
-          <w:rFonts w:ascii="TH Sarabun New" w:hAnsi="TH Sarabun New" w:cs="TH Sarabun New" w:eastAsia="TH Sarabun New"/>
-          <w:b w:val="0"/>
-          <w:i/>
-          <w:color w:val="5B616B"/>
-        </w:rPr>
-        <w:t xml:space="preserve">หน้า </w:t>
-      </w:r>
-      <w:r>
-        <w:rPr>
-          <w:rFonts w:ascii="TH Sarabun New" w:hAnsi="TH Sarabun New" w:cs="TH Sarabun New" w:eastAsia="TH Sarabun New"/>
-          <w:b/>
-          <w:i/>
-          <w:color w:val="5B616B"/>
-        </w:rPr>
-        <w:t>GPIO &amp; RGB Matrix</w:t>
-      </w:r>
-      <w:r>
-        <w:rPr>
-          <w:rFonts w:ascii="TH Sarabun New" w:hAnsi="TH Sarabun New" w:cs="TH Sarabun New" w:eastAsia="TH Sarabun New"/>
-          <w:b w:val="0"/>
-          <w:i/>
-          <w:color w:val="5B616B"/>
-        </w:rPr>
-        <w:t xml:space="preserve"> ในเมนูบอร์ดเรียกปุ่มสองตัวนี้ว่า SW5/SW6 — ให้ยึดชื่อที่พิมพ์บนบอร์ด (</w:t>
-      </w:r>
-      <w:r>
-        <w:rPr>
-          <w:rFonts w:ascii="TH Sarabun New" w:hAnsi="TH Sarabun New" w:cs="TH Sarabun New" w:eastAsia="TH Sarabun New"/>
-          <w:b/>
-          <w:i/>
-          <w:color w:val="5B616B"/>
-        </w:rPr>
-        <w:t>SW4, SW5</w:t>
-      </w:r>
-      <w:r>
-        <w:rPr>
-          <w:rFonts w:ascii="TH Sarabun New" w:hAnsi="TH Sarabun New" w:cs="TH Sarabun New" w:eastAsia="TH Sarabun New"/>
-          <w:b w:val="0"/>
-          <w:i/>
-          <w:color w:val="5B616B"/>
-        </w:rPr>
-        <w:t xml:space="preserve">) โค้ดวันนี้ถามชื่อปุ่มจากเฟิร์มแวร์ด้วย </w:t>
-      </w:r>
-      <w:r>
-        <w:rPr>
-          <w:rFonts w:ascii="Consolas" w:hAnsi="Consolas" w:cs="Consolas" w:eastAsia="Consolas"/>
-          <w:b w:val="0"/>
-          <w:i/>
-          <w:color w:val="5B616B"/>
-          <w:sz w:val="21"/>
-        </w:rPr>
-        <w:t>buttons.name(0)</w:t>
-      </w:r>
-      <w:r>
-        <w:rPr>
-          <w:rFonts w:ascii="TH Sarabun New" w:hAnsi="TH Sarabun New" w:cs="TH Sarabun New" w:eastAsia="TH Sarabun New"/>
-          <w:b w:val="0"/>
-          <w:i/>
-          <w:color w:val="5B616B"/>
-        </w:rPr>
-        <w:t xml:space="preserve"> / </w:t>
-      </w:r>
-      <w:r>
-        <w:rPr>
-          <w:rFonts w:ascii="Consolas" w:hAnsi="Consolas" w:cs="Consolas" w:eastAsia="Consolas"/>
-          <w:b w:val="0"/>
-          <w:i/>
-          <w:color w:val="5B616B"/>
-          <w:sz w:val="21"/>
-        </w:rPr>
-        <w:t>buttons.name(1)</w:t>
       </w:r>
       <w:r>
         <w:rPr>
@@ -2415,7 +2461,7 @@
           <w:i/>
           <w:color w:val="5B616B"/>
         </w:rPr>
-        <w:t>widget บนจอที่ได้เจอวันนี้: หน้าปัดมีเข็ม (Scale) · วงแหวน (Arc) · ไฟสถานะ (Led) · กราฟ (Chart) · วงล้อเลือก (Roller) · สวิตช์ (Switch) · วงหมุน (Spinner) · แท็บ (Tabview) · ตาราง (Table)</w:t>
+        <w:t>widget บนจอที่ได้เจอวันนี้: หน้าปัดมีเข็ม (Scale) · วงแหวน (Arc) · ไฟสถานะ (Led) · กราฟ (Chart) · วงล้อเลือก (Roller) · สวิตช์ (Switch) · แท็บ (Tabview) · ตาราง (Table)</w:t>
       </w:r>
     </w:p>
     <w:p>
@@ -2623,7 +2669,7 @@
                 <w:b w:val="0"/>
                 <w:i w:val="0"/>
               </w:rPr>
-              <w:t>0:00–0:20</w:t>
+              <w:t>0:00–0:30</w:t>
             </w:r>
           </w:p>
         </w:tc>
@@ -2652,7 +2698,7 @@
                 <w:b w:val="0"/>
                 <w:i w:val="0"/>
               </w:rPr>
-              <w:t>เปิดคาบ: AIoT ในฟาร์มจริง + เตรียมบอร์ด</w:t>
+              <w:t>เปิดคาบ: AIoT ในฟาร์มจริง (10 นาที) + ติดตั้ง Programmer และแฟลช v2.4.1 (20 นาที)</w:t>
             </w:r>
           </w:p>
         </w:tc>
@@ -2745,7 +2791,7 @@
                 <w:b w:val="0"/>
                 <w:i w:val="0"/>
               </w:rPr>
-              <w:t>0:20–0:50</w:t>
+              <w:t>0:30–1:00</w:t>
             </w:r>
           </w:p>
         </w:tc>
@@ -2870,7 +2916,7 @@
                 <w:b w:val="0"/>
                 <w:i w:val="0"/>
               </w:rPr>
-              <w:t>0:50–1:20</w:t>
+              <w:t>1:00–1:30</w:t>
             </w:r>
           </w:p>
         </w:tc>
@@ -2993,7 +3039,7 @@
                 <w:b w:val="0"/>
                 <w:i w:val="0"/>
               </w:rPr>
-              <w:t>1:20–1:30</w:t>
+              <w:t>1:30–1:40</w:t>
             </w:r>
           </w:p>
         </w:tc>
@@ -3101,7 +3147,7 @@
                 <w:b w:val="0"/>
                 <w:i w:val="0"/>
               </w:rPr>
-              <w:t>1:30–2:00</w:t>
+              <w:t>1:40–2:10</w:t>
             </w:r>
           </w:p>
         </w:tc>
@@ -3224,7 +3270,7 @@
                 <w:b w:val="0"/>
                 <w:i w:val="0"/>
               </w:rPr>
-              <w:t>2:00–2:20</w:t>
+              <w:t>2:10–2:30</w:t>
             </w:r>
           </w:p>
         </w:tc>
@@ -3349,7 +3395,7 @@
                 <w:b w:val="0"/>
                 <w:i w:val="0"/>
               </w:rPr>
-              <w:t>2:20–2:50</w:t>
+              <w:t>2:30–2:50</w:t>
             </w:r>
           </w:p>
         </w:tc>
@@ -3659,7 +3705,7 @@
           <w:b w:val="0"/>
           <w:i w:val="0"/>
         </w:rPr>
-        <w:t xml:space="preserve"> (บอร์ดจริงอ่านได้ราว 35-36 C ในห้องแอร์ที่ปกติ ~25-28 C) ถ้าไม่ชดเชย ทุกไฟล์จะบอกว่า "ร้อนไป" ตลอด</w:t>
+        <w:t xml:space="preserve"> (บอร์ดจริงอ่านได้ราว 35-36 C ในห้องแอร์ที่ปกติ ~25-28 C ค่าชดเชยจึงมักอยู่ราว −9 ถึง −10) ถ้าไม่ชดเชย ทุกไฟล์จะบอกว่า "ร้อนไป" ตลอด</w:t>
       </w:r>
     </w:p>
     <w:p>
@@ -3689,7 +3735,23 @@
           <w:b w:val="0"/>
           <w:i w:val="0"/>
         </w:rPr>
-        <w:t xml:space="preserve"> ในการ์ดอุณหภูมิ แล้วเทียบกับเทอร์โมมิเตอร์ในห้อง หรือแอปพยากรณ์อากาศในโทรศัพท์</w:t>
+        <w:t xml:space="preserve"> ในการ์ดอุณหภูมิ แล้วเทียบกับ </w:t>
+      </w:r>
+      <w:r>
+        <w:rPr>
+          <w:rFonts w:ascii="TH Sarabun New" w:hAnsi="TH Sarabun New" w:cs="TH Sarabun New" w:eastAsia="TH Sarabun New"/>
+          <w:b/>
+          <w:i w:val="0"/>
+        </w:rPr>
+        <w:t>เทอร์โมมิเตอร์ในห้อง หรืออุณหภูมิที่ผู้สอนประกาศ</w:t>
+      </w:r>
+      <w:r>
+        <w:rPr>
+          <w:rFonts w:ascii="TH Sarabun New" w:hAnsi="TH Sarabun New" w:cs="TH Sarabun New" w:eastAsia="TH Sarabun New"/>
+          <w:b w:val="0"/>
+          <w:i w:val="0"/>
+        </w:rPr>
+        <w:t xml:space="preserve"> (ห้ามใช้แอปพยากรณ์อากาศ เพราะนั่นคืออุณหภูมินอกอาคาร)</w:t>
       </w:r>
     </w:p>
     <w:p>
@@ -3751,7 +3813,24 @@
           <w:b w:val="0"/>
           <w:i w:val="0"/>
         </w:rPr>
-        <w:t xml:space="preserve">[ ] สังเกต: ค่า "ดิบ" ไม่เปลี่ยน แต่เข็ม เลขใหญ่ และสีเปลี่ยน · จดค่านี้ไว้ </w:t>
+        <w:t xml:space="preserve">[ ] สังเกต: ค่า "ดิบ" ไม่เปลี่ยน แต่เข็ม เลขใหญ่ และสีเปลี่ยน · ความชื้นก็ถูกแปลงเป็นของห้องให้เอง (อากาศรอบเซนเซอร์อุ่นกว่าห้อง ความชื้นสัมพัทธ์จึงอ่านได้ต่ำกว่าห้อง) ถ้าเทียบไฮโกรมิเตอร์ในห้องแล้วค่าที่แปลงสูงเกินจริง ให้ตั้ง </w:t>
+      </w:r>
+      <w:r>
+        <w:rPr>
+          <w:rFonts w:ascii="Consolas" w:hAnsi="Consolas" w:cs="Consolas" w:eastAsia="Consolas"/>
+          <w:b w:val="0"/>
+          <w:i w:val="0"/>
+          <w:sz w:val="21"/>
+        </w:rPr>
+        <w:t>HUM_FIX = False</w:t>
+      </w:r>
+      <w:r>
+        <w:rPr>
+          <w:rFonts w:ascii="TH Sarabun New" w:hAnsi="TH Sarabun New" w:cs="TH Sarabun New" w:eastAsia="TH Sarabun New"/>
+          <w:b w:val="0"/>
+          <w:i w:val="0"/>
+        </w:rPr>
+        <w:t xml:space="preserve"> · จดค่านี้ไว้ </w:t>
       </w:r>
       <w:r>
         <w:rPr>
@@ -3987,7 +4066,7 @@
                 <w:b w:val="0"/>
                 <w:i w:val="0"/>
               </w:rPr>
-              <w:t>☐ เทอร์โมมิเตอร์ ☐ แอปอากาศ</w:t>
+              <w:t>☐ เทอร์โมมิเตอร์ในห้อง ☐ ผู้สอนประกาศ</w:t>
             </w:r>
           </w:p>
         </w:tc>
@@ -4068,7 +4147,7 @@
           <w:b/>
           <w:i w:val="0"/>
         </w:rPr>
-        <w:t>SW4</w:t>
+        <w:t>SW5 (ปุ่มล่าง)</w:t>
       </w:r>
       <w:r>
         <w:rPr>
@@ -5491,7 +5570,7 @@
           <w:b/>
           <w:i w:val="0"/>
         </w:rPr>
-        <w:t>SW4</w:t>
+        <w:t>SW5 (ปุ่มล่าง)</w:t>
       </w:r>
       <w:r>
         <w:rPr>
@@ -5507,7 +5586,7 @@
           <w:b/>
           <w:i w:val="0"/>
         </w:rPr>
-        <w:t>SW5</w:t>
+        <w:t>SW6 (ปุ่มบน)</w:t>
       </w:r>
       <w:r>
         <w:rPr>
@@ -6130,7 +6209,7 @@
           <w:b w:val="0"/>
           <w:i w:val="0"/>
         </w:rPr>
-        <w:t xml:space="preserve"> แล้วหมุน VR1 ลงจนดินแห้ง ปั๊มเปิดเองไหม? กด SW4 ค้างล่ะ? ฟาร์มจริงต้องมีโหมดมือไว้ทำไม?</w:t>
+        <w:t xml:space="preserve"> แล้วหมุน VR1 ลงจนดินแห้ง ปั๊มเปิดเองไหม? กด SW5 (ปุ่มล่าง) ค้างล่ะ? ฟาร์มจริงต้องมีโหมดมือไว้ทำไม?</w:t>
       </w:r>
     </w:p>
     <w:p>
@@ -6154,7 +6233,7 @@
           <w:b w:val="0"/>
           <w:i w:val="0"/>
         </w:rPr>
-        <w:t>[ ] หมุน VR3 ลงจนถังเหลือน้อยกว่า 10 % ขณะปั๊มเปิด เกิดอะไรขึ้น (จอ / ไฟ / เสียง)? กด SW4 แล้วปั๊มยอมเดินไหม เพราะอะไร?</w:t>
+        <w:t>[ ] หมุน VR3 ลงจนถังเหลือน้อยกว่า 10 % ขณะปั๊มเปิด เกิดอะไรขึ้น (จอ / ไฟ / เสียง)? กด SW5 (ปุ่มล่าง) แล้วปั๊มยอมเดินไหม เพราะอะไร?</w:t>
       </w:r>
     </w:p>
     <w:p>
@@ -6243,7 +6322,7 @@
           <w:b/>
           <w:i w:val="0"/>
         </w:rPr>
-        <w:t>SW4</w:t>
+        <w:t>SW5 (ปุ่มล่าง)</w:t>
       </w:r>
       <w:r>
         <w:rPr>
@@ -6348,7 +6427,7 @@
           <w:b/>
           <w:i w:val="0"/>
         </w:rPr>
-        <w:t>SW5</w:t>
+        <w:t>SW6 (ปุ่มบน)</w:t>
       </w:r>
       <w:r>
         <w:rPr>
@@ -6652,7 +6731,7 @@
           <w:b/>
           <w:i w:val="0"/>
         </w:rPr>
-        <w:t>SW5</w:t>
+        <w:t>SW6 (ปุ่มบน)</w:t>
       </w:r>
       <w:r>
         <w:rPr>
@@ -6668,7 +6747,7 @@
           <w:b/>
           <w:i w:val="0"/>
         </w:rPr>
-        <w:t>SW4</w:t>
+        <w:t>SW5 (ปุ่มล่าง)</w:t>
       </w:r>
       <w:r>
         <w:rPr>
@@ -7646,7 +7725,7 @@
           <w:b w:val="0"/>
           <w:i w:val="0"/>
         </w:rPr>
-        <w:t xml:space="preserve"> (ลูกบิด VR1-VR4 ปุ่ม SW4/SW5 และจอไฟ RGB — ไม่ใช่แถบ POTEN ของ Eva Kit) กับแผงเซนเซอร์ แทนการเป่าลม/หมุนลูกบิด/กดปุ่ม ค่าใน Emulator เป็นค่าจำลอง ตัวเลขจึงไม่เหมือนบอร์ดจริง ลองแก้ </w:t>
+        <w:t xml:space="preserve"> (ลูกบิด VR1-VR4 ปุ่มสองปุ่ม และจอไฟ RGB — แผงนี้ยังเขียนชื่อปุ่มว่า SW4/SW5 ซึ่งคือ SW5 ปุ่มล่าง / SW6 ปุ่มบน ของบอร์ดจริงตามลำดับ — ไม่ใช่แถบ POTEN ของ Eva Kit) กับแผงเซนเซอร์ แทนการเป่าลม/หมุนลูกบิด/กดปุ่ม ค่าใน Emulator เป็นค่าจำลอง ตัวเลขจึงไม่เหมือนบอร์ดจริง ลองแก้ </w:t>
       </w:r>
       <w:r>
         <w:rPr>

--- a/s1/sf-s1-th.docx
+++ b/s1/sf-s1-th.docx
@@ -569,7 +569,7 @@
           <w:b/>
           <w:i w:val="0"/>
         </w:rPr>
-        <w:t>BENTO MicroPython — TESAIoT Dev Kit v2.4.1</w:t>
+        <w:t>BENTO Firmware — TESAIoT Dev Kit</w:t>
       </w:r>
       <w:r>
         <w:rPr>
@@ -577,7 +577,23 @@
           <w:b w:val="0"/>
           <w:i w:val="0"/>
         </w:rPr>
-        <w:t xml:space="preserve"> → จับคู่กับ Programmer ตามที่หน้าจอบอก → </w:t>
+        <w:t xml:space="preserve"> แล้วกด </w:t>
+      </w:r>
+      <w:r>
+        <w:rPr>
+          <w:rFonts w:ascii="TH Sarabun New" w:hAnsi="TH Sarabun New" w:cs="TH Sarabun New" w:eastAsia="TH Sarabun New"/>
+          <w:b/>
+          <w:i w:val="0"/>
+        </w:rPr>
+        <w:t>Flash this board →</w:t>
+      </w:r>
+      <w:r>
+        <w:rPr>
+          <w:rFonts w:ascii="TH Sarabun New" w:hAnsi="TH Sarabun New" w:cs="TH Sarabun New" w:eastAsia="TH Sarabun New"/>
+          <w:b w:val="0"/>
+          <w:i w:val="0"/>
+        </w:rPr>
+        <w:t xml:space="preserve"> (รุ่น v2.4.1) → จับคู่กับ Programmer ตามที่หน้าจอบอก → </w:t>
       </w:r>
       <w:r>
         <w:rPr>

--- a/s1/sf-s1-th.docx
+++ b/s1/sf-s1-th.docx
@@ -2477,7 +2477,7 @@
           <w:i/>
           <w:color w:val="5B616B"/>
         </w:rPr>
-        <w:t>widget บนจอที่ได้เจอวันนี้: หน้าปัดมีเข็ม (Scale) · วงแหวน (Arc) · ไฟสถานะ (Led) · กราฟ (Chart) · วงล้อเลือก (Roller) · สวิตช์ (Switch) · แท็บ (Tabview) · ตาราง (Table)</w:t>
+        <w:t>widget บนจอที่ได้เจอวันนี้: หน้าปัดมีเข็ม (Scale) · วงแหวน (Arc) · ไฟสถานะ (Led) · กราฟ (Chart) · วงล้อเลือก (Roller) · สวิตช์ (Switch) · แท็บ (Tabview)</w:t>
       </w:r>
     </w:p>
     <w:p>
@@ -3634,6 +3634,3757 @@
       <w:pPr>
         <w:spacing w:after="40"/>
       </w:pPr>
+    </w:p>
+    <w:p>
+      <w:pPr>
+        <w:keepLines/>
+        <w:pBdr>
+          <w:left w:val="single" w:sz="18" w:space="8" w:color="2E5496"/>
+        </w:pBdr>
+        <w:shd w:val="clear" w:fill="F1F5FB"/>
+        <w:spacing w:before="120" w:after="160" w:line="274" w:lineRule="auto"/>
+        <w:ind w:left="283" w:right="113"/>
+      </w:pPr>
+      <w:r>
+        <w:rPr>
+          <w:rFonts w:ascii="TH Sarabun New" w:hAnsi="TH Sarabun New" w:cs="TH Sarabun New" w:eastAsia="TH Sarabun New"/>
+          <w:b/>
+          <w:i/>
+          <w:color w:val="5B616B"/>
+        </w:rPr>
+        <w:t>Code Quest ไม่เพิ่มเวลา:</w:t>
+      </w:r>
+      <w:r>
+        <w:rPr>
+          <w:rFonts w:ascii="TH Sarabun New" w:hAnsi="TH Sarabun New" w:cs="TH Sarabun New" w:eastAsia="TH Sarabun New"/>
+          <w:b w:val="0"/>
+          <w:i/>
+          <w:color w:val="5B616B"/>
+        </w:rPr>
+        <w:t xml:space="preserve"> ระดับ 1–2 ทำในช่วงเวลาของกิจกรรมนั้น ๆ (ราว 5–7 นาที) · ระดับ 3 ทำในกิจกรรม 3 (ราว 10 นาที) · ระดับ 4 ทำในภารกิจกลุ่มถ้ามีเวลาเหลือ</w:t>
+      </w:r>
+    </w:p>
+    <w:p>
+      <w:pPr>
+        <w:pBdr>
+          <w:bottom w:val="single" w:sz="6" w:space="1" w:color="9DB2D4"/>
+        </w:pBdr>
+        <w:spacing w:before="80" w:after="80"/>
+      </w:pPr>
+    </w:p>
+    <w:p>
+      <w:pPr>
+        <w:pStyle w:val="Heading2"/>
+      </w:pPr>
+      <w:r>
+        <w:rPr>
+          <w:rFonts w:ascii="TH Sarabun New" w:hAnsi="TH Sarabun New" w:cs="TH Sarabun New" w:eastAsia="TH Sarabun New"/>
+          <w:b/>
+          <w:i w:val="0"/>
+          <w:color w:val="2E5496"/>
+        </w:rPr>
+        <w:t>Code Quest — อ่าน · เดา · แก้ · เติม · สร้าง</w:t>
+      </w:r>
+    </w:p>
+    <w:p>
+      <w:r>
+        <w:rPr>
+          <w:rFonts w:ascii="TH Sarabun New" w:hAnsi="TH Sarabun New" w:cs="TH Sarabun New" w:eastAsia="TH Sarabun New"/>
+          <w:b w:val="0"/>
+          <w:i w:val="0"/>
+        </w:rPr>
+        <w:t>ทุกกิจกรรมมีโจทย์เป็นขั้น ทำเรียงจากระดับ 1 ขึ้นไป ทำได้ถึงไหนก็ได้แค่นั้น</w:t>
+      </w:r>
+    </w:p>
+    <w:p>
+      <w:r>
+        <w:rPr>
+          <w:rFonts w:ascii="TH Sarabun New" w:hAnsi="TH Sarabun New" w:cs="TH Sarabun New" w:eastAsia="TH Sarabun New"/>
+          <w:b/>
+          <w:i w:val="0"/>
+        </w:rPr>
+        <w:t>โจทย์หลัก (มีเฉลยในคาบ)</w:t>
+      </w:r>
+      <w:r>
+        <w:rPr>
+          <w:rFonts w:ascii="TH Sarabun New" w:hAnsi="TH Sarabun New" w:cs="TH Sarabun New" w:eastAsia="TH Sarabun New"/>
+          <w:b w:val="0"/>
+          <w:i w:val="0"/>
+        </w:rPr>
+        <w:t xml:space="preserve"> = ทุกกลุ่มควรทำให้ได้ มีเฉลยให้เปิดดูได้ในคาบ ไม่มีใครติดค้าง</w:t>
+      </w:r>
+    </w:p>
+    <w:p>
+      <w:r>
+        <w:rPr>
+          <w:rFonts w:ascii="TH Sarabun New" w:hAnsi="TH Sarabun New" w:cs="TH Sarabun New" w:eastAsia="TH Sarabun New"/>
+          <w:b/>
+          <w:i w:val="0"/>
+        </w:rPr>
+        <w:t>โจทย์เพิ่ม (โบนัส เฉลยคาบหน้า)</w:t>
+      </w:r>
+      <w:r>
+        <w:rPr>
+          <w:rFonts w:ascii="TH Sarabun New" w:hAnsi="TH Sarabun New" w:cs="TH Sarabun New" w:eastAsia="TH Sarabun New"/>
+          <w:b w:val="0"/>
+          <w:i w:val="0"/>
+        </w:rPr>
+        <w:t xml:space="preserve"> = ทำเพื่อสนุกและเก็บแต้ม ไม่มีผลต่อเกณฑ์ผ่านคาบ เฉลยต้นคาบ 2</w:t>
+      </w:r>
+    </w:p>
+    <w:tbl>
+      <w:tblPr>
+        <w:tblW w:type="auto" w:w="0"/>
+        <w:jc w:val="center"/>
+        <w:tblLook w:firstColumn="1" w:firstRow="1" w:lastColumn="0" w:lastRow="0" w:noHBand="0" w:noVBand="1" w:val="04A0"/>
+        <w:tblW w:type="pct" w:w="5000"/>
+        <w:tblBorders>
+          <w:top w:val="single" w:sz="4" w:space="0" w:color="C7D2E4"/>
+          <w:left w:val="single" w:sz="4" w:space="0" w:color="C7D2E4"/>
+          <w:bottom w:val="single" w:sz="4" w:space="0" w:color="C7D2E4"/>
+          <w:right w:val="single" w:sz="4" w:space="0" w:color="C7D2E4"/>
+          <w:insideH w:val="single" w:sz="4" w:space="0" w:color="C7D2E4"/>
+          <w:insideV w:val="single" w:sz="4" w:space="0" w:color="C7D2E4"/>
+        </w:tblBorders>
+      </w:tblPr>
+      <w:tblGrid>
+        <w:gridCol w:w="2436"/>
+        <w:gridCol w:w="2436"/>
+        <w:gridCol w:w="2436"/>
+        <w:gridCol w:w="2436"/>
+      </w:tblGrid>
+      <w:tr>
+        <w:trPr>
+          <w:tblHeader w:val="true"/>
+        </w:trPr>
+        <w:tc>
+          <w:tcPr>
+            <w:tcW w:type="dxa" w:w="2436"/>
+            <w:tcMar>
+              <w:top w:w="40" w:type="dxa"/>
+              <w:bottom w:w="40" w:type="dxa"/>
+              <w:start w:w="90" w:type="dxa"/>
+              <w:end w:w="90" w:type="dxa"/>
+            </w:tcMar>
+            <w:shd w:val="clear" w:fill="1F3864"/>
+          </w:tcPr>
+          <w:p>
+            <w:pPr>
+              <w:spacing w:after="40" w:before="40" w:line="252" w:lineRule="auto"/>
+            </w:pPr>
+            <w:r>
+              <w:rPr>
+                <w:rFonts w:ascii="TH Sarabun New" w:hAnsi="TH Sarabun New" w:cs="TH Sarabun New" w:eastAsia="TH Sarabun New"/>
+                <w:b/>
+              </w:rPr>
+            </w:r>
+            <w:r>
+              <w:rPr>
+                <w:rFonts w:ascii="TH Sarabun New" w:hAnsi="TH Sarabun New" w:cs="TH Sarabun New" w:eastAsia="TH Sarabun New"/>
+                <w:b/>
+                <w:i w:val="0"/>
+                <w:color w:val="FFFFFF"/>
+              </w:rPr>
+              <w:t>ระดับ</w:t>
+            </w:r>
+          </w:p>
+        </w:tc>
+        <w:tc>
+          <w:tcPr>
+            <w:tcW w:type="dxa" w:w="2436"/>
+            <w:tcMar>
+              <w:top w:w="40" w:type="dxa"/>
+              <w:bottom w:w="40" w:type="dxa"/>
+              <w:start w:w="90" w:type="dxa"/>
+              <w:end w:w="90" w:type="dxa"/>
+            </w:tcMar>
+            <w:shd w:val="clear" w:fill="1F3864"/>
+          </w:tcPr>
+          <w:p>
+            <w:pPr>
+              <w:spacing w:after="40" w:before="40" w:line="252" w:lineRule="auto"/>
+            </w:pPr>
+            <w:r>
+              <w:rPr>
+                <w:rFonts w:ascii="TH Sarabun New" w:hAnsi="TH Sarabun New" w:cs="TH Sarabun New" w:eastAsia="TH Sarabun New"/>
+                <w:b/>
+              </w:rPr>
+            </w:r>
+            <w:r>
+              <w:rPr>
+                <w:rFonts w:ascii="TH Sarabun New" w:hAnsi="TH Sarabun New" w:cs="TH Sarabun New" w:eastAsia="TH Sarabun New"/>
+                <w:b/>
+                <w:i w:val="0"/>
+                <w:color w:val="FFFFFF"/>
+              </w:rPr>
+              <w:t>ทำอะไร</w:t>
+            </w:r>
+          </w:p>
+        </w:tc>
+        <w:tc>
+          <w:tcPr>
+            <w:tcW w:type="dxa" w:w="2436"/>
+            <w:tcMar>
+              <w:top w:w="40" w:type="dxa"/>
+              <w:bottom w:w="40" w:type="dxa"/>
+              <w:start w:w="90" w:type="dxa"/>
+              <w:end w:w="90" w:type="dxa"/>
+            </w:tcMar>
+            <w:shd w:val="clear" w:fill="1F3864"/>
+          </w:tcPr>
+          <w:p>
+            <w:pPr>
+              <w:spacing w:after="40" w:before="40" w:line="252" w:lineRule="auto"/>
+            </w:pPr>
+            <w:r>
+              <w:rPr>
+                <w:rFonts w:ascii="TH Sarabun New" w:hAnsi="TH Sarabun New" w:cs="TH Sarabun New" w:eastAsia="TH Sarabun New"/>
+                <w:b/>
+              </w:rPr>
+            </w:r>
+            <w:r>
+              <w:rPr>
+                <w:rFonts w:ascii="TH Sarabun New" w:hAnsi="TH Sarabun New" w:cs="TH Sarabun New" w:eastAsia="TH Sarabun New"/>
+                <w:b/>
+                <w:i w:val="0"/>
+                <w:color w:val="FFFFFF"/>
+              </w:rPr>
+              <w:t>ประเภท</w:t>
+            </w:r>
+          </w:p>
+        </w:tc>
+        <w:tc>
+          <w:tcPr>
+            <w:tcW w:type="dxa" w:w="2436"/>
+            <w:tcMar>
+              <w:top w:w="40" w:type="dxa"/>
+              <w:bottom w:w="40" w:type="dxa"/>
+              <w:start w:w="90" w:type="dxa"/>
+              <w:end w:w="90" w:type="dxa"/>
+            </w:tcMar>
+            <w:shd w:val="clear" w:fill="1F3864"/>
+          </w:tcPr>
+          <w:p>
+            <w:pPr>
+              <w:spacing w:after="40" w:before="40" w:line="252" w:lineRule="auto"/>
+            </w:pPr>
+            <w:r>
+              <w:rPr>
+                <w:rFonts w:ascii="TH Sarabun New" w:hAnsi="TH Sarabun New" w:cs="TH Sarabun New" w:eastAsia="TH Sarabun New"/>
+                <w:b/>
+              </w:rPr>
+            </w:r>
+            <w:r>
+              <w:rPr>
+                <w:rFonts w:ascii="TH Sarabun New" w:hAnsi="TH Sarabun New" w:cs="TH Sarabun New" w:eastAsia="TH Sarabun New"/>
+                <w:b/>
+                <w:i w:val="0"/>
+                <w:color w:val="FFFFFF"/>
+              </w:rPr>
+              <w:t>แต้ม</w:t>
+            </w:r>
+          </w:p>
+        </w:tc>
+      </w:tr>
+      <w:tr>
+        <w:trPr>
+          <w:cantSplit w:val="true"/>
+        </w:trPr>
+        <w:tc>
+          <w:tcPr>
+            <w:tcW w:type="dxa" w:w="2436"/>
+            <w:tcMar>
+              <w:top w:w="40" w:type="dxa"/>
+              <w:bottom w:w="40" w:type="dxa"/>
+              <w:start w:w="90" w:type="dxa"/>
+              <w:end w:w="90" w:type="dxa"/>
+            </w:tcMar>
+          </w:tcPr>
+          <w:p>
+            <w:pPr>
+              <w:spacing w:after="40" w:before="40" w:line="252" w:lineRule="auto"/>
+            </w:pPr>
+            <w:r>
+              <w:rPr>
+                <w:rFonts w:ascii="TH Sarabun New" w:hAnsi="TH Sarabun New" w:cs="TH Sarabun New" w:eastAsia="TH Sarabun New"/>
+              </w:rPr>
+            </w:r>
+            <w:r>
+              <w:rPr>
+                <w:rFonts w:ascii="TH Sarabun New" w:hAnsi="TH Sarabun New" w:cs="TH Sarabun New" w:eastAsia="TH Sarabun New"/>
+                <w:b w:val="0"/>
+                <w:i w:val="0"/>
+              </w:rPr>
+              <w:t>1 เดา (Predict)</w:t>
+            </w:r>
+          </w:p>
+        </w:tc>
+        <w:tc>
+          <w:tcPr>
+            <w:tcW w:type="dxa" w:w="2436"/>
+            <w:tcMar>
+              <w:top w:w="40" w:type="dxa"/>
+              <w:bottom w:w="40" w:type="dxa"/>
+              <w:start w:w="90" w:type="dxa"/>
+              <w:end w:w="90" w:type="dxa"/>
+            </w:tcMar>
+          </w:tcPr>
+          <w:p>
+            <w:pPr>
+              <w:spacing w:after="40" w:before="40" w:line="252" w:lineRule="auto"/>
+            </w:pPr>
+            <w:r>
+              <w:rPr>
+                <w:rFonts w:ascii="TH Sarabun New" w:hAnsi="TH Sarabun New" w:cs="TH Sarabun New" w:eastAsia="TH Sarabun New"/>
+              </w:rPr>
+            </w:r>
+            <w:r>
+              <w:rPr>
+                <w:rFonts w:ascii="TH Sarabun New" w:hAnsi="TH Sarabun New" w:cs="TH Sarabun New" w:eastAsia="TH Sarabun New"/>
+                <w:b w:val="0"/>
+                <w:i w:val="0"/>
+              </w:rPr>
+              <w:t>อ่านโค้ด เขียนคำตอบที่เดาไว้ก่อน แล้วรันดูว่าตรงไหม</w:t>
+            </w:r>
+          </w:p>
+        </w:tc>
+        <w:tc>
+          <w:tcPr>
+            <w:tcW w:type="dxa" w:w="2436"/>
+            <w:tcMar>
+              <w:top w:w="40" w:type="dxa"/>
+              <w:bottom w:w="40" w:type="dxa"/>
+              <w:start w:w="90" w:type="dxa"/>
+              <w:end w:w="90" w:type="dxa"/>
+            </w:tcMar>
+          </w:tcPr>
+          <w:p>
+            <w:pPr>
+              <w:spacing w:after="40" w:before="40" w:line="252" w:lineRule="auto"/>
+            </w:pPr>
+            <w:r>
+              <w:rPr>
+                <w:rFonts w:ascii="TH Sarabun New" w:hAnsi="TH Sarabun New" w:cs="TH Sarabun New" w:eastAsia="TH Sarabun New"/>
+              </w:rPr>
+            </w:r>
+            <w:r>
+              <w:rPr>
+                <w:rFonts w:ascii="TH Sarabun New" w:hAnsi="TH Sarabun New" w:cs="TH Sarabun New" w:eastAsia="TH Sarabun New"/>
+                <w:b w:val="0"/>
+                <w:i w:val="0"/>
+              </w:rPr>
+              <w:t>โจทย์หลัก (มีเฉลยในคาบ)</w:t>
+            </w:r>
+          </w:p>
+        </w:tc>
+        <w:tc>
+          <w:tcPr>
+            <w:tcW w:type="dxa" w:w="2436"/>
+            <w:tcMar>
+              <w:top w:w="40" w:type="dxa"/>
+              <w:bottom w:w="40" w:type="dxa"/>
+              <w:start w:w="90" w:type="dxa"/>
+              <w:end w:w="90" w:type="dxa"/>
+            </w:tcMar>
+          </w:tcPr>
+          <w:p>
+            <w:pPr>
+              <w:spacing w:after="40" w:before="40" w:line="252" w:lineRule="auto"/>
+            </w:pPr>
+            <w:r>
+              <w:rPr>
+                <w:rFonts w:ascii="TH Sarabun New" w:hAnsi="TH Sarabun New" w:cs="TH Sarabun New" w:eastAsia="TH Sarabun New"/>
+              </w:rPr>
+            </w:r>
+            <w:r>
+              <w:rPr>
+                <w:rFonts w:ascii="TH Sarabun New" w:hAnsi="TH Sarabun New" w:cs="TH Sarabun New" w:eastAsia="TH Sarabun New"/>
+                <w:b w:val="0"/>
+                <w:i w:val="0"/>
+              </w:rPr>
+              <w:t>ข้อละ 1</w:t>
+            </w:r>
+          </w:p>
+        </w:tc>
+      </w:tr>
+      <w:tr>
+        <w:trPr>
+          <w:cantSplit w:val="true"/>
+        </w:trPr>
+        <w:tc>
+          <w:tcPr>
+            <w:tcW w:type="dxa" w:w="2436"/>
+            <w:tcMar>
+              <w:top w:w="40" w:type="dxa"/>
+              <w:bottom w:w="40" w:type="dxa"/>
+              <w:start w:w="90" w:type="dxa"/>
+              <w:end w:w="90" w:type="dxa"/>
+            </w:tcMar>
+            <w:shd w:val="clear" w:fill="F4F7FB"/>
+          </w:tcPr>
+          <w:p>
+            <w:pPr>
+              <w:spacing w:after="40" w:before="40" w:line="252" w:lineRule="auto"/>
+            </w:pPr>
+            <w:r>
+              <w:rPr>
+                <w:rFonts w:ascii="TH Sarabun New" w:hAnsi="TH Sarabun New" w:cs="TH Sarabun New" w:eastAsia="TH Sarabun New"/>
+              </w:rPr>
+            </w:r>
+            <w:r>
+              <w:rPr>
+                <w:rFonts w:ascii="TH Sarabun New" w:hAnsi="TH Sarabun New" w:cs="TH Sarabun New" w:eastAsia="TH Sarabun New"/>
+                <w:b w:val="0"/>
+                <w:i w:val="0"/>
+              </w:rPr>
+              <w:t>2 แก้ (Tweak)</w:t>
+            </w:r>
+          </w:p>
+        </w:tc>
+        <w:tc>
+          <w:tcPr>
+            <w:tcW w:type="dxa" w:w="2436"/>
+            <w:tcMar>
+              <w:top w:w="40" w:type="dxa"/>
+              <w:bottom w:w="40" w:type="dxa"/>
+              <w:start w:w="90" w:type="dxa"/>
+              <w:end w:w="90" w:type="dxa"/>
+            </w:tcMar>
+            <w:shd w:val="clear" w:fill="F4F7FB"/>
+          </w:tcPr>
+          <w:p>
+            <w:pPr>
+              <w:spacing w:after="40" w:before="40" w:line="252" w:lineRule="auto"/>
+            </w:pPr>
+            <w:r>
+              <w:rPr>
+                <w:rFonts w:ascii="TH Sarabun New" w:hAnsi="TH Sarabun New" w:cs="TH Sarabun New" w:eastAsia="TH Sarabun New"/>
+              </w:rPr>
+            </w:r>
+            <w:r>
+              <w:rPr>
+                <w:rFonts w:ascii="TH Sarabun New" w:hAnsi="TH Sarabun New" w:cs="TH Sarabun New" w:eastAsia="TH Sarabun New"/>
+                <w:b w:val="0"/>
+                <w:i w:val="0"/>
+              </w:rPr>
+              <w:t xml:space="preserve">แก้ตัวเลขในส่วน </w:t>
+            </w:r>
+            <w:r>
+              <w:rPr>
+                <w:rFonts w:ascii="Consolas" w:hAnsi="Consolas" w:cs="Consolas" w:eastAsia="Consolas"/>
+                <w:b w:val="0"/>
+                <w:i w:val="0"/>
+                <w:sz w:val="21"/>
+              </w:rPr>
+              <w:t># ---- 1) ตั้งค่า ----</w:t>
+            </w:r>
+            <w:r>
+              <w:rPr>
+                <w:rFonts w:ascii="TH Sarabun New" w:hAnsi="TH Sarabun New" w:cs="TH Sarabun New" w:eastAsia="TH Sarabun New"/>
+                <w:b w:val="0"/>
+                <w:i w:val="0"/>
+              </w:rPr>
+              <w:t xml:space="preserve"> แล้วดูผล</w:t>
+            </w:r>
+          </w:p>
+        </w:tc>
+        <w:tc>
+          <w:tcPr>
+            <w:tcW w:type="dxa" w:w="2436"/>
+            <w:tcMar>
+              <w:top w:w="40" w:type="dxa"/>
+              <w:bottom w:w="40" w:type="dxa"/>
+              <w:start w:w="90" w:type="dxa"/>
+              <w:end w:w="90" w:type="dxa"/>
+            </w:tcMar>
+            <w:shd w:val="clear" w:fill="F4F7FB"/>
+          </w:tcPr>
+          <w:p>
+            <w:pPr>
+              <w:spacing w:after="40" w:before="40" w:line="252" w:lineRule="auto"/>
+            </w:pPr>
+            <w:r>
+              <w:rPr>
+                <w:rFonts w:ascii="TH Sarabun New" w:hAnsi="TH Sarabun New" w:cs="TH Sarabun New" w:eastAsia="TH Sarabun New"/>
+              </w:rPr>
+            </w:r>
+            <w:r>
+              <w:rPr>
+                <w:rFonts w:ascii="TH Sarabun New" w:hAnsi="TH Sarabun New" w:cs="TH Sarabun New" w:eastAsia="TH Sarabun New"/>
+                <w:b w:val="0"/>
+                <w:i w:val="0"/>
+              </w:rPr>
+              <w:t>โจทย์หลัก (มีเฉลยในคาบ)</w:t>
+            </w:r>
+          </w:p>
+        </w:tc>
+        <w:tc>
+          <w:tcPr>
+            <w:tcW w:type="dxa" w:w="2436"/>
+            <w:tcMar>
+              <w:top w:w="40" w:type="dxa"/>
+              <w:bottom w:w="40" w:type="dxa"/>
+              <w:start w:w="90" w:type="dxa"/>
+              <w:end w:w="90" w:type="dxa"/>
+            </w:tcMar>
+            <w:shd w:val="clear" w:fill="F4F7FB"/>
+          </w:tcPr>
+          <w:p>
+            <w:pPr>
+              <w:spacing w:after="40" w:before="40" w:line="252" w:lineRule="auto"/>
+            </w:pPr>
+            <w:r>
+              <w:rPr>
+                <w:rFonts w:ascii="TH Sarabun New" w:hAnsi="TH Sarabun New" w:cs="TH Sarabun New" w:eastAsia="TH Sarabun New"/>
+              </w:rPr>
+            </w:r>
+            <w:r>
+              <w:rPr>
+                <w:rFonts w:ascii="TH Sarabun New" w:hAnsi="TH Sarabun New" w:cs="TH Sarabun New" w:eastAsia="TH Sarabun New"/>
+                <w:b w:val="0"/>
+                <w:i w:val="0"/>
+              </w:rPr>
+              <w:t>ข้อละ 2</w:t>
+            </w:r>
+          </w:p>
+        </w:tc>
+      </w:tr>
+      <w:tr>
+        <w:trPr>
+          <w:cantSplit w:val="true"/>
+        </w:trPr>
+        <w:tc>
+          <w:tcPr>
+            <w:tcW w:type="dxa" w:w="2436"/>
+            <w:tcMar>
+              <w:top w:w="40" w:type="dxa"/>
+              <w:bottom w:w="40" w:type="dxa"/>
+              <w:start w:w="90" w:type="dxa"/>
+              <w:end w:w="90" w:type="dxa"/>
+            </w:tcMar>
+          </w:tcPr>
+          <w:p>
+            <w:pPr>
+              <w:spacing w:after="40" w:before="40" w:line="252" w:lineRule="auto"/>
+            </w:pPr>
+            <w:r>
+              <w:rPr>
+                <w:rFonts w:ascii="TH Sarabun New" w:hAnsi="TH Sarabun New" w:cs="TH Sarabun New" w:eastAsia="TH Sarabun New"/>
+              </w:rPr>
+            </w:r>
+            <w:r>
+              <w:rPr>
+                <w:rFonts w:ascii="TH Sarabun New" w:hAnsi="TH Sarabun New" w:cs="TH Sarabun New" w:eastAsia="TH Sarabun New"/>
+                <w:b w:val="0"/>
+                <w:i w:val="0"/>
+              </w:rPr>
+              <w:t>3 เติม (Fill-in)</w:t>
+            </w:r>
+          </w:p>
+        </w:tc>
+        <w:tc>
+          <w:tcPr>
+            <w:tcW w:type="dxa" w:w="2436"/>
+            <w:tcMar>
+              <w:top w:w="40" w:type="dxa"/>
+              <w:bottom w:w="40" w:type="dxa"/>
+              <w:start w:w="90" w:type="dxa"/>
+              <w:end w:w="90" w:type="dxa"/>
+            </w:tcMar>
+          </w:tcPr>
+          <w:p>
+            <w:pPr>
+              <w:spacing w:after="40" w:before="40" w:line="252" w:lineRule="auto"/>
+            </w:pPr>
+            <w:r>
+              <w:rPr>
+                <w:rFonts w:ascii="TH Sarabun New" w:hAnsi="TH Sarabun New" w:cs="TH Sarabun New" w:eastAsia="TH Sarabun New"/>
+              </w:rPr>
+            </w:r>
+            <w:r>
+              <w:rPr>
+                <w:rFonts w:ascii="TH Sarabun New" w:hAnsi="TH Sarabun New" w:cs="TH Sarabun New" w:eastAsia="TH Sarabun New"/>
+                <w:b w:val="0"/>
+                <w:i w:val="0"/>
+              </w:rPr>
+              <w:t xml:space="preserve">เติมช่อง </w:t>
+            </w:r>
+            <w:r>
+              <w:rPr>
+                <w:rFonts w:ascii="Consolas" w:hAnsi="Consolas" w:cs="Consolas" w:eastAsia="Consolas"/>
+                <w:b w:val="0"/>
+                <w:i w:val="0"/>
+                <w:sz w:val="21"/>
+              </w:rPr>
+              <w:t>____</w:t>
+            </w:r>
+            <w:r>
+              <w:rPr>
+                <w:rFonts w:ascii="TH Sarabun New" w:hAnsi="TH Sarabun New" w:cs="TH Sarabun New" w:eastAsia="TH Sarabun New"/>
+                <w:b w:val="0"/>
+                <w:i w:val="0"/>
+              </w:rPr>
+              <w:t xml:space="preserve"> ในไฟล์ฝึก ให้ผ่านการตรวจอัตโนมัติ</w:t>
+            </w:r>
+          </w:p>
+        </w:tc>
+        <w:tc>
+          <w:tcPr>
+            <w:tcW w:type="dxa" w:w="2436"/>
+            <w:tcMar>
+              <w:top w:w="40" w:type="dxa"/>
+              <w:bottom w:w="40" w:type="dxa"/>
+              <w:start w:w="90" w:type="dxa"/>
+              <w:end w:w="90" w:type="dxa"/>
+            </w:tcMar>
+          </w:tcPr>
+          <w:p>
+            <w:pPr>
+              <w:spacing w:after="40" w:before="40" w:line="252" w:lineRule="auto"/>
+            </w:pPr>
+            <w:r>
+              <w:rPr>
+                <w:rFonts w:ascii="TH Sarabun New" w:hAnsi="TH Sarabun New" w:cs="TH Sarabun New" w:eastAsia="TH Sarabun New"/>
+              </w:rPr>
+            </w:r>
+            <w:r>
+              <w:rPr>
+                <w:rFonts w:ascii="TH Sarabun New" w:hAnsi="TH Sarabun New" w:cs="TH Sarabun New" w:eastAsia="TH Sarabun New"/>
+                <w:b w:val="0"/>
+                <w:i w:val="0"/>
+              </w:rPr>
+              <w:t>กิจกรรม 3 = โจทย์หลัก (มีเฉลยในคาบ) · กิจกรรม 2 = โจทย์เพิ่ม (โบนัส เฉลยคาบหน้า)</w:t>
+            </w:r>
+          </w:p>
+        </w:tc>
+        <w:tc>
+          <w:tcPr>
+            <w:tcW w:type="dxa" w:w="2436"/>
+            <w:tcMar>
+              <w:top w:w="40" w:type="dxa"/>
+              <w:bottom w:w="40" w:type="dxa"/>
+              <w:start w:w="90" w:type="dxa"/>
+              <w:end w:w="90" w:type="dxa"/>
+            </w:tcMar>
+          </w:tcPr>
+          <w:p>
+            <w:pPr>
+              <w:spacing w:after="40" w:before="40" w:line="252" w:lineRule="auto"/>
+            </w:pPr>
+            <w:r>
+              <w:rPr>
+                <w:rFonts w:ascii="TH Sarabun New" w:hAnsi="TH Sarabun New" w:cs="TH Sarabun New" w:eastAsia="TH Sarabun New"/>
+              </w:rPr>
+            </w:r>
+            <w:r>
+              <w:rPr>
+                <w:rFonts w:ascii="TH Sarabun New" w:hAnsi="TH Sarabun New" w:cs="TH Sarabun New" w:eastAsia="TH Sarabun New"/>
+                <w:b w:val="0"/>
+                <w:i w:val="0"/>
+              </w:rPr>
+              <w:t>ลงมือทำและจดบันทึก 3 + ผ่านการตรวจ 1</w:t>
+            </w:r>
+          </w:p>
+        </w:tc>
+      </w:tr>
+      <w:tr>
+        <w:trPr>
+          <w:cantSplit w:val="true"/>
+        </w:trPr>
+        <w:tc>
+          <w:tcPr>
+            <w:tcW w:type="dxa" w:w="2436"/>
+            <w:tcMar>
+              <w:top w:w="40" w:type="dxa"/>
+              <w:bottom w:w="40" w:type="dxa"/>
+              <w:start w:w="90" w:type="dxa"/>
+              <w:end w:w="90" w:type="dxa"/>
+            </w:tcMar>
+            <w:shd w:val="clear" w:fill="F4F7FB"/>
+          </w:tcPr>
+          <w:p>
+            <w:pPr>
+              <w:spacing w:after="40" w:before="40" w:line="252" w:lineRule="auto"/>
+            </w:pPr>
+            <w:r>
+              <w:rPr>
+                <w:rFonts w:ascii="TH Sarabun New" w:hAnsi="TH Sarabun New" w:cs="TH Sarabun New" w:eastAsia="TH Sarabun New"/>
+              </w:rPr>
+            </w:r>
+            <w:r>
+              <w:rPr>
+                <w:rFonts w:ascii="TH Sarabun New" w:hAnsi="TH Sarabun New" w:cs="TH Sarabun New" w:eastAsia="TH Sarabun New"/>
+                <w:b w:val="0"/>
+                <w:i w:val="0"/>
+              </w:rPr>
+              <w:t>4 สร้าง (Make)</w:t>
+            </w:r>
+          </w:p>
+        </w:tc>
+        <w:tc>
+          <w:tcPr>
+            <w:tcW w:type="dxa" w:w="2436"/>
+            <w:tcMar>
+              <w:top w:w="40" w:type="dxa"/>
+              <w:bottom w:w="40" w:type="dxa"/>
+              <w:start w:w="90" w:type="dxa"/>
+              <w:end w:w="90" w:type="dxa"/>
+            </w:tcMar>
+            <w:shd w:val="clear" w:fill="F4F7FB"/>
+          </w:tcPr>
+          <w:p>
+            <w:pPr>
+              <w:spacing w:after="40" w:before="40" w:line="252" w:lineRule="auto"/>
+            </w:pPr>
+            <w:r>
+              <w:rPr>
+                <w:rFonts w:ascii="TH Sarabun New" w:hAnsi="TH Sarabun New" w:cs="TH Sarabun New" w:eastAsia="TH Sarabun New"/>
+              </w:rPr>
+            </w:r>
+            <w:r>
+              <w:rPr>
+                <w:rFonts w:ascii="TH Sarabun New" w:hAnsi="TH Sarabun New" w:cs="TH Sarabun New" w:eastAsia="TH Sarabun New"/>
+                <w:b w:val="0"/>
+                <w:i w:val="0"/>
+              </w:rPr>
+              <w:t>เพิ่มความสามารถใหม่ 1 อย่างให้แผงควบคุมฟาร์ม</w:t>
+            </w:r>
+          </w:p>
+        </w:tc>
+        <w:tc>
+          <w:tcPr>
+            <w:tcW w:type="dxa" w:w="2436"/>
+            <w:tcMar>
+              <w:top w:w="40" w:type="dxa"/>
+              <w:bottom w:w="40" w:type="dxa"/>
+              <w:start w:w="90" w:type="dxa"/>
+              <w:end w:w="90" w:type="dxa"/>
+            </w:tcMar>
+            <w:shd w:val="clear" w:fill="F4F7FB"/>
+          </w:tcPr>
+          <w:p>
+            <w:pPr>
+              <w:spacing w:after="40" w:before="40" w:line="252" w:lineRule="auto"/>
+            </w:pPr>
+            <w:r>
+              <w:rPr>
+                <w:rFonts w:ascii="TH Sarabun New" w:hAnsi="TH Sarabun New" w:cs="TH Sarabun New" w:eastAsia="TH Sarabun New"/>
+              </w:rPr>
+            </w:r>
+            <w:r>
+              <w:rPr>
+                <w:rFonts w:ascii="TH Sarabun New" w:hAnsi="TH Sarabun New" w:cs="TH Sarabun New" w:eastAsia="TH Sarabun New"/>
+                <w:b w:val="0"/>
+                <w:i w:val="0"/>
+              </w:rPr>
+              <w:t>โจทย์เพิ่ม (โบนัส เฉลยคาบหน้า)</w:t>
+            </w:r>
+          </w:p>
+        </w:tc>
+        <w:tc>
+          <w:tcPr>
+            <w:tcW w:type="dxa" w:w="2436"/>
+            <w:tcMar>
+              <w:top w:w="40" w:type="dxa"/>
+              <w:bottom w:w="40" w:type="dxa"/>
+              <w:start w:w="90" w:type="dxa"/>
+              <w:end w:w="90" w:type="dxa"/>
+            </w:tcMar>
+            <w:shd w:val="clear" w:fill="F4F7FB"/>
+          </w:tcPr>
+          <w:p>
+            <w:pPr>
+              <w:spacing w:after="40" w:before="40" w:line="252" w:lineRule="auto"/>
+            </w:pPr>
+            <w:r>
+              <w:rPr>
+                <w:rFonts w:ascii="TH Sarabun New" w:hAnsi="TH Sarabun New" w:cs="TH Sarabun New" w:eastAsia="TH Sarabun New"/>
+              </w:rPr>
+            </w:r>
+            <w:r>
+              <w:rPr>
+                <w:rFonts w:ascii="TH Sarabun New" w:hAnsi="TH Sarabun New" w:cs="TH Sarabun New" w:eastAsia="TH Sarabun New"/>
+                <w:b w:val="0"/>
+                <w:i w:val="0"/>
+              </w:rPr>
+              <w:t>5</w:t>
+            </w:r>
+          </w:p>
+        </w:tc>
+      </w:tr>
+    </w:tbl>
+    <w:p>
+      <w:pPr>
+        <w:spacing w:after="40"/>
+      </w:pPr>
+    </w:p>
+    <w:p>
+      <w:pPr>
+        <w:keepLines/>
+        <w:pBdr>
+          <w:left w:val="single" w:sz="18" w:space="8" w:color="2E5496"/>
+        </w:pBdr>
+        <w:shd w:val="clear" w:fill="F1F5FB"/>
+        <w:spacing w:before="120" w:after="160" w:line="274" w:lineRule="auto"/>
+        <w:ind w:left="283" w:right="113"/>
+      </w:pPr>
+      <w:r>
+        <w:rPr>
+          <w:rFonts w:ascii="TH Sarabun New" w:hAnsi="TH Sarabun New" w:cs="TH Sarabun New" w:eastAsia="TH Sarabun New"/>
+          <w:b w:val="0"/>
+          <w:i/>
+          <w:color w:val="5B616B"/>
+        </w:rPr>
+        <w:t>แต้ม Code Quest เป็นแต้มสนุก ไม่นับเกรด · เปิดคำใบ้ท้ายใบงาน 1 ขั้น = −1 แต้ม</w:t>
+      </w:r>
+      <w:r>
+        <w:rPr>
+          <w:rFonts w:ascii="TH Sarabun New" w:hAnsi="TH Sarabun New" w:cs="TH Sarabun New" w:eastAsia="TH Sarabun New"/>
+          <w:i/>
+        </w:rPr>
+        <w:br/>
+      </w:r>
+      <w:r>
+        <w:rPr>
+          <w:rFonts w:ascii="TH Sarabun New" w:hAnsi="TH Sarabun New" w:cs="TH Sarabun New" w:eastAsia="TH Sarabun New"/>
+          <w:b/>
+          <w:i/>
+          <w:color w:val="5B616B"/>
+        </w:rPr>
+        <w:t>ระดับ 3 ให้แต้มจากการลงมือ ไม่ใช่จากการทำสำเร็จ:</w:t>
+      </w:r>
+      <w:r>
+        <w:rPr>
+          <w:rFonts w:ascii="TH Sarabun New" w:hAnsi="TH Sarabun New" w:cs="TH Sarabun New" w:eastAsia="TH Sarabun New"/>
+          <w:b w:val="0"/>
+          <w:i/>
+          <w:color w:val="5B616B"/>
+        </w:rPr>
+        <w:t xml:space="preserve"> เขียนคำตอบที่เดาก่อนรัน · ลองอะไรไปบ้าง · ติดตรงไหน — ยังไม่ผ่านก็ได้ 3 แต้ม</w:t>
+      </w:r>
+    </w:p>
+    <w:p>
+      <w:pPr>
+        <w:pStyle w:val="Heading3"/>
+      </w:pPr>
+      <w:r>
+        <w:rPr>
+          <w:rFonts w:ascii="TH Sarabun New" w:hAnsi="TH Sarabun New" w:cs="TH Sarabun New" w:eastAsia="TH Sarabun New"/>
+          <w:b/>
+          <w:i w:val="0"/>
+          <w:color w:val="2E5496"/>
+        </w:rPr>
+        <w:t>ติดขัด? บันไดช่วยเหลือ 5 ขั้น</w:t>
+      </w:r>
+    </w:p>
+    <w:p>
+      <w:pPr>
+        <w:pStyle w:val="ListNumber"/>
+        <w:spacing w:after="60"/>
+      </w:pPr>
+      <w:r>
+        <w:rPr>
+          <w:rFonts w:ascii="TH Sarabun New" w:hAnsi="TH Sarabun New" w:cs="TH Sarabun New" w:eastAsia="TH Sarabun New"/>
+          <w:b/>
+          <w:i w:val="0"/>
+        </w:rPr>
+        <w:t>คำใบ้ 3 ขั้น</w:t>
+      </w:r>
+      <w:r>
+        <w:rPr>
+          <w:rFonts w:ascii="TH Sarabun New" w:hAnsi="TH Sarabun New" w:cs="TH Sarabun New" w:eastAsia="TH Sarabun New"/>
+          <w:b w:val="0"/>
+          <w:i w:val="0"/>
+        </w:rPr>
+        <w:t xml:space="preserve"> ท้ายใบงาน (หัวข้อ "คำใบ้ Code Quest"): ขั้น 1 = แนวคิด · ขั้น 2 = โค้ดครึ่งหนึ่ง · ขั้น 3 = เกือบครบ — เปิดทีละขั้น ขั้นละ −1 แต้ม</w:t>
+      </w:r>
+    </w:p>
+    <w:p>
+      <w:pPr>
+        <w:pStyle w:val="ListNumber"/>
+        <w:spacing w:after="60"/>
+      </w:pPr>
+      <w:r>
+        <w:rPr>
+          <w:rFonts w:ascii="TH Sarabun New" w:hAnsi="TH Sarabun New" w:cs="TH Sarabun New" w:eastAsia="TH Sarabun New"/>
+          <w:b/>
+          <w:i w:val="0"/>
+        </w:rPr>
+        <w:t>อ่านข้อความ error</w:t>
+      </w:r>
+      <w:r>
+        <w:rPr>
+          <w:rFonts w:ascii="TH Sarabun New" w:hAnsi="TH Sarabun New" w:cs="TH Sarabun New" w:eastAsia="TH Sarabun New"/>
+          <w:b w:val="0"/>
+          <w:i w:val="0"/>
+        </w:rPr>
+        <w:t xml:space="preserve"> ด้วยตารางด้านล่าง</w:t>
+      </w:r>
+    </w:p>
+    <w:p>
+      <w:pPr>
+        <w:pStyle w:val="ListNumber"/>
+        <w:spacing w:after="60"/>
+      </w:pPr>
+      <w:r>
+        <w:rPr>
+          <w:rFonts w:ascii="TH Sarabun New" w:hAnsi="TH Sarabun New" w:cs="TH Sarabun New" w:eastAsia="TH Sarabun New"/>
+          <w:b/>
+          <w:i w:val="0"/>
+        </w:rPr>
+        <w:t>สลับคนขับกับคนนำทาง</w:t>
+      </w:r>
+      <w:r>
+        <w:rPr>
+          <w:rFonts w:ascii="TH Sarabun New" w:hAnsi="TH Sarabun New" w:cs="TH Sarabun New" w:eastAsia="TH Sarabun New"/>
+          <w:b w:val="0"/>
+          <w:i w:val="0"/>
+        </w:rPr>
+        <w:t xml:space="preserve"> แล้วลองใหม่ · </w:t>
+      </w:r>
+      <w:r>
+        <w:rPr>
+          <w:rFonts w:ascii="TH Sarabun New" w:hAnsi="TH Sarabun New" w:cs="TH Sarabun New" w:eastAsia="TH Sarabun New"/>
+          <w:b/>
+          <w:i w:val="0"/>
+        </w:rPr>
+        <w:t>ถามเพื่อน 3 คนก่อนถามผู้สอน</w:t>
+      </w:r>
+    </w:p>
+    <w:p>
+      <w:pPr>
+        <w:pStyle w:val="ListNumber"/>
+        <w:spacing w:after="60"/>
+      </w:pPr>
+      <w:r>
+        <w:rPr>
+          <w:rFonts w:ascii="TH Sarabun New" w:hAnsi="TH Sarabun New" w:cs="TH Sarabun New" w:eastAsia="TH Sarabun New"/>
+          <w:b/>
+          <w:i w:val="0"/>
+        </w:rPr>
+        <w:t>ทางออกฉุกเฉิน:</w:t>
+      </w:r>
+      <w:r>
+        <w:rPr>
+          <w:rFonts w:ascii="TH Sarabun New" w:hAnsi="TH Sarabun New" w:cs="TH Sarabun New" w:eastAsia="TH Sarabun New"/>
+          <w:b w:val="0"/>
+          <w:i w:val="0"/>
+        </w:rPr>
+        <w:t xml:space="preserve"> รันไฟล์ตัวอย่างเต็ม (</w:t>
+      </w:r>
+      <w:r>
+        <w:rPr>
+          <w:rFonts w:ascii="Consolas" w:hAnsi="Consolas" w:cs="Consolas" w:eastAsia="Consolas"/>
+          <w:b w:val="0"/>
+          <w:i w:val="0"/>
+          <w:sz w:val="21"/>
+        </w:rPr>
+        <w:t>s1/sf1_03_auto_irrigation.py</w:t>
+      </w:r>
+      <w:r>
+        <w:rPr>
+          <w:rFonts w:ascii="TH Sarabun New" w:hAnsi="TH Sarabun New" w:cs="TH Sarabun New" w:eastAsia="TH Sarabun New"/>
+          <w:b w:val="0"/>
+          <w:i w:val="0"/>
+        </w:rPr>
+        <w:t xml:space="preserve"> หรือ </w:t>
+      </w:r>
+      <w:r>
+        <w:rPr>
+          <w:rFonts w:ascii="Consolas" w:hAnsi="Consolas" w:cs="Consolas" w:eastAsia="Consolas"/>
+          <w:b w:val="0"/>
+          <w:i w:val="0"/>
+          <w:sz w:val="21"/>
+        </w:rPr>
+        <w:t>s1/sf1_02_crop_comfort.py</w:t>
+      </w:r>
+      <w:r>
+        <w:rPr>
+          <w:rFonts w:ascii="TH Sarabun New" w:hAnsi="TH Sarabun New" w:cs="TH Sarabun New" w:eastAsia="TH Sarabun New"/>
+          <w:b w:val="0"/>
+          <w:i w:val="0"/>
+        </w:rPr>
+        <w:t>) เพื่อไปต่อก่อน แล้วค่อยเปิดดูว่าต่างจากของเราตรงไหน</w:t>
+      </w:r>
+    </w:p>
+    <w:p>
+      <w:pPr>
+        <w:pStyle w:val="ListNumber"/>
+        <w:spacing w:after="60"/>
+      </w:pPr>
+      <w:r>
+        <w:rPr>
+          <w:rFonts w:ascii="TH Sarabun New" w:hAnsi="TH Sarabun New" w:cs="TH Sarabun New" w:eastAsia="TH Sarabun New"/>
+          <w:b/>
+          <w:i w:val="0"/>
+        </w:rPr>
+        <w:t>เฉลย:</w:t>
+      </w:r>
+      <w:r>
+        <w:rPr>
+          <w:rFonts w:ascii="TH Sarabun New" w:hAnsi="TH Sarabun New" w:cs="TH Sarabun New" w:eastAsia="TH Sarabun New"/>
+          <w:b w:val="0"/>
+          <w:i w:val="0"/>
+        </w:rPr>
+        <w:t xml:space="preserve"> โจทย์หลักอยู่ใน </w:t>
+      </w:r>
+      <w:r>
+        <w:rPr>
+          <w:rFonts w:ascii="Consolas" w:hAnsi="Consolas" w:cs="Consolas" w:eastAsia="Consolas"/>
+          <w:b w:val="0"/>
+          <w:i w:val="0"/>
+          <w:sz w:val="21"/>
+        </w:rPr>
+        <w:t>s1/practise/solutions/</w:t>
+      </w:r>
+      <w:r>
+        <w:rPr>
+          <w:rFonts w:ascii="TH Sarabun New" w:hAnsi="TH Sarabun New" w:cs="TH Sarabun New" w:eastAsia="TH Sarabun New"/>
+          <w:b w:val="0"/>
+          <w:i w:val="0"/>
+        </w:rPr>
+        <w:t xml:space="preserve"> ตั้งแต่ในคาบ · ทุกข้อ (รวมโจทย์เพิ่ม) อธิบายทีละบรรทัดต้นคาบ 2</w:t>
+      </w:r>
+    </w:p>
+    <w:tbl>
+      <w:tblPr>
+        <w:tblW w:type="auto" w:w="0"/>
+        <w:jc w:val="center"/>
+        <w:tblLook w:firstColumn="1" w:firstRow="1" w:lastColumn="0" w:lastRow="0" w:noHBand="0" w:noVBand="1" w:val="04A0"/>
+        <w:tblW w:type="pct" w:w="5000"/>
+        <w:tblBorders>
+          <w:top w:val="single" w:sz="4" w:space="0" w:color="C7D2E4"/>
+          <w:left w:val="single" w:sz="4" w:space="0" w:color="C7D2E4"/>
+          <w:bottom w:val="single" w:sz="4" w:space="0" w:color="C7D2E4"/>
+          <w:right w:val="single" w:sz="4" w:space="0" w:color="C7D2E4"/>
+          <w:insideH w:val="single" w:sz="4" w:space="0" w:color="C7D2E4"/>
+          <w:insideV w:val="single" w:sz="4" w:space="0" w:color="C7D2E4"/>
+        </w:tblBorders>
+      </w:tblPr>
+      <w:tblGrid>
+        <w:gridCol w:w="3249"/>
+        <w:gridCol w:w="3249"/>
+        <w:gridCol w:w="3249"/>
+      </w:tblGrid>
+      <w:tr>
+        <w:trPr>
+          <w:tblHeader w:val="true"/>
+        </w:trPr>
+        <w:tc>
+          <w:tcPr>
+            <w:tcW w:type="dxa" w:w="3249"/>
+            <w:tcMar>
+              <w:top w:w="40" w:type="dxa"/>
+              <w:bottom w:w="40" w:type="dxa"/>
+              <w:start w:w="90" w:type="dxa"/>
+              <w:end w:w="90" w:type="dxa"/>
+            </w:tcMar>
+            <w:shd w:val="clear" w:fill="1F3864"/>
+          </w:tcPr>
+          <w:p>
+            <w:pPr>
+              <w:spacing w:after="40" w:before="40" w:line="252" w:lineRule="auto"/>
+            </w:pPr>
+            <w:r>
+              <w:rPr>
+                <w:rFonts w:ascii="TH Sarabun New" w:hAnsi="TH Sarabun New" w:cs="TH Sarabun New" w:eastAsia="TH Sarabun New"/>
+                <w:b/>
+              </w:rPr>
+            </w:r>
+            <w:r>
+              <w:rPr>
+                <w:rFonts w:ascii="TH Sarabun New" w:hAnsi="TH Sarabun New" w:cs="TH Sarabun New" w:eastAsia="TH Sarabun New"/>
+                <w:b/>
+                <w:i w:val="0"/>
+                <w:color w:val="FFFFFF"/>
+              </w:rPr>
+              <w:t>เห็นใน Console</w:t>
+            </w:r>
+          </w:p>
+        </w:tc>
+        <w:tc>
+          <w:tcPr>
+            <w:tcW w:type="dxa" w:w="3249"/>
+            <w:tcMar>
+              <w:top w:w="40" w:type="dxa"/>
+              <w:bottom w:w="40" w:type="dxa"/>
+              <w:start w:w="90" w:type="dxa"/>
+              <w:end w:w="90" w:type="dxa"/>
+            </w:tcMar>
+            <w:shd w:val="clear" w:fill="1F3864"/>
+          </w:tcPr>
+          <w:p>
+            <w:pPr>
+              <w:spacing w:after="40" w:before="40" w:line="252" w:lineRule="auto"/>
+            </w:pPr>
+            <w:r>
+              <w:rPr>
+                <w:rFonts w:ascii="TH Sarabun New" w:hAnsi="TH Sarabun New" w:cs="TH Sarabun New" w:eastAsia="TH Sarabun New"/>
+                <w:b/>
+              </w:rPr>
+            </w:r>
+            <w:r>
+              <w:rPr>
+                <w:rFonts w:ascii="TH Sarabun New" w:hAnsi="TH Sarabun New" w:cs="TH Sarabun New" w:eastAsia="TH Sarabun New"/>
+                <w:b/>
+                <w:i w:val="0"/>
+                <w:color w:val="FFFFFF"/>
+              </w:rPr>
+              <w:t>แปลว่า</w:t>
+            </w:r>
+          </w:p>
+        </w:tc>
+        <w:tc>
+          <w:tcPr>
+            <w:tcW w:type="dxa" w:w="3249"/>
+            <w:tcMar>
+              <w:top w:w="40" w:type="dxa"/>
+              <w:bottom w:w="40" w:type="dxa"/>
+              <w:start w:w="90" w:type="dxa"/>
+              <w:end w:w="90" w:type="dxa"/>
+            </w:tcMar>
+            <w:shd w:val="clear" w:fill="1F3864"/>
+          </w:tcPr>
+          <w:p>
+            <w:pPr>
+              <w:spacing w:after="40" w:before="40" w:line="252" w:lineRule="auto"/>
+            </w:pPr>
+            <w:r>
+              <w:rPr>
+                <w:rFonts w:ascii="TH Sarabun New" w:hAnsi="TH Sarabun New" w:cs="TH Sarabun New" w:eastAsia="TH Sarabun New"/>
+                <w:b/>
+              </w:rPr>
+            </w:r>
+            <w:r>
+              <w:rPr>
+                <w:rFonts w:ascii="TH Sarabun New" w:hAnsi="TH Sarabun New" w:cs="TH Sarabun New" w:eastAsia="TH Sarabun New"/>
+                <w:b/>
+                <w:i w:val="0"/>
+                <w:color w:val="FFFFFF"/>
+              </w:rPr>
+              <w:t>ทำอย่างไร</w:t>
+            </w:r>
+          </w:p>
+        </w:tc>
+      </w:tr>
+      <w:tr>
+        <w:trPr>
+          <w:cantSplit w:val="true"/>
+        </w:trPr>
+        <w:tc>
+          <w:tcPr>
+            <w:tcW w:type="dxa" w:w="3249"/>
+            <w:tcMar>
+              <w:top w:w="40" w:type="dxa"/>
+              <w:bottom w:w="40" w:type="dxa"/>
+              <w:start w:w="90" w:type="dxa"/>
+              <w:end w:w="90" w:type="dxa"/>
+            </w:tcMar>
+          </w:tcPr>
+          <w:p>
+            <w:pPr>
+              <w:spacing w:after="40" w:before="40" w:line="252" w:lineRule="auto"/>
+            </w:pPr>
+            <w:r>
+              <w:rPr>
+                <w:rFonts w:ascii="TH Sarabun New" w:hAnsi="TH Sarabun New" w:cs="TH Sarabun New" w:eastAsia="TH Sarabun New"/>
+              </w:rPr>
+            </w:r>
+            <w:r>
+              <w:rPr>
+                <w:rFonts w:ascii="Consolas" w:hAnsi="Consolas" w:cs="Consolas" w:eastAsia="Consolas"/>
+                <w:b w:val="0"/>
+                <w:i w:val="0"/>
+                <w:sz w:val="21"/>
+              </w:rPr>
+              <w:t>NameError: name '____' isn't defined</w:t>
+            </w:r>
+          </w:p>
+        </w:tc>
+        <w:tc>
+          <w:tcPr>
+            <w:tcW w:type="dxa" w:w="3249"/>
+            <w:tcMar>
+              <w:top w:w="40" w:type="dxa"/>
+              <w:bottom w:w="40" w:type="dxa"/>
+              <w:start w:w="90" w:type="dxa"/>
+              <w:end w:w="90" w:type="dxa"/>
+            </w:tcMar>
+          </w:tcPr>
+          <w:p>
+            <w:pPr>
+              <w:spacing w:after="40" w:before="40" w:line="252" w:lineRule="auto"/>
+            </w:pPr>
+            <w:r>
+              <w:rPr>
+                <w:rFonts w:ascii="TH Sarabun New" w:hAnsi="TH Sarabun New" w:cs="TH Sarabun New" w:eastAsia="TH Sarabun New"/>
+              </w:rPr>
+            </w:r>
+            <w:r>
+              <w:rPr>
+                <w:rFonts w:ascii="TH Sarabun New" w:hAnsi="TH Sarabun New" w:cs="TH Sarabun New" w:eastAsia="TH Sarabun New"/>
+                <w:b w:val="0"/>
+                <w:i w:val="0"/>
+              </w:rPr>
+              <w:t xml:space="preserve">ยังมีช่อง </w:t>
+            </w:r>
+            <w:r>
+              <w:rPr>
+                <w:rFonts w:ascii="Consolas" w:hAnsi="Consolas" w:cs="Consolas" w:eastAsia="Consolas"/>
+                <w:b w:val="0"/>
+                <w:i w:val="0"/>
+                <w:sz w:val="21"/>
+              </w:rPr>
+              <w:t>____</w:t>
+            </w:r>
+            <w:r>
+              <w:rPr>
+                <w:rFonts w:ascii="TH Sarabun New" w:hAnsi="TH Sarabun New" w:cs="TH Sarabun New" w:eastAsia="TH Sarabun New"/>
+                <w:b w:val="0"/>
+                <w:i w:val="0"/>
+              </w:rPr>
+              <w:t xml:space="preserve"> ที่ไม่ได้เติม</w:t>
+            </w:r>
+          </w:p>
+        </w:tc>
+        <w:tc>
+          <w:tcPr>
+            <w:tcW w:type="dxa" w:w="3249"/>
+            <w:tcMar>
+              <w:top w:w="40" w:type="dxa"/>
+              <w:bottom w:w="40" w:type="dxa"/>
+              <w:start w:w="90" w:type="dxa"/>
+              <w:end w:w="90" w:type="dxa"/>
+            </w:tcMar>
+          </w:tcPr>
+          <w:p>
+            <w:pPr>
+              <w:spacing w:after="40" w:before="40" w:line="252" w:lineRule="auto"/>
+            </w:pPr>
+            <w:r>
+              <w:rPr>
+                <w:rFonts w:ascii="TH Sarabun New" w:hAnsi="TH Sarabun New" w:cs="TH Sarabun New" w:eastAsia="TH Sarabun New"/>
+              </w:rPr>
+            </w:r>
+            <w:r>
+              <w:rPr>
+                <w:rFonts w:ascii="TH Sarabun New" w:hAnsi="TH Sarabun New" w:cs="TH Sarabun New" w:eastAsia="TH Sarabun New"/>
+                <w:b w:val="0"/>
+                <w:i w:val="0"/>
+              </w:rPr>
+              <w:t xml:space="preserve">ค้นคำว่า </w:t>
+            </w:r>
+            <w:r>
+              <w:rPr>
+                <w:rFonts w:ascii="Consolas" w:hAnsi="Consolas" w:cs="Consolas" w:eastAsia="Consolas"/>
+                <w:b w:val="0"/>
+                <w:i w:val="0"/>
+                <w:sz w:val="21"/>
+              </w:rPr>
+              <w:t>____</w:t>
+            </w:r>
+            <w:r>
+              <w:rPr>
+                <w:rFonts w:ascii="TH Sarabun New" w:hAnsi="TH Sarabun New" w:cs="TH Sarabun New" w:eastAsia="TH Sarabun New"/>
+                <w:b w:val="0"/>
+                <w:i w:val="0"/>
+              </w:rPr>
+              <w:t xml:space="preserve"> ในไฟล์ เติมให้ครบ</w:t>
+            </w:r>
+          </w:p>
+        </w:tc>
+      </w:tr>
+      <w:tr>
+        <w:trPr>
+          <w:cantSplit w:val="true"/>
+        </w:trPr>
+        <w:tc>
+          <w:tcPr>
+            <w:tcW w:type="dxa" w:w="3249"/>
+            <w:tcMar>
+              <w:top w:w="40" w:type="dxa"/>
+              <w:bottom w:w="40" w:type="dxa"/>
+              <w:start w:w="90" w:type="dxa"/>
+              <w:end w:w="90" w:type="dxa"/>
+            </w:tcMar>
+            <w:shd w:val="clear" w:fill="F4F7FB"/>
+          </w:tcPr>
+          <w:p>
+            <w:pPr>
+              <w:spacing w:after="40" w:before="40" w:line="252" w:lineRule="auto"/>
+            </w:pPr>
+            <w:r>
+              <w:rPr>
+                <w:rFonts w:ascii="TH Sarabun New" w:hAnsi="TH Sarabun New" w:cs="TH Sarabun New" w:eastAsia="TH Sarabun New"/>
+              </w:rPr>
+            </w:r>
+            <w:r>
+              <w:rPr>
+                <w:rFonts w:ascii="Consolas" w:hAnsi="Consolas" w:cs="Consolas" w:eastAsia="Consolas"/>
+                <w:b w:val="0"/>
+                <w:i w:val="0"/>
+                <w:sz w:val="21"/>
+              </w:rPr>
+              <w:t>NameError: name 'xxx' isn't defined</w:t>
+            </w:r>
+          </w:p>
+        </w:tc>
+        <w:tc>
+          <w:tcPr>
+            <w:tcW w:type="dxa" w:w="3249"/>
+            <w:tcMar>
+              <w:top w:w="40" w:type="dxa"/>
+              <w:bottom w:w="40" w:type="dxa"/>
+              <w:start w:w="90" w:type="dxa"/>
+              <w:end w:w="90" w:type="dxa"/>
+            </w:tcMar>
+            <w:shd w:val="clear" w:fill="F4F7FB"/>
+          </w:tcPr>
+          <w:p>
+            <w:pPr>
+              <w:spacing w:after="40" w:before="40" w:line="252" w:lineRule="auto"/>
+            </w:pPr>
+            <w:r>
+              <w:rPr>
+                <w:rFonts w:ascii="TH Sarabun New" w:hAnsi="TH Sarabun New" w:cs="TH Sarabun New" w:eastAsia="TH Sarabun New"/>
+              </w:rPr>
+            </w:r>
+            <w:r>
+              <w:rPr>
+                <w:rFonts w:ascii="TH Sarabun New" w:hAnsi="TH Sarabun New" w:cs="TH Sarabun New" w:eastAsia="TH Sarabun New"/>
+                <w:b w:val="0"/>
+                <w:i w:val="0"/>
+              </w:rPr>
+              <w:t>สะกดชื่อผิด หรือใช้ชื่อที่ฟังก์ชันนั้นไม่รู้จัก</w:t>
+            </w:r>
+          </w:p>
+        </w:tc>
+        <w:tc>
+          <w:tcPr>
+            <w:tcW w:type="dxa" w:w="3249"/>
+            <w:tcMar>
+              <w:top w:w="40" w:type="dxa"/>
+              <w:bottom w:w="40" w:type="dxa"/>
+              <w:start w:w="90" w:type="dxa"/>
+              <w:end w:w="90" w:type="dxa"/>
+            </w:tcMar>
+            <w:shd w:val="clear" w:fill="F4F7FB"/>
+          </w:tcPr>
+          <w:p>
+            <w:pPr>
+              <w:spacing w:after="40" w:before="40" w:line="252" w:lineRule="auto"/>
+            </w:pPr>
+            <w:r>
+              <w:rPr>
+                <w:rFonts w:ascii="TH Sarabun New" w:hAnsi="TH Sarabun New" w:cs="TH Sarabun New" w:eastAsia="TH Sarabun New"/>
+              </w:rPr>
+            </w:r>
+            <w:r>
+              <w:rPr>
+                <w:rFonts w:ascii="TH Sarabun New" w:hAnsi="TH Sarabun New" w:cs="TH Sarabun New" w:eastAsia="TH Sarabun New"/>
+                <w:b w:val="0"/>
+                <w:i w:val="0"/>
+              </w:rPr>
+              <w:t>เทียบตัวสะกดกับบรรทัดด้านบนของฟังก์ชัน</w:t>
+            </w:r>
+          </w:p>
+        </w:tc>
+      </w:tr>
+      <w:tr>
+        <w:trPr>
+          <w:cantSplit w:val="true"/>
+        </w:trPr>
+        <w:tc>
+          <w:tcPr>
+            <w:tcW w:type="dxa" w:w="3249"/>
+            <w:tcMar>
+              <w:top w:w="40" w:type="dxa"/>
+              <w:bottom w:w="40" w:type="dxa"/>
+              <w:start w:w="90" w:type="dxa"/>
+              <w:end w:w="90" w:type="dxa"/>
+            </w:tcMar>
+          </w:tcPr>
+          <w:p>
+            <w:pPr>
+              <w:spacing w:after="40" w:before="40" w:line="252" w:lineRule="auto"/>
+            </w:pPr>
+            <w:r>
+              <w:rPr>
+                <w:rFonts w:ascii="TH Sarabun New" w:hAnsi="TH Sarabun New" w:cs="TH Sarabun New" w:eastAsia="TH Sarabun New"/>
+              </w:rPr>
+            </w:r>
+            <w:r>
+              <w:rPr>
+                <w:rFonts w:ascii="Consolas" w:hAnsi="Consolas" w:cs="Consolas" w:eastAsia="Consolas"/>
+                <w:b w:val="0"/>
+                <w:i w:val="0"/>
+                <w:sz w:val="21"/>
+              </w:rPr>
+              <w:t>SyntaxError</w:t>
+            </w:r>
+            <w:r>
+              <w:rPr>
+                <w:rFonts w:ascii="TH Sarabun New" w:hAnsi="TH Sarabun New" w:cs="TH Sarabun New" w:eastAsia="TH Sarabun New"/>
+                <w:b w:val="0"/>
+                <w:i w:val="0"/>
+              </w:rPr>
+              <w:t xml:space="preserve"> หรือ </w:t>
+            </w:r>
+            <w:r>
+              <w:rPr>
+                <w:rFonts w:ascii="Consolas" w:hAnsi="Consolas" w:cs="Consolas" w:eastAsia="Consolas"/>
+                <w:b w:val="0"/>
+                <w:i w:val="0"/>
+                <w:sz w:val="21"/>
+              </w:rPr>
+              <w:t>IndentationError</w:t>
+            </w:r>
+          </w:p>
+        </w:tc>
+        <w:tc>
+          <w:tcPr>
+            <w:tcW w:type="dxa" w:w="3249"/>
+            <w:tcMar>
+              <w:top w:w="40" w:type="dxa"/>
+              <w:bottom w:w="40" w:type="dxa"/>
+              <w:start w:w="90" w:type="dxa"/>
+              <w:end w:w="90" w:type="dxa"/>
+            </w:tcMar>
+          </w:tcPr>
+          <w:p>
+            <w:pPr>
+              <w:spacing w:after="40" w:before="40" w:line="252" w:lineRule="auto"/>
+            </w:pPr>
+            <w:r>
+              <w:rPr>
+                <w:rFonts w:ascii="TH Sarabun New" w:hAnsi="TH Sarabun New" w:cs="TH Sarabun New" w:eastAsia="TH Sarabun New"/>
+              </w:rPr>
+            </w:r>
+            <w:r>
+              <w:rPr>
+                <w:rFonts w:ascii="TH Sarabun New" w:hAnsi="TH Sarabun New" w:cs="TH Sarabun New" w:eastAsia="TH Sarabun New"/>
+                <w:b w:val="0"/>
+                <w:i w:val="0"/>
+              </w:rPr>
+              <w:t>เขียนผิดรูปแบบภาษา</w:t>
+            </w:r>
+          </w:p>
+        </w:tc>
+        <w:tc>
+          <w:tcPr>
+            <w:tcW w:type="dxa" w:w="3249"/>
+            <w:tcMar>
+              <w:top w:w="40" w:type="dxa"/>
+              <w:bottom w:w="40" w:type="dxa"/>
+              <w:start w:w="90" w:type="dxa"/>
+              <w:end w:w="90" w:type="dxa"/>
+            </w:tcMar>
+          </w:tcPr>
+          <w:p>
+            <w:pPr>
+              <w:spacing w:after="40" w:before="40" w:line="252" w:lineRule="auto"/>
+            </w:pPr>
+            <w:r>
+              <w:rPr>
+                <w:rFonts w:ascii="TH Sarabun New" w:hAnsi="TH Sarabun New" w:cs="TH Sarabun New" w:eastAsia="TH Sarabun New"/>
+              </w:rPr>
+            </w:r>
+            <w:r>
+              <w:rPr>
+                <w:rFonts w:ascii="TH Sarabun New" w:hAnsi="TH Sarabun New" w:cs="TH Sarabun New" w:eastAsia="TH Sarabun New"/>
+                <w:b w:val="0"/>
+                <w:i w:val="0"/>
+              </w:rPr>
+              <w:t xml:space="preserve">ดูเลขบรรทัดที่ Console บอก: ขาด </w:t>
+            </w:r>
+            <w:r>
+              <w:rPr>
+                <w:rFonts w:ascii="Consolas" w:hAnsi="Consolas" w:cs="Consolas" w:eastAsia="Consolas"/>
+                <w:b w:val="0"/>
+                <w:i w:val="0"/>
+                <w:sz w:val="21"/>
+              </w:rPr>
+              <w:t>:</w:t>
+            </w:r>
+            <w:r>
+              <w:rPr>
+                <w:rFonts w:ascii="TH Sarabun New" w:hAnsi="TH Sarabun New" w:cs="TH Sarabun New" w:eastAsia="TH Sarabun New"/>
+                <w:b w:val="0"/>
+                <w:i w:val="0"/>
+              </w:rPr>
+              <w:t xml:space="preserve"> · วงเล็บไม่ครบ · ย่อหน้าไม่ตรงกับบรรทัดข้าง ๆ</w:t>
+            </w:r>
+          </w:p>
+        </w:tc>
+      </w:tr>
+      <w:tr>
+        <w:trPr>
+          <w:cantSplit w:val="true"/>
+        </w:trPr>
+        <w:tc>
+          <w:tcPr>
+            <w:tcW w:type="dxa" w:w="3249"/>
+            <w:tcMar>
+              <w:top w:w="40" w:type="dxa"/>
+              <w:bottom w:w="40" w:type="dxa"/>
+              <w:start w:w="90" w:type="dxa"/>
+              <w:end w:w="90" w:type="dxa"/>
+            </w:tcMar>
+            <w:shd w:val="clear" w:fill="F4F7FB"/>
+          </w:tcPr>
+          <w:p>
+            <w:pPr>
+              <w:spacing w:after="40" w:before="40" w:line="252" w:lineRule="auto"/>
+            </w:pPr>
+            <w:r>
+              <w:rPr>
+                <w:rFonts w:ascii="TH Sarabun New" w:hAnsi="TH Sarabun New" w:cs="TH Sarabun New" w:eastAsia="TH Sarabun New"/>
+              </w:rPr>
+            </w:r>
+            <w:r>
+              <w:rPr>
+                <w:rFonts w:ascii="Consolas" w:hAnsi="Consolas" w:cs="Consolas" w:eastAsia="Consolas"/>
+                <w:b w:val="0"/>
+                <w:i w:val="0"/>
+                <w:sz w:val="21"/>
+              </w:rPr>
+              <w:t>ยังไม่ถูก: ...</w:t>
+            </w:r>
+          </w:p>
+        </w:tc>
+        <w:tc>
+          <w:tcPr>
+            <w:tcW w:type="dxa" w:w="3249"/>
+            <w:tcMar>
+              <w:top w:w="40" w:type="dxa"/>
+              <w:bottom w:w="40" w:type="dxa"/>
+              <w:start w:w="90" w:type="dxa"/>
+              <w:end w:w="90" w:type="dxa"/>
+            </w:tcMar>
+            <w:shd w:val="clear" w:fill="F4F7FB"/>
+          </w:tcPr>
+          <w:p>
+            <w:pPr>
+              <w:spacing w:after="40" w:before="40" w:line="252" w:lineRule="auto"/>
+            </w:pPr>
+            <w:r>
+              <w:rPr>
+                <w:rFonts w:ascii="TH Sarabun New" w:hAnsi="TH Sarabun New" w:cs="TH Sarabun New" w:eastAsia="TH Sarabun New"/>
+              </w:rPr>
+            </w:r>
+            <w:r>
+              <w:rPr>
+                <w:rFonts w:ascii="TH Sarabun New" w:hAnsi="TH Sarabun New" w:cs="TH Sarabun New" w:eastAsia="TH Sarabun New"/>
+                <w:b w:val="0"/>
+                <w:i w:val="0"/>
+              </w:rPr>
+              <w:t>เติมครบแล้ว แต่กฎยังให้คำตอบผิดในกรณีนั้น</w:t>
+            </w:r>
+          </w:p>
+        </w:tc>
+        <w:tc>
+          <w:tcPr>
+            <w:tcW w:type="dxa" w:w="3249"/>
+            <w:tcMar>
+              <w:top w:w="40" w:type="dxa"/>
+              <w:bottom w:w="40" w:type="dxa"/>
+              <w:start w:w="90" w:type="dxa"/>
+              <w:end w:w="90" w:type="dxa"/>
+            </w:tcMar>
+            <w:shd w:val="clear" w:fill="F4F7FB"/>
+          </w:tcPr>
+          <w:p>
+            <w:pPr>
+              <w:spacing w:after="40" w:before="40" w:line="252" w:lineRule="auto"/>
+            </w:pPr>
+            <w:r>
+              <w:rPr>
+                <w:rFonts w:ascii="TH Sarabun New" w:hAnsi="TH Sarabun New" w:cs="TH Sarabun New" w:eastAsia="TH Sarabun New"/>
+              </w:rPr>
+            </w:r>
+            <w:r>
+              <w:rPr>
+                <w:rFonts w:ascii="TH Sarabun New" w:hAnsi="TH Sarabun New" w:cs="TH Sarabun New" w:eastAsia="TH Sarabun New"/>
+                <w:b w:val="0"/>
+                <w:i w:val="0"/>
+              </w:rPr>
+              <w:t>อ่านกรณีที่ผิด แล้วคิดใหม่ทีละช่อง</w:t>
+            </w:r>
+          </w:p>
+        </w:tc>
+      </w:tr>
+      <w:tr>
+        <w:trPr>
+          <w:cantSplit w:val="true"/>
+        </w:trPr>
+        <w:tc>
+          <w:tcPr>
+            <w:tcW w:type="dxa" w:w="3249"/>
+            <w:tcMar>
+              <w:top w:w="40" w:type="dxa"/>
+              <w:bottom w:w="40" w:type="dxa"/>
+              <w:start w:w="90" w:type="dxa"/>
+              <w:end w:w="90" w:type="dxa"/>
+            </w:tcMar>
+          </w:tcPr>
+          <w:p>
+            <w:pPr>
+              <w:spacing w:after="40" w:before="40" w:line="252" w:lineRule="auto"/>
+            </w:pPr>
+            <w:r>
+              <w:rPr>
+                <w:rFonts w:ascii="TH Sarabun New" w:hAnsi="TH Sarabun New" w:cs="TH Sarabun New" w:eastAsia="TH Sarabun New"/>
+              </w:rPr>
+            </w:r>
+            <w:r>
+              <w:rPr>
+                <w:rFonts w:ascii="Consolas" w:hAnsi="Consolas" w:cs="Consolas" w:eastAsia="Consolas"/>
+                <w:b w:val="0"/>
+                <w:i w:val="0"/>
+                <w:sz w:val="21"/>
+              </w:rPr>
+              <w:t>MemoryError</w:t>
+            </w:r>
+          </w:p>
+        </w:tc>
+        <w:tc>
+          <w:tcPr>
+            <w:tcW w:type="dxa" w:w="3249"/>
+            <w:tcMar>
+              <w:top w:w="40" w:type="dxa"/>
+              <w:bottom w:w="40" w:type="dxa"/>
+              <w:start w:w="90" w:type="dxa"/>
+              <w:end w:w="90" w:type="dxa"/>
+            </w:tcMar>
+          </w:tcPr>
+          <w:p>
+            <w:pPr>
+              <w:spacing w:after="40" w:before="40" w:line="252" w:lineRule="auto"/>
+            </w:pPr>
+            <w:r>
+              <w:rPr>
+                <w:rFonts w:ascii="TH Sarabun New" w:hAnsi="TH Sarabun New" w:cs="TH Sarabun New" w:eastAsia="TH Sarabun New"/>
+              </w:rPr>
+            </w:r>
+            <w:r>
+              <w:rPr>
+                <w:rFonts w:ascii="TH Sarabun New" w:hAnsi="TH Sarabun New" w:cs="TH Sarabun New" w:eastAsia="TH Sarabun New"/>
+                <w:b w:val="0"/>
+                <w:i w:val="0"/>
+              </w:rPr>
+              <w:t>ไฟล์ยาวเกินหน่วยความจำของบอร์ด</w:t>
+            </w:r>
+          </w:p>
+        </w:tc>
+        <w:tc>
+          <w:tcPr>
+            <w:tcW w:type="dxa" w:w="3249"/>
+            <w:tcMar>
+              <w:top w:w="40" w:type="dxa"/>
+              <w:bottom w:w="40" w:type="dxa"/>
+              <w:start w:w="90" w:type="dxa"/>
+              <w:end w:w="90" w:type="dxa"/>
+            </w:tcMar>
+          </w:tcPr>
+          <w:p>
+            <w:pPr>
+              <w:spacing w:after="40" w:before="40" w:line="252" w:lineRule="auto"/>
+            </w:pPr>
+            <w:r>
+              <w:rPr>
+                <w:rFonts w:ascii="TH Sarabun New" w:hAnsi="TH Sarabun New" w:cs="TH Sarabun New" w:eastAsia="TH Sarabun New"/>
+              </w:rPr>
+            </w:r>
+            <w:r>
+              <w:rPr>
+                <w:rFonts w:ascii="TH Sarabun New" w:hAnsi="TH Sarabun New" w:cs="TH Sarabun New" w:eastAsia="TH Sarabun New"/>
+                <w:b w:val="0"/>
+                <w:i w:val="0"/>
+              </w:rPr>
+              <w:t xml:space="preserve">กด </w:t>
+            </w:r>
+            <w:r>
+              <w:rPr>
+                <w:rFonts w:ascii="TH Sarabun New" w:hAnsi="TH Sarabun New" w:cs="TH Sarabun New" w:eastAsia="TH Sarabun New"/>
+                <w:b/>
+                <w:i w:val="0"/>
+              </w:rPr>
+              <w:t>RESET</w:t>
+            </w:r>
+            <w:r>
+              <w:rPr>
+                <w:rFonts w:ascii="TH Sarabun New" w:hAnsi="TH Sarabun New" w:cs="TH Sarabun New" w:eastAsia="TH Sarabun New"/>
+                <w:b w:val="0"/>
+                <w:i w:val="0"/>
+              </w:rPr>
+              <w:t xml:space="preserve"> แล้วรันใหม่ · ถ้ายังเป็น ให้ตัดของที่เพิ่งเพิ่มออกบางส่วน</w:t>
+            </w:r>
+          </w:p>
+        </w:tc>
+      </w:tr>
+    </w:tbl>
+    <w:p>
+      <w:pPr>
+        <w:spacing w:after="40"/>
+      </w:pPr>
+    </w:p>
+    <w:p>
+      <w:pPr>
+        <w:pStyle w:val="Heading3"/>
+      </w:pPr>
+      <w:r>
+        <w:rPr>
+          <w:rFonts w:ascii="TH Sarabun New" w:hAnsi="TH Sarabun New" w:cs="TH Sarabun New" w:eastAsia="TH Sarabun New"/>
+          <w:b/>
+          <w:i w:val="0"/>
+          <w:color w:val="2E5496"/>
+        </w:rPr>
+        <w:t xml:space="preserve">Code Quest กิจกรรม 1 — </w:t>
+      </w:r>
+      <w:r>
+        <w:rPr>
+          <w:rFonts w:ascii="TH Sarabun New" w:hAnsi="TH Sarabun New" w:cs="TH Sarabun New" w:eastAsia="TH Sarabun New"/>
+          <w:b/>
+          <w:i w:val="0"/>
+          <w:color w:val="2E5496"/>
+          <w:sz w:val="21"/>
+        </w:rPr>
+        <w:t>sf1_01_greenhouse_hello.py</w:t>
+      </w:r>
+      <w:r>
+        <w:rPr>
+          <w:rFonts w:ascii="TH Sarabun New" w:hAnsi="TH Sarabun New" w:cs="TH Sarabun New" w:eastAsia="TH Sarabun New"/>
+          <w:b/>
+          <w:i w:val="0"/>
+          <w:color w:val="2E5496"/>
+        </w:rPr>
+        <w:t xml:space="preserve"> · โจทย์หลัก (มีเฉลยในคาบ)</w:t>
+      </w:r>
+    </w:p>
+    <w:p>
+      <w:pPr>
+        <w:pStyle w:val="ListBullet"/>
+        <w:spacing w:after="60"/>
+      </w:pPr>
+      <w:r>
+        <w:rPr>
+          <w:rFonts w:ascii="TH Sarabun New" w:hAnsi="TH Sarabun New" w:cs="TH Sarabun New" w:eastAsia="TH Sarabun New"/>
+          <w:b w:val="0"/>
+          <w:i w:val="0"/>
+        </w:rPr>
+        <w:t xml:space="preserve">[ ] </w:t>
+      </w:r>
+      <w:r>
+        <w:rPr>
+          <w:rFonts w:ascii="TH Sarabun New" w:hAnsi="TH Sarabun New" w:cs="TH Sarabun New" w:eastAsia="TH Sarabun New"/>
+          <w:b/>
+          <w:i w:val="0"/>
+        </w:rPr>
+        <w:t>ระดับ 1 เดา:</w:t>
+      </w:r>
+      <w:r>
+        <w:rPr>
+          <w:rFonts w:ascii="TH Sarabun New" w:hAnsi="TH Sarabun New" w:cs="TH Sarabun New" w:eastAsia="TH Sarabun New"/>
+          <w:b w:val="0"/>
+          <w:i w:val="0"/>
+        </w:rPr>
+        <w:t xml:space="preserve"> ถ้า </w:t>
+      </w:r>
+      <w:r>
+        <w:rPr>
+          <w:rFonts w:ascii="Consolas" w:hAnsi="Consolas" w:cs="Consolas" w:eastAsia="Consolas"/>
+          <w:b w:val="0"/>
+          <w:i w:val="0"/>
+          <w:sz w:val="21"/>
+        </w:rPr>
+        <w:t>TEMP_OFFSET = -9.5</w:t>
+      </w:r>
+      <w:r>
+        <w:rPr>
+          <w:rFonts w:ascii="TH Sarabun New" w:hAnsi="TH Sarabun New" w:cs="TH Sarabun New" w:eastAsia="TH Sarabun New"/>
+          <w:b w:val="0"/>
+          <w:i w:val="0"/>
+        </w:rPr>
+        <w:t xml:space="preserve"> และเลข "ดิบ" คือ 35.0 เลขตัวใหญ่จะโชว์ ______ C เป็นสี ______ (ดู </w:t>
+      </w:r>
+      <w:r>
+        <w:rPr>
+          <w:rFonts w:ascii="Consolas" w:hAnsi="Consolas" w:cs="Consolas" w:eastAsia="Consolas"/>
+          <w:b w:val="0"/>
+          <w:i w:val="0"/>
+          <w:sz w:val="21"/>
+        </w:rPr>
+        <w:t>heat_level()</w:t>
+      </w:r>
+      <w:r>
+        <w:rPr>
+          <w:rFonts w:ascii="TH Sarabun New" w:hAnsi="TH Sarabun New" w:cs="TH Sarabun New" w:eastAsia="TH Sarabun New"/>
+          <w:b w:val="0"/>
+          <w:i w:val="0"/>
+        </w:rPr>
+        <w:t xml:space="preserve"> กับ </w:t>
+      </w:r>
+      <w:r>
+        <w:rPr>
+          <w:rFonts w:ascii="Consolas" w:hAnsi="Consolas" w:cs="Consolas" w:eastAsia="Consolas"/>
+          <w:b w:val="0"/>
+          <w:i w:val="0"/>
+          <w:sz w:val="21"/>
+        </w:rPr>
+        <w:t>T_WARM</w:t>
+      </w:r>
+      <w:r>
+        <w:rPr>
+          <w:rFonts w:ascii="TH Sarabun New" w:hAnsi="TH Sarabun New" w:cs="TH Sarabun New" w:eastAsia="TH Sarabun New"/>
+          <w:b w:val="0"/>
+          <w:i w:val="0"/>
+        </w:rPr>
+        <w:t xml:space="preserve"> </w:t>
+      </w:r>
+      <w:r>
+        <w:rPr>
+          <w:rFonts w:ascii="Consolas" w:hAnsi="Consolas" w:cs="Consolas" w:eastAsia="Consolas"/>
+          <w:b w:val="0"/>
+          <w:i w:val="0"/>
+          <w:sz w:val="21"/>
+        </w:rPr>
+        <w:t>T_HOT</w:t>
+      </w:r>
+      <w:r>
+        <w:rPr>
+          <w:rFonts w:ascii="TH Sarabun New" w:hAnsi="TH Sarabun New" w:cs="TH Sarabun New" w:eastAsia="TH Sarabun New"/>
+          <w:b w:val="0"/>
+          <w:i w:val="0"/>
+        </w:rPr>
+        <w:t>) · รันแล้วตรงไหม ☐ ตรง ☐ ไม่ตรง</w:t>
+      </w:r>
+    </w:p>
+    <w:p>
+      <w:pPr>
+        <w:pStyle w:val="ListBullet"/>
+        <w:spacing w:after="60"/>
+      </w:pPr>
+      <w:r>
+        <w:rPr>
+          <w:rFonts w:ascii="TH Sarabun New" w:hAnsi="TH Sarabun New" w:cs="TH Sarabun New" w:eastAsia="TH Sarabun New"/>
+          <w:b w:val="0"/>
+          <w:i w:val="0"/>
+        </w:rPr>
+        <w:t xml:space="preserve">[ ] </w:t>
+      </w:r>
+      <w:r>
+        <w:rPr>
+          <w:rFonts w:ascii="TH Sarabun New" w:hAnsi="TH Sarabun New" w:cs="TH Sarabun New" w:eastAsia="TH Sarabun New"/>
+          <w:b/>
+          <w:i w:val="0"/>
+        </w:rPr>
+        <w:t>ระดับ 2 แก้ (1):</w:t>
+      </w:r>
+      <w:r>
+        <w:rPr>
+          <w:rFonts w:ascii="TH Sarabun New" w:hAnsi="TH Sarabun New" w:cs="TH Sarabun New" w:eastAsia="TH Sarabun New"/>
+          <w:b w:val="0"/>
+          <w:i w:val="0"/>
+        </w:rPr>
+        <w:t xml:space="preserve"> ตั้ง </w:t>
+      </w:r>
+      <w:r>
+        <w:rPr>
+          <w:rFonts w:ascii="Consolas" w:hAnsi="Consolas" w:cs="Consolas" w:eastAsia="Consolas"/>
+          <w:b w:val="0"/>
+          <w:i w:val="0"/>
+          <w:sz w:val="21"/>
+        </w:rPr>
+        <w:t>TICK_MS = 2000</w:t>
+      </w:r>
+      <w:r>
+        <w:rPr>
+          <w:rFonts w:ascii="TH Sarabun New" w:hAnsi="TH Sarabun New" w:cs="TH Sarabun New" w:eastAsia="TH Sarabun New"/>
+          <w:b w:val="0"/>
+          <w:i w:val="0"/>
+        </w:rPr>
+        <w:t xml:space="preserve"> แล้วเป่าลมใส่บอร์ด จอตอบสนองต่างจากเดิมอย่างไร? ______________________</w:t>
+      </w:r>
+    </w:p>
+    <w:p>
+      <w:pPr>
+        <w:pStyle w:val="ListBullet"/>
+        <w:spacing w:after="60"/>
+      </w:pPr>
+      <w:r>
+        <w:rPr>
+          <w:rFonts w:ascii="TH Sarabun New" w:hAnsi="TH Sarabun New" w:cs="TH Sarabun New" w:eastAsia="TH Sarabun New"/>
+          <w:b w:val="0"/>
+          <w:i w:val="0"/>
+        </w:rPr>
+        <w:t xml:space="preserve">[ ] </w:t>
+      </w:r>
+      <w:r>
+        <w:rPr>
+          <w:rFonts w:ascii="TH Sarabun New" w:hAnsi="TH Sarabun New" w:cs="TH Sarabun New" w:eastAsia="TH Sarabun New"/>
+          <w:b/>
+          <w:i w:val="0"/>
+        </w:rPr>
+        <w:t>ระดับ 2 แก้ (2):</w:t>
+      </w:r>
+      <w:r>
+        <w:rPr>
+          <w:rFonts w:ascii="TH Sarabun New" w:hAnsi="TH Sarabun New" w:cs="TH Sarabun New" w:eastAsia="TH Sarabun New"/>
+          <w:b w:val="0"/>
+          <w:i w:val="0"/>
+        </w:rPr>
+        <w:t xml:space="preserve"> ตั้ง </w:t>
+      </w:r>
+      <w:r>
+        <w:rPr>
+          <w:rFonts w:ascii="Consolas" w:hAnsi="Consolas" w:cs="Consolas" w:eastAsia="Consolas"/>
+          <w:b w:val="0"/>
+          <w:i w:val="0"/>
+          <w:sz w:val="21"/>
+        </w:rPr>
+        <w:t>T_WARM</w:t>
+      </w:r>
+      <w:r>
+        <w:rPr>
+          <w:rFonts w:ascii="TH Sarabun New" w:hAnsi="TH Sarabun New" w:cs="TH Sarabun New" w:eastAsia="TH Sarabun New"/>
+          <w:b w:val="0"/>
+          <w:i w:val="0"/>
+        </w:rPr>
+        <w:t xml:space="preserve"> ให้ต่ำกว่าอุณหภูมิห้องตอนนี้ 1 องศา สีของเลขตัวใหญ่และจอไฟ RGB เปลี่ยนเป็น ______</w:t>
+      </w:r>
+    </w:p>
+    <w:p>
+      <w:pPr>
+        <w:pStyle w:val="Heading3"/>
+      </w:pPr>
+      <w:r>
+        <w:rPr>
+          <w:rFonts w:ascii="TH Sarabun New" w:hAnsi="TH Sarabun New" w:cs="TH Sarabun New" w:eastAsia="TH Sarabun New"/>
+          <w:b/>
+          <w:i w:val="0"/>
+          <w:color w:val="2E5496"/>
+        </w:rPr>
+        <w:t xml:space="preserve">Code Quest กิจกรรม 2 — </w:t>
+      </w:r>
+      <w:r>
+        <w:rPr>
+          <w:rFonts w:ascii="TH Sarabun New" w:hAnsi="TH Sarabun New" w:cs="TH Sarabun New" w:eastAsia="TH Sarabun New"/>
+          <w:b/>
+          <w:i w:val="0"/>
+          <w:color w:val="2E5496"/>
+          <w:sz w:val="21"/>
+        </w:rPr>
+        <w:t>sf1_02_crop_comfort.py</w:t>
+      </w:r>
+    </w:p>
+    <w:p>
+      <w:pPr>
+        <w:pStyle w:val="ListBullet"/>
+        <w:spacing w:after="60"/>
+      </w:pPr>
+      <w:r>
+        <w:rPr>
+          <w:rFonts w:ascii="TH Sarabun New" w:hAnsi="TH Sarabun New" w:cs="TH Sarabun New" w:eastAsia="TH Sarabun New"/>
+          <w:b w:val="0"/>
+          <w:i w:val="0"/>
+        </w:rPr>
+        <w:t xml:space="preserve">[ ] </w:t>
+      </w:r>
+      <w:r>
+        <w:rPr>
+          <w:rFonts w:ascii="TH Sarabun New" w:hAnsi="TH Sarabun New" w:cs="TH Sarabun New" w:eastAsia="TH Sarabun New"/>
+          <w:b/>
+          <w:i w:val="0"/>
+        </w:rPr>
+        <w:t>ระดับ 1 เดา (โจทย์หลัก มีเฉลยในคาบ):</w:t>
+      </w:r>
+      <w:r>
+        <w:rPr>
+          <w:rFonts w:ascii="TH Sarabun New" w:hAnsi="TH Sarabun New" w:cs="TH Sarabun New" w:eastAsia="TH Sarabun New"/>
+          <w:b w:val="0"/>
+          <w:i w:val="0"/>
+        </w:rPr>
+        <w:t xml:space="preserve"> มะเขือเทศชอบ 20–30 C · 60–80 %RH ที่ 32 C 70 %RH </w:t>
+      </w:r>
+      <w:r>
+        <w:rPr>
+          <w:rFonts w:ascii="Consolas" w:hAnsi="Consolas" w:cs="Consolas" w:eastAsia="Consolas"/>
+          <w:b w:val="0"/>
+          <w:i w:val="0"/>
+          <w:sz w:val="21"/>
+        </w:rPr>
+        <w:t>judge()</w:t>
+      </w:r>
+      <w:r>
+        <w:rPr>
+          <w:rFonts w:ascii="TH Sarabun New" w:hAnsi="TH Sarabun New" w:cs="TH Sarabun New" w:eastAsia="TH Sarabun New"/>
+          <w:b w:val="0"/>
+          <w:i w:val="0"/>
+        </w:rPr>
+        <w:t xml:space="preserve"> ให้ระดับ ______ ที่ 34 C ล่ะ ______ (0 สบาย · 1 เริ่มเครียด · 2 แย่แล้ว) · ☐ ตรง ☐ ไม่ตรง</w:t>
+      </w:r>
+    </w:p>
+    <w:p>
+      <w:pPr>
+        <w:pStyle w:val="ListBullet"/>
+        <w:spacing w:after="60"/>
+      </w:pPr>
+      <w:r>
+        <w:rPr>
+          <w:rFonts w:ascii="TH Sarabun New" w:hAnsi="TH Sarabun New" w:cs="TH Sarabun New" w:eastAsia="TH Sarabun New"/>
+          <w:b w:val="0"/>
+          <w:i w:val="0"/>
+        </w:rPr>
+        <w:t xml:space="preserve">[ ] </w:t>
+      </w:r>
+      <w:r>
+        <w:rPr>
+          <w:rFonts w:ascii="TH Sarabun New" w:hAnsi="TH Sarabun New" w:cs="TH Sarabun New" w:eastAsia="TH Sarabun New"/>
+          <w:b/>
+          <w:i w:val="0"/>
+        </w:rPr>
+        <w:t>ระดับ 2 แก้ (โจทย์หลัก มีเฉลยในคาบ):</w:t>
+      </w:r>
+      <w:r>
+        <w:rPr>
+          <w:rFonts w:ascii="TH Sarabun New" w:hAnsi="TH Sarabun New" w:cs="TH Sarabun New" w:eastAsia="TH Sarabun New"/>
+          <w:b w:val="0"/>
+          <w:i w:val="0"/>
+        </w:rPr>
+        <w:t xml:space="preserve"> (1) เพิ่มพืชของกลุ่มลงใน </w:t>
+      </w:r>
+      <w:r>
+        <w:rPr>
+          <w:rFonts w:ascii="Consolas" w:hAnsi="Consolas" w:cs="Consolas" w:eastAsia="Consolas"/>
+          <w:b w:val="0"/>
+          <w:i w:val="0"/>
+          <w:sz w:val="21"/>
+        </w:rPr>
+        <w:t>CROPS</w:t>
+      </w:r>
+      <w:r>
+        <w:rPr>
+          <w:rFonts w:ascii="TH Sarabun New" w:hAnsi="TH Sarabun New" w:cs="TH Sarabun New" w:eastAsia="TH Sarabun New"/>
+          <w:b w:val="0"/>
+          <w:i w:val="0"/>
+        </w:rPr>
+        <w:t xml:space="preserve"> 1 บรรทัด แล้วปัดวงล้อหาให้เจอ (2) ตั้ง </w:t>
+      </w:r>
+      <w:r>
+        <w:rPr>
+          <w:rFonts w:ascii="Consolas" w:hAnsi="Consolas" w:cs="Consolas" w:eastAsia="Consolas"/>
+          <w:b w:val="0"/>
+          <w:i w:val="0"/>
+          <w:sz w:val="21"/>
+        </w:rPr>
+        <w:t>START_CROP</w:t>
+      </w:r>
+      <w:r>
+        <w:rPr>
+          <w:rFonts w:ascii="TH Sarabun New" w:hAnsi="TH Sarabun New" w:cs="TH Sarabun New" w:eastAsia="TH Sarabun New"/>
+          <w:b w:val="0"/>
+          <w:i w:val="0"/>
+        </w:rPr>
+        <w:t xml:space="preserve"> เป็นชื่อที่สะกดผิดโดยตั้งใจ แล้วดู Console — โปรแกรมทำอย่างไร? ______________________</w:t>
+      </w:r>
+    </w:p>
+    <w:p>
+      <w:pPr>
+        <w:pStyle w:val="ListBullet"/>
+        <w:spacing w:after="60"/>
+      </w:pPr>
+      <w:r>
+        <w:rPr>
+          <w:rFonts w:ascii="TH Sarabun New" w:hAnsi="TH Sarabun New" w:cs="TH Sarabun New" w:eastAsia="TH Sarabun New"/>
+          <w:b w:val="0"/>
+          <w:i w:val="0"/>
+        </w:rPr>
+        <w:t xml:space="preserve">[ ] </w:t>
+      </w:r>
+      <w:r>
+        <w:rPr>
+          <w:rFonts w:ascii="TH Sarabun New" w:hAnsi="TH Sarabun New" w:cs="TH Sarabun New" w:eastAsia="TH Sarabun New"/>
+          <w:b/>
+          <w:i w:val="0"/>
+        </w:rPr>
+        <w:t>ระดับ 3 เติม — โจทย์เพิ่ม (โบนัส เฉลยคาบหน้า) ทำที่บ้านใน BENTO Emulator:</w:t>
+      </w:r>
+      <w:r>
+        <w:rPr>
+          <w:rFonts w:ascii="TH Sarabun New" w:hAnsi="TH Sarabun New" w:cs="TH Sarabun New" w:eastAsia="TH Sarabun New"/>
+          <w:b w:val="0"/>
+          <w:i w:val="0"/>
+        </w:rPr>
+        <w:t xml:space="preserve"> เปิด </w:t>
+      </w:r>
+      <w:r>
+        <w:rPr>
+          <w:rFonts w:ascii="Consolas" w:hAnsi="Consolas" w:cs="Consolas" w:eastAsia="Consolas"/>
+          <w:b w:val="0"/>
+          <w:i w:val="0"/>
+          <w:sz w:val="21"/>
+        </w:rPr>
+        <w:t>s1/practise/sf1_02_practise.py</w:t>
+      </w:r>
+      <w:r>
+        <w:rPr>
+          <w:rFonts w:ascii="TH Sarabun New" w:hAnsi="TH Sarabun New" w:cs="TH Sarabun New" w:eastAsia="TH Sarabun New"/>
+          <w:b w:val="0"/>
+          <w:i w:val="0"/>
+        </w:rPr>
+        <w:t xml:space="preserve"> เติมช่อง A B C ใน </w:t>
+      </w:r>
+      <w:r>
+        <w:rPr>
+          <w:rFonts w:ascii="Consolas" w:hAnsi="Consolas" w:cs="Consolas" w:eastAsia="Consolas"/>
+          <w:b w:val="0"/>
+          <w:i w:val="0"/>
+          <w:sz w:val="21"/>
+        </w:rPr>
+        <w:t>judge()</w:t>
+      </w:r>
+      <w:r>
+        <w:rPr>
+          <w:rFonts w:ascii="TH Sarabun New" w:hAnsi="TH Sarabun New" w:cs="TH Sarabun New" w:eastAsia="TH Sarabun New"/>
+          <w:b w:val="0"/>
+          <w:i w:val="0"/>
+        </w:rPr>
+        <w:t xml:space="preserve"> แล้วรัน ต้องเห็น "ผ่าน! judge() ถูกทั้ง 6 กรณี"</w:t>
+      </w:r>
+    </w:p>
+    <w:p>
+      <w:pPr>
+        <w:pStyle w:val="Heading3"/>
+      </w:pPr>
+      <w:r>
+        <w:rPr>
+          <w:rFonts w:ascii="TH Sarabun New" w:hAnsi="TH Sarabun New" w:cs="TH Sarabun New" w:eastAsia="TH Sarabun New"/>
+          <w:b/>
+          <w:i w:val="0"/>
+          <w:color w:val="2E5496"/>
+        </w:rPr>
+        <w:t xml:space="preserve">Code Quest กิจกรรม 3 — </w:t>
+      </w:r>
+      <w:r>
+        <w:rPr>
+          <w:rFonts w:ascii="TH Sarabun New" w:hAnsi="TH Sarabun New" w:cs="TH Sarabun New" w:eastAsia="TH Sarabun New"/>
+          <w:b/>
+          <w:i w:val="0"/>
+          <w:color w:val="2E5496"/>
+          <w:sz w:val="21"/>
+        </w:rPr>
+        <w:t>sf1_03_auto_irrigation.py</w:t>
+      </w:r>
+      <w:r>
+        <w:rPr>
+          <w:rFonts w:ascii="TH Sarabun New" w:hAnsi="TH Sarabun New" w:cs="TH Sarabun New" w:eastAsia="TH Sarabun New"/>
+          <w:b/>
+          <w:i w:val="0"/>
+          <w:color w:val="2E5496"/>
+        </w:rPr>
+        <w:t xml:space="preserve"> · โจทย์หลัก (มีเฉลยในคาบ)</w:t>
+      </w:r>
+    </w:p>
+    <w:p>
+      <w:pPr>
+        <w:pStyle w:val="ListBullet"/>
+        <w:spacing w:after="60"/>
+      </w:pPr>
+      <w:r>
+        <w:rPr>
+          <w:rFonts w:ascii="TH Sarabun New" w:hAnsi="TH Sarabun New" w:cs="TH Sarabun New" w:eastAsia="TH Sarabun New"/>
+          <w:b w:val="0"/>
+          <w:i w:val="0"/>
+        </w:rPr>
+        <w:t xml:space="preserve">[ ] </w:t>
+      </w:r>
+      <w:r>
+        <w:rPr>
+          <w:rFonts w:ascii="TH Sarabun New" w:hAnsi="TH Sarabun New" w:cs="TH Sarabun New" w:eastAsia="TH Sarabun New"/>
+          <w:b/>
+          <w:i w:val="0"/>
+        </w:rPr>
+        <w:t>ระดับ 1 เดา:</w:t>
+      </w:r>
+      <w:r>
+        <w:rPr>
+          <w:rFonts w:ascii="TH Sarabun New" w:hAnsi="TH Sarabun New" w:cs="TH Sarabun New" w:eastAsia="TH Sarabun New"/>
+          <w:b w:val="0"/>
+          <w:i w:val="0"/>
+        </w:rPr>
+        <w:t xml:space="preserve"> เกณฑ์ (VR2) = 40 % · </w:t>
+      </w:r>
+      <w:r>
+        <w:rPr>
+          <w:rFonts w:ascii="Consolas" w:hAnsi="Consolas" w:cs="Consolas" w:eastAsia="Consolas"/>
+          <w:b w:val="0"/>
+          <w:i w:val="0"/>
+          <w:sz w:val="21"/>
+        </w:rPr>
+        <w:t>HYST = 5</w:t>
+      </w:r>
+      <w:r>
+        <w:rPr>
+          <w:rFonts w:ascii="TH Sarabun New" w:hAnsi="TH Sarabun New" w:cs="TH Sarabun New" w:eastAsia="TH Sarabun New"/>
+          <w:b w:val="0"/>
+          <w:i w:val="0"/>
+        </w:rPr>
+        <w:t xml:space="preserve"> · ปั๊ม </w:t>
+      </w:r>
+      <w:r>
+        <w:rPr>
+          <w:rFonts w:ascii="TH Sarabun New" w:hAnsi="TH Sarabun New" w:cs="TH Sarabun New" w:eastAsia="TH Sarabun New"/>
+          <w:b/>
+          <w:i w:val="0"/>
+        </w:rPr>
+        <w:t>เปิดอยู่</w:t>
+      </w:r>
+      <w:r>
+        <w:rPr>
+          <w:rFonts w:ascii="TH Sarabun New" w:hAnsi="TH Sarabun New" w:cs="TH Sarabun New" w:eastAsia="TH Sarabun New"/>
+          <w:b w:val="0"/>
+          <w:i w:val="0"/>
+        </w:rPr>
+        <w:t xml:space="preserve"> · ดินชื้น 44 % ปั๊มจะ ☐ เปิดต่อ ☐ ปิด · ถ้า 46 % ☐ เปิดต่อ ☐ ปิด (ดู </w:t>
+      </w:r>
+      <w:r>
+        <w:rPr>
+          <w:rFonts w:ascii="Consolas" w:hAnsi="Consolas" w:cs="Consolas" w:eastAsia="Consolas"/>
+          <w:b w:val="0"/>
+          <w:i w:val="0"/>
+          <w:sz w:val="21"/>
+        </w:rPr>
+        <w:t>pump_decision()</w:t>
+      </w:r>
+      <w:r>
+        <w:rPr>
+          <w:rFonts w:ascii="TH Sarabun New" w:hAnsi="TH Sarabun New" w:cs="TH Sarabun New" w:eastAsia="TH Sarabun New"/>
+          <w:b w:val="0"/>
+          <w:i w:val="0"/>
+        </w:rPr>
+        <w:t>)</w:t>
+      </w:r>
+    </w:p>
+    <w:p>
+      <w:pPr>
+        <w:pStyle w:val="ListBullet"/>
+        <w:spacing w:after="60"/>
+      </w:pPr>
+      <w:r>
+        <w:rPr>
+          <w:rFonts w:ascii="TH Sarabun New" w:hAnsi="TH Sarabun New" w:cs="TH Sarabun New" w:eastAsia="TH Sarabun New"/>
+          <w:b w:val="0"/>
+          <w:i w:val="0"/>
+        </w:rPr>
+        <w:t xml:space="preserve">[ ] </w:t>
+      </w:r>
+      <w:r>
+        <w:rPr>
+          <w:rFonts w:ascii="TH Sarabun New" w:hAnsi="TH Sarabun New" w:cs="TH Sarabun New" w:eastAsia="TH Sarabun New"/>
+          <w:b/>
+          <w:i w:val="0"/>
+        </w:rPr>
+        <w:t>ระดับ 2 แก้ (1):</w:t>
+      </w:r>
+      <w:r>
+        <w:rPr>
+          <w:rFonts w:ascii="TH Sarabun New" w:hAnsi="TH Sarabun New" w:cs="TH Sarabun New" w:eastAsia="TH Sarabun New"/>
+          <w:b w:val="0"/>
+          <w:i w:val="0"/>
+        </w:rPr>
+        <w:t xml:space="preserve"> ตั้ง </w:t>
+      </w:r>
+      <w:r>
+        <w:rPr>
+          <w:rFonts w:ascii="Consolas" w:hAnsi="Consolas" w:cs="Consolas" w:eastAsia="Consolas"/>
+          <w:b w:val="0"/>
+          <w:i w:val="0"/>
+          <w:sz w:val="21"/>
+        </w:rPr>
+        <w:t>TANK_MIN = 30</w:t>
+      </w:r>
+      <w:r>
+        <w:rPr>
+          <w:rFonts w:ascii="TH Sarabun New" w:hAnsi="TH Sarabun New" w:cs="TH Sarabun New" w:eastAsia="TH Sarabun New"/>
+          <w:b w:val="0"/>
+          <w:i w:val="0"/>
+        </w:rPr>
+        <w:t xml:space="preserve"> แล้วหมุน VR3 ลงช้า ๆ ขณะปั๊มเดิน ปั๊มหยุดที่ถัง ______ %</w:t>
+      </w:r>
+    </w:p>
+    <w:p>
+      <w:pPr>
+        <w:pStyle w:val="ListBullet"/>
+        <w:spacing w:after="60"/>
+      </w:pPr>
+      <w:r>
+        <w:rPr>
+          <w:rFonts w:ascii="TH Sarabun New" w:hAnsi="TH Sarabun New" w:cs="TH Sarabun New" w:eastAsia="TH Sarabun New"/>
+          <w:b w:val="0"/>
+          <w:i w:val="0"/>
+        </w:rPr>
+        <w:t xml:space="preserve">[ ] </w:t>
+      </w:r>
+      <w:r>
+        <w:rPr>
+          <w:rFonts w:ascii="TH Sarabun New" w:hAnsi="TH Sarabun New" w:cs="TH Sarabun New" w:eastAsia="TH Sarabun New"/>
+          <w:b/>
+          <w:i w:val="0"/>
+        </w:rPr>
+        <w:t>ระดับ 2 แก้ (2):</w:t>
+      </w:r>
+      <w:r>
+        <w:rPr>
+          <w:rFonts w:ascii="TH Sarabun New" w:hAnsi="TH Sarabun New" w:cs="TH Sarabun New" w:eastAsia="TH Sarabun New"/>
+          <w:b w:val="0"/>
+          <w:i w:val="0"/>
+        </w:rPr>
+        <w:t xml:space="preserve"> ตั้ง </w:t>
+      </w:r>
+      <w:r>
+        <w:rPr>
+          <w:rFonts w:ascii="Consolas" w:hAnsi="Consolas" w:cs="Consolas" w:eastAsia="Consolas"/>
+          <w:b w:val="0"/>
+          <w:i w:val="0"/>
+          <w:sz w:val="21"/>
+        </w:rPr>
+        <w:t>FLOW_L_PER_S = 2</w:t>
+      </w:r>
+      <w:r>
+        <w:rPr>
+          <w:rFonts w:ascii="TH Sarabun New" w:hAnsi="TH Sarabun New" w:cs="TH Sarabun New" w:eastAsia="TH Sarabun New"/>
+          <w:b w:val="0"/>
+          <w:i w:val="0"/>
+        </w:rPr>
+        <w:t xml:space="preserve"> แล้วเปิดปั๊ม 10 วินาที ตัวนับน้ำขึ้น ______ ลิตร (คิดก่อนรัน: ______ ลิตร)</w:t>
+      </w:r>
+    </w:p>
+    <w:p>
+      <w:pPr>
+        <w:pStyle w:val="ListBullet"/>
+        <w:spacing w:after="60"/>
+      </w:pPr>
+      <w:r>
+        <w:rPr>
+          <w:rFonts w:ascii="TH Sarabun New" w:hAnsi="TH Sarabun New" w:cs="TH Sarabun New" w:eastAsia="TH Sarabun New"/>
+          <w:b w:val="0"/>
+          <w:i w:val="0"/>
+        </w:rPr>
+        <w:t xml:space="preserve">[ ] </w:t>
+      </w:r>
+      <w:r>
+        <w:rPr>
+          <w:rFonts w:ascii="TH Sarabun New" w:hAnsi="TH Sarabun New" w:cs="TH Sarabun New" w:eastAsia="TH Sarabun New"/>
+          <w:b/>
+          <w:i w:val="0"/>
+        </w:rPr>
+        <w:t>ระดับ 3 เติม:</w:t>
+      </w:r>
+      <w:r>
+        <w:rPr>
+          <w:rFonts w:ascii="TH Sarabun New" w:hAnsi="TH Sarabun New" w:cs="TH Sarabun New" w:eastAsia="TH Sarabun New"/>
+          <w:b w:val="0"/>
+          <w:i w:val="0"/>
+        </w:rPr>
+        <w:t xml:space="preserve"> เปิด </w:t>
+      </w:r>
+      <w:r>
+        <w:rPr>
+          <w:rFonts w:ascii="Consolas" w:hAnsi="Consolas" w:cs="Consolas" w:eastAsia="Consolas"/>
+          <w:b w:val="0"/>
+          <w:i w:val="0"/>
+          <w:sz w:val="21"/>
+        </w:rPr>
+        <w:t>s1/practise/sf1_03_practise.py</w:t>
+      </w:r>
+      <w:r>
+        <w:rPr>
+          <w:rFonts w:ascii="TH Sarabun New" w:hAnsi="TH Sarabun New" w:cs="TH Sarabun New" w:eastAsia="TH Sarabun New"/>
+          <w:b w:val="0"/>
+          <w:i w:val="0"/>
+        </w:rPr>
+        <w:t xml:space="preserve"> เติมช่อง </w:t>
+      </w:r>
+      <w:r>
+        <w:rPr>
+          <w:rFonts w:ascii="TH Sarabun New" w:hAnsi="TH Sarabun New" w:cs="TH Sarabun New" w:eastAsia="TH Sarabun New"/>
+          <w:b/>
+          <w:i w:val="0"/>
+        </w:rPr>
+        <w:t>A B C</w:t>
+      </w:r>
+      <w:r>
+        <w:rPr>
+          <w:rFonts w:ascii="TH Sarabun New" w:hAnsi="TH Sarabun New" w:cs="TH Sarabun New" w:eastAsia="TH Sarabun New"/>
+          <w:b w:val="0"/>
+          <w:i w:val="0"/>
+        </w:rPr>
+        <w:t xml:space="preserve"> ใน </w:t>
+      </w:r>
+      <w:r>
+        <w:rPr>
+          <w:rFonts w:ascii="Consolas" w:hAnsi="Consolas" w:cs="Consolas" w:eastAsia="Consolas"/>
+          <w:b w:val="0"/>
+          <w:i w:val="0"/>
+          <w:sz w:val="21"/>
+        </w:rPr>
+        <w:t>pump_decision()</w:t>
+      </w:r>
+      <w:r>
+        <w:rPr>
+          <w:rFonts w:ascii="TH Sarabun New" w:hAnsi="TH Sarabun New" w:cs="TH Sarabun New" w:eastAsia="TH Sarabun New"/>
+          <w:b w:val="0"/>
+          <w:i w:val="0"/>
+        </w:rPr>
+        <w:t xml:space="preserve"> แล้วรัน · ผ่านเมื่อ Console ขึ้น </w:t>
+      </w:r>
+      <w:r>
+        <w:rPr>
+          <w:rFonts w:ascii="TH Sarabun New" w:hAnsi="TH Sarabun New" w:cs="TH Sarabun New" w:eastAsia="TH Sarabun New"/>
+          <w:b/>
+          <w:i w:val="0"/>
+        </w:rPr>
+        <w:t>"ผ่าน! กฎปั๊มถูกทั้ง 6 กรณี"</w:t>
+      </w:r>
+      <w:r>
+        <w:rPr>
+          <w:rFonts w:ascii="TH Sarabun New" w:hAnsi="TH Sarabun New" w:cs="TH Sarabun New" w:eastAsia="TH Sarabun New"/>
+          <w:b w:val="0"/>
+          <w:i w:val="0"/>
+        </w:rPr>
+        <w:t xml:space="preserve"> แล้วจอเปิดเล่นได้ตามปกติ</w:t>
+      </w:r>
+    </w:p>
+    <w:tbl>
+      <w:tblPr>
+        <w:tblW w:type="auto" w:w="0"/>
+        <w:jc w:val="center"/>
+        <w:tblLook w:firstColumn="1" w:firstRow="1" w:lastColumn="0" w:lastRow="0" w:noHBand="0" w:noVBand="1" w:val="04A0"/>
+        <w:tblW w:type="pct" w:w="5000"/>
+        <w:tblBorders>
+          <w:top w:val="single" w:sz="4" w:space="0" w:color="C7D2E4"/>
+          <w:left w:val="single" w:sz="4" w:space="0" w:color="C7D2E4"/>
+          <w:bottom w:val="single" w:sz="4" w:space="0" w:color="C7D2E4"/>
+          <w:right w:val="single" w:sz="4" w:space="0" w:color="C7D2E4"/>
+          <w:insideH w:val="single" w:sz="4" w:space="0" w:color="C7D2E4"/>
+          <w:insideV w:val="single" w:sz="4" w:space="0" w:color="C7D2E4"/>
+        </w:tblBorders>
+      </w:tblPr>
+      <w:tblGrid>
+        <w:gridCol w:w="2436"/>
+        <w:gridCol w:w="2436"/>
+        <w:gridCol w:w="2436"/>
+        <w:gridCol w:w="2436"/>
+      </w:tblGrid>
+      <w:tr>
+        <w:trPr>
+          <w:tblHeader w:val="true"/>
+        </w:trPr>
+        <w:tc>
+          <w:tcPr>
+            <w:tcW w:type="dxa" w:w="2436"/>
+            <w:tcMar>
+              <w:top w:w="40" w:type="dxa"/>
+              <w:bottom w:w="40" w:type="dxa"/>
+              <w:start w:w="90" w:type="dxa"/>
+              <w:end w:w="90" w:type="dxa"/>
+            </w:tcMar>
+            <w:shd w:val="clear" w:fill="1F3864"/>
+          </w:tcPr>
+          <w:p>
+            <w:pPr>
+              <w:spacing w:after="40" w:before="40" w:line="252" w:lineRule="auto"/>
+            </w:pPr>
+            <w:r>
+              <w:rPr>
+                <w:rFonts w:ascii="TH Sarabun New" w:hAnsi="TH Sarabun New" w:cs="TH Sarabun New" w:eastAsia="TH Sarabun New"/>
+                <w:b/>
+              </w:rPr>
+            </w:r>
+            <w:r>
+              <w:rPr>
+                <w:rFonts w:ascii="TH Sarabun New" w:hAnsi="TH Sarabun New" w:cs="TH Sarabun New" w:eastAsia="TH Sarabun New"/>
+                <w:b/>
+                <w:i w:val="0"/>
+                <w:color w:val="FFFFFF"/>
+              </w:rPr>
+              <w:t>ช่อง</w:t>
+            </w:r>
+          </w:p>
+        </w:tc>
+        <w:tc>
+          <w:tcPr>
+            <w:tcW w:type="dxa" w:w="2436"/>
+            <w:tcMar>
+              <w:top w:w="40" w:type="dxa"/>
+              <w:bottom w:w="40" w:type="dxa"/>
+              <w:start w:w="90" w:type="dxa"/>
+              <w:end w:w="90" w:type="dxa"/>
+            </w:tcMar>
+            <w:shd w:val="clear" w:fill="1F3864"/>
+          </w:tcPr>
+          <w:p>
+            <w:pPr>
+              <w:spacing w:after="40" w:before="40" w:line="252" w:lineRule="auto"/>
+            </w:pPr>
+            <w:r>
+              <w:rPr>
+                <w:rFonts w:ascii="TH Sarabun New" w:hAnsi="TH Sarabun New" w:cs="TH Sarabun New" w:eastAsia="TH Sarabun New"/>
+                <w:b/>
+              </w:rPr>
+            </w:r>
+            <w:r>
+              <w:rPr>
+                <w:rFonts w:ascii="TH Sarabun New" w:hAnsi="TH Sarabun New" w:cs="TH Sarabun New" w:eastAsia="TH Sarabun New"/>
+                <w:b/>
+                <w:i w:val="0"/>
+                <w:color w:val="FFFFFF"/>
+              </w:rPr>
+              <w:t>คำตอบที่เดาก่อนรัน</w:t>
+            </w:r>
+          </w:p>
+        </w:tc>
+        <w:tc>
+          <w:tcPr>
+            <w:tcW w:type="dxa" w:w="2436"/>
+            <w:tcMar>
+              <w:top w:w="40" w:type="dxa"/>
+              <w:bottom w:w="40" w:type="dxa"/>
+              <w:start w:w="90" w:type="dxa"/>
+              <w:end w:w="90" w:type="dxa"/>
+            </w:tcMar>
+            <w:shd w:val="clear" w:fill="1F3864"/>
+          </w:tcPr>
+          <w:p>
+            <w:pPr>
+              <w:spacing w:after="40" w:before="40" w:line="252" w:lineRule="auto"/>
+            </w:pPr>
+            <w:r>
+              <w:rPr>
+                <w:rFonts w:ascii="TH Sarabun New" w:hAnsi="TH Sarabun New" w:cs="TH Sarabun New" w:eastAsia="TH Sarabun New"/>
+                <w:b/>
+              </w:rPr>
+            </w:r>
+            <w:r>
+              <w:rPr>
+                <w:rFonts w:ascii="TH Sarabun New" w:hAnsi="TH Sarabun New" w:cs="TH Sarabun New" w:eastAsia="TH Sarabun New"/>
+                <w:b/>
+                <w:i w:val="0"/>
+                <w:color w:val="FFFFFF"/>
+              </w:rPr>
+              <w:t>ลองอะไรไปบ้าง</w:t>
+            </w:r>
+          </w:p>
+        </w:tc>
+        <w:tc>
+          <w:tcPr>
+            <w:tcW w:type="dxa" w:w="2436"/>
+            <w:tcMar>
+              <w:top w:w="40" w:type="dxa"/>
+              <w:bottom w:w="40" w:type="dxa"/>
+              <w:start w:w="90" w:type="dxa"/>
+              <w:end w:w="90" w:type="dxa"/>
+            </w:tcMar>
+            <w:shd w:val="clear" w:fill="1F3864"/>
+          </w:tcPr>
+          <w:p>
+            <w:pPr>
+              <w:spacing w:after="40" w:before="40" w:line="252" w:lineRule="auto"/>
+            </w:pPr>
+            <w:r>
+              <w:rPr>
+                <w:rFonts w:ascii="TH Sarabun New" w:hAnsi="TH Sarabun New" w:cs="TH Sarabun New" w:eastAsia="TH Sarabun New"/>
+                <w:b/>
+              </w:rPr>
+            </w:r>
+            <w:r>
+              <w:rPr>
+                <w:rFonts w:ascii="TH Sarabun New" w:hAnsi="TH Sarabun New" w:cs="TH Sarabun New" w:eastAsia="TH Sarabun New"/>
+                <w:b/>
+                <w:i w:val="0"/>
+                <w:color w:val="FFFFFF"/>
+              </w:rPr>
+              <w:t>ติดตรงไหน / ผ่านแล้ว</w:t>
+            </w:r>
+          </w:p>
+        </w:tc>
+      </w:tr>
+      <w:tr>
+        <w:trPr>
+          <w:cantSplit w:val="true"/>
+        </w:trPr>
+        <w:tc>
+          <w:tcPr>
+            <w:tcW w:type="dxa" w:w="2436"/>
+            <w:tcMar>
+              <w:top w:w="40" w:type="dxa"/>
+              <w:bottom w:w="40" w:type="dxa"/>
+              <w:start w:w="90" w:type="dxa"/>
+              <w:end w:w="90" w:type="dxa"/>
+            </w:tcMar>
+          </w:tcPr>
+          <w:p>
+            <w:pPr>
+              <w:spacing w:after="40" w:before="40" w:line="252" w:lineRule="auto"/>
+            </w:pPr>
+            <w:r>
+              <w:rPr>
+                <w:rFonts w:ascii="TH Sarabun New" w:hAnsi="TH Sarabun New" w:cs="TH Sarabun New" w:eastAsia="TH Sarabun New"/>
+              </w:rPr>
+            </w:r>
+            <w:r>
+              <w:rPr>
+                <w:rFonts w:ascii="TH Sarabun New" w:hAnsi="TH Sarabun New" w:cs="TH Sarabun New" w:eastAsia="TH Sarabun New"/>
+                <w:b w:val="0"/>
+                <w:i w:val="0"/>
+              </w:rPr>
+              <w:t>A</w:t>
+            </w:r>
+          </w:p>
+        </w:tc>
+        <w:tc>
+          <w:tcPr>
+            <w:tcW w:type="dxa" w:w="2436"/>
+            <w:tcMar>
+              <w:top w:w="40" w:type="dxa"/>
+              <w:bottom w:w="40" w:type="dxa"/>
+              <w:start w:w="90" w:type="dxa"/>
+              <w:end w:w="90" w:type="dxa"/>
+            </w:tcMar>
+          </w:tcPr>
+          <w:p>
+            <w:pPr>
+              <w:spacing w:after="40" w:before="40" w:line="252" w:lineRule="auto"/>
+            </w:pPr>
+            <w:r>
+              <w:rPr>
+                <w:rFonts w:ascii="TH Sarabun New" w:hAnsi="TH Sarabun New" w:cs="TH Sarabun New" w:eastAsia="TH Sarabun New"/>
+              </w:rPr>
+            </w:r>
+          </w:p>
+        </w:tc>
+        <w:tc>
+          <w:tcPr>
+            <w:tcW w:type="dxa" w:w="2436"/>
+            <w:tcMar>
+              <w:top w:w="40" w:type="dxa"/>
+              <w:bottom w:w="40" w:type="dxa"/>
+              <w:start w:w="90" w:type="dxa"/>
+              <w:end w:w="90" w:type="dxa"/>
+            </w:tcMar>
+          </w:tcPr>
+          <w:p>
+            <w:pPr>
+              <w:spacing w:after="40" w:before="40" w:line="252" w:lineRule="auto"/>
+            </w:pPr>
+            <w:r>
+              <w:rPr>
+                <w:rFonts w:ascii="TH Sarabun New" w:hAnsi="TH Sarabun New" w:cs="TH Sarabun New" w:eastAsia="TH Sarabun New"/>
+              </w:rPr>
+            </w:r>
+          </w:p>
+        </w:tc>
+        <w:tc>
+          <w:tcPr>
+            <w:tcW w:type="dxa" w:w="2436"/>
+            <w:tcMar>
+              <w:top w:w="40" w:type="dxa"/>
+              <w:bottom w:w="40" w:type="dxa"/>
+              <w:start w:w="90" w:type="dxa"/>
+              <w:end w:w="90" w:type="dxa"/>
+            </w:tcMar>
+          </w:tcPr>
+          <w:p>
+            <w:pPr>
+              <w:spacing w:after="40" w:before="40" w:line="252" w:lineRule="auto"/>
+            </w:pPr>
+            <w:r>
+              <w:rPr>
+                <w:rFonts w:ascii="TH Sarabun New" w:hAnsi="TH Sarabun New" w:cs="TH Sarabun New" w:eastAsia="TH Sarabun New"/>
+              </w:rPr>
+            </w:r>
+          </w:p>
+        </w:tc>
+      </w:tr>
+      <w:tr>
+        <w:trPr>
+          <w:cantSplit w:val="true"/>
+        </w:trPr>
+        <w:tc>
+          <w:tcPr>
+            <w:tcW w:type="dxa" w:w="2436"/>
+            <w:tcMar>
+              <w:top w:w="40" w:type="dxa"/>
+              <w:bottom w:w="40" w:type="dxa"/>
+              <w:start w:w="90" w:type="dxa"/>
+              <w:end w:w="90" w:type="dxa"/>
+            </w:tcMar>
+            <w:shd w:val="clear" w:fill="F4F7FB"/>
+          </w:tcPr>
+          <w:p>
+            <w:pPr>
+              <w:spacing w:after="40" w:before="40" w:line="252" w:lineRule="auto"/>
+            </w:pPr>
+            <w:r>
+              <w:rPr>
+                <w:rFonts w:ascii="TH Sarabun New" w:hAnsi="TH Sarabun New" w:cs="TH Sarabun New" w:eastAsia="TH Sarabun New"/>
+              </w:rPr>
+            </w:r>
+            <w:r>
+              <w:rPr>
+                <w:rFonts w:ascii="TH Sarabun New" w:hAnsi="TH Sarabun New" w:cs="TH Sarabun New" w:eastAsia="TH Sarabun New"/>
+                <w:b w:val="0"/>
+                <w:i w:val="0"/>
+              </w:rPr>
+              <w:t>B</w:t>
+            </w:r>
+          </w:p>
+        </w:tc>
+        <w:tc>
+          <w:tcPr>
+            <w:tcW w:type="dxa" w:w="2436"/>
+            <w:tcMar>
+              <w:top w:w="40" w:type="dxa"/>
+              <w:bottom w:w="40" w:type="dxa"/>
+              <w:start w:w="90" w:type="dxa"/>
+              <w:end w:w="90" w:type="dxa"/>
+            </w:tcMar>
+            <w:shd w:val="clear" w:fill="F4F7FB"/>
+          </w:tcPr>
+          <w:p>
+            <w:pPr>
+              <w:spacing w:after="40" w:before="40" w:line="252" w:lineRule="auto"/>
+            </w:pPr>
+            <w:r>
+              <w:rPr>
+                <w:rFonts w:ascii="TH Sarabun New" w:hAnsi="TH Sarabun New" w:cs="TH Sarabun New" w:eastAsia="TH Sarabun New"/>
+              </w:rPr>
+            </w:r>
+          </w:p>
+        </w:tc>
+        <w:tc>
+          <w:tcPr>
+            <w:tcW w:type="dxa" w:w="2436"/>
+            <w:tcMar>
+              <w:top w:w="40" w:type="dxa"/>
+              <w:bottom w:w="40" w:type="dxa"/>
+              <w:start w:w="90" w:type="dxa"/>
+              <w:end w:w="90" w:type="dxa"/>
+            </w:tcMar>
+            <w:shd w:val="clear" w:fill="F4F7FB"/>
+          </w:tcPr>
+          <w:p>
+            <w:pPr>
+              <w:spacing w:after="40" w:before="40" w:line="252" w:lineRule="auto"/>
+            </w:pPr>
+            <w:r>
+              <w:rPr>
+                <w:rFonts w:ascii="TH Sarabun New" w:hAnsi="TH Sarabun New" w:cs="TH Sarabun New" w:eastAsia="TH Sarabun New"/>
+              </w:rPr>
+            </w:r>
+          </w:p>
+        </w:tc>
+        <w:tc>
+          <w:tcPr>
+            <w:tcW w:type="dxa" w:w="2436"/>
+            <w:tcMar>
+              <w:top w:w="40" w:type="dxa"/>
+              <w:bottom w:w="40" w:type="dxa"/>
+              <w:start w:w="90" w:type="dxa"/>
+              <w:end w:w="90" w:type="dxa"/>
+            </w:tcMar>
+            <w:shd w:val="clear" w:fill="F4F7FB"/>
+          </w:tcPr>
+          <w:p>
+            <w:pPr>
+              <w:spacing w:after="40" w:before="40" w:line="252" w:lineRule="auto"/>
+            </w:pPr>
+            <w:r>
+              <w:rPr>
+                <w:rFonts w:ascii="TH Sarabun New" w:hAnsi="TH Sarabun New" w:cs="TH Sarabun New" w:eastAsia="TH Sarabun New"/>
+              </w:rPr>
+            </w:r>
+          </w:p>
+        </w:tc>
+      </w:tr>
+      <w:tr>
+        <w:trPr>
+          <w:cantSplit w:val="true"/>
+        </w:trPr>
+        <w:tc>
+          <w:tcPr>
+            <w:tcW w:type="dxa" w:w="2436"/>
+            <w:tcMar>
+              <w:top w:w="40" w:type="dxa"/>
+              <w:bottom w:w="40" w:type="dxa"/>
+              <w:start w:w="90" w:type="dxa"/>
+              <w:end w:w="90" w:type="dxa"/>
+            </w:tcMar>
+          </w:tcPr>
+          <w:p>
+            <w:pPr>
+              <w:spacing w:after="40" w:before="40" w:line="252" w:lineRule="auto"/>
+            </w:pPr>
+            <w:r>
+              <w:rPr>
+                <w:rFonts w:ascii="TH Sarabun New" w:hAnsi="TH Sarabun New" w:cs="TH Sarabun New" w:eastAsia="TH Sarabun New"/>
+              </w:rPr>
+            </w:r>
+            <w:r>
+              <w:rPr>
+                <w:rFonts w:ascii="TH Sarabun New" w:hAnsi="TH Sarabun New" w:cs="TH Sarabun New" w:eastAsia="TH Sarabun New"/>
+                <w:b w:val="0"/>
+                <w:i w:val="0"/>
+              </w:rPr>
+              <w:t>C</w:t>
+            </w:r>
+          </w:p>
+        </w:tc>
+        <w:tc>
+          <w:tcPr>
+            <w:tcW w:type="dxa" w:w="2436"/>
+            <w:tcMar>
+              <w:top w:w="40" w:type="dxa"/>
+              <w:bottom w:w="40" w:type="dxa"/>
+              <w:start w:w="90" w:type="dxa"/>
+              <w:end w:w="90" w:type="dxa"/>
+            </w:tcMar>
+          </w:tcPr>
+          <w:p>
+            <w:pPr>
+              <w:spacing w:after="40" w:before="40" w:line="252" w:lineRule="auto"/>
+            </w:pPr>
+            <w:r>
+              <w:rPr>
+                <w:rFonts w:ascii="TH Sarabun New" w:hAnsi="TH Sarabun New" w:cs="TH Sarabun New" w:eastAsia="TH Sarabun New"/>
+              </w:rPr>
+            </w:r>
+          </w:p>
+        </w:tc>
+        <w:tc>
+          <w:tcPr>
+            <w:tcW w:type="dxa" w:w="2436"/>
+            <w:tcMar>
+              <w:top w:w="40" w:type="dxa"/>
+              <w:bottom w:w="40" w:type="dxa"/>
+              <w:start w:w="90" w:type="dxa"/>
+              <w:end w:w="90" w:type="dxa"/>
+            </w:tcMar>
+          </w:tcPr>
+          <w:p>
+            <w:pPr>
+              <w:spacing w:after="40" w:before="40" w:line="252" w:lineRule="auto"/>
+            </w:pPr>
+            <w:r>
+              <w:rPr>
+                <w:rFonts w:ascii="TH Sarabun New" w:hAnsi="TH Sarabun New" w:cs="TH Sarabun New" w:eastAsia="TH Sarabun New"/>
+              </w:rPr>
+            </w:r>
+          </w:p>
+        </w:tc>
+        <w:tc>
+          <w:tcPr>
+            <w:tcW w:type="dxa" w:w="2436"/>
+            <w:tcMar>
+              <w:top w:w="40" w:type="dxa"/>
+              <w:bottom w:w="40" w:type="dxa"/>
+              <w:start w:w="90" w:type="dxa"/>
+              <w:end w:w="90" w:type="dxa"/>
+            </w:tcMar>
+          </w:tcPr>
+          <w:p>
+            <w:pPr>
+              <w:spacing w:after="40" w:before="40" w:line="252" w:lineRule="auto"/>
+            </w:pPr>
+            <w:r>
+              <w:rPr>
+                <w:rFonts w:ascii="TH Sarabun New" w:hAnsi="TH Sarabun New" w:cs="TH Sarabun New" w:eastAsia="TH Sarabun New"/>
+              </w:rPr>
+            </w:r>
+          </w:p>
+        </w:tc>
+      </w:tr>
+    </w:tbl>
+    <w:p>
+      <w:pPr>
+        <w:spacing w:after="40"/>
+      </w:pPr>
+    </w:p>
+    <w:p>
+      <w:pPr>
+        <w:pStyle w:val="Heading3"/>
+      </w:pPr>
+      <w:r>
+        <w:rPr>
+          <w:rFonts w:ascii="TH Sarabun New" w:hAnsi="TH Sarabun New" w:cs="TH Sarabun New" w:eastAsia="TH Sarabun New"/>
+          <w:b/>
+          <w:i w:val="0"/>
+          <w:color w:val="2E5496"/>
+        </w:rPr>
+        <w:t xml:space="preserve">Code Quest กิจกรรม 4 — </w:t>
+      </w:r>
+      <w:r>
+        <w:rPr>
+          <w:rFonts w:ascii="TH Sarabun New" w:hAnsi="TH Sarabun New" w:cs="TH Sarabun New" w:eastAsia="TH Sarabun New"/>
+          <w:b/>
+          <w:i w:val="0"/>
+          <w:color w:val="2E5496"/>
+          <w:sz w:val="21"/>
+        </w:rPr>
+        <w:t>sf1_04_tank_tilt.py</w:t>
+      </w:r>
+      <w:r>
+        <w:rPr>
+          <w:rFonts w:ascii="TH Sarabun New" w:hAnsi="TH Sarabun New" w:cs="TH Sarabun New" w:eastAsia="TH Sarabun New"/>
+          <w:b/>
+          <w:i w:val="0"/>
+          <w:color w:val="2E5496"/>
+        </w:rPr>
+        <w:t xml:space="preserve"> · โจทย์หลัก (มีเฉลยในคาบ)</w:t>
+      </w:r>
+    </w:p>
+    <w:p>
+      <w:pPr>
+        <w:pStyle w:val="ListBullet"/>
+        <w:spacing w:after="60"/>
+      </w:pPr>
+      <w:r>
+        <w:rPr>
+          <w:rFonts w:ascii="TH Sarabun New" w:hAnsi="TH Sarabun New" w:cs="TH Sarabun New" w:eastAsia="TH Sarabun New"/>
+          <w:b w:val="0"/>
+          <w:i w:val="0"/>
+        </w:rPr>
+        <w:t xml:space="preserve">[ ] </w:t>
+      </w:r>
+      <w:r>
+        <w:rPr>
+          <w:rFonts w:ascii="TH Sarabun New" w:hAnsi="TH Sarabun New" w:cs="TH Sarabun New" w:eastAsia="TH Sarabun New"/>
+          <w:b/>
+          <w:i w:val="0"/>
+        </w:rPr>
+        <w:t>ระดับ 1 เดา:</w:t>
+      </w:r>
+      <w:r>
+        <w:rPr>
+          <w:rFonts w:ascii="TH Sarabun New" w:hAnsi="TH Sarabun New" w:cs="TH Sarabun New" w:eastAsia="TH Sarabun New"/>
+          <w:b w:val="0"/>
+          <w:i w:val="0"/>
+        </w:rPr>
+        <w:t xml:space="preserve"> </w:t>
+      </w:r>
+      <w:r>
+        <w:rPr>
+          <w:rFonts w:ascii="Consolas" w:hAnsi="Consolas" w:cs="Consolas" w:eastAsia="Consolas"/>
+          <w:b w:val="0"/>
+          <w:i w:val="0"/>
+          <w:sz w:val="21"/>
+        </w:rPr>
+        <w:t>SAFE_DEG = 20</w:t>
+      </w:r>
+      <w:r>
+        <w:rPr>
+          <w:rFonts w:ascii="TH Sarabun New" w:hAnsi="TH Sarabun New" w:cs="TH Sarabun New" w:eastAsia="TH Sarabun New"/>
+          <w:b w:val="0"/>
+          <w:i w:val="0"/>
+        </w:rPr>
+        <w:t xml:space="preserve"> จุดบนจอไฟ RGB วิ่งไปชนขอบเมื่อเอียง ______ องศา (ดู </w:t>
+      </w:r>
+      <w:r>
+        <w:rPr>
+          <w:rFonts w:ascii="Consolas" w:hAnsi="Consolas" w:cs="Consolas" w:eastAsia="Consolas"/>
+          <w:b w:val="0"/>
+          <w:i w:val="0"/>
+          <w:sz w:val="21"/>
+        </w:rPr>
+        <w:t>RANGE</w:t>
+      </w:r>
+      <w:r>
+        <w:rPr>
+          <w:rFonts w:ascii="TH Sarabun New" w:hAnsi="TH Sarabun New" w:cs="TH Sarabun New" w:eastAsia="TH Sarabun New"/>
+          <w:b w:val="0"/>
+          <w:i w:val="0"/>
+        </w:rPr>
+        <w:t>)</w:t>
+      </w:r>
+    </w:p>
+    <w:p>
+      <w:pPr>
+        <w:pStyle w:val="ListBullet"/>
+        <w:spacing w:after="60"/>
+      </w:pPr>
+      <w:r>
+        <w:rPr>
+          <w:rFonts w:ascii="TH Sarabun New" w:hAnsi="TH Sarabun New" w:cs="TH Sarabun New" w:eastAsia="TH Sarabun New"/>
+          <w:b w:val="0"/>
+          <w:i w:val="0"/>
+        </w:rPr>
+        <w:t xml:space="preserve">[ ] </w:t>
+      </w:r>
+      <w:r>
+        <w:rPr>
+          <w:rFonts w:ascii="TH Sarabun New" w:hAnsi="TH Sarabun New" w:cs="TH Sarabun New" w:eastAsia="TH Sarabun New"/>
+          <w:b/>
+          <w:i w:val="0"/>
+        </w:rPr>
+        <w:t>ระดับ 2 แก้ (1):</w:t>
+      </w:r>
+      <w:r>
+        <w:rPr>
+          <w:rFonts w:ascii="TH Sarabun New" w:hAnsi="TH Sarabun New" w:cs="TH Sarabun New" w:eastAsia="TH Sarabun New"/>
+          <w:b w:val="0"/>
+          <w:i w:val="0"/>
+        </w:rPr>
+        <w:t xml:space="preserve"> ตั้ง </w:t>
+      </w:r>
+      <w:r>
+        <w:rPr>
+          <w:rFonts w:ascii="Consolas" w:hAnsi="Consolas" w:cs="Consolas" w:eastAsia="Consolas"/>
+          <w:b w:val="0"/>
+          <w:i w:val="0"/>
+          <w:sz w:val="21"/>
+        </w:rPr>
+        <w:t>TARGET_DEG = 8</w:t>
+      </w:r>
+      <w:r>
+        <w:rPr>
+          <w:rFonts w:ascii="TH Sarabun New" w:hAnsi="TH Sarabun New" w:cs="TH Sarabun New" w:eastAsia="TH Sarabun New"/>
+          <w:b w:val="0"/>
+          <w:i w:val="0"/>
+        </w:rPr>
+        <w:t xml:space="preserve"> แล้วเล่นเกมประคองแท็งก์อีกรอบ นับวินาทีในเป้าได้ ______ (เดิม ______)</w:t>
+      </w:r>
+    </w:p>
+    <w:p>
+      <w:pPr>
+        <w:pStyle w:val="ListBullet"/>
+        <w:spacing w:after="60"/>
+      </w:pPr>
+      <w:r>
+        <w:rPr>
+          <w:rFonts w:ascii="TH Sarabun New" w:hAnsi="TH Sarabun New" w:cs="TH Sarabun New" w:eastAsia="TH Sarabun New"/>
+          <w:b w:val="0"/>
+          <w:i w:val="0"/>
+        </w:rPr>
+        <w:t xml:space="preserve">[ ] </w:t>
+      </w:r>
+      <w:r>
+        <w:rPr>
+          <w:rFonts w:ascii="TH Sarabun New" w:hAnsi="TH Sarabun New" w:cs="TH Sarabun New" w:eastAsia="TH Sarabun New"/>
+          <w:b/>
+          <w:i w:val="0"/>
+        </w:rPr>
+        <w:t>ระดับ 2 แก้ (2):</w:t>
+      </w:r>
+      <w:r>
+        <w:rPr>
+          <w:rFonts w:ascii="TH Sarabun New" w:hAnsi="TH Sarabun New" w:cs="TH Sarabun New" w:eastAsia="TH Sarabun New"/>
+          <w:b w:val="0"/>
+          <w:i w:val="0"/>
+        </w:rPr>
+        <w:t xml:space="preserve"> ตั้ง </w:t>
+      </w:r>
+      <w:r>
+        <w:rPr>
+          <w:rFonts w:ascii="Consolas" w:hAnsi="Consolas" w:cs="Consolas" w:eastAsia="Consolas"/>
+          <w:b w:val="0"/>
+          <w:i w:val="0"/>
+          <w:sz w:val="21"/>
+        </w:rPr>
+        <w:t>BUMP_G = 1.3</w:t>
+      </w:r>
+      <w:r>
+        <w:rPr>
+          <w:rFonts w:ascii="TH Sarabun New" w:hAnsi="TH Sarabun New" w:cs="TH Sarabun New" w:eastAsia="TH Sarabun New"/>
+          <w:b w:val="0"/>
+          <w:i w:val="0"/>
+        </w:rPr>
+        <w:t xml:space="preserve"> แล้วเคาะโต๊ะเบา ๆ ตัวนับ "กระแทก" ขึ้นง่ายขึ้นไหม ☐ ง่ายขึ้น ☐ เท่าเดิม</w:t>
+      </w:r>
+    </w:p>
+    <w:p>
+      <w:pPr>
+        <w:pStyle w:val="Heading3"/>
+      </w:pPr>
+      <w:r>
+        <w:rPr>
+          <w:rFonts w:ascii="TH Sarabun New" w:hAnsi="TH Sarabun New" w:cs="TH Sarabun New" w:eastAsia="TH Sarabun New"/>
+          <w:b/>
+          <w:i w:val="0"/>
+          <w:color w:val="2E5496"/>
+        </w:rPr>
+        <w:t xml:space="preserve">Code Quest ภารกิจกลุ่ม — </w:t>
+      </w:r>
+      <w:r>
+        <w:rPr>
+          <w:rFonts w:ascii="TH Sarabun New" w:hAnsi="TH Sarabun New" w:cs="TH Sarabun New" w:eastAsia="TH Sarabun New"/>
+          <w:b/>
+          <w:i w:val="0"/>
+          <w:color w:val="2E5496"/>
+          <w:sz w:val="21"/>
+        </w:rPr>
+        <w:t>sf1_05_my_farm_dashboard.py</w:t>
+      </w:r>
+    </w:p>
+    <w:p>
+      <w:pPr>
+        <w:pStyle w:val="ListBullet"/>
+        <w:spacing w:after="60"/>
+      </w:pPr>
+      <w:r>
+        <w:rPr>
+          <w:rFonts w:ascii="TH Sarabun New" w:hAnsi="TH Sarabun New" w:cs="TH Sarabun New" w:eastAsia="TH Sarabun New"/>
+          <w:b w:val="0"/>
+          <w:i w:val="0"/>
+        </w:rPr>
+        <w:t xml:space="preserve">[ ] </w:t>
+      </w:r>
+      <w:r>
+        <w:rPr>
+          <w:rFonts w:ascii="TH Sarabun New" w:hAnsi="TH Sarabun New" w:cs="TH Sarabun New" w:eastAsia="TH Sarabun New"/>
+          <w:b/>
+          <w:i w:val="0"/>
+        </w:rPr>
+        <w:t>ระดับ 1 เดา (โจทย์หลัก มีเฉลยในคาบ):</w:t>
+      </w:r>
+      <w:r>
+        <w:rPr>
+          <w:rFonts w:ascii="TH Sarabun New" w:hAnsi="TH Sarabun New" w:cs="TH Sarabun New" w:eastAsia="TH Sarabun New"/>
+          <w:b w:val="0"/>
+          <w:i w:val="0"/>
+        </w:rPr>
+        <w:t xml:space="preserve"> </w:t>
+      </w:r>
+      <w:r>
+        <w:rPr>
+          <w:rFonts w:ascii="Consolas" w:hAnsi="Consolas" w:cs="Consolas" w:eastAsia="Consolas"/>
+          <w:b w:val="0"/>
+          <w:i w:val="0"/>
+          <w:sz w:val="21"/>
+        </w:rPr>
+        <w:t>T_HI = 30</w:t>
+      </w:r>
+      <w:r>
+        <w:rPr>
+          <w:rFonts w:ascii="TH Sarabun New" w:hAnsi="TH Sarabun New" w:cs="TH Sarabun New" w:eastAsia="TH Sarabun New"/>
+          <w:b w:val="0"/>
+          <w:i w:val="0"/>
+        </w:rPr>
+        <w:t xml:space="preserve"> · </w:t>
+      </w:r>
+      <w:r>
+        <w:rPr>
+          <w:rFonts w:ascii="Consolas" w:hAnsi="Consolas" w:cs="Consolas" w:eastAsia="Consolas"/>
+          <w:b w:val="0"/>
+          <w:i w:val="0"/>
+          <w:sz w:val="21"/>
+        </w:rPr>
+        <w:t>SOIL_MIN = 40</w:t>
+      </w:r>
+      <w:r>
+        <w:rPr>
+          <w:rFonts w:ascii="TH Sarabun New" w:hAnsi="TH Sarabun New" w:cs="TH Sarabun New" w:eastAsia="TH Sarabun New"/>
+          <w:b w:val="0"/>
+          <w:i w:val="0"/>
+        </w:rPr>
+        <w:t xml:space="preserve"> · อากาศ 32 C · ความชื้นอากาศอยู่ในช่วง · ดิน 35 % คะแนนสุขภาพ (</w:t>
+      </w:r>
+      <w:r>
+        <w:rPr>
+          <w:rFonts w:ascii="Consolas" w:hAnsi="Consolas" w:cs="Consolas" w:eastAsia="Consolas"/>
+          <w:b w:val="0"/>
+          <w:i w:val="0"/>
+          <w:sz w:val="21"/>
+        </w:rPr>
+        <w:t>health()</w:t>
+      </w:r>
+      <w:r>
+        <w:rPr>
+          <w:rFonts w:ascii="TH Sarabun New" w:hAnsi="TH Sarabun New" w:cs="TH Sarabun New" w:eastAsia="TH Sarabun New"/>
+          <w:b w:val="0"/>
+          <w:i w:val="0"/>
+        </w:rPr>
+        <w:t>) = ______ โซนสี ______</w:t>
+      </w:r>
+    </w:p>
+    <w:p>
+      <w:pPr>
+        <w:pStyle w:val="ListBullet"/>
+        <w:spacing w:after="60"/>
+      </w:pPr>
+      <w:r>
+        <w:rPr>
+          <w:rFonts w:ascii="TH Sarabun New" w:hAnsi="TH Sarabun New" w:cs="TH Sarabun New" w:eastAsia="TH Sarabun New"/>
+          <w:b w:val="0"/>
+          <w:i w:val="0"/>
+        </w:rPr>
+        <w:t xml:space="preserve">[ ] </w:t>
+      </w:r>
+      <w:r>
+        <w:rPr>
+          <w:rFonts w:ascii="TH Sarabun New" w:hAnsi="TH Sarabun New" w:cs="TH Sarabun New" w:eastAsia="TH Sarabun New"/>
+          <w:b/>
+          <w:i w:val="0"/>
+        </w:rPr>
+        <w:t>ระดับ 2 แก้ (โจทย์หลัก มีเฉลยในคาบ):</w:t>
+      </w:r>
+      <w:r>
+        <w:rPr>
+          <w:rFonts w:ascii="TH Sarabun New" w:hAnsi="TH Sarabun New" w:cs="TH Sarabun New" w:eastAsia="TH Sarabun New"/>
+          <w:b w:val="0"/>
+          <w:i w:val="0"/>
+        </w:rPr>
+        <w:t xml:space="preserve"> (ตั้ง </w:t>
+      </w:r>
+      <w:r>
+        <w:rPr>
+          <w:rFonts w:ascii="Consolas" w:hAnsi="Consolas" w:cs="Consolas" w:eastAsia="Consolas"/>
+          <w:b w:val="0"/>
+          <w:i w:val="0"/>
+          <w:sz w:val="21"/>
+        </w:rPr>
+        <w:t>TEMP_OFFSET</w:t>
+      </w:r>
+      <w:r>
+        <w:rPr>
+          <w:rFonts w:ascii="TH Sarabun New" w:hAnsi="TH Sarabun New" w:cs="TH Sarabun New" w:eastAsia="TH Sarabun New"/>
+          <w:b w:val="0"/>
+          <w:i w:val="0"/>
+        </w:rPr>
+        <w:t xml:space="preserve"> ตามกิจกรรม 1 ก่อน) ตั้ง </w:t>
+      </w:r>
+      <w:r>
+        <w:rPr>
+          <w:rFonts w:ascii="Consolas" w:hAnsi="Consolas" w:cs="Consolas" w:eastAsia="Consolas"/>
+          <w:b w:val="0"/>
+          <w:i w:val="0"/>
+          <w:sz w:val="21"/>
+        </w:rPr>
+        <w:t>ALERT_GAP_MS = 10000</w:t>
+      </w:r>
+      <w:r>
+        <w:rPr>
+          <w:rFonts w:ascii="TH Sarabun New" w:hAnsi="TH Sarabun New" w:cs="TH Sarabun New" w:eastAsia="TH Sarabun New"/>
+          <w:b w:val="0"/>
+          <w:i w:val="0"/>
+        </w:rPr>
+        <w:t xml:space="preserve"> แล้วหมุน VR1 ข้าม </w:t>
+      </w:r>
+      <w:r>
+        <w:rPr>
+          <w:rFonts w:ascii="Consolas" w:hAnsi="Consolas" w:cs="Consolas" w:eastAsia="Consolas"/>
+          <w:b w:val="0"/>
+          <w:i w:val="0"/>
+          <w:sz w:val="21"/>
+        </w:rPr>
+        <w:t>SOIL_MIN</w:t>
+      </w:r>
+      <w:r>
+        <w:rPr>
+          <w:rFonts w:ascii="TH Sarabun New" w:hAnsi="TH Sarabun New" w:cs="TH Sarabun New" w:eastAsia="TH Sarabun New"/>
+          <w:b w:val="0"/>
+          <w:i w:val="0"/>
+        </w:rPr>
+        <w:t xml:space="preserve"> ไปกลับเร็ว ๆ 3 รอบ บรรทัด "วินาที …" จดเหตุการณ์ "ฟาร์มแย่ลง/ดีขึ้น" ถี่ขึ้นหรือห่างขึ้น? ______</w:t>
+      </w:r>
+    </w:p>
+    <w:p>
+      <w:pPr>
+        <w:pStyle w:val="ListBullet"/>
+        <w:spacing w:after="60"/>
+      </w:pPr>
+      <w:r>
+        <w:rPr>
+          <w:rFonts w:ascii="TH Sarabun New" w:hAnsi="TH Sarabun New" w:cs="TH Sarabun New" w:eastAsia="TH Sarabun New"/>
+          <w:b w:val="0"/>
+          <w:i w:val="0"/>
+        </w:rPr>
+        <w:t xml:space="preserve">[ ] </w:t>
+      </w:r>
+      <w:r>
+        <w:rPr>
+          <w:rFonts w:ascii="TH Sarabun New" w:hAnsi="TH Sarabun New" w:cs="TH Sarabun New" w:eastAsia="TH Sarabun New"/>
+          <w:b/>
+          <w:i w:val="0"/>
+        </w:rPr>
+        <w:t>ระดับ 4 สร้าง — โจทย์เพิ่ม (โบนัส เฉลยคาบหน้า):</w:t>
+      </w:r>
+      <w:r>
+        <w:rPr>
+          <w:rFonts w:ascii="TH Sarabun New" w:hAnsi="TH Sarabun New" w:cs="TH Sarabun New" w:eastAsia="TH Sarabun New"/>
+          <w:b w:val="0"/>
+          <w:i w:val="0"/>
+        </w:rPr>
+        <w:t xml:space="preserve"> เลือก 1 ข้อ แล้วเพิ่มลงในไฟล์ของกลุ่ม (ทุกข้อยังไม่มีในไฟล์ตัวอย่าง)</w:t>
+      </w:r>
+    </w:p>
+    <w:tbl>
+      <w:tblPr>
+        <w:tblW w:type="auto" w:w="0"/>
+        <w:jc w:val="center"/>
+        <w:tblLook w:firstColumn="1" w:firstRow="1" w:lastColumn="0" w:lastRow="0" w:noHBand="0" w:noVBand="1" w:val="04A0"/>
+        <w:tblW w:type="pct" w:w="5000"/>
+        <w:tblBorders>
+          <w:top w:val="single" w:sz="4" w:space="0" w:color="C7D2E4"/>
+          <w:left w:val="single" w:sz="4" w:space="0" w:color="C7D2E4"/>
+          <w:bottom w:val="single" w:sz="4" w:space="0" w:color="C7D2E4"/>
+          <w:right w:val="single" w:sz="4" w:space="0" w:color="C7D2E4"/>
+          <w:insideH w:val="single" w:sz="4" w:space="0" w:color="C7D2E4"/>
+          <w:insideV w:val="single" w:sz="4" w:space="0" w:color="C7D2E4"/>
+        </w:tblBorders>
+      </w:tblPr>
+      <w:tblGrid>
+        <w:gridCol w:w="3249"/>
+        <w:gridCol w:w="3249"/>
+        <w:gridCol w:w="3249"/>
+      </w:tblGrid>
+      <w:tr>
+        <w:trPr>
+          <w:tblHeader w:val="true"/>
+        </w:trPr>
+        <w:tc>
+          <w:tcPr>
+            <w:tcW w:type="dxa" w:w="3249"/>
+            <w:tcMar>
+              <w:top w:w="40" w:type="dxa"/>
+              <w:bottom w:w="40" w:type="dxa"/>
+              <w:start w:w="90" w:type="dxa"/>
+              <w:end w:w="90" w:type="dxa"/>
+            </w:tcMar>
+            <w:shd w:val="clear" w:fill="1F3864"/>
+          </w:tcPr>
+          <w:p>
+            <w:pPr>
+              <w:spacing w:after="40" w:before="40" w:line="252" w:lineRule="auto"/>
+            </w:pPr>
+            <w:r>
+              <w:rPr>
+                <w:rFonts w:ascii="TH Sarabun New" w:hAnsi="TH Sarabun New" w:cs="TH Sarabun New" w:eastAsia="TH Sarabun New"/>
+                <w:b/>
+              </w:rPr>
+            </w:r>
+            <w:r>
+              <w:rPr>
+                <w:rFonts w:ascii="TH Sarabun New" w:hAnsi="TH Sarabun New" w:cs="TH Sarabun New" w:eastAsia="TH Sarabun New"/>
+                <w:b/>
+                <w:i w:val="0"/>
+                <w:color w:val="FFFFFF"/>
+              </w:rPr>
+              <w:t>ความสามารถใหม่</w:t>
+            </w:r>
+          </w:p>
+        </w:tc>
+        <w:tc>
+          <w:tcPr>
+            <w:tcW w:type="dxa" w:w="3249"/>
+            <w:tcMar>
+              <w:top w:w="40" w:type="dxa"/>
+              <w:bottom w:w="40" w:type="dxa"/>
+              <w:start w:w="90" w:type="dxa"/>
+              <w:end w:w="90" w:type="dxa"/>
+            </w:tcMar>
+            <w:shd w:val="clear" w:fill="1F3864"/>
+          </w:tcPr>
+          <w:p>
+            <w:pPr>
+              <w:spacing w:after="40" w:before="40" w:line="252" w:lineRule="auto"/>
+            </w:pPr>
+            <w:r>
+              <w:rPr>
+                <w:rFonts w:ascii="TH Sarabun New" w:hAnsi="TH Sarabun New" w:cs="TH Sarabun New" w:eastAsia="TH Sarabun New"/>
+                <w:b/>
+              </w:rPr>
+            </w:r>
+            <w:r>
+              <w:rPr>
+                <w:rFonts w:ascii="TH Sarabun New" w:hAnsi="TH Sarabun New" w:cs="TH Sarabun New" w:eastAsia="TH Sarabun New"/>
+                <w:b/>
+                <w:i w:val="0"/>
+                <w:color w:val="FFFFFF"/>
+              </w:rPr>
+              <w:t>ความยาก</w:t>
+            </w:r>
+          </w:p>
+        </w:tc>
+        <w:tc>
+          <w:tcPr>
+            <w:tcW w:type="dxa" w:w="3249"/>
+            <w:tcMar>
+              <w:top w:w="40" w:type="dxa"/>
+              <w:bottom w:w="40" w:type="dxa"/>
+              <w:start w:w="90" w:type="dxa"/>
+              <w:end w:w="90" w:type="dxa"/>
+            </w:tcMar>
+            <w:shd w:val="clear" w:fill="1F3864"/>
+          </w:tcPr>
+          <w:p>
+            <w:pPr>
+              <w:spacing w:after="40" w:before="40" w:line="252" w:lineRule="auto"/>
+            </w:pPr>
+            <w:r>
+              <w:rPr>
+                <w:rFonts w:ascii="TH Sarabun New" w:hAnsi="TH Sarabun New" w:cs="TH Sarabun New" w:eastAsia="TH Sarabun New"/>
+                <w:b/>
+              </w:rPr>
+            </w:r>
+            <w:r>
+              <w:rPr>
+                <w:rFonts w:ascii="TH Sarabun New" w:hAnsi="TH Sarabun New" w:cs="TH Sarabun New" w:eastAsia="TH Sarabun New"/>
+                <w:b/>
+                <w:i w:val="0"/>
+                <w:color w:val="FFFFFF"/>
+              </w:rPr>
+              <w:t>สิ่งที่ต้องเห็นเมื่อสำเร็จ</w:t>
+            </w:r>
+          </w:p>
+        </w:tc>
+      </w:tr>
+      <w:tr>
+        <w:trPr>
+          <w:cantSplit w:val="true"/>
+        </w:trPr>
+        <w:tc>
+          <w:tcPr>
+            <w:tcW w:type="dxa" w:w="3249"/>
+            <w:tcMar>
+              <w:top w:w="40" w:type="dxa"/>
+              <w:bottom w:w="40" w:type="dxa"/>
+              <w:start w:w="90" w:type="dxa"/>
+              <w:end w:w="90" w:type="dxa"/>
+            </w:tcMar>
+          </w:tcPr>
+          <w:p>
+            <w:pPr>
+              <w:spacing w:after="40" w:before="40" w:line="252" w:lineRule="auto"/>
+            </w:pPr>
+            <w:r>
+              <w:rPr>
+                <w:rFonts w:ascii="TH Sarabun New" w:hAnsi="TH Sarabun New" w:cs="TH Sarabun New" w:eastAsia="TH Sarabun New"/>
+              </w:rPr>
+            </w:r>
+            <w:r>
+              <w:rPr>
+                <w:rFonts w:ascii="TH Sarabun New" w:hAnsi="TH Sarabun New" w:cs="TH Sarabun New" w:eastAsia="TH Sarabun New"/>
+                <w:b/>
+                <w:i w:val="0"/>
+              </w:rPr>
+              <w:t>สถิติของรอบ:</w:t>
+            </w:r>
+            <w:r>
+              <w:rPr>
+                <w:rFonts w:ascii="TH Sarabun New" w:hAnsi="TH Sarabun New" w:cs="TH Sarabun New" w:eastAsia="TH Sarabun New"/>
+                <w:b w:val="0"/>
+                <w:i w:val="0"/>
+              </w:rPr>
+              <w:t xml:space="preserve"> จำคะแนนสุขภาพต่ำสุด/สูงสุด โชว์ใต้ "สุขภาพฟาร์ม"</w:t>
+            </w:r>
+          </w:p>
+        </w:tc>
+        <w:tc>
+          <w:tcPr>
+            <w:tcW w:type="dxa" w:w="3249"/>
+            <w:tcMar>
+              <w:top w:w="40" w:type="dxa"/>
+              <w:bottom w:w="40" w:type="dxa"/>
+              <w:start w:w="90" w:type="dxa"/>
+              <w:end w:w="90" w:type="dxa"/>
+            </w:tcMar>
+          </w:tcPr>
+          <w:p>
+            <w:pPr>
+              <w:spacing w:after="40" w:before="40" w:line="252" w:lineRule="auto"/>
+            </w:pPr>
+            <w:r>
+              <w:rPr>
+                <w:rFonts w:ascii="TH Sarabun New" w:hAnsi="TH Sarabun New" w:cs="TH Sarabun New" w:eastAsia="TH Sarabun New"/>
+              </w:rPr>
+            </w:r>
+            <w:r>
+              <w:rPr>
+                <w:rFonts w:ascii="TH Sarabun New" w:hAnsi="TH Sarabun New" w:cs="TH Sarabun New" w:eastAsia="TH Sarabun New"/>
+                <w:b w:val="0"/>
+                <w:i w:val="0"/>
+              </w:rPr>
+              <w:t>⭐</w:t>
+            </w:r>
+          </w:p>
+        </w:tc>
+        <w:tc>
+          <w:tcPr>
+            <w:tcW w:type="dxa" w:w="3249"/>
+            <w:tcMar>
+              <w:top w:w="40" w:type="dxa"/>
+              <w:bottom w:w="40" w:type="dxa"/>
+              <w:start w:w="90" w:type="dxa"/>
+              <w:end w:w="90" w:type="dxa"/>
+            </w:tcMar>
+          </w:tcPr>
+          <w:p>
+            <w:pPr>
+              <w:spacing w:after="40" w:before="40" w:line="252" w:lineRule="auto"/>
+            </w:pPr>
+            <w:r>
+              <w:rPr>
+                <w:rFonts w:ascii="TH Sarabun New" w:hAnsi="TH Sarabun New" w:cs="TH Sarabun New" w:eastAsia="TH Sarabun New"/>
+              </w:rPr>
+            </w:r>
+            <w:r>
+              <w:rPr>
+                <w:rFonts w:ascii="TH Sarabun New" w:hAnsi="TH Sarabun New" w:cs="TH Sarabun New" w:eastAsia="TH Sarabun New"/>
+                <w:b w:val="0"/>
+                <w:i w:val="0"/>
+              </w:rPr>
+              <w:t>หมุน VR1 แล้วตัวเลขต่ำสุด/สูงสุดขยับ และพิมพ์ลง Console ตอนจบ</w:t>
+            </w:r>
+          </w:p>
+        </w:tc>
+      </w:tr>
+      <w:tr>
+        <w:trPr>
+          <w:cantSplit w:val="true"/>
+        </w:trPr>
+        <w:tc>
+          <w:tcPr>
+            <w:tcW w:type="dxa" w:w="3249"/>
+            <w:tcMar>
+              <w:top w:w="40" w:type="dxa"/>
+              <w:bottom w:w="40" w:type="dxa"/>
+              <w:start w:w="90" w:type="dxa"/>
+              <w:end w:w="90" w:type="dxa"/>
+            </w:tcMar>
+            <w:shd w:val="clear" w:fill="F4F7FB"/>
+          </w:tcPr>
+          <w:p>
+            <w:pPr>
+              <w:spacing w:after="40" w:before="40" w:line="252" w:lineRule="auto"/>
+            </w:pPr>
+            <w:r>
+              <w:rPr>
+                <w:rFonts w:ascii="TH Sarabun New" w:hAnsi="TH Sarabun New" w:cs="TH Sarabun New" w:eastAsia="TH Sarabun New"/>
+              </w:rPr>
+            </w:r>
+            <w:r>
+              <w:rPr>
+                <w:rFonts w:ascii="TH Sarabun New" w:hAnsi="TH Sarabun New" w:cs="TH Sarabun New" w:eastAsia="TH Sarabun New"/>
+                <w:b/>
+                <w:i w:val="0"/>
+              </w:rPr>
+              <w:t>ปั๊มกันเดินนานผิดปกติ:</w:t>
+            </w:r>
+            <w:r>
+              <w:rPr>
+                <w:rFonts w:ascii="TH Sarabun New" w:hAnsi="TH Sarabun New" w:cs="TH Sarabun New" w:eastAsia="TH Sarabun New"/>
+                <w:b w:val="0"/>
+                <w:i w:val="0"/>
+              </w:rPr>
+              <w:t xml:space="preserve"> ปั๊มอัตโนมัติเดินเกิน 20 วินาทีแล้วดินยังไม่ชื้น = ตัดปั๊มและเตือน 1 ครั้ง (ท่อรั่ว/เซนเซอร์เสีย)</w:t>
+            </w:r>
+          </w:p>
+        </w:tc>
+        <w:tc>
+          <w:tcPr>
+            <w:tcW w:type="dxa" w:w="3249"/>
+            <w:tcMar>
+              <w:top w:w="40" w:type="dxa"/>
+              <w:bottom w:w="40" w:type="dxa"/>
+              <w:start w:w="90" w:type="dxa"/>
+              <w:end w:w="90" w:type="dxa"/>
+            </w:tcMar>
+            <w:shd w:val="clear" w:fill="F4F7FB"/>
+          </w:tcPr>
+          <w:p>
+            <w:pPr>
+              <w:spacing w:after="40" w:before="40" w:line="252" w:lineRule="auto"/>
+            </w:pPr>
+            <w:r>
+              <w:rPr>
+                <w:rFonts w:ascii="TH Sarabun New" w:hAnsi="TH Sarabun New" w:cs="TH Sarabun New" w:eastAsia="TH Sarabun New"/>
+              </w:rPr>
+            </w:r>
+            <w:r>
+              <w:rPr>
+                <w:rFonts w:ascii="TH Sarabun New" w:hAnsi="TH Sarabun New" w:cs="TH Sarabun New" w:eastAsia="TH Sarabun New"/>
+                <w:b w:val="0"/>
+                <w:i w:val="0"/>
+              </w:rPr>
+              <w:t>⭐⭐</w:t>
+            </w:r>
+          </w:p>
+        </w:tc>
+        <w:tc>
+          <w:tcPr>
+            <w:tcW w:type="dxa" w:w="3249"/>
+            <w:tcMar>
+              <w:top w:w="40" w:type="dxa"/>
+              <w:bottom w:w="40" w:type="dxa"/>
+              <w:start w:w="90" w:type="dxa"/>
+              <w:end w:w="90" w:type="dxa"/>
+            </w:tcMar>
+            <w:shd w:val="clear" w:fill="F4F7FB"/>
+          </w:tcPr>
+          <w:p>
+            <w:pPr>
+              <w:spacing w:after="40" w:before="40" w:line="252" w:lineRule="auto"/>
+            </w:pPr>
+            <w:r>
+              <w:rPr>
+                <w:rFonts w:ascii="TH Sarabun New" w:hAnsi="TH Sarabun New" w:cs="TH Sarabun New" w:eastAsia="TH Sarabun New"/>
+              </w:rPr>
+            </w:r>
+            <w:r>
+              <w:rPr>
+                <w:rFonts w:ascii="TH Sarabun New" w:hAnsi="TH Sarabun New" w:cs="TH Sarabun New" w:eastAsia="TH Sarabun New"/>
+                <w:b w:val="0"/>
+                <w:i w:val="0"/>
+              </w:rPr>
+              <w:t>หมุน VR1 ให้ดินแห้งค้าง 20 วินาที ปั๊มดับเอง มีบรรทัดเหตุการณ์ + เสียง</w:t>
+            </w:r>
+          </w:p>
+        </w:tc>
+      </w:tr>
+      <w:tr>
+        <w:trPr>
+          <w:cantSplit w:val="true"/>
+        </w:trPr>
+        <w:tc>
+          <w:tcPr>
+            <w:tcW w:type="dxa" w:w="3249"/>
+            <w:tcMar>
+              <w:top w:w="40" w:type="dxa"/>
+              <w:bottom w:w="40" w:type="dxa"/>
+              <w:start w:w="90" w:type="dxa"/>
+              <w:end w:w="90" w:type="dxa"/>
+            </w:tcMar>
+          </w:tcPr>
+          <w:p>
+            <w:pPr>
+              <w:spacing w:after="40" w:before="40" w:line="252" w:lineRule="auto"/>
+            </w:pPr>
+            <w:r>
+              <w:rPr>
+                <w:rFonts w:ascii="TH Sarabun New" w:hAnsi="TH Sarabun New" w:cs="TH Sarabun New" w:eastAsia="TH Sarabun New"/>
+              </w:rPr>
+            </w:r>
+            <w:r>
+              <w:rPr>
+                <w:rFonts w:ascii="TH Sarabun New" w:hAnsi="TH Sarabun New" w:cs="TH Sarabun New" w:eastAsia="TH Sarabun New"/>
+                <w:b/>
+                <w:i w:val="0"/>
+              </w:rPr>
+              <w:t>งดรดน้ำตอนแดดจัด:</w:t>
+            </w:r>
+            <w:r>
+              <w:rPr>
+                <w:rFonts w:ascii="TH Sarabun New" w:hAnsi="TH Sarabun New" w:cs="TH Sarabun New" w:eastAsia="TH Sarabun New"/>
+                <w:b w:val="0"/>
+                <w:i w:val="0"/>
+              </w:rPr>
+              <w:t xml:space="preserve"> VR4 = เวลาของวัน 0–23 นาฬิกา ช่วง 11:00–13:59 น. ไม่เปิดปั๊มอัตโนมัติ (น้ำระเหยทิ้ง) แต่กด SW5 (ปุ่มล่าง) เองยังรดได้</w:t>
+            </w:r>
+          </w:p>
+        </w:tc>
+        <w:tc>
+          <w:tcPr>
+            <w:tcW w:type="dxa" w:w="3249"/>
+            <w:tcMar>
+              <w:top w:w="40" w:type="dxa"/>
+              <w:bottom w:w="40" w:type="dxa"/>
+              <w:start w:w="90" w:type="dxa"/>
+              <w:end w:w="90" w:type="dxa"/>
+            </w:tcMar>
+          </w:tcPr>
+          <w:p>
+            <w:pPr>
+              <w:spacing w:after="40" w:before="40" w:line="252" w:lineRule="auto"/>
+            </w:pPr>
+            <w:r>
+              <w:rPr>
+                <w:rFonts w:ascii="TH Sarabun New" w:hAnsi="TH Sarabun New" w:cs="TH Sarabun New" w:eastAsia="TH Sarabun New"/>
+              </w:rPr>
+            </w:r>
+            <w:r>
+              <w:rPr>
+                <w:rFonts w:ascii="TH Sarabun New" w:hAnsi="TH Sarabun New" w:cs="TH Sarabun New" w:eastAsia="TH Sarabun New"/>
+                <w:b w:val="0"/>
+                <w:i w:val="0"/>
+              </w:rPr>
+              <w:t>⭐⭐⭐</w:t>
+            </w:r>
+          </w:p>
+        </w:tc>
+        <w:tc>
+          <w:tcPr>
+            <w:tcW w:type="dxa" w:w="3249"/>
+            <w:tcMar>
+              <w:top w:w="40" w:type="dxa"/>
+              <w:bottom w:w="40" w:type="dxa"/>
+              <w:start w:w="90" w:type="dxa"/>
+              <w:end w:w="90" w:type="dxa"/>
+            </w:tcMar>
+          </w:tcPr>
+          <w:p>
+            <w:pPr>
+              <w:spacing w:after="40" w:before="40" w:line="252" w:lineRule="auto"/>
+            </w:pPr>
+            <w:r>
+              <w:rPr>
+                <w:rFonts w:ascii="TH Sarabun New" w:hAnsi="TH Sarabun New" w:cs="TH Sarabun New" w:eastAsia="TH Sarabun New"/>
+              </w:rPr>
+            </w:r>
+            <w:r>
+              <w:rPr>
+                <w:rFonts w:ascii="TH Sarabun New" w:hAnsi="TH Sarabun New" w:cs="TH Sarabun New" w:eastAsia="TH Sarabun New"/>
+                <w:b w:val="0"/>
+                <w:i w:val="0"/>
+              </w:rPr>
+              <w:t>หมุน VR4 ไปช่วงเที่ยง ดินแห้งแต่ปั๊มไม่เปิด มีเหตุการณ์ "งดรดน้ำ" 1 ครั้ง</w:t>
+            </w:r>
+          </w:p>
+        </w:tc>
+      </w:tr>
+    </w:tbl>
+    <w:p>
+      <w:pPr>
+        <w:spacing w:after="40"/>
+      </w:pPr>
+    </w:p>
+    <w:p>
+      <w:pPr>
+        <w:keepLines/>
+        <w:pBdr>
+          <w:left w:val="single" w:sz="18" w:space="8" w:color="2E5496"/>
+        </w:pBdr>
+        <w:shd w:val="clear" w:fill="F1F5FB"/>
+        <w:spacing w:before="120" w:after="160" w:line="274" w:lineRule="auto"/>
+        <w:ind w:left="283" w:right="113"/>
+      </w:pPr>
+      <w:r>
+        <w:rPr>
+          <w:rFonts w:ascii="TH Sarabun New" w:hAnsi="TH Sarabun New" w:cs="TH Sarabun New" w:eastAsia="TH Sarabun New"/>
+          <w:b w:val="0"/>
+          <w:i/>
+          <w:color w:val="5B616B"/>
+        </w:rPr>
+        <w:t xml:space="preserve">ไฟล์นี้ใกล้เพดานหน่วยความจำของบอร์ด: เพิ่มทีละนิดแล้วรัน · ถ้าเจอ </w:t>
+      </w:r>
+      <w:r>
+        <w:rPr>
+          <w:rFonts w:ascii="Consolas" w:hAnsi="Consolas" w:cs="Consolas" w:eastAsia="Consolas"/>
+          <w:b w:val="0"/>
+          <w:i/>
+          <w:color w:val="5B616B"/>
+          <w:sz w:val="21"/>
+        </w:rPr>
+        <w:t>MemoryError</w:t>
+      </w:r>
+      <w:r>
+        <w:rPr>
+          <w:rFonts w:ascii="TH Sarabun New" w:hAnsi="TH Sarabun New" w:cs="TH Sarabun New" w:eastAsia="TH Sarabun New"/>
+          <w:b w:val="0"/>
+          <w:i/>
+          <w:color w:val="5B616B"/>
+        </w:rPr>
+        <w:t xml:space="preserve"> กด RESET แล้วรันใหม่ ถ้ายังเป็นให้ตัดของที่เพิ่มออกบางส่วน · คำใบ้ 3 ขั้นของแต่ละข้ออยู่ท้ายใบงาน</w:t>
+      </w:r>
     </w:p>
     <w:p>
       <w:pPr>
@@ -6584,7 +10335,7 @@
           <w:b w:val="0"/>
           <w:i w:val="0"/>
         </w:rPr>
-        <w:t xml:space="preserve">[ ] แตะแถบด้านบนสลับ 4 หน้า: </w:t>
+        <w:t xml:space="preserve">[ ] แตะแถบด้านบนสลับ 2 หน้า: </w:t>
       </w:r>
       <w:r>
         <w:rPr>
@@ -6600,7 +10351,7 @@
           <w:b w:val="0"/>
           <w:i w:val="0"/>
         </w:rPr>
-        <w:t xml:space="preserve"> (วงแหวนคะแนน ดิน ปั๊ม) · </w:t>
+        <w:t xml:space="preserve"> (วงแหวนคะแนน ดิน ปั๊ม และเหตุการณ์ล่าสุด: ปั๊มเปิด-ปิด ฟาร์มแย่ลง-ดีขึ้น) · </w:t>
       </w:r>
       <w:r>
         <w:rPr>
@@ -6616,7 +10367,21 @@
           <w:b w:val="0"/>
           <w:i w:val="0"/>
         </w:rPr>
-        <w:t xml:space="preserve"> (อุณหภูมิ ความชื้นอากาศ ความชื้นดิน) · </w:t>
+        <w:t xml:space="preserve"> (อุณหภูมิ ความชื้นดิน) · คำแนะนำบรรทัดล่างเห็นได้ทุกหน้า</w:t>
+      </w:r>
+    </w:p>
+    <w:p>
+      <w:pPr>
+        <w:pStyle w:val="ListBullet"/>
+        <w:spacing w:after="60"/>
+      </w:pPr>
+      <w:r>
+        <w:rPr>
+          <w:rFonts w:ascii="TH Sarabun New" w:hAnsi="TH Sarabun New" w:cs="TH Sarabun New" w:eastAsia="TH Sarabun New"/>
+          <w:b w:val="0"/>
+          <w:i w:val="0"/>
+        </w:rPr>
+        <w:t xml:space="preserve">[ ] ถ้าขึ้น </w:t>
       </w:r>
       <w:r>
         <w:rPr>
@@ -6624,7 +10389,7 @@
           <w:b/>
           <w:i w:val="0"/>
         </w:rPr>
-        <w:t>บันทึก</w:t>
+        <w:t>MemoryError</w:t>
       </w:r>
       <w:r>
         <w:rPr>
@@ -6632,23 +10397,7 @@
           <w:b w:val="0"/>
           <w:i w:val="0"/>
         </w:rPr>
-        <w:t xml:space="preserve"> (ตารางเหตุการณ์: ปั๊มเปิด-ปิด ฟาร์มแย่ลง-ดีขึ้น) · </w:t>
-      </w:r>
-      <w:r>
-        <w:rPr>
-          <w:rFonts w:ascii="TH Sarabun New" w:hAnsi="TH Sarabun New" w:cs="TH Sarabun New" w:eastAsia="TH Sarabun New"/>
-          <w:b/>
-          <w:i w:val="0"/>
-        </w:rPr>
-        <w:t>งานจริง</w:t>
-      </w:r>
-      <w:r>
-        <w:rPr>
-          <w:rFonts w:ascii="TH Sarabun New" w:hAnsi="TH Sarabun New" w:cs="TH Sarabun New" w:eastAsia="TH Sarabun New"/>
-          <w:b w:val="0"/>
-          <w:i w:val="0"/>
-        </w:rPr>
-        <w:t xml:space="preserve"> · คำแนะนำบรรทัดล่างเห็นได้ทุกหน้า</w:t>
+        <w:t xml:space="preserve"> = โค้ดยาวเกิน → กด RESET แล้วลบส่วนที่ไม่ใช้ (บอร์ดมีหน่วยความจำให้โปรแกรมไม่มาก)</w:t>
       </w:r>
     </w:p>
     <w:p>
@@ -6725,7 +10474,7 @@
           <w:b w:val="0"/>
           <w:i w:val="0"/>
         </w:rPr>
-        <w:t xml:space="preserve"> ได้ทั้ง 100 และต่ำกว่า 50 · ถ่ายรูปจอทั้งสองกรณี และหน้า "บันทึก" (แนบท้ายใบงาน)</w:t>
+        <w:t xml:space="preserve"> ได้ทั้ง 100 และต่ำกว่า 50 · ถ่ายรูปจอทั้งสองกรณี (แนบท้ายใบงาน)</w:t>
       </w:r>
     </w:p>
     <w:p>
@@ -6785,7 +10534,7 @@
           <w:b w:val="0"/>
           <w:i w:val="0"/>
         </w:rPr>
-        <w:t xml:space="preserve">[ ] (โบนัส) เพิ่มของลงหน้า "ภาพรวม" จากกิจกรรม 1 หรือ 4 หรือเพิ่มแท็บที่ 5 ด้วย </w:t>
+        <w:t xml:space="preserve">[ ] (โบนัส) เพิ่มของลงหน้า "ภาพรวม" จากกิจกรรม 1 หรือ 4 หรือเพิ่มแท็บที่ 3 ด้วย </w:t>
       </w:r>
       <w:r>
         <w:rPr>
@@ -7760,6 +11509,3611 @@
         </w:rPr>
         <w:t xml:space="preserve"> ให้เสร็จก่อนคาบ 2</w:t>
       </w:r>
+    </w:p>
+    <w:p>
+      <w:pPr>
+        <w:pBdr>
+          <w:bottom w:val="single" w:sz="6" w:space="1" w:color="9DB2D4"/>
+        </w:pBdr>
+        <w:spacing w:before="80" w:after="80"/>
+      </w:pPr>
+    </w:p>
+    <w:p>
+      <w:pPr>
+        <w:pStyle w:val="Heading2"/>
+      </w:pPr>
+      <w:r>
+        <w:rPr>
+          <w:rFonts w:ascii="TH Sarabun New" w:hAnsi="TH Sarabun New" w:cs="TH Sarabun New" w:eastAsia="TH Sarabun New"/>
+          <w:b/>
+          <w:i w:val="0"/>
+          <w:color w:val="2E5496"/>
+        </w:rPr>
+        <w:t>คำใบ้ Code Quest (เปิดเมื่อจำเป็น — ทีละขั้น ขั้นละ −1 แต้ม)</w:t>
+      </w:r>
+    </w:p>
+    <w:p>
+      <w:pPr>
+        <w:keepLines/>
+        <w:pBdr>
+          <w:left w:val="single" w:sz="18" w:space="8" w:color="2E5496"/>
+        </w:pBdr>
+        <w:shd w:val="clear" w:fill="F1F5FB"/>
+        <w:spacing w:before="120" w:after="160" w:line="274" w:lineRule="auto"/>
+        <w:ind w:left="283" w:right="113"/>
+      </w:pPr>
+      <w:r>
+        <w:rPr>
+          <w:rFonts w:ascii="TH Sarabun New" w:hAnsi="TH Sarabun New" w:cs="TH Sarabun New" w:eastAsia="TH Sarabun New"/>
+          <w:b w:val="0"/>
+          <w:i/>
+          <w:color w:val="5B616B"/>
+        </w:rPr>
+        <w:t>ลองเองก่อนอย่างน้อย 3 นาที · อ่านขั้น 1 ก่อนเสมอ ยังไม่ออกค่อยอ่านขั้น 2 แล้วค่อยขั้น 3</w:t>
+      </w:r>
+    </w:p>
+    <w:p>
+      <w:pPr>
+        <w:pStyle w:val="Heading3"/>
+      </w:pPr>
+      <w:r>
+        <w:rPr>
+          <w:rFonts w:ascii="TH Sarabun New" w:hAnsi="TH Sarabun New" w:cs="TH Sarabun New" w:eastAsia="TH Sarabun New"/>
+          <w:b/>
+          <w:i w:val="0"/>
+          <w:color w:val="2E5496"/>
+        </w:rPr>
+        <w:t>เฉลยโจทย์หลัก ระดับ 1–2 (เปิดดูหลังเขียนคำตอบที่เดาแล้ว)</w:t>
+      </w:r>
+    </w:p>
+    <w:tbl>
+      <w:tblPr>
+        <w:tblW w:type="auto" w:w="0"/>
+        <w:jc w:val="center"/>
+        <w:tblLook w:firstColumn="1" w:firstRow="1" w:lastColumn="0" w:lastRow="0" w:noHBand="0" w:noVBand="1" w:val="04A0"/>
+        <w:tblW w:type="pct" w:w="5000"/>
+        <w:tblBorders>
+          <w:top w:val="single" w:sz="4" w:space="0" w:color="C7D2E4"/>
+          <w:left w:val="single" w:sz="4" w:space="0" w:color="C7D2E4"/>
+          <w:bottom w:val="single" w:sz="4" w:space="0" w:color="C7D2E4"/>
+          <w:right w:val="single" w:sz="4" w:space="0" w:color="C7D2E4"/>
+          <w:insideH w:val="single" w:sz="4" w:space="0" w:color="C7D2E4"/>
+          <w:insideV w:val="single" w:sz="4" w:space="0" w:color="C7D2E4"/>
+        </w:tblBorders>
+      </w:tblPr>
+      <w:tblGrid>
+        <w:gridCol w:w="3249"/>
+        <w:gridCol w:w="3249"/>
+        <w:gridCol w:w="3249"/>
+      </w:tblGrid>
+      <w:tr>
+        <w:trPr>
+          <w:tblHeader w:val="true"/>
+        </w:trPr>
+        <w:tc>
+          <w:tcPr>
+            <w:tcW w:type="dxa" w:w="3249"/>
+            <w:tcMar>
+              <w:top w:w="40" w:type="dxa"/>
+              <w:bottom w:w="40" w:type="dxa"/>
+              <w:start w:w="90" w:type="dxa"/>
+              <w:end w:w="90" w:type="dxa"/>
+            </w:tcMar>
+            <w:shd w:val="clear" w:fill="1F3864"/>
+          </w:tcPr>
+          <w:p>
+            <w:pPr>
+              <w:spacing w:after="40" w:before="40" w:line="252" w:lineRule="auto"/>
+            </w:pPr>
+            <w:r>
+              <w:rPr>
+                <w:rFonts w:ascii="TH Sarabun New" w:hAnsi="TH Sarabun New" w:cs="TH Sarabun New" w:eastAsia="TH Sarabun New"/>
+                <w:b/>
+              </w:rPr>
+            </w:r>
+            <w:r>
+              <w:rPr>
+                <w:rFonts w:ascii="TH Sarabun New" w:hAnsi="TH Sarabun New" w:cs="TH Sarabun New" w:eastAsia="TH Sarabun New"/>
+                <w:b/>
+                <w:i w:val="0"/>
+                <w:color w:val="FFFFFF"/>
+              </w:rPr>
+              <w:t>ข้อ</w:t>
+            </w:r>
+          </w:p>
+        </w:tc>
+        <w:tc>
+          <w:tcPr>
+            <w:tcW w:type="dxa" w:w="3249"/>
+            <w:tcMar>
+              <w:top w:w="40" w:type="dxa"/>
+              <w:bottom w:w="40" w:type="dxa"/>
+              <w:start w:w="90" w:type="dxa"/>
+              <w:end w:w="90" w:type="dxa"/>
+            </w:tcMar>
+            <w:shd w:val="clear" w:fill="1F3864"/>
+          </w:tcPr>
+          <w:p>
+            <w:pPr>
+              <w:spacing w:after="40" w:before="40" w:line="252" w:lineRule="auto"/>
+            </w:pPr>
+            <w:r>
+              <w:rPr>
+                <w:rFonts w:ascii="TH Sarabun New" w:hAnsi="TH Sarabun New" w:cs="TH Sarabun New" w:eastAsia="TH Sarabun New"/>
+                <w:b/>
+              </w:rPr>
+            </w:r>
+            <w:r>
+              <w:rPr>
+                <w:rFonts w:ascii="TH Sarabun New" w:hAnsi="TH Sarabun New" w:cs="TH Sarabun New" w:eastAsia="TH Sarabun New"/>
+                <w:b/>
+                <w:i w:val="0"/>
+                <w:color w:val="FFFFFF"/>
+              </w:rPr>
+              <w:t>เฉลย</w:t>
+            </w:r>
+          </w:p>
+        </w:tc>
+        <w:tc>
+          <w:tcPr>
+            <w:tcW w:type="dxa" w:w="3249"/>
+            <w:tcMar>
+              <w:top w:w="40" w:type="dxa"/>
+              <w:bottom w:w="40" w:type="dxa"/>
+              <w:start w:w="90" w:type="dxa"/>
+              <w:end w:w="90" w:type="dxa"/>
+            </w:tcMar>
+            <w:shd w:val="clear" w:fill="1F3864"/>
+          </w:tcPr>
+          <w:p>
+            <w:pPr>
+              <w:spacing w:after="40" w:before="40" w:line="252" w:lineRule="auto"/>
+            </w:pPr>
+            <w:r>
+              <w:rPr>
+                <w:rFonts w:ascii="TH Sarabun New" w:hAnsi="TH Sarabun New" w:cs="TH Sarabun New" w:eastAsia="TH Sarabun New"/>
+                <w:b/>
+              </w:rPr>
+            </w:r>
+            <w:r>
+              <w:rPr>
+                <w:rFonts w:ascii="TH Sarabun New" w:hAnsi="TH Sarabun New" w:cs="TH Sarabun New" w:eastAsia="TH Sarabun New"/>
+                <w:b/>
+                <w:i w:val="0"/>
+                <w:color w:val="FFFFFF"/>
+              </w:rPr>
+              <w:t>เพราะ</w:t>
+            </w:r>
+          </w:p>
+        </w:tc>
+      </w:tr>
+      <w:tr>
+        <w:trPr>
+          <w:cantSplit w:val="true"/>
+        </w:trPr>
+        <w:tc>
+          <w:tcPr>
+            <w:tcW w:type="dxa" w:w="3249"/>
+            <w:tcMar>
+              <w:top w:w="40" w:type="dxa"/>
+              <w:bottom w:w="40" w:type="dxa"/>
+              <w:start w:w="90" w:type="dxa"/>
+              <w:end w:w="90" w:type="dxa"/>
+            </w:tcMar>
+          </w:tcPr>
+          <w:p>
+            <w:pPr>
+              <w:spacing w:after="40" w:before="40" w:line="252" w:lineRule="auto"/>
+            </w:pPr>
+            <w:r>
+              <w:rPr>
+                <w:rFonts w:ascii="TH Sarabun New" w:hAnsi="TH Sarabun New" w:cs="TH Sarabun New" w:eastAsia="TH Sarabun New"/>
+              </w:rPr>
+            </w:r>
+            <w:r>
+              <w:rPr>
+                <w:rFonts w:ascii="TH Sarabun New" w:hAnsi="TH Sarabun New" w:cs="TH Sarabun New" w:eastAsia="TH Sarabun New"/>
+                <w:b w:val="0"/>
+                <w:i w:val="0"/>
+              </w:rPr>
+              <w:t>กิจกรรม 1 · เดา</w:t>
+            </w:r>
+          </w:p>
+        </w:tc>
+        <w:tc>
+          <w:tcPr>
+            <w:tcW w:type="dxa" w:w="3249"/>
+            <w:tcMar>
+              <w:top w:w="40" w:type="dxa"/>
+              <w:bottom w:w="40" w:type="dxa"/>
+              <w:start w:w="90" w:type="dxa"/>
+              <w:end w:w="90" w:type="dxa"/>
+            </w:tcMar>
+          </w:tcPr>
+          <w:p>
+            <w:pPr>
+              <w:spacing w:after="40" w:before="40" w:line="252" w:lineRule="auto"/>
+            </w:pPr>
+            <w:r>
+              <w:rPr>
+                <w:rFonts w:ascii="TH Sarabun New" w:hAnsi="TH Sarabun New" w:cs="TH Sarabun New" w:eastAsia="TH Sarabun New"/>
+              </w:rPr>
+            </w:r>
+            <w:r>
+              <w:rPr>
+                <w:rFonts w:ascii="TH Sarabun New" w:hAnsi="TH Sarabun New" w:cs="TH Sarabun New" w:eastAsia="TH Sarabun New"/>
+                <w:b w:val="0"/>
+                <w:i w:val="0"/>
+              </w:rPr>
+              <w:t>25.5 C สีเขียว</w:t>
+            </w:r>
+          </w:p>
+        </w:tc>
+        <w:tc>
+          <w:tcPr>
+            <w:tcW w:type="dxa" w:w="3249"/>
+            <w:tcMar>
+              <w:top w:w="40" w:type="dxa"/>
+              <w:bottom w:w="40" w:type="dxa"/>
+              <w:start w:w="90" w:type="dxa"/>
+              <w:end w:w="90" w:type="dxa"/>
+            </w:tcMar>
+          </w:tcPr>
+          <w:p>
+            <w:pPr>
+              <w:spacing w:after="40" w:before="40" w:line="252" w:lineRule="auto"/>
+            </w:pPr>
+            <w:r>
+              <w:rPr>
+                <w:rFonts w:ascii="TH Sarabun New" w:hAnsi="TH Sarabun New" w:cs="TH Sarabun New" w:eastAsia="TH Sarabun New"/>
+              </w:rPr>
+            </w:r>
+            <w:r>
+              <w:rPr>
+                <w:rFonts w:ascii="TH Sarabun New" w:hAnsi="TH Sarabun New" w:cs="TH Sarabun New" w:eastAsia="TH Sarabun New"/>
+                <w:b w:val="0"/>
+                <w:i w:val="0"/>
+              </w:rPr>
+              <w:t xml:space="preserve">35.0 + (−9.5) = 25.5 ยังไม่เกิน </w:t>
+            </w:r>
+            <w:r>
+              <w:rPr>
+                <w:rFonts w:ascii="Consolas" w:hAnsi="Consolas" w:cs="Consolas" w:eastAsia="Consolas"/>
+                <w:b w:val="0"/>
+                <w:i w:val="0"/>
+                <w:sz w:val="21"/>
+              </w:rPr>
+              <w:t>T_WARM</w:t>
+            </w:r>
+            <w:r>
+              <w:rPr>
+                <w:rFonts w:ascii="TH Sarabun New" w:hAnsi="TH Sarabun New" w:cs="TH Sarabun New" w:eastAsia="TH Sarabun New"/>
+                <w:b w:val="0"/>
+                <w:i w:val="0"/>
+              </w:rPr>
+              <w:t xml:space="preserve"> = 30</w:t>
+            </w:r>
+          </w:p>
+        </w:tc>
+      </w:tr>
+      <w:tr>
+        <w:trPr>
+          <w:cantSplit w:val="true"/>
+        </w:trPr>
+        <w:tc>
+          <w:tcPr>
+            <w:tcW w:type="dxa" w:w="3249"/>
+            <w:tcMar>
+              <w:top w:w="40" w:type="dxa"/>
+              <w:bottom w:w="40" w:type="dxa"/>
+              <w:start w:w="90" w:type="dxa"/>
+              <w:end w:w="90" w:type="dxa"/>
+            </w:tcMar>
+            <w:shd w:val="clear" w:fill="F4F7FB"/>
+          </w:tcPr>
+          <w:p>
+            <w:pPr>
+              <w:spacing w:after="40" w:before="40" w:line="252" w:lineRule="auto"/>
+            </w:pPr>
+            <w:r>
+              <w:rPr>
+                <w:rFonts w:ascii="TH Sarabun New" w:hAnsi="TH Sarabun New" w:cs="TH Sarabun New" w:eastAsia="TH Sarabun New"/>
+              </w:rPr>
+            </w:r>
+            <w:r>
+              <w:rPr>
+                <w:rFonts w:ascii="TH Sarabun New" w:hAnsi="TH Sarabun New" w:cs="TH Sarabun New" w:eastAsia="TH Sarabun New"/>
+                <w:b w:val="0"/>
+                <w:i w:val="0"/>
+              </w:rPr>
+              <w:t>กิจกรรม 1 · แก้ (1)</w:t>
+            </w:r>
+          </w:p>
+        </w:tc>
+        <w:tc>
+          <w:tcPr>
+            <w:tcW w:type="dxa" w:w="3249"/>
+            <w:tcMar>
+              <w:top w:w="40" w:type="dxa"/>
+              <w:bottom w:w="40" w:type="dxa"/>
+              <w:start w:w="90" w:type="dxa"/>
+              <w:end w:w="90" w:type="dxa"/>
+            </w:tcMar>
+            <w:shd w:val="clear" w:fill="F4F7FB"/>
+          </w:tcPr>
+          <w:p>
+            <w:pPr>
+              <w:spacing w:after="40" w:before="40" w:line="252" w:lineRule="auto"/>
+            </w:pPr>
+            <w:r>
+              <w:rPr>
+                <w:rFonts w:ascii="TH Sarabun New" w:hAnsi="TH Sarabun New" w:cs="TH Sarabun New" w:eastAsia="TH Sarabun New"/>
+              </w:rPr>
+            </w:r>
+            <w:r>
+              <w:rPr>
+                <w:rFonts w:ascii="TH Sarabun New" w:hAnsi="TH Sarabun New" w:cs="TH Sarabun New" w:eastAsia="TH Sarabun New"/>
+                <w:b w:val="0"/>
+                <w:i w:val="0"/>
+              </w:rPr>
+              <w:t>จอขยับทุก 2 วินาที ตัวเลขกระโดดเป็นขั้น</w:t>
+            </w:r>
+          </w:p>
+        </w:tc>
+        <w:tc>
+          <w:tcPr>
+            <w:tcW w:type="dxa" w:w="3249"/>
+            <w:tcMar>
+              <w:top w:w="40" w:type="dxa"/>
+              <w:bottom w:w="40" w:type="dxa"/>
+              <w:start w:w="90" w:type="dxa"/>
+              <w:end w:w="90" w:type="dxa"/>
+            </w:tcMar>
+            <w:shd w:val="clear" w:fill="F4F7FB"/>
+          </w:tcPr>
+          <w:p>
+            <w:pPr>
+              <w:spacing w:after="40" w:before="40" w:line="252" w:lineRule="auto"/>
+            </w:pPr>
+            <w:r>
+              <w:rPr>
+                <w:rFonts w:ascii="TH Sarabun New" w:hAnsi="TH Sarabun New" w:cs="TH Sarabun New" w:eastAsia="TH Sarabun New"/>
+              </w:rPr>
+            </w:r>
+            <w:r>
+              <w:rPr>
+                <w:rFonts w:ascii="TH Sarabun New" w:hAnsi="TH Sarabun New" w:cs="TH Sarabun New" w:eastAsia="TH Sarabun New"/>
+                <w:b w:val="0"/>
+                <w:i w:val="0"/>
+              </w:rPr>
+              <w:t>อ่านเซนเซอร์ถี่น้อยลง</w:t>
+            </w:r>
+          </w:p>
+        </w:tc>
+      </w:tr>
+      <w:tr>
+        <w:trPr>
+          <w:cantSplit w:val="true"/>
+        </w:trPr>
+        <w:tc>
+          <w:tcPr>
+            <w:tcW w:type="dxa" w:w="3249"/>
+            <w:tcMar>
+              <w:top w:w="40" w:type="dxa"/>
+              <w:bottom w:w="40" w:type="dxa"/>
+              <w:start w:w="90" w:type="dxa"/>
+              <w:end w:w="90" w:type="dxa"/>
+            </w:tcMar>
+          </w:tcPr>
+          <w:p>
+            <w:pPr>
+              <w:spacing w:after="40" w:before="40" w:line="252" w:lineRule="auto"/>
+            </w:pPr>
+            <w:r>
+              <w:rPr>
+                <w:rFonts w:ascii="TH Sarabun New" w:hAnsi="TH Sarabun New" w:cs="TH Sarabun New" w:eastAsia="TH Sarabun New"/>
+              </w:rPr>
+            </w:r>
+            <w:r>
+              <w:rPr>
+                <w:rFonts w:ascii="TH Sarabun New" w:hAnsi="TH Sarabun New" w:cs="TH Sarabun New" w:eastAsia="TH Sarabun New"/>
+                <w:b w:val="0"/>
+                <w:i w:val="0"/>
+              </w:rPr>
+              <w:t>กิจกรรม 1 · แก้ (2)</w:t>
+            </w:r>
+          </w:p>
+        </w:tc>
+        <w:tc>
+          <w:tcPr>
+            <w:tcW w:type="dxa" w:w="3249"/>
+            <w:tcMar>
+              <w:top w:w="40" w:type="dxa"/>
+              <w:bottom w:w="40" w:type="dxa"/>
+              <w:start w:w="90" w:type="dxa"/>
+              <w:end w:w="90" w:type="dxa"/>
+            </w:tcMar>
+          </w:tcPr>
+          <w:p>
+            <w:pPr>
+              <w:spacing w:after="40" w:before="40" w:line="252" w:lineRule="auto"/>
+            </w:pPr>
+            <w:r>
+              <w:rPr>
+                <w:rFonts w:ascii="TH Sarabun New" w:hAnsi="TH Sarabun New" w:cs="TH Sarabun New" w:eastAsia="TH Sarabun New"/>
+              </w:rPr>
+            </w:r>
+            <w:r>
+              <w:rPr>
+                <w:rFonts w:ascii="TH Sarabun New" w:hAnsi="TH Sarabun New" w:cs="TH Sarabun New" w:eastAsia="TH Sarabun New"/>
+                <w:b w:val="0"/>
+                <w:i w:val="0"/>
+              </w:rPr>
+              <w:t xml:space="preserve">เลขตัวใหญ่และจอไฟ RGB เป็นสีเหลือง (เมื่อตั้ง </w:t>
+            </w:r>
+            <w:r>
+              <w:rPr>
+                <w:rFonts w:ascii="Consolas" w:hAnsi="Consolas" w:cs="Consolas" w:eastAsia="Consolas"/>
+                <w:b w:val="0"/>
+                <w:i w:val="0"/>
+                <w:sz w:val="21"/>
+              </w:rPr>
+              <w:t>TEMP_OFFSET</w:t>
+            </w:r>
+            <w:r>
+              <w:rPr>
+                <w:rFonts w:ascii="TH Sarabun New" w:hAnsi="TH Sarabun New" w:cs="TH Sarabun New" w:eastAsia="TH Sarabun New"/>
+                <w:b w:val="0"/>
+                <w:i w:val="0"/>
+              </w:rPr>
+              <w:t xml:space="preserve"> แล้ว)</w:t>
+            </w:r>
+          </w:p>
+        </w:tc>
+        <w:tc>
+          <w:tcPr>
+            <w:tcW w:type="dxa" w:w="3249"/>
+            <w:tcMar>
+              <w:top w:w="40" w:type="dxa"/>
+              <w:bottom w:w="40" w:type="dxa"/>
+              <w:start w:w="90" w:type="dxa"/>
+              <w:end w:w="90" w:type="dxa"/>
+            </w:tcMar>
+          </w:tcPr>
+          <w:p>
+            <w:pPr>
+              <w:spacing w:after="40" w:before="40" w:line="252" w:lineRule="auto"/>
+            </w:pPr>
+            <w:r>
+              <w:rPr>
+                <w:rFonts w:ascii="TH Sarabun New" w:hAnsi="TH Sarabun New" w:cs="TH Sarabun New" w:eastAsia="TH Sarabun New"/>
+              </w:rPr>
+            </w:r>
+            <w:r>
+              <w:rPr>
+                <w:rFonts w:ascii="TH Sarabun New" w:hAnsi="TH Sarabun New" w:cs="TH Sarabun New" w:eastAsia="TH Sarabun New"/>
+                <w:b w:val="0"/>
+                <w:i w:val="0"/>
+              </w:rPr>
+              <w:t xml:space="preserve">อุณหภูมิเกิน </w:t>
+            </w:r>
+            <w:r>
+              <w:rPr>
+                <w:rFonts w:ascii="Consolas" w:hAnsi="Consolas" w:cs="Consolas" w:eastAsia="Consolas"/>
+                <w:b w:val="0"/>
+                <w:i w:val="0"/>
+                <w:sz w:val="21"/>
+              </w:rPr>
+              <w:t>T_WARM</w:t>
+            </w:r>
+            <w:r>
+              <w:rPr>
+                <w:rFonts w:ascii="TH Sarabun New" w:hAnsi="TH Sarabun New" w:cs="TH Sarabun New" w:eastAsia="TH Sarabun New"/>
+                <w:b w:val="0"/>
+                <w:i w:val="0"/>
+              </w:rPr>
+              <w:t xml:space="preserve"> แต่ไม่เกิน </w:t>
+            </w:r>
+            <w:r>
+              <w:rPr>
+                <w:rFonts w:ascii="Consolas" w:hAnsi="Consolas" w:cs="Consolas" w:eastAsia="Consolas"/>
+                <w:b w:val="0"/>
+                <w:i w:val="0"/>
+                <w:sz w:val="21"/>
+              </w:rPr>
+              <w:t>T_HOT</w:t>
+            </w:r>
+          </w:p>
+        </w:tc>
+      </w:tr>
+      <w:tr>
+        <w:trPr>
+          <w:cantSplit w:val="true"/>
+        </w:trPr>
+        <w:tc>
+          <w:tcPr>
+            <w:tcW w:type="dxa" w:w="3249"/>
+            <w:tcMar>
+              <w:top w:w="40" w:type="dxa"/>
+              <w:bottom w:w="40" w:type="dxa"/>
+              <w:start w:w="90" w:type="dxa"/>
+              <w:end w:w="90" w:type="dxa"/>
+            </w:tcMar>
+            <w:shd w:val="clear" w:fill="F4F7FB"/>
+          </w:tcPr>
+          <w:p>
+            <w:pPr>
+              <w:spacing w:after="40" w:before="40" w:line="252" w:lineRule="auto"/>
+            </w:pPr>
+            <w:r>
+              <w:rPr>
+                <w:rFonts w:ascii="TH Sarabun New" w:hAnsi="TH Sarabun New" w:cs="TH Sarabun New" w:eastAsia="TH Sarabun New"/>
+              </w:rPr>
+            </w:r>
+            <w:r>
+              <w:rPr>
+                <w:rFonts w:ascii="TH Sarabun New" w:hAnsi="TH Sarabun New" w:cs="TH Sarabun New" w:eastAsia="TH Sarabun New"/>
+                <w:b w:val="0"/>
+                <w:i w:val="0"/>
+              </w:rPr>
+              <w:t>กิจกรรม 2 · เดา</w:t>
+            </w:r>
+          </w:p>
+        </w:tc>
+        <w:tc>
+          <w:tcPr>
+            <w:tcW w:type="dxa" w:w="3249"/>
+            <w:tcMar>
+              <w:top w:w="40" w:type="dxa"/>
+              <w:bottom w:w="40" w:type="dxa"/>
+              <w:start w:w="90" w:type="dxa"/>
+              <w:end w:w="90" w:type="dxa"/>
+            </w:tcMar>
+            <w:shd w:val="clear" w:fill="F4F7FB"/>
+          </w:tcPr>
+          <w:p>
+            <w:pPr>
+              <w:spacing w:after="40" w:before="40" w:line="252" w:lineRule="auto"/>
+            </w:pPr>
+            <w:r>
+              <w:rPr>
+                <w:rFonts w:ascii="TH Sarabun New" w:hAnsi="TH Sarabun New" w:cs="TH Sarabun New" w:eastAsia="TH Sarabun New"/>
+              </w:rPr>
+            </w:r>
+            <w:r>
+              <w:rPr>
+                <w:rFonts w:ascii="TH Sarabun New" w:hAnsi="TH Sarabun New" w:cs="TH Sarabun New" w:eastAsia="TH Sarabun New"/>
+                <w:b w:val="0"/>
+                <w:i w:val="0"/>
+              </w:rPr>
+              <w:t>32 C = 1 เริ่มเครียด · 34 C = 2 แย่แล้ว</w:t>
+            </w:r>
+          </w:p>
+        </w:tc>
+        <w:tc>
+          <w:tcPr>
+            <w:tcW w:type="dxa" w:w="3249"/>
+            <w:tcMar>
+              <w:top w:w="40" w:type="dxa"/>
+              <w:bottom w:w="40" w:type="dxa"/>
+              <w:start w:w="90" w:type="dxa"/>
+              <w:end w:w="90" w:type="dxa"/>
+            </w:tcMar>
+            <w:shd w:val="clear" w:fill="F4F7FB"/>
+          </w:tcPr>
+          <w:p>
+            <w:pPr>
+              <w:spacing w:after="40" w:before="40" w:line="252" w:lineRule="auto"/>
+            </w:pPr>
+            <w:r>
+              <w:rPr>
+                <w:rFonts w:ascii="TH Sarabun New" w:hAnsi="TH Sarabun New" w:cs="TH Sarabun New" w:eastAsia="TH Sarabun New"/>
+              </w:rPr>
+            </w:r>
+            <w:r>
+              <w:rPr>
+                <w:rFonts w:ascii="TH Sarabun New" w:hAnsi="TH Sarabun New" w:cs="TH Sarabun New" w:eastAsia="TH Sarabun New"/>
+                <w:b w:val="0"/>
+                <w:i w:val="0"/>
+              </w:rPr>
+              <w:t>ร้อนเกิน 30 แต่ "ไกล" คือเกิน 30 + 3 = 33</w:t>
+            </w:r>
+          </w:p>
+        </w:tc>
+      </w:tr>
+      <w:tr>
+        <w:trPr>
+          <w:cantSplit w:val="true"/>
+        </w:trPr>
+        <w:tc>
+          <w:tcPr>
+            <w:tcW w:type="dxa" w:w="3249"/>
+            <w:tcMar>
+              <w:top w:w="40" w:type="dxa"/>
+              <w:bottom w:w="40" w:type="dxa"/>
+              <w:start w:w="90" w:type="dxa"/>
+              <w:end w:w="90" w:type="dxa"/>
+            </w:tcMar>
+          </w:tcPr>
+          <w:p>
+            <w:pPr>
+              <w:spacing w:after="40" w:before="40" w:line="252" w:lineRule="auto"/>
+            </w:pPr>
+            <w:r>
+              <w:rPr>
+                <w:rFonts w:ascii="TH Sarabun New" w:hAnsi="TH Sarabun New" w:cs="TH Sarabun New" w:eastAsia="TH Sarabun New"/>
+              </w:rPr>
+            </w:r>
+            <w:r>
+              <w:rPr>
+                <w:rFonts w:ascii="TH Sarabun New" w:hAnsi="TH Sarabun New" w:cs="TH Sarabun New" w:eastAsia="TH Sarabun New"/>
+                <w:b w:val="0"/>
+                <w:i w:val="0"/>
+              </w:rPr>
+              <w:t>กิจกรรม 2 · แก้ (2)</w:t>
+            </w:r>
+          </w:p>
+        </w:tc>
+        <w:tc>
+          <w:tcPr>
+            <w:tcW w:type="dxa" w:w="3249"/>
+            <w:tcMar>
+              <w:top w:w="40" w:type="dxa"/>
+              <w:bottom w:w="40" w:type="dxa"/>
+              <w:start w:w="90" w:type="dxa"/>
+              <w:end w:w="90" w:type="dxa"/>
+            </w:tcMar>
+          </w:tcPr>
+          <w:p>
+            <w:pPr>
+              <w:spacing w:after="40" w:before="40" w:line="252" w:lineRule="auto"/>
+            </w:pPr>
+            <w:r>
+              <w:rPr>
+                <w:rFonts w:ascii="TH Sarabun New" w:hAnsi="TH Sarabun New" w:cs="TH Sarabun New" w:eastAsia="TH Sarabun New"/>
+              </w:rPr>
+            </w:r>
+            <w:r>
+              <w:rPr>
+                <w:rFonts w:ascii="TH Sarabun New" w:hAnsi="TH Sarabun New" w:cs="TH Sarabun New" w:eastAsia="TH Sarabun New"/>
+                <w:b w:val="0"/>
+                <w:i w:val="0"/>
+              </w:rPr>
+              <w:t xml:space="preserve">ใช้พืชตัวแรกใน </w:t>
+            </w:r>
+            <w:r>
+              <w:rPr>
+                <w:rFonts w:ascii="Consolas" w:hAnsi="Consolas" w:cs="Consolas" w:eastAsia="Consolas"/>
+                <w:b w:val="0"/>
+                <w:i w:val="0"/>
+                <w:sz w:val="21"/>
+              </w:rPr>
+              <w:t>CROPS</w:t>
+            </w:r>
+            <w:r>
+              <w:rPr>
+                <w:rFonts w:ascii="TH Sarabun New" w:hAnsi="TH Sarabun New" w:cs="TH Sarabun New" w:eastAsia="TH Sarabun New"/>
+                <w:b w:val="0"/>
+                <w:i w:val="0"/>
+              </w:rPr>
+              <w:t xml:space="preserve"> แทน และ Console บอกว่าไม่รู้จักชื่อนั้น</w:t>
+            </w:r>
+          </w:p>
+        </w:tc>
+        <w:tc>
+          <w:tcPr>
+            <w:tcW w:type="dxa" w:w="3249"/>
+            <w:tcMar>
+              <w:top w:w="40" w:type="dxa"/>
+              <w:bottom w:w="40" w:type="dxa"/>
+              <w:start w:w="90" w:type="dxa"/>
+              <w:end w:w="90" w:type="dxa"/>
+            </w:tcMar>
+          </w:tcPr>
+          <w:p>
+            <w:pPr>
+              <w:spacing w:after="40" w:before="40" w:line="252" w:lineRule="auto"/>
+            </w:pPr>
+            <w:r>
+              <w:rPr>
+                <w:rFonts w:ascii="TH Sarabun New" w:hAnsi="TH Sarabun New" w:cs="TH Sarabun New" w:eastAsia="TH Sarabun New"/>
+              </w:rPr>
+            </w:r>
+            <w:r>
+              <w:rPr>
+                <w:rFonts w:ascii="Consolas" w:hAnsi="Consolas" w:cs="Consolas" w:eastAsia="Consolas"/>
+                <w:b w:val="0"/>
+                <w:i w:val="0"/>
+                <w:sz w:val="21"/>
+              </w:rPr>
+              <w:t>find_crop()</w:t>
+            </w:r>
+            <w:r>
+              <w:rPr>
+                <w:rFonts w:ascii="TH Sarabun New" w:hAnsi="TH Sarabun New" w:cs="TH Sarabun New" w:eastAsia="TH Sarabun New"/>
+                <w:b w:val="0"/>
+                <w:i w:val="0"/>
+              </w:rPr>
+              <w:t xml:space="preserve"> คืน 0 เมื่อหาไม่เจอ แทนการพัง</w:t>
+            </w:r>
+          </w:p>
+        </w:tc>
+      </w:tr>
+      <w:tr>
+        <w:trPr>
+          <w:cantSplit w:val="true"/>
+        </w:trPr>
+        <w:tc>
+          <w:tcPr>
+            <w:tcW w:type="dxa" w:w="3249"/>
+            <w:tcMar>
+              <w:top w:w="40" w:type="dxa"/>
+              <w:bottom w:w="40" w:type="dxa"/>
+              <w:start w:w="90" w:type="dxa"/>
+              <w:end w:w="90" w:type="dxa"/>
+            </w:tcMar>
+            <w:shd w:val="clear" w:fill="F4F7FB"/>
+          </w:tcPr>
+          <w:p>
+            <w:pPr>
+              <w:spacing w:after="40" w:before="40" w:line="252" w:lineRule="auto"/>
+            </w:pPr>
+            <w:r>
+              <w:rPr>
+                <w:rFonts w:ascii="TH Sarabun New" w:hAnsi="TH Sarabun New" w:cs="TH Sarabun New" w:eastAsia="TH Sarabun New"/>
+              </w:rPr>
+            </w:r>
+            <w:r>
+              <w:rPr>
+                <w:rFonts w:ascii="TH Sarabun New" w:hAnsi="TH Sarabun New" w:cs="TH Sarabun New" w:eastAsia="TH Sarabun New"/>
+                <w:b w:val="0"/>
+                <w:i w:val="0"/>
+              </w:rPr>
+              <w:t>กิจกรรม 3 · เดา</w:t>
+            </w:r>
+          </w:p>
+        </w:tc>
+        <w:tc>
+          <w:tcPr>
+            <w:tcW w:type="dxa" w:w="3249"/>
+            <w:tcMar>
+              <w:top w:w="40" w:type="dxa"/>
+              <w:bottom w:w="40" w:type="dxa"/>
+              <w:start w:w="90" w:type="dxa"/>
+              <w:end w:w="90" w:type="dxa"/>
+            </w:tcMar>
+            <w:shd w:val="clear" w:fill="F4F7FB"/>
+          </w:tcPr>
+          <w:p>
+            <w:pPr>
+              <w:spacing w:after="40" w:before="40" w:line="252" w:lineRule="auto"/>
+            </w:pPr>
+            <w:r>
+              <w:rPr>
+                <w:rFonts w:ascii="TH Sarabun New" w:hAnsi="TH Sarabun New" w:cs="TH Sarabun New" w:eastAsia="TH Sarabun New"/>
+              </w:rPr>
+            </w:r>
+            <w:r>
+              <w:rPr>
+                <w:rFonts w:ascii="TH Sarabun New" w:hAnsi="TH Sarabun New" w:cs="TH Sarabun New" w:eastAsia="TH Sarabun New"/>
+                <w:b w:val="0"/>
+                <w:i w:val="0"/>
+              </w:rPr>
+              <w:t>44 % เปิดต่อ · 46 % ปิด</w:t>
+            </w:r>
+          </w:p>
+        </w:tc>
+        <w:tc>
+          <w:tcPr>
+            <w:tcW w:type="dxa" w:w="3249"/>
+            <w:tcMar>
+              <w:top w:w="40" w:type="dxa"/>
+              <w:bottom w:w="40" w:type="dxa"/>
+              <w:start w:w="90" w:type="dxa"/>
+              <w:end w:w="90" w:type="dxa"/>
+            </w:tcMar>
+            <w:shd w:val="clear" w:fill="F4F7FB"/>
+          </w:tcPr>
+          <w:p>
+            <w:pPr>
+              <w:spacing w:after="40" w:before="40" w:line="252" w:lineRule="auto"/>
+            </w:pPr>
+            <w:r>
+              <w:rPr>
+                <w:rFonts w:ascii="TH Sarabun New" w:hAnsi="TH Sarabun New" w:cs="TH Sarabun New" w:eastAsia="TH Sarabun New"/>
+              </w:rPr>
+            </w:r>
+            <w:r>
+              <w:rPr>
+                <w:rFonts w:ascii="TH Sarabun New" w:hAnsi="TH Sarabun New" w:cs="TH Sarabun New" w:eastAsia="TH Sarabun New"/>
+                <w:b w:val="0"/>
+                <w:i w:val="0"/>
+              </w:rPr>
+              <w:t>ปิดเมื่อเกิน 40 + 5 = 45</w:t>
+            </w:r>
+          </w:p>
+        </w:tc>
+      </w:tr>
+      <w:tr>
+        <w:trPr>
+          <w:cantSplit w:val="true"/>
+        </w:trPr>
+        <w:tc>
+          <w:tcPr>
+            <w:tcW w:type="dxa" w:w="3249"/>
+            <w:tcMar>
+              <w:top w:w="40" w:type="dxa"/>
+              <w:bottom w:w="40" w:type="dxa"/>
+              <w:start w:w="90" w:type="dxa"/>
+              <w:end w:w="90" w:type="dxa"/>
+            </w:tcMar>
+          </w:tcPr>
+          <w:p>
+            <w:pPr>
+              <w:spacing w:after="40" w:before="40" w:line="252" w:lineRule="auto"/>
+            </w:pPr>
+            <w:r>
+              <w:rPr>
+                <w:rFonts w:ascii="TH Sarabun New" w:hAnsi="TH Sarabun New" w:cs="TH Sarabun New" w:eastAsia="TH Sarabun New"/>
+              </w:rPr>
+            </w:r>
+            <w:r>
+              <w:rPr>
+                <w:rFonts w:ascii="TH Sarabun New" w:hAnsi="TH Sarabun New" w:cs="TH Sarabun New" w:eastAsia="TH Sarabun New"/>
+                <w:b w:val="0"/>
+                <w:i w:val="0"/>
+              </w:rPr>
+              <w:t>กิจกรรม 3 · แก้ (1)</w:t>
+            </w:r>
+          </w:p>
+        </w:tc>
+        <w:tc>
+          <w:tcPr>
+            <w:tcW w:type="dxa" w:w="3249"/>
+            <w:tcMar>
+              <w:top w:w="40" w:type="dxa"/>
+              <w:bottom w:w="40" w:type="dxa"/>
+              <w:start w:w="90" w:type="dxa"/>
+              <w:end w:w="90" w:type="dxa"/>
+            </w:tcMar>
+          </w:tcPr>
+          <w:p>
+            <w:pPr>
+              <w:spacing w:after="40" w:before="40" w:line="252" w:lineRule="auto"/>
+            </w:pPr>
+            <w:r>
+              <w:rPr>
+                <w:rFonts w:ascii="TH Sarabun New" w:hAnsi="TH Sarabun New" w:cs="TH Sarabun New" w:eastAsia="TH Sarabun New"/>
+              </w:rPr>
+            </w:r>
+            <w:r>
+              <w:rPr>
+                <w:rFonts w:ascii="TH Sarabun New" w:hAnsi="TH Sarabun New" w:cs="TH Sarabun New" w:eastAsia="TH Sarabun New"/>
+                <w:b w:val="0"/>
+                <w:i w:val="0"/>
+              </w:rPr>
+              <w:t>ปั๊มหยุดเมื่อถังต่ำกว่า 30 %</w:t>
+            </w:r>
+          </w:p>
+        </w:tc>
+        <w:tc>
+          <w:tcPr>
+            <w:tcW w:type="dxa" w:w="3249"/>
+            <w:tcMar>
+              <w:top w:w="40" w:type="dxa"/>
+              <w:bottom w:w="40" w:type="dxa"/>
+              <w:start w:w="90" w:type="dxa"/>
+              <w:end w:w="90" w:type="dxa"/>
+            </w:tcMar>
+          </w:tcPr>
+          <w:p>
+            <w:pPr>
+              <w:spacing w:after="40" w:before="40" w:line="252" w:lineRule="auto"/>
+            </w:pPr>
+            <w:r>
+              <w:rPr>
+                <w:rFonts w:ascii="TH Sarabun New" w:hAnsi="TH Sarabun New" w:cs="TH Sarabun New" w:eastAsia="TH Sarabun New"/>
+              </w:rPr>
+            </w:r>
+            <w:r>
+              <w:rPr>
+                <w:rFonts w:ascii="Consolas" w:hAnsi="Consolas" w:cs="Consolas" w:eastAsia="Consolas"/>
+                <w:b w:val="0"/>
+                <w:i w:val="0"/>
+                <w:sz w:val="21"/>
+              </w:rPr>
+              <w:t>tank &gt;= TANK_MIN</w:t>
+            </w:r>
+            <w:r>
+              <w:rPr>
+                <w:rFonts w:ascii="TH Sarabun New" w:hAnsi="TH Sarabun New" w:cs="TH Sarabun New" w:eastAsia="TH Sarabun New"/>
+                <w:b w:val="0"/>
+                <w:i w:val="0"/>
+              </w:rPr>
+              <w:t xml:space="preserve"> ไม่จริงแล้ว</w:t>
+            </w:r>
+          </w:p>
+        </w:tc>
+      </w:tr>
+      <w:tr>
+        <w:trPr>
+          <w:cantSplit w:val="true"/>
+        </w:trPr>
+        <w:tc>
+          <w:tcPr>
+            <w:tcW w:type="dxa" w:w="3249"/>
+            <w:tcMar>
+              <w:top w:w="40" w:type="dxa"/>
+              <w:bottom w:w="40" w:type="dxa"/>
+              <w:start w:w="90" w:type="dxa"/>
+              <w:end w:w="90" w:type="dxa"/>
+            </w:tcMar>
+            <w:shd w:val="clear" w:fill="F4F7FB"/>
+          </w:tcPr>
+          <w:p>
+            <w:pPr>
+              <w:spacing w:after="40" w:before="40" w:line="252" w:lineRule="auto"/>
+            </w:pPr>
+            <w:r>
+              <w:rPr>
+                <w:rFonts w:ascii="TH Sarabun New" w:hAnsi="TH Sarabun New" w:cs="TH Sarabun New" w:eastAsia="TH Sarabun New"/>
+              </w:rPr>
+            </w:r>
+            <w:r>
+              <w:rPr>
+                <w:rFonts w:ascii="TH Sarabun New" w:hAnsi="TH Sarabun New" w:cs="TH Sarabun New" w:eastAsia="TH Sarabun New"/>
+                <w:b w:val="0"/>
+                <w:i w:val="0"/>
+              </w:rPr>
+              <w:t>กิจกรรม 3 · แก้ (2)</w:t>
+            </w:r>
+          </w:p>
+        </w:tc>
+        <w:tc>
+          <w:tcPr>
+            <w:tcW w:type="dxa" w:w="3249"/>
+            <w:tcMar>
+              <w:top w:w="40" w:type="dxa"/>
+              <w:bottom w:w="40" w:type="dxa"/>
+              <w:start w:w="90" w:type="dxa"/>
+              <w:end w:w="90" w:type="dxa"/>
+            </w:tcMar>
+            <w:shd w:val="clear" w:fill="F4F7FB"/>
+          </w:tcPr>
+          <w:p>
+            <w:pPr>
+              <w:spacing w:after="40" w:before="40" w:line="252" w:lineRule="auto"/>
+            </w:pPr>
+            <w:r>
+              <w:rPr>
+                <w:rFonts w:ascii="TH Sarabun New" w:hAnsi="TH Sarabun New" w:cs="TH Sarabun New" w:eastAsia="TH Sarabun New"/>
+              </w:rPr>
+            </w:r>
+            <w:r>
+              <w:rPr>
+                <w:rFonts w:ascii="TH Sarabun New" w:hAnsi="TH Sarabun New" w:cs="TH Sarabun New" w:eastAsia="TH Sarabun New"/>
+                <w:b w:val="0"/>
+                <w:i w:val="0"/>
+              </w:rPr>
+              <w:t>ราว 20 ลิตร (อาจน้อยกว่านิดหน่อย)</w:t>
+            </w:r>
+          </w:p>
+        </w:tc>
+        <w:tc>
+          <w:tcPr>
+            <w:tcW w:type="dxa" w:w="3249"/>
+            <w:tcMar>
+              <w:top w:w="40" w:type="dxa"/>
+              <w:bottom w:w="40" w:type="dxa"/>
+              <w:start w:w="90" w:type="dxa"/>
+              <w:end w:w="90" w:type="dxa"/>
+            </w:tcMar>
+            <w:shd w:val="clear" w:fill="F4F7FB"/>
+          </w:tcPr>
+          <w:p>
+            <w:pPr>
+              <w:spacing w:after="40" w:before="40" w:line="252" w:lineRule="auto"/>
+            </w:pPr>
+            <w:r>
+              <w:rPr>
+                <w:rFonts w:ascii="TH Sarabun New" w:hAnsi="TH Sarabun New" w:cs="TH Sarabun New" w:eastAsia="TH Sarabun New"/>
+              </w:rPr>
+            </w:r>
+            <w:r>
+              <w:rPr>
+                <w:rFonts w:ascii="TH Sarabun New" w:hAnsi="TH Sarabun New" w:cs="TH Sarabun New" w:eastAsia="TH Sarabun New"/>
+                <w:b w:val="0"/>
+                <w:i w:val="0"/>
+              </w:rPr>
+              <w:t>2 ลิตร/วินาที × 10 วินาที · แต่ละรอบใช้เวลาเกินครึ่งวินาทีเล็กน้อย</w:t>
+            </w:r>
+          </w:p>
+        </w:tc>
+      </w:tr>
+      <w:tr>
+        <w:trPr>
+          <w:cantSplit w:val="true"/>
+        </w:trPr>
+        <w:tc>
+          <w:tcPr>
+            <w:tcW w:type="dxa" w:w="3249"/>
+            <w:tcMar>
+              <w:top w:w="40" w:type="dxa"/>
+              <w:bottom w:w="40" w:type="dxa"/>
+              <w:start w:w="90" w:type="dxa"/>
+              <w:end w:w="90" w:type="dxa"/>
+            </w:tcMar>
+          </w:tcPr>
+          <w:p>
+            <w:pPr>
+              <w:spacing w:after="40" w:before="40" w:line="252" w:lineRule="auto"/>
+            </w:pPr>
+            <w:r>
+              <w:rPr>
+                <w:rFonts w:ascii="TH Sarabun New" w:hAnsi="TH Sarabun New" w:cs="TH Sarabun New" w:eastAsia="TH Sarabun New"/>
+              </w:rPr>
+            </w:r>
+            <w:r>
+              <w:rPr>
+                <w:rFonts w:ascii="TH Sarabun New" w:hAnsi="TH Sarabun New" w:cs="TH Sarabun New" w:eastAsia="TH Sarabun New"/>
+                <w:b w:val="0"/>
+                <w:i w:val="0"/>
+              </w:rPr>
+              <w:t>กิจกรรม 4 · เดา</w:t>
+            </w:r>
+          </w:p>
+        </w:tc>
+        <w:tc>
+          <w:tcPr>
+            <w:tcW w:type="dxa" w:w="3249"/>
+            <w:tcMar>
+              <w:top w:w="40" w:type="dxa"/>
+              <w:bottom w:w="40" w:type="dxa"/>
+              <w:start w:w="90" w:type="dxa"/>
+              <w:end w:w="90" w:type="dxa"/>
+            </w:tcMar>
+          </w:tcPr>
+          <w:p>
+            <w:pPr>
+              <w:spacing w:after="40" w:before="40" w:line="252" w:lineRule="auto"/>
+            </w:pPr>
+            <w:r>
+              <w:rPr>
+                <w:rFonts w:ascii="TH Sarabun New" w:hAnsi="TH Sarabun New" w:cs="TH Sarabun New" w:eastAsia="TH Sarabun New"/>
+              </w:rPr>
+            </w:r>
+            <w:r>
+              <w:rPr>
+                <w:rFonts w:ascii="TH Sarabun New" w:hAnsi="TH Sarabun New" w:cs="TH Sarabun New" w:eastAsia="TH Sarabun New"/>
+                <w:b w:val="0"/>
+                <w:i w:val="0"/>
+              </w:rPr>
+              <w:t>30 องศา</w:t>
+            </w:r>
+          </w:p>
+        </w:tc>
+        <w:tc>
+          <w:tcPr>
+            <w:tcW w:type="dxa" w:w="3249"/>
+            <w:tcMar>
+              <w:top w:w="40" w:type="dxa"/>
+              <w:bottom w:w="40" w:type="dxa"/>
+              <w:start w:w="90" w:type="dxa"/>
+              <w:end w:w="90" w:type="dxa"/>
+            </w:tcMar>
+          </w:tcPr>
+          <w:p>
+            <w:pPr>
+              <w:spacing w:after="40" w:before="40" w:line="252" w:lineRule="auto"/>
+            </w:pPr>
+            <w:r>
+              <w:rPr>
+                <w:rFonts w:ascii="TH Sarabun New" w:hAnsi="TH Sarabun New" w:cs="TH Sarabun New" w:eastAsia="TH Sarabun New"/>
+              </w:rPr>
+            </w:r>
+            <w:r>
+              <w:rPr>
+                <w:rFonts w:ascii="Consolas" w:hAnsi="Consolas" w:cs="Consolas" w:eastAsia="Consolas"/>
+                <w:b w:val="0"/>
+                <w:i w:val="0"/>
+                <w:sz w:val="21"/>
+              </w:rPr>
+              <w:t>RANGE = SAFE_DEG * 1.5</w:t>
+            </w:r>
+            <w:r>
+              <w:rPr>
+                <w:rFonts w:ascii="TH Sarabun New" w:hAnsi="TH Sarabun New" w:cs="TH Sarabun New" w:eastAsia="TH Sarabun New"/>
+                <w:b w:val="0"/>
+                <w:i w:val="0"/>
+              </w:rPr>
+              <w:t xml:space="preserve"> = 20 × 1.5</w:t>
+            </w:r>
+          </w:p>
+        </w:tc>
+      </w:tr>
+      <w:tr>
+        <w:trPr>
+          <w:cantSplit w:val="true"/>
+        </w:trPr>
+        <w:tc>
+          <w:tcPr>
+            <w:tcW w:type="dxa" w:w="3249"/>
+            <w:tcMar>
+              <w:top w:w="40" w:type="dxa"/>
+              <w:bottom w:w="40" w:type="dxa"/>
+              <w:start w:w="90" w:type="dxa"/>
+              <w:end w:w="90" w:type="dxa"/>
+            </w:tcMar>
+            <w:shd w:val="clear" w:fill="F4F7FB"/>
+          </w:tcPr>
+          <w:p>
+            <w:pPr>
+              <w:spacing w:after="40" w:before="40" w:line="252" w:lineRule="auto"/>
+            </w:pPr>
+            <w:r>
+              <w:rPr>
+                <w:rFonts w:ascii="TH Sarabun New" w:hAnsi="TH Sarabun New" w:cs="TH Sarabun New" w:eastAsia="TH Sarabun New"/>
+              </w:rPr>
+            </w:r>
+            <w:r>
+              <w:rPr>
+                <w:rFonts w:ascii="TH Sarabun New" w:hAnsi="TH Sarabun New" w:cs="TH Sarabun New" w:eastAsia="TH Sarabun New"/>
+                <w:b w:val="0"/>
+                <w:i w:val="0"/>
+              </w:rPr>
+              <w:t>กิจกรรม 4 · แก้ (1)</w:t>
+            </w:r>
+          </w:p>
+        </w:tc>
+        <w:tc>
+          <w:tcPr>
+            <w:tcW w:type="dxa" w:w="3249"/>
+            <w:tcMar>
+              <w:top w:w="40" w:type="dxa"/>
+              <w:bottom w:w="40" w:type="dxa"/>
+              <w:start w:w="90" w:type="dxa"/>
+              <w:end w:w="90" w:type="dxa"/>
+            </w:tcMar>
+            <w:shd w:val="clear" w:fill="F4F7FB"/>
+          </w:tcPr>
+          <w:p>
+            <w:pPr>
+              <w:spacing w:after="40" w:before="40" w:line="252" w:lineRule="auto"/>
+            </w:pPr>
+            <w:r>
+              <w:rPr>
+                <w:rFonts w:ascii="TH Sarabun New" w:hAnsi="TH Sarabun New" w:cs="TH Sarabun New" w:eastAsia="TH Sarabun New"/>
+              </w:rPr>
+            </w:r>
+            <w:r>
+              <w:rPr>
+                <w:rFonts w:ascii="TH Sarabun New" w:hAnsi="TH Sarabun New" w:cs="TH Sarabun New" w:eastAsia="TH Sarabun New"/>
+                <w:b w:val="0"/>
+                <w:i w:val="0"/>
+              </w:rPr>
+              <w:t>วินาทีในเป้ามากขึ้น</w:t>
+            </w:r>
+          </w:p>
+        </w:tc>
+        <w:tc>
+          <w:tcPr>
+            <w:tcW w:type="dxa" w:w="3249"/>
+            <w:tcMar>
+              <w:top w:w="40" w:type="dxa"/>
+              <w:bottom w:w="40" w:type="dxa"/>
+              <w:start w:w="90" w:type="dxa"/>
+              <w:end w:w="90" w:type="dxa"/>
+            </w:tcMar>
+            <w:shd w:val="clear" w:fill="F4F7FB"/>
+          </w:tcPr>
+          <w:p>
+            <w:pPr>
+              <w:spacing w:after="40" w:before="40" w:line="252" w:lineRule="auto"/>
+            </w:pPr>
+            <w:r>
+              <w:rPr>
+                <w:rFonts w:ascii="TH Sarabun New" w:hAnsi="TH Sarabun New" w:cs="TH Sarabun New" w:eastAsia="TH Sarabun New"/>
+              </w:rPr>
+            </w:r>
+            <w:r>
+              <w:rPr>
+                <w:rFonts w:ascii="TH Sarabun New" w:hAnsi="TH Sarabun New" w:cs="TH Sarabun New" w:eastAsia="TH Sarabun New"/>
+                <w:b w:val="0"/>
+                <w:i w:val="0"/>
+              </w:rPr>
+              <w:t>เป้ากว้างขึ้นจาก 3 เป็น 8 องศา</w:t>
+            </w:r>
+          </w:p>
+        </w:tc>
+      </w:tr>
+      <w:tr>
+        <w:trPr>
+          <w:cantSplit w:val="true"/>
+        </w:trPr>
+        <w:tc>
+          <w:tcPr>
+            <w:tcW w:type="dxa" w:w="3249"/>
+            <w:tcMar>
+              <w:top w:w="40" w:type="dxa"/>
+              <w:bottom w:w="40" w:type="dxa"/>
+              <w:start w:w="90" w:type="dxa"/>
+              <w:end w:w="90" w:type="dxa"/>
+            </w:tcMar>
+          </w:tcPr>
+          <w:p>
+            <w:pPr>
+              <w:spacing w:after="40" w:before="40" w:line="252" w:lineRule="auto"/>
+            </w:pPr>
+            <w:r>
+              <w:rPr>
+                <w:rFonts w:ascii="TH Sarabun New" w:hAnsi="TH Sarabun New" w:cs="TH Sarabun New" w:eastAsia="TH Sarabun New"/>
+              </w:rPr>
+            </w:r>
+            <w:r>
+              <w:rPr>
+                <w:rFonts w:ascii="TH Sarabun New" w:hAnsi="TH Sarabun New" w:cs="TH Sarabun New" w:eastAsia="TH Sarabun New"/>
+                <w:b w:val="0"/>
+                <w:i w:val="0"/>
+              </w:rPr>
+              <w:t>กิจกรรม 4 · แก้ (2)</w:t>
+            </w:r>
+          </w:p>
+        </w:tc>
+        <w:tc>
+          <w:tcPr>
+            <w:tcW w:type="dxa" w:w="3249"/>
+            <w:tcMar>
+              <w:top w:w="40" w:type="dxa"/>
+              <w:bottom w:w="40" w:type="dxa"/>
+              <w:start w:w="90" w:type="dxa"/>
+              <w:end w:w="90" w:type="dxa"/>
+            </w:tcMar>
+          </w:tcPr>
+          <w:p>
+            <w:pPr>
+              <w:spacing w:after="40" w:before="40" w:line="252" w:lineRule="auto"/>
+            </w:pPr>
+            <w:r>
+              <w:rPr>
+                <w:rFonts w:ascii="TH Sarabun New" w:hAnsi="TH Sarabun New" w:cs="TH Sarabun New" w:eastAsia="TH Sarabun New"/>
+              </w:rPr>
+            </w:r>
+            <w:r>
+              <w:rPr>
+                <w:rFonts w:ascii="TH Sarabun New" w:hAnsi="TH Sarabun New" w:cs="TH Sarabun New" w:eastAsia="TH Sarabun New"/>
+                <w:b w:val="0"/>
+                <w:i w:val="0"/>
+              </w:rPr>
+              <w:t>นับกระแทกง่ายขึ้น</w:t>
+            </w:r>
+          </w:p>
+        </w:tc>
+        <w:tc>
+          <w:tcPr>
+            <w:tcW w:type="dxa" w:w="3249"/>
+            <w:tcMar>
+              <w:top w:w="40" w:type="dxa"/>
+              <w:bottom w:w="40" w:type="dxa"/>
+              <w:start w:w="90" w:type="dxa"/>
+              <w:end w:w="90" w:type="dxa"/>
+            </w:tcMar>
+          </w:tcPr>
+          <w:p>
+            <w:pPr>
+              <w:spacing w:after="40" w:before="40" w:line="252" w:lineRule="auto"/>
+            </w:pPr>
+            <w:r>
+              <w:rPr>
+                <w:rFonts w:ascii="TH Sarabun New" w:hAnsi="TH Sarabun New" w:cs="TH Sarabun New" w:eastAsia="TH Sarabun New"/>
+              </w:rPr>
+            </w:r>
+            <w:r>
+              <w:rPr>
+                <w:rFonts w:ascii="TH Sarabun New" w:hAnsi="TH Sarabun New" w:cs="TH Sarabun New" w:eastAsia="TH Sarabun New"/>
+                <w:b w:val="0"/>
+                <w:i w:val="0"/>
+              </w:rPr>
+              <w:t>เกณฑ์แรงกระแทกต่ำลง</w:t>
+            </w:r>
+          </w:p>
+        </w:tc>
+      </w:tr>
+      <w:tr>
+        <w:trPr>
+          <w:cantSplit w:val="true"/>
+        </w:trPr>
+        <w:tc>
+          <w:tcPr>
+            <w:tcW w:type="dxa" w:w="3249"/>
+            <w:tcMar>
+              <w:top w:w="40" w:type="dxa"/>
+              <w:bottom w:w="40" w:type="dxa"/>
+              <w:start w:w="90" w:type="dxa"/>
+              <w:end w:w="90" w:type="dxa"/>
+            </w:tcMar>
+            <w:shd w:val="clear" w:fill="F4F7FB"/>
+          </w:tcPr>
+          <w:p>
+            <w:pPr>
+              <w:spacing w:after="40" w:before="40" w:line="252" w:lineRule="auto"/>
+            </w:pPr>
+            <w:r>
+              <w:rPr>
+                <w:rFonts w:ascii="TH Sarabun New" w:hAnsi="TH Sarabun New" w:cs="TH Sarabun New" w:eastAsia="TH Sarabun New"/>
+              </w:rPr>
+            </w:r>
+            <w:r>
+              <w:rPr>
+                <w:rFonts w:ascii="TH Sarabun New" w:hAnsi="TH Sarabun New" w:cs="TH Sarabun New" w:eastAsia="TH Sarabun New"/>
+                <w:b w:val="0"/>
+                <w:i w:val="0"/>
+              </w:rPr>
+              <w:t>ภารกิจ · เดา</w:t>
+            </w:r>
+          </w:p>
+        </w:tc>
+        <w:tc>
+          <w:tcPr>
+            <w:tcW w:type="dxa" w:w="3249"/>
+            <w:tcMar>
+              <w:top w:w="40" w:type="dxa"/>
+              <w:bottom w:w="40" w:type="dxa"/>
+              <w:start w:w="90" w:type="dxa"/>
+              <w:end w:w="90" w:type="dxa"/>
+            </w:tcMar>
+            <w:shd w:val="clear" w:fill="F4F7FB"/>
+          </w:tcPr>
+          <w:p>
+            <w:pPr>
+              <w:spacing w:after="40" w:before="40" w:line="252" w:lineRule="auto"/>
+            </w:pPr>
+            <w:r>
+              <w:rPr>
+                <w:rFonts w:ascii="TH Sarabun New" w:hAnsi="TH Sarabun New" w:cs="TH Sarabun New" w:eastAsia="TH Sarabun New"/>
+              </w:rPr>
+            </w:r>
+            <w:r>
+              <w:rPr>
+                <w:rFonts w:ascii="TH Sarabun New" w:hAnsi="TH Sarabun New" w:cs="TH Sarabun New" w:eastAsia="TH Sarabun New"/>
+                <w:b w:val="0"/>
+                <w:i w:val="0"/>
+              </w:rPr>
+              <w:t>25 คะแนน โซนแดง</w:t>
+            </w:r>
+          </w:p>
+        </w:tc>
+        <w:tc>
+          <w:tcPr>
+            <w:tcW w:type="dxa" w:w="3249"/>
+            <w:tcMar>
+              <w:top w:w="40" w:type="dxa"/>
+              <w:bottom w:w="40" w:type="dxa"/>
+              <w:start w:w="90" w:type="dxa"/>
+              <w:end w:w="90" w:type="dxa"/>
+            </w:tcMar>
+            <w:shd w:val="clear" w:fill="F4F7FB"/>
+          </w:tcPr>
+          <w:p>
+            <w:pPr>
+              <w:spacing w:after="40" w:before="40" w:line="252" w:lineRule="auto"/>
+            </w:pPr>
+            <w:r>
+              <w:rPr>
+                <w:rFonts w:ascii="TH Sarabun New" w:hAnsi="TH Sarabun New" w:cs="TH Sarabun New" w:eastAsia="TH Sarabun New"/>
+              </w:rPr>
+            </w:r>
+            <w:r>
+              <w:rPr>
+                <w:rFonts w:ascii="TH Sarabun New" w:hAnsi="TH Sarabun New" w:cs="TH Sarabun New" w:eastAsia="TH Sarabun New"/>
+                <w:b w:val="0"/>
+                <w:i w:val="0"/>
+              </w:rPr>
+              <w:t>100 − 35 (ร้อนเกิน) − 40 (ดินแห้ง) = 25 ต่ำกว่า 50</w:t>
+            </w:r>
+          </w:p>
+        </w:tc>
+      </w:tr>
+      <w:tr>
+        <w:trPr>
+          <w:cantSplit w:val="true"/>
+        </w:trPr>
+        <w:tc>
+          <w:tcPr>
+            <w:tcW w:type="dxa" w:w="3249"/>
+            <w:tcMar>
+              <w:top w:w="40" w:type="dxa"/>
+              <w:bottom w:w="40" w:type="dxa"/>
+              <w:start w:w="90" w:type="dxa"/>
+              <w:end w:w="90" w:type="dxa"/>
+            </w:tcMar>
+          </w:tcPr>
+          <w:p>
+            <w:pPr>
+              <w:spacing w:after="40" w:before="40" w:line="252" w:lineRule="auto"/>
+            </w:pPr>
+            <w:r>
+              <w:rPr>
+                <w:rFonts w:ascii="TH Sarabun New" w:hAnsi="TH Sarabun New" w:cs="TH Sarabun New" w:eastAsia="TH Sarabun New"/>
+              </w:rPr>
+            </w:r>
+            <w:r>
+              <w:rPr>
+                <w:rFonts w:ascii="TH Sarabun New" w:hAnsi="TH Sarabun New" w:cs="TH Sarabun New" w:eastAsia="TH Sarabun New"/>
+                <w:b w:val="0"/>
+                <w:i w:val="0"/>
+              </w:rPr>
+              <w:t>ภารกิจ · แก้</w:t>
+            </w:r>
+          </w:p>
+        </w:tc>
+        <w:tc>
+          <w:tcPr>
+            <w:tcW w:type="dxa" w:w="3249"/>
+            <w:tcMar>
+              <w:top w:w="40" w:type="dxa"/>
+              <w:bottom w:w="40" w:type="dxa"/>
+              <w:start w:w="90" w:type="dxa"/>
+              <w:end w:w="90" w:type="dxa"/>
+            </w:tcMar>
+          </w:tcPr>
+          <w:p>
+            <w:pPr>
+              <w:spacing w:after="40" w:before="40" w:line="252" w:lineRule="auto"/>
+            </w:pPr>
+            <w:r>
+              <w:rPr>
+                <w:rFonts w:ascii="TH Sarabun New" w:hAnsi="TH Sarabun New" w:cs="TH Sarabun New" w:eastAsia="TH Sarabun New"/>
+              </w:rPr>
+            </w:r>
+            <w:r>
+              <w:rPr>
+                <w:rFonts w:ascii="TH Sarabun New" w:hAnsi="TH Sarabun New" w:cs="TH Sarabun New" w:eastAsia="TH Sarabun New"/>
+                <w:b w:val="0"/>
+                <w:i w:val="0"/>
+              </w:rPr>
+              <w:t>ห่างขึ้น จดไม่ถี่กว่าทุก 10 วินาที</w:t>
+            </w:r>
+          </w:p>
+        </w:tc>
+        <w:tc>
+          <w:tcPr>
+            <w:tcW w:type="dxa" w:w="3249"/>
+            <w:tcMar>
+              <w:top w:w="40" w:type="dxa"/>
+              <w:bottom w:w="40" w:type="dxa"/>
+              <w:start w:w="90" w:type="dxa"/>
+              <w:end w:w="90" w:type="dxa"/>
+            </w:tcMar>
+          </w:tcPr>
+          <w:p>
+            <w:pPr>
+              <w:spacing w:after="40" w:before="40" w:line="252" w:lineRule="auto"/>
+            </w:pPr>
+            <w:r>
+              <w:rPr>
+                <w:rFonts w:ascii="TH Sarabun New" w:hAnsi="TH Sarabun New" w:cs="TH Sarabun New" w:eastAsia="TH Sarabun New"/>
+              </w:rPr>
+            </w:r>
+            <w:r>
+              <w:rPr>
+                <w:rFonts w:ascii="Consolas" w:hAnsi="Consolas" w:cs="Consolas" w:eastAsia="Consolas"/>
+                <w:b w:val="0"/>
+                <w:i w:val="0"/>
+                <w:sz w:val="21"/>
+              </w:rPr>
+              <w:t>ALERT_GAP_MS</w:t>
+            </w:r>
+            <w:r>
+              <w:rPr>
+                <w:rFonts w:ascii="TH Sarabun New" w:hAnsi="TH Sarabun New" w:cs="TH Sarabun New" w:eastAsia="TH Sarabun New"/>
+                <w:b w:val="0"/>
+                <w:i w:val="0"/>
+              </w:rPr>
+              <w:t xml:space="preserve"> คือระยะห่างขั้นต่ำระหว่างการเตือน</w:t>
+            </w:r>
+          </w:p>
+        </w:tc>
+      </w:tr>
+    </w:tbl>
+    <w:p>
+      <w:pPr>
+        <w:spacing w:after="40"/>
+      </w:pPr>
+    </w:p>
+    <w:p>
+      <w:pPr>
+        <w:pStyle w:val="Heading3"/>
+      </w:pPr>
+      <w:r>
+        <w:rPr>
+          <w:rFonts w:ascii="TH Sarabun New" w:hAnsi="TH Sarabun New" w:cs="TH Sarabun New" w:eastAsia="TH Sarabun New"/>
+          <w:b/>
+          <w:i w:val="0"/>
+          <w:color w:val="2E5496"/>
+        </w:rPr>
+        <w:t xml:space="preserve">กิจกรรม 3 · </w:t>
+      </w:r>
+      <w:r>
+        <w:rPr>
+          <w:rFonts w:ascii="TH Sarabun New" w:hAnsi="TH Sarabun New" w:cs="TH Sarabun New" w:eastAsia="TH Sarabun New"/>
+          <w:b/>
+          <w:i w:val="0"/>
+          <w:color w:val="2E5496"/>
+          <w:sz w:val="21"/>
+        </w:rPr>
+        <w:t>sf1_03_practise.py</w:t>
+      </w:r>
+      <w:r>
+        <w:rPr>
+          <w:rFonts w:ascii="TH Sarabun New" w:hAnsi="TH Sarabun New" w:cs="TH Sarabun New" w:eastAsia="TH Sarabun New"/>
+          <w:b/>
+          <w:i w:val="0"/>
+          <w:color w:val="2E5496"/>
+        </w:rPr>
+        <w:t xml:space="preserve"> · โจทย์หลัก (มีเฉลยในคาบ)</w:t>
+      </w:r>
+    </w:p>
+    <w:tbl>
+      <w:tblPr>
+        <w:tblW w:type="auto" w:w="0"/>
+        <w:jc w:val="center"/>
+        <w:tblLook w:firstColumn="1" w:firstRow="1" w:lastColumn="0" w:lastRow="0" w:noHBand="0" w:noVBand="1" w:val="04A0"/>
+        <w:tblW w:type="pct" w:w="5000"/>
+        <w:tblBorders>
+          <w:top w:val="single" w:sz="4" w:space="0" w:color="C7D2E4"/>
+          <w:left w:val="single" w:sz="4" w:space="0" w:color="C7D2E4"/>
+          <w:bottom w:val="single" w:sz="4" w:space="0" w:color="C7D2E4"/>
+          <w:right w:val="single" w:sz="4" w:space="0" w:color="C7D2E4"/>
+          <w:insideH w:val="single" w:sz="4" w:space="0" w:color="C7D2E4"/>
+          <w:insideV w:val="single" w:sz="4" w:space="0" w:color="C7D2E4"/>
+        </w:tblBorders>
+      </w:tblPr>
+      <w:tblGrid>
+        <w:gridCol w:w="2436"/>
+        <w:gridCol w:w="2436"/>
+        <w:gridCol w:w="2436"/>
+        <w:gridCol w:w="2436"/>
+      </w:tblGrid>
+      <w:tr>
+        <w:trPr>
+          <w:tblHeader w:val="true"/>
+        </w:trPr>
+        <w:tc>
+          <w:tcPr>
+            <w:tcW w:type="dxa" w:w="2436"/>
+            <w:tcMar>
+              <w:top w:w="40" w:type="dxa"/>
+              <w:bottom w:w="40" w:type="dxa"/>
+              <w:start w:w="90" w:type="dxa"/>
+              <w:end w:w="90" w:type="dxa"/>
+            </w:tcMar>
+            <w:shd w:val="clear" w:fill="1F3864"/>
+          </w:tcPr>
+          <w:p>
+            <w:pPr>
+              <w:spacing w:after="40" w:before="40" w:line="252" w:lineRule="auto"/>
+            </w:pPr>
+            <w:r>
+              <w:rPr>
+                <w:rFonts w:ascii="TH Sarabun New" w:hAnsi="TH Sarabun New" w:cs="TH Sarabun New" w:eastAsia="TH Sarabun New"/>
+                <w:b/>
+              </w:rPr>
+            </w:r>
+            <w:r>
+              <w:rPr>
+                <w:rFonts w:ascii="TH Sarabun New" w:hAnsi="TH Sarabun New" w:cs="TH Sarabun New" w:eastAsia="TH Sarabun New"/>
+                <w:b/>
+                <w:i w:val="0"/>
+                <w:color w:val="FFFFFF"/>
+              </w:rPr>
+              <w:t>ช่อง</w:t>
+            </w:r>
+          </w:p>
+        </w:tc>
+        <w:tc>
+          <w:tcPr>
+            <w:tcW w:type="dxa" w:w="2436"/>
+            <w:tcMar>
+              <w:top w:w="40" w:type="dxa"/>
+              <w:bottom w:w="40" w:type="dxa"/>
+              <w:start w:w="90" w:type="dxa"/>
+              <w:end w:w="90" w:type="dxa"/>
+            </w:tcMar>
+            <w:shd w:val="clear" w:fill="1F3864"/>
+          </w:tcPr>
+          <w:p>
+            <w:pPr>
+              <w:spacing w:after="40" w:before="40" w:line="252" w:lineRule="auto"/>
+            </w:pPr>
+            <w:r>
+              <w:rPr>
+                <w:rFonts w:ascii="TH Sarabun New" w:hAnsi="TH Sarabun New" w:cs="TH Sarabun New" w:eastAsia="TH Sarabun New"/>
+                <w:b/>
+              </w:rPr>
+            </w:r>
+            <w:r>
+              <w:rPr>
+                <w:rFonts w:ascii="TH Sarabun New" w:hAnsi="TH Sarabun New" w:cs="TH Sarabun New" w:eastAsia="TH Sarabun New"/>
+                <w:b/>
+                <w:i w:val="0"/>
+                <w:color w:val="FFFFFF"/>
+              </w:rPr>
+              <w:t>ขั้น 1 — แนวคิด</w:t>
+            </w:r>
+          </w:p>
+        </w:tc>
+        <w:tc>
+          <w:tcPr>
+            <w:tcW w:type="dxa" w:w="2436"/>
+            <w:tcMar>
+              <w:top w:w="40" w:type="dxa"/>
+              <w:bottom w:w="40" w:type="dxa"/>
+              <w:start w:w="90" w:type="dxa"/>
+              <w:end w:w="90" w:type="dxa"/>
+            </w:tcMar>
+            <w:shd w:val="clear" w:fill="1F3864"/>
+          </w:tcPr>
+          <w:p>
+            <w:pPr>
+              <w:spacing w:after="40" w:before="40" w:line="252" w:lineRule="auto"/>
+            </w:pPr>
+            <w:r>
+              <w:rPr>
+                <w:rFonts w:ascii="TH Sarabun New" w:hAnsi="TH Sarabun New" w:cs="TH Sarabun New" w:eastAsia="TH Sarabun New"/>
+                <w:b/>
+              </w:rPr>
+            </w:r>
+            <w:r>
+              <w:rPr>
+                <w:rFonts w:ascii="TH Sarabun New" w:hAnsi="TH Sarabun New" w:cs="TH Sarabun New" w:eastAsia="TH Sarabun New"/>
+                <w:b/>
+                <w:i w:val="0"/>
+                <w:color w:val="FFFFFF"/>
+              </w:rPr>
+              <w:t>ขั้น 2 — โค้ดครึ่งหนึ่ง</w:t>
+            </w:r>
+          </w:p>
+        </w:tc>
+        <w:tc>
+          <w:tcPr>
+            <w:tcW w:type="dxa" w:w="2436"/>
+            <w:tcMar>
+              <w:top w:w="40" w:type="dxa"/>
+              <w:bottom w:w="40" w:type="dxa"/>
+              <w:start w:w="90" w:type="dxa"/>
+              <w:end w:w="90" w:type="dxa"/>
+            </w:tcMar>
+            <w:shd w:val="clear" w:fill="1F3864"/>
+          </w:tcPr>
+          <w:p>
+            <w:pPr>
+              <w:spacing w:after="40" w:before="40" w:line="252" w:lineRule="auto"/>
+            </w:pPr>
+            <w:r>
+              <w:rPr>
+                <w:rFonts w:ascii="TH Sarabun New" w:hAnsi="TH Sarabun New" w:cs="TH Sarabun New" w:eastAsia="TH Sarabun New"/>
+                <w:b/>
+              </w:rPr>
+            </w:r>
+            <w:r>
+              <w:rPr>
+                <w:rFonts w:ascii="TH Sarabun New" w:hAnsi="TH Sarabun New" w:cs="TH Sarabun New" w:eastAsia="TH Sarabun New"/>
+                <w:b/>
+                <w:i w:val="0"/>
+                <w:color w:val="FFFFFF"/>
+              </w:rPr>
+              <w:t>ขั้น 3 — เฉลย</w:t>
+            </w:r>
+          </w:p>
+        </w:tc>
+      </w:tr>
+      <w:tr>
+        <w:trPr>
+          <w:cantSplit w:val="true"/>
+        </w:trPr>
+        <w:tc>
+          <w:tcPr>
+            <w:tcW w:type="dxa" w:w="2436"/>
+            <w:tcMar>
+              <w:top w:w="40" w:type="dxa"/>
+              <w:bottom w:w="40" w:type="dxa"/>
+              <w:start w:w="90" w:type="dxa"/>
+              <w:end w:w="90" w:type="dxa"/>
+            </w:tcMar>
+          </w:tcPr>
+          <w:p>
+            <w:pPr>
+              <w:spacing w:after="40" w:before="40" w:line="252" w:lineRule="auto"/>
+            </w:pPr>
+            <w:r>
+              <w:rPr>
+                <w:rFonts w:ascii="TH Sarabun New" w:hAnsi="TH Sarabun New" w:cs="TH Sarabun New" w:eastAsia="TH Sarabun New"/>
+              </w:rPr>
+            </w:r>
+            <w:r>
+              <w:rPr>
+                <w:rFonts w:ascii="TH Sarabun New" w:hAnsi="TH Sarabun New" w:cs="TH Sarabun New" w:eastAsia="TH Sarabun New"/>
+                <w:b w:val="0"/>
+                <w:i w:val="0"/>
+              </w:rPr>
+              <w:t>A</w:t>
+            </w:r>
+          </w:p>
+        </w:tc>
+        <w:tc>
+          <w:tcPr>
+            <w:tcW w:type="dxa" w:w="2436"/>
+            <w:tcMar>
+              <w:top w:w="40" w:type="dxa"/>
+              <w:bottom w:w="40" w:type="dxa"/>
+              <w:start w:w="90" w:type="dxa"/>
+              <w:end w:w="90" w:type="dxa"/>
+            </w:tcMar>
+          </w:tcPr>
+          <w:p>
+            <w:pPr>
+              <w:spacing w:after="40" w:before="40" w:line="252" w:lineRule="auto"/>
+            </w:pPr>
+            <w:r>
+              <w:rPr>
+                <w:rFonts w:ascii="TH Sarabun New" w:hAnsi="TH Sarabun New" w:cs="TH Sarabun New" w:eastAsia="TH Sarabun New"/>
+              </w:rPr>
+            </w:r>
+            <w:r>
+              <w:rPr>
+                <w:rFonts w:ascii="TH Sarabun New" w:hAnsi="TH Sarabun New" w:cs="TH Sarabun New" w:eastAsia="TH Sarabun New"/>
+                <w:b w:val="0"/>
+                <w:i w:val="0"/>
+              </w:rPr>
+              <w:t xml:space="preserve">ปั๊มเปิดเมื่อ "ดินแห้งกว่าเกณฑ์" · เกณฑ์ถูกส่งเข้าฟังก์ชันมาในวงเล็บ </w:t>
+            </w:r>
+            <w:r>
+              <w:rPr>
+                <w:rFonts w:ascii="Consolas" w:hAnsi="Consolas" w:cs="Consolas" w:eastAsia="Consolas"/>
+                <w:b w:val="0"/>
+                <w:i w:val="0"/>
+                <w:sz w:val="21"/>
+              </w:rPr>
+              <w:t>pump_decision(pump_on, soil, th)</w:t>
+            </w:r>
+          </w:p>
+        </w:tc>
+        <w:tc>
+          <w:tcPr>
+            <w:tcW w:type="dxa" w:w="2436"/>
+            <w:tcMar>
+              <w:top w:w="40" w:type="dxa"/>
+              <w:bottom w:w="40" w:type="dxa"/>
+              <w:start w:w="90" w:type="dxa"/>
+              <w:end w:w="90" w:type="dxa"/>
+            </w:tcMar>
+          </w:tcPr>
+          <w:p>
+            <w:pPr>
+              <w:spacing w:after="40" w:before="40" w:line="252" w:lineRule="auto"/>
+            </w:pPr>
+            <w:r>
+              <w:rPr>
+                <w:rFonts w:ascii="TH Sarabun New" w:hAnsi="TH Sarabun New" w:cs="TH Sarabun New" w:eastAsia="TH Sarabun New"/>
+              </w:rPr>
+            </w:r>
+            <w:r>
+              <w:rPr>
+                <w:rFonts w:ascii="TH Sarabun New" w:hAnsi="TH Sarabun New" w:cs="TH Sarabun New" w:eastAsia="TH Sarabun New"/>
+                <w:b w:val="0"/>
+                <w:i w:val="0"/>
+              </w:rPr>
+              <w:t xml:space="preserve">ชื่อตัวแปรเกณฑ์มีสองตัวอักษร ขึ้นต้นด้วย </w:t>
+            </w:r>
+            <w:r>
+              <w:rPr>
+                <w:rFonts w:ascii="Consolas" w:hAnsi="Consolas" w:cs="Consolas" w:eastAsia="Consolas"/>
+                <w:b w:val="0"/>
+                <w:i w:val="0"/>
+                <w:sz w:val="21"/>
+              </w:rPr>
+              <w:t>t</w:t>
+            </w:r>
+          </w:p>
+        </w:tc>
+        <w:tc>
+          <w:tcPr>
+            <w:tcW w:type="dxa" w:w="2436"/>
+            <w:tcMar>
+              <w:top w:w="40" w:type="dxa"/>
+              <w:bottom w:w="40" w:type="dxa"/>
+              <w:start w:w="90" w:type="dxa"/>
+              <w:end w:w="90" w:type="dxa"/>
+            </w:tcMar>
+          </w:tcPr>
+          <w:p>
+            <w:pPr>
+              <w:spacing w:after="40" w:before="40" w:line="252" w:lineRule="auto"/>
+            </w:pPr>
+            <w:r>
+              <w:rPr>
+                <w:rFonts w:ascii="TH Sarabun New" w:hAnsi="TH Sarabun New" w:cs="TH Sarabun New" w:eastAsia="TH Sarabun New"/>
+              </w:rPr>
+            </w:r>
+            <w:r>
+              <w:rPr>
+                <w:rFonts w:ascii="Consolas" w:hAnsi="Consolas" w:cs="Consolas" w:eastAsia="Consolas"/>
+                <w:b w:val="0"/>
+                <w:i w:val="0"/>
+                <w:sz w:val="21"/>
+              </w:rPr>
+              <w:t>if not pump_on and soil &lt; th:</w:t>
+            </w:r>
+          </w:p>
+        </w:tc>
+      </w:tr>
+      <w:tr>
+        <w:trPr>
+          <w:cantSplit w:val="true"/>
+        </w:trPr>
+        <w:tc>
+          <w:tcPr>
+            <w:tcW w:type="dxa" w:w="2436"/>
+            <w:tcMar>
+              <w:top w:w="40" w:type="dxa"/>
+              <w:bottom w:w="40" w:type="dxa"/>
+              <w:start w:w="90" w:type="dxa"/>
+              <w:end w:w="90" w:type="dxa"/>
+            </w:tcMar>
+            <w:shd w:val="clear" w:fill="F4F7FB"/>
+          </w:tcPr>
+          <w:p>
+            <w:pPr>
+              <w:spacing w:after="40" w:before="40" w:line="252" w:lineRule="auto"/>
+            </w:pPr>
+            <w:r>
+              <w:rPr>
+                <w:rFonts w:ascii="TH Sarabun New" w:hAnsi="TH Sarabun New" w:cs="TH Sarabun New" w:eastAsia="TH Sarabun New"/>
+              </w:rPr>
+            </w:r>
+            <w:r>
+              <w:rPr>
+                <w:rFonts w:ascii="TH Sarabun New" w:hAnsi="TH Sarabun New" w:cs="TH Sarabun New" w:eastAsia="TH Sarabun New"/>
+                <w:b w:val="0"/>
+                <w:i w:val="0"/>
+              </w:rPr>
+              <w:t>B</w:t>
+            </w:r>
+          </w:p>
+        </w:tc>
+        <w:tc>
+          <w:tcPr>
+            <w:tcW w:type="dxa" w:w="2436"/>
+            <w:tcMar>
+              <w:top w:w="40" w:type="dxa"/>
+              <w:bottom w:w="40" w:type="dxa"/>
+              <w:start w:w="90" w:type="dxa"/>
+              <w:end w:w="90" w:type="dxa"/>
+            </w:tcMar>
+            <w:shd w:val="clear" w:fill="F4F7FB"/>
+          </w:tcPr>
+          <w:p>
+            <w:pPr>
+              <w:spacing w:after="40" w:before="40" w:line="252" w:lineRule="auto"/>
+            </w:pPr>
+            <w:r>
+              <w:rPr>
+                <w:rFonts w:ascii="TH Sarabun New" w:hAnsi="TH Sarabun New" w:cs="TH Sarabun New" w:eastAsia="TH Sarabun New"/>
+              </w:rPr>
+            </w:r>
+            <w:r>
+              <w:rPr>
+                <w:rFonts w:ascii="TH Sarabun New" w:hAnsi="TH Sarabun New" w:cs="TH Sarabun New" w:eastAsia="TH Sarabun New"/>
+                <w:b w:val="0"/>
+                <w:i w:val="0"/>
+              </w:rPr>
+              <w:t xml:space="preserve">ปั๊มปิดเมื่อชื้นเกิน "เกณฑ์ </w:t>
+            </w:r>
+            <w:r>
+              <w:rPr>
+                <w:rFonts w:ascii="TH Sarabun New" w:hAnsi="TH Sarabun New" w:cs="TH Sarabun New" w:eastAsia="TH Sarabun New"/>
+                <w:b/>
+                <w:i w:val="0"/>
+              </w:rPr>
+              <w:t>บวก</w:t>
+            </w:r>
+            <w:r>
+              <w:rPr>
+                <w:rFonts w:ascii="TH Sarabun New" w:hAnsi="TH Sarabun New" w:cs="TH Sarabun New" w:eastAsia="TH Sarabun New"/>
+                <w:b w:val="0"/>
+                <w:i w:val="0"/>
+              </w:rPr>
+              <w:t xml:space="preserve"> ช่องกันกระพือ" · ช่องกันกระพืออยู่ในส่วน 1 ตั้งค่า</w:t>
+            </w:r>
+          </w:p>
+        </w:tc>
+        <w:tc>
+          <w:tcPr>
+            <w:tcW w:type="dxa" w:w="2436"/>
+            <w:tcMar>
+              <w:top w:w="40" w:type="dxa"/>
+              <w:bottom w:w="40" w:type="dxa"/>
+              <w:start w:w="90" w:type="dxa"/>
+              <w:end w:w="90" w:type="dxa"/>
+            </w:tcMar>
+            <w:shd w:val="clear" w:fill="F4F7FB"/>
+          </w:tcPr>
+          <w:p>
+            <w:pPr>
+              <w:spacing w:after="40" w:before="40" w:line="252" w:lineRule="auto"/>
+            </w:pPr>
+            <w:r>
+              <w:rPr>
+                <w:rFonts w:ascii="TH Sarabun New" w:hAnsi="TH Sarabun New" w:cs="TH Sarabun New" w:eastAsia="TH Sarabun New"/>
+              </w:rPr>
+            </w:r>
+            <w:r>
+              <w:rPr>
+                <w:rFonts w:ascii="Consolas" w:hAnsi="Consolas" w:cs="Consolas" w:eastAsia="Consolas"/>
+                <w:b w:val="0"/>
+                <w:i w:val="0"/>
+                <w:sz w:val="21"/>
+              </w:rPr>
+              <w:t>soil &gt; th + ____</w:t>
+            </w:r>
+            <w:r>
+              <w:rPr>
+                <w:rFonts w:ascii="TH Sarabun New" w:hAnsi="TH Sarabun New" w:cs="TH Sarabun New" w:eastAsia="TH Sarabun New"/>
+                <w:b w:val="0"/>
+                <w:i w:val="0"/>
+              </w:rPr>
+              <w:t xml:space="preserve"> (ชื่อในส่วน 1 ที่แปลว่าช่องกันกระพือ)</w:t>
+            </w:r>
+          </w:p>
+        </w:tc>
+        <w:tc>
+          <w:tcPr>
+            <w:tcW w:type="dxa" w:w="2436"/>
+            <w:tcMar>
+              <w:top w:w="40" w:type="dxa"/>
+              <w:bottom w:w="40" w:type="dxa"/>
+              <w:start w:w="90" w:type="dxa"/>
+              <w:end w:w="90" w:type="dxa"/>
+            </w:tcMar>
+            <w:shd w:val="clear" w:fill="F4F7FB"/>
+          </w:tcPr>
+          <w:p>
+            <w:pPr>
+              <w:spacing w:after="40" w:before="40" w:line="252" w:lineRule="auto"/>
+            </w:pPr>
+            <w:r>
+              <w:rPr>
+                <w:rFonts w:ascii="TH Sarabun New" w:hAnsi="TH Sarabun New" w:cs="TH Sarabun New" w:eastAsia="TH Sarabun New"/>
+              </w:rPr>
+            </w:r>
+            <w:r>
+              <w:rPr>
+                <w:rFonts w:ascii="Consolas" w:hAnsi="Consolas" w:cs="Consolas" w:eastAsia="Consolas"/>
+                <w:b w:val="0"/>
+                <w:i w:val="0"/>
+                <w:sz w:val="21"/>
+              </w:rPr>
+              <w:t>if pump_on and soil &gt; th + HYST:</w:t>
+            </w:r>
+          </w:p>
+        </w:tc>
+      </w:tr>
+      <w:tr>
+        <w:trPr>
+          <w:cantSplit w:val="true"/>
+        </w:trPr>
+        <w:tc>
+          <w:tcPr>
+            <w:tcW w:type="dxa" w:w="2436"/>
+            <w:tcMar>
+              <w:top w:w="40" w:type="dxa"/>
+              <w:bottom w:w="40" w:type="dxa"/>
+              <w:start w:w="90" w:type="dxa"/>
+              <w:end w:w="90" w:type="dxa"/>
+            </w:tcMar>
+          </w:tcPr>
+          <w:p>
+            <w:pPr>
+              <w:spacing w:after="40" w:before="40" w:line="252" w:lineRule="auto"/>
+            </w:pPr>
+            <w:r>
+              <w:rPr>
+                <w:rFonts w:ascii="TH Sarabun New" w:hAnsi="TH Sarabun New" w:cs="TH Sarabun New" w:eastAsia="TH Sarabun New"/>
+              </w:rPr>
+            </w:r>
+            <w:r>
+              <w:rPr>
+                <w:rFonts w:ascii="TH Sarabun New" w:hAnsi="TH Sarabun New" w:cs="TH Sarabun New" w:eastAsia="TH Sarabun New"/>
+                <w:b w:val="0"/>
+                <w:i w:val="0"/>
+              </w:rPr>
+              <w:t>C</w:t>
+            </w:r>
+          </w:p>
+        </w:tc>
+        <w:tc>
+          <w:tcPr>
+            <w:tcW w:type="dxa" w:w="2436"/>
+            <w:tcMar>
+              <w:top w:w="40" w:type="dxa"/>
+              <w:bottom w:w="40" w:type="dxa"/>
+              <w:start w:w="90" w:type="dxa"/>
+              <w:end w:w="90" w:type="dxa"/>
+            </w:tcMar>
+          </w:tcPr>
+          <w:p>
+            <w:pPr>
+              <w:spacing w:after="40" w:before="40" w:line="252" w:lineRule="auto"/>
+            </w:pPr>
+            <w:r>
+              <w:rPr>
+                <w:rFonts w:ascii="TH Sarabun New" w:hAnsi="TH Sarabun New" w:cs="TH Sarabun New" w:eastAsia="TH Sarabun New"/>
+              </w:rPr>
+            </w:r>
+            <w:r>
+              <w:rPr>
+                <w:rFonts w:ascii="TH Sarabun New" w:hAnsi="TH Sarabun New" w:cs="TH Sarabun New" w:eastAsia="TH Sarabun New"/>
+                <w:b w:val="0"/>
+                <w:i w:val="0"/>
+              </w:rPr>
+              <w:t>ดินอยู่ระหว่างสองเกณฑ์ = "ไม่เปลี่ยนใจ" คืนสถานะที่รับเข้ามา</w:t>
+            </w:r>
+          </w:p>
+        </w:tc>
+        <w:tc>
+          <w:tcPr>
+            <w:tcW w:type="dxa" w:w="2436"/>
+            <w:tcMar>
+              <w:top w:w="40" w:type="dxa"/>
+              <w:bottom w:w="40" w:type="dxa"/>
+              <w:start w:w="90" w:type="dxa"/>
+              <w:end w:w="90" w:type="dxa"/>
+            </w:tcMar>
+          </w:tcPr>
+          <w:p>
+            <w:pPr>
+              <w:spacing w:after="40" w:before="40" w:line="252" w:lineRule="auto"/>
+            </w:pPr>
+            <w:r>
+              <w:rPr>
+                <w:rFonts w:ascii="TH Sarabun New" w:hAnsi="TH Sarabun New" w:cs="TH Sarabun New" w:eastAsia="TH Sarabun New"/>
+              </w:rPr>
+            </w:r>
+            <w:r>
+              <w:rPr>
+                <w:rFonts w:ascii="TH Sarabun New" w:hAnsi="TH Sarabun New" w:cs="TH Sarabun New" w:eastAsia="TH Sarabun New"/>
+                <w:b w:val="0"/>
+                <w:i w:val="0"/>
+              </w:rPr>
+              <w:t xml:space="preserve">ตัวแปรที่บอกว่าตอนนี้ปั๊มเปิดไหม ขึ้นต้นด้วย </w:t>
+            </w:r>
+            <w:r>
+              <w:rPr>
+                <w:rFonts w:ascii="Consolas" w:hAnsi="Consolas" w:cs="Consolas" w:eastAsia="Consolas"/>
+                <w:b w:val="0"/>
+                <w:i w:val="0"/>
+                <w:sz w:val="21"/>
+              </w:rPr>
+              <w:t>pump_</w:t>
+            </w:r>
+          </w:p>
+        </w:tc>
+        <w:tc>
+          <w:tcPr>
+            <w:tcW w:type="dxa" w:w="2436"/>
+            <w:tcMar>
+              <w:top w:w="40" w:type="dxa"/>
+              <w:bottom w:w="40" w:type="dxa"/>
+              <w:start w:w="90" w:type="dxa"/>
+              <w:end w:w="90" w:type="dxa"/>
+            </w:tcMar>
+          </w:tcPr>
+          <w:p>
+            <w:pPr>
+              <w:spacing w:after="40" w:before="40" w:line="252" w:lineRule="auto"/>
+            </w:pPr>
+            <w:r>
+              <w:rPr>
+                <w:rFonts w:ascii="TH Sarabun New" w:hAnsi="TH Sarabun New" w:cs="TH Sarabun New" w:eastAsia="TH Sarabun New"/>
+              </w:rPr>
+            </w:r>
+            <w:r>
+              <w:rPr>
+                <w:rFonts w:ascii="Consolas" w:hAnsi="Consolas" w:cs="Consolas" w:eastAsia="Consolas"/>
+                <w:b w:val="0"/>
+                <w:i w:val="0"/>
+                <w:sz w:val="21"/>
+              </w:rPr>
+              <w:t>return pump_on</w:t>
+            </w:r>
+          </w:p>
+        </w:tc>
+      </w:tr>
+    </w:tbl>
+    <w:p>
+      <w:pPr>
+        <w:spacing w:after="40"/>
+      </w:pPr>
+    </w:p>
+    <w:p>
+      <w:pPr>
+        <w:pStyle w:val="Heading3"/>
+      </w:pPr>
+      <w:r>
+        <w:rPr>
+          <w:rFonts w:ascii="TH Sarabun New" w:hAnsi="TH Sarabun New" w:cs="TH Sarabun New" w:eastAsia="TH Sarabun New"/>
+          <w:b/>
+          <w:i w:val="0"/>
+          <w:color w:val="2E5496"/>
+        </w:rPr>
+        <w:t xml:space="preserve">กิจกรรม 2 · </w:t>
+      </w:r>
+      <w:r>
+        <w:rPr>
+          <w:rFonts w:ascii="TH Sarabun New" w:hAnsi="TH Sarabun New" w:cs="TH Sarabun New" w:eastAsia="TH Sarabun New"/>
+          <w:b/>
+          <w:i w:val="0"/>
+          <w:color w:val="2E5496"/>
+          <w:sz w:val="21"/>
+        </w:rPr>
+        <w:t>sf1_02_practise.py</w:t>
+      </w:r>
+      <w:r>
+        <w:rPr>
+          <w:rFonts w:ascii="TH Sarabun New" w:hAnsi="TH Sarabun New" w:cs="TH Sarabun New" w:eastAsia="TH Sarabun New"/>
+          <w:b/>
+          <w:i w:val="0"/>
+          <w:color w:val="2E5496"/>
+        </w:rPr>
+        <w:t xml:space="preserve"> · โจทย์เพิ่ม (โบนัส เฉลยคาบหน้า)</w:t>
+      </w:r>
+    </w:p>
+    <w:tbl>
+      <w:tblPr>
+        <w:tblW w:type="auto" w:w="0"/>
+        <w:jc w:val="center"/>
+        <w:tblLook w:firstColumn="1" w:firstRow="1" w:lastColumn="0" w:lastRow="0" w:noHBand="0" w:noVBand="1" w:val="04A0"/>
+        <w:tblW w:type="pct" w:w="5000"/>
+        <w:tblBorders>
+          <w:top w:val="single" w:sz="4" w:space="0" w:color="C7D2E4"/>
+          <w:left w:val="single" w:sz="4" w:space="0" w:color="C7D2E4"/>
+          <w:bottom w:val="single" w:sz="4" w:space="0" w:color="C7D2E4"/>
+          <w:right w:val="single" w:sz="4" w:space="0" w:color="C7D2E4"/>
+          <w:insideH w:val="single" w:sz="4" w:space="0" w:color="C7D2E4"/>
+          <w:insideV w:val="single" w:sz="4" w:space="0" w:color="C7D2E4"/>
+        </w:tblBorders>
+      </w:tblPr>
+      <w:tblGrid>
+        <w:gridCol w:w="2436"/>
+        <w:gridCol w:w="2436"/>
+        <w:gridCol w:w="2436"/>
+        <w:gridCol w:w="2436"/>
+      </w:tblGrid>
+      <w:tr>
+        <w:trPr>
+          <w:tblHeader w:val="true"/>
+        </w:trPr>
+        <w:tc>
+          <w:tcPr>
+            <w:tcW w:type="dxa" w:w="2436"/>
+            <w:tcMar>
+              <w:top w:w="40" w:type="dxa"/>
+              <w:bottom w:w="40" w:type="dxa"/>
+              <w:start w:w="90" w:type="dxa"/>
+              <w:end w:w="90" w:type="dxa"/>
+            </w:tcMar>
+            <w:shd w:val="clear" w:fill="1F3864"/>
+          </w:tcPr>
+          <w:p>
+            <w:pPr>
+              <w:spacing w:after="40" w:before="40" w:line="252" w:lineRule="auto"/>
+            </w:pPr>
+            <w:r>
+              <w:rPr>
+                <w:rFonts w:ascii="TH Sarabun New" w:hAnsi="TH Sarabun New" w:cs="TH Sarabun New" w:eastAsia="TH Sarabun New"/>
+                <w:b/>
+              </w:rPr>
+            </w:r>
+            <w:r>
+              <w:rPr>
+                <w:rFonts w:ascii="TH Sarabun New" w:hAnsi="TH Sarabun New" w:cs="TH Sarabun New" w:eastAsia="TH Sarabun New"/>
+                <w:b/>
+                <w:i w:val="0"/>
+                <w:color w:val="FFFFFF"/>
+              </w:rPr>
+              <w:t>ช่อง</w:t>
+            </w:r>
+          </w:p>
+        </w:tc>
+        <w:tc>
+          <w:tcPr>
+            <w:tcW w:type="dxa" w:w="2436"/>
+            <w:tcMar>
+              <w:top w:w="40" w:type="dxa"/>
+              <w:bottom w:w="40" w:type="dxa"/>
+              <w:start w:w="90" w:type="dxa"/>
+              <w:end w:w="90" w:type="dxa"/>
+            </w:tcMar>
+            <w:shd w:val="clear" w:fill="1F3864"/>
+          </w:tcPr>
+          <w:p>
+            <w:pPr>
+              <w:spacing w:after="40" w:before="40" w:line="252" w:lineRule="auto"/>
+            </w:pPr>
+            <w:r>
+              <w:rPr>
+                <w:rFonts w:ascii="TH Sarabun New" w:hAnsi="TH Sarabun New" w:cs="TH Sarabun New" w:eastAsia="TH Sarabun New"/>
+                <w:b/>
+              </w:rPr>
+            </w:r>
+            <w:r>
+              <w:rPr>
+                <w:rFonts w:ascii="TH Sarabun New" w:hAnsi="TH Sarabun New" w:cs="TH Sarabun New" w:eastAsia="TH Sarabun New"/>
+                <w:b/>
+                <w:i w:val="0"/>
+                <w:color w:val="FFFFFF"/>
+              </w:rPr>
+              <w:t>ขั้น 1 — แนวคิด</w:t>
+            </w:r>
+          </w:p>
+        </w:tc>
+        <w:tc>
+          <w:tcPr>
+            <w:tcW w:type="dxa" w:w="2436"/>
+            <w:tcMar>
+              <w:top w:w="40" w:type="dxa"/>
+              <w:bottom w:w="40" w:type="dxa"/>
+              <w:start w:w="90" w:type="dxa"/>
+              <w:end w:w="90" w:type="dxa"/>
+            </w:tcMar>
+            <w:shd w:val="clear" w:fill="1F3864"/>
+          </w:tcPr>
+          <w:p>
+            <w:pPr>
+              <w:spacing w:after="40" w:before="40" w:line="252" w:lineRule="auto"/>
+            </w:pPr>
+            <w:r>
+              <w:rPr>
+                <w:rFonts w:ascii="TH Sarabun New" w:hAnsi="TH Sarabun New" w:cs="TH Sarabun New" w:eastAsia="TH Sarabun New"/>
+                <w:b/>
+              </w:rPr>
+            </w:r>
+            <w:r>
+              <w:rPr>
+                <w:rFonts w:ascii="TH Sarabun New" w:hAnsi="TH Sarabun New" w:cs="TH Sarabun New" w:eastAsia="TH Sarabun New"/>
+                <w:b/>
+                <w:i w:val="0"/>
+                <w:color w:val="FFFFFF"/>
+              </w:rPr>
+              <w:t>ขั้น 2 — โค้ดครึ่งหนึ่ง</w:t>
+            </w:r>
+          </w:p>
+        </w:tc>
+        <w:tc>
+          <w:tcPr>
+            <w:tcW w:type="dxa" w:w="2436"/>
+            <w:tcMar>
+              <w:top w:w="40" w:type="dxa"/>
+              <w:bottom w:w="40" w:type="dxa"/>
+              <w:start w:w="90" w:type="dxa"/>
+              <w:end w:w="90" w:type="dxa"/>
+            </w:tcMar>
+            <w:shd w:val="clear" w:fill="1F3864"/>
+          </w:tcPr>
+          <w:p>
+            <w:pPr>
+              <w:spacing w:after="40" w:before="40" w:line="252" w:lineRule="auto"/>
+            </w:pPr>
+            <w:r>
+              <w:rPr>
+                <w:rFonts w:ascii="TH Sarabun New" w:hAnsi="TH Sarabun New" w:cs="TH Sarabun New" w:eastAsia="TH Sarabun New"/>
+                <w:b/>
+              </w:rPr>
+            </w:r>
+            <w:r>
+              <w:rPr>
+                <w:rFonts w:ascii="TH Sarabun New" w:hAnsi="TH Sarabun New" w:cs="TH Sarabun New" w:eastAsia="TH Sarabun New"/>
+                <w:b/>
+                <w:i w:val="0"/>
+                <w:color w:val="FFFFFF"/>
+              </w:rPr>
+              <w:t>ขั้น 3 — เกือบครบ</w:t>
+            </w:r>
+          </w:p>
+        </w:tc>
+      </w:tr>
+      <w:tr>
+        <w:trPr>
+          <w:cantSplit w:val="true"/>
+        </w:trPr>
+        <w:tc>
+          <w:tcPr>
+            <w:tcW w:type="dxa" w:w="2436"/>
+            <w:tcMar>
+              <w:top w:w="40" w:type="dxa"/>
+              <w:bottom w:w="40" w:type="dxa"/>
+              <w:start w:w="90" w:type="dxa"/>
+              <w:end w:w="90" w:type="dxa"/>
+            </w:tcMar>
+          </w:tcPr>
+          <w:p>
+            <w:pPr>
+              <w:spacing w:after="40" w:before="40" w:line="252" w:lineRule="auto"/>
+            </w:pPr>
+            <w:r>
+              <w:rPr>
+                <w:rFonts w:ascii="TH Sarabun New" w:hAnsi="TH Sarabun New" w:cs="TH Sarabun New" w:eastAsia="TH Sarabun New"/>
+              </w:rPr>
+            </w:r>
+            <w:r>
+              <w:rPr>
+                <w:rFonts w:ascii="TH Sarabun New" w:hAnsi="TH Sarabun New" w:cs="TH Sarabun New" w:eastAsia="TH Sarabun New"/>
+                <w:b w:val="0"/>
+                <w:i w:val="0"/>
+              </w:rPr>
+              <w:t>A</w:t>
+            </w:r>
+          </w:p>
+        </w:tc>
+        <w:tc>
+          <w:tcPr>
+            <w:tcW w:type="dxa" w:w="2436"/>
+            <w:tcMar>
+              <w:top w:w="40" w:type="dxa"/>
+              <w:bottom w:w="40" w:type="dxa"/>
+              <w:start w:w="90" w:type="dxa"/>
+              <w:end w:w="90" w:type="dxa"/>
+            </w:tcMar>
+          </w:tcPr>
+          <w:p>
+            <w:pPr>
+              <w:spacing w:after="40" w:before="40" w:line="252" w:lineRule="auto"/>
+            </w:pPr>
+            <w:r>
+              <w:rPr>
+                <w:rFonts w:ascii="TH Sarabun New" w:hAnsi="TH Sarabun New" w:cs="TH Sarabun New" w:eastAsia="TH Sarabun New"/>
+              </w:rPr>
+            </w:r>
+            <w:r>
+              <w:rPr>
+                <w:rFonts w:ascii="TH Sarabun New" w:hAnsi="TH Sarabun New" w:cs="TH Sarabun New" w:eastAsia="TH Sarabun New"/>
+                <w:b w:val="0"/>
+                <w:i w:val="0"/>
+              </w:rPr>
+              <w:t xml:space="preserve">"ร้อนไป" = ร้อนกว่าขอบบนของช่วงที่พืชชอบ · ดูชื่อในบรรทัด </w:t>
+            </w:r>
+            <w:r>
+              <w:rPr>
+                <w:rFonts w:ascii="Consolas" w:hAnsi="Consolas" w:cs="Consolas" w:eastAsia="Consolas"/>
+                <w:b w:val="0"/>
+                <w:i w:val="0"/>
+                <w:sz w:val="21"/>
+              </w:rPr>
+              <w:t>name, t_lo, t_hi, h_lo, h_hi = crop</w:t>
+            </w:r>
+          </w:p>
+        </w:tc>
+        <w:tc>
+          <w:tcPr>
+            <w:tcW w:type="dxa" w:w="2436"/>
+            <w:tcMar>
+              <w:top w:w="40" w:type="dxa"/>
+              <w:bottom w:w="40" w:type="dxa"/>
+              <w:start w:w="90" w:type="dxa"/>
+              <w:end w:w="90" w:type="dxa"/>
+            </w:tcMar>
+          </w:tcPr>
+          <w:p>
+            <w:pPr>
+              <w:spacing w:after="40" w:before="40" w:line="252" w:lineRule="auto"/>
+            </w:pPr>
+            <w:r>
+              <w:rPr>
+                <w:rFonts w:ascii="TH Sarabun New" w:hAnsi="TH Sarabun New" w:cs="TH Sarabun New" w:eastAsia="TH Sarabun New"/>
+              </w:rPr>
+            </w:r>
+            <w:r>
+              <w:rPr>
+                <w:rFonts w:ascii="TH Sarabun New" w:hAnsi="TH Sarabun New" w:cs="TH Sarabun New" w:eastAsia="TH Sarabun New"/>
+                <w:b w:val="0"/>
+                <w:i w:val="0"/>
+              </w:rPr>
+              <w:t xml:space="preserve">ขอบบนของอุณหภูมิขึ้นต้นด้วย </w:t>
+            </w:r>
+            <w:r>
+              <w:rPr>
+                <w:rFonts w:ascii="Consolas" w:hAnsi="Consolas" w:cs="Consolas" w:eastAsia="Consolas"/>
+                <w:b w:val="0"/>
+                <w:i w:val="0"/>
+                <w:sz w:val="21"/>
+              </w:rPr>
+              <w:t>t_</w:t>
+            </w:r>
+          </w:p>
+        </w:tc>
+        <w:tc>
+          <w:tcPr>
+            <w:tcW w:type="dxa" w:w="2436"/>
+            <w:tcMar>
+              <w:top w:w="40" w:type="dxa"/>
+              <w:bottom w:w="40" w:type="dxa"/>
+              <w:start w:w="90" w:type="dxa"/>
+              <w:end w:w="90" w:type="dxa"/>
+            </w:tcMar>
+          </w:tcPr>
+          <w:p>
+            <w:pPr>
+              <w:spacing w:after="40" w:before="40" w:line="252" w:lineRule="auto"/>
+            </w:pPr>
+            <w:r>
+              <w:rPr>
+                <w:rFonts w:ascii="TH Sarabun New" w:hAnsi="TH Sarabun New" w:cs="TH Sarabun New" w:eastAsia="TH Sarabun New"/>
+              </w:rPr>
+            </w:r>
+            <w:r>
+              <w:rPr>
+                <w:rFonts w:ascii="Consolas" w:hAnsi="Consolas" w:cs="Consolas" w:eastAsia="Consolas"/>
+                <w:b w:val="0"/>
+                <w:i w:val="0"/>
+                <w:sz w:val="21"/>
+              </w:rPr>
+              <w:t>if t &gt; t_h_:</w:t>
+            </w:r>
+            <w:r>
+              <w:rPr>
+                <w:rFonts w:ascii="TH Sarabun New" w:hAnsi="TH Sarabun New" w:cs="TH Sarabun New" w:eastAsia="TH Sarabun New"/>
+                <w:b w:val="0"/>
+                <w:i w:val="0"/>
+              </w:rPr>
+              <w:t xml:space="preserve"> (เติมตัวที่หายไป)</w:t>
+            </w:r>
+          </w:p>
+        </w:tc>
+      </w:tr>
+      <w:tr>
+        <w:trPr>
+          <w:cantSplit w:val="true"/>
+        </w:trPr>
+        <w:tc>
+          <w:tcPr>
+            <w:tcW w:type="dxa" w:w="2436"/>
+            <w:tcMar>
+              <w:top w:w="40" w:type="dxa"/>
+              <w:bottom w:w="40" w:type="dxa"/>
+              <w:start w:w="90" w:type="dxa"/>
+              <w:end w:w="90" w:type="dxa"/>
+            </w:tcMar>
+            <w:shd w:val="clear" w:fill="F4F7FB"/>
+          </w:tcPr>
+          <w:p>
+            <w:pPr>
+              <w:spacing w:after="40" w:before="40" w:line="252" w:lineRule="auto"/>
+            </w:pPr>
+            <w:r>
+              <w:rPr>
+                <w:rFonts w:ascii="TH Sarabun New" w:hAnsi="TH Sarabun New" w:cs="TH Sarabun New" w:eastAsia="TH Sarabun New"/>
+              </w:rPr>
+            </w:r>
+            <w:r>
+              <w:rPr>
+                <w:rFonts w:ascii="TH Sarabun New" w:hAnsi="TH Sarabun New" w:cs="TH Sarabun New" w:eastAsia="TH Sarabun New"/>
+                <w:b w:val="0"/>
+                <w:i w:val="0"/>
+              </w:rPr>
+              <w:t>B</w:t>
+            </w:r>
+          </w:p>
+        </w:tc>
+        <w:tc>
+          <w:tcPr>
+            <w:tcW w:type="dxa" w:w="2436"/>
+            <w:tcMar>
+              <w:top w:w="40" w:type="dxa"/>
+              <w:bottom w:w="40" w:type="dxa"/>
+              <w:start w:w="90" w:type="dxa"/>
+              <w:end w:w="90" w:type="dxa"/>
+            </w:tcMar>
+            <w:shd w:val="clear" w:fill="F4F7FB"/>
+          </w:tcPr>
+          <w:p>
+            <w:pPr>
+              <w:spacing w:after="40" w:before="40" w:line="252" w:lineRule="auto"/>
+            </w:pPr>
+            <w:r>
+              <w:rPr>
+                <w:rFonts w:ascii="TH Sarabun New" w:hAnsi="TH Sarabun New" w:cs="TH Sarabun New" w:eastAsia="TH Sarabun New"/>
+              </w:rPr>
+            </w:r>
+            <w:r>
+              <w:rPr>
+                <w:rFonts w:ascii="TH Sarabun New" w:hAnsi="TH Sarabun New" w:cs="TH Sarabun New" w:eastAsia="TH Sarabun New"/>
+                <w:b w:val="0"/>
+                <w:i w:val="0"/>
+              </w:rPr>
+              <w:t xml:space="preserve">ใน Python รายการว่าง </w:t>
+            </w:r>
+            <w:r>
+              <w:rPr>
+                <w:rFonts w:ascii="Consolas" w:hAnsi="Consolas" w:cs="Consolas" w:eastAsia="Consolas"/>
+                <w:b w:val="0"/>
+                <w:i w:val="0"/>
+                <w:sz w:val="21"/>
+              </w:rPr>
+              <w:t>[]</w:t>
+            </w:r>
+            <w:r>
+              <w:rPr>
+                <w:rFonts w:ascii="TH Sarabun New" w:hAnsi="TH Sarabun New" w:cs="TH Sarabun New" w:eastAsia="TH Sarabun New"/>
+                <w:b w:val="0"/>
+                <w:i w:val="0"/>
+              </w:rPr>
+              <w:t xml:space="preserve"> ถือว่าเป็น "เท็จ"</w:t>
+            </w:r>
+          </w:p>
+        </w:tc>
+        <w:tc>
+          <w:tcPr>
+            <w:tcW w:type="dxa" w:w="2436"/>
+            <w:tcMar>
+              <w:top w:w="40" w:type="dxa"/>
+              <w:bottom w:w="40" w:type="dxa"/>
+              <w:start w:w="90" w:type="dxa"/>
+              <w:end w:w="90" w:type="dxa"/>
+            </w:tcMar>
+            <w:shd w:val="clear" w:fill="F4F7FB"/>
+          </w:tcPr>
+          <w:p>
+            <w:pPr>
+              <w:spacing w:after="40" w:before="40" w:line="252" w:lineRule="auto"/>
+            </w:pPr>
+            <w:r>
+              <w:rPr>
+                <w:rFonts w:ascii="TH Sarabun New" w:hAnsi="TH Sarabun New" w:cs="TH Sarabun New" w:eastAsia="TH Sarabun New"/>
+              </w:rPr>
+            </w:r>
+            <w:r>
+              <w:rPr>
+                <w:rFonts w:ascii="TH Sarabun New" w:hAnsi="TH Sarabun New" w:cs="TH Sarabun New" w:eastAsia="TH Sarabun New"/>
+                <w:b w:val="0"/>
+                <w:i w:val="0"/>
+              </w:rPr>
+              <w:t xml:space="preserve">ใช้คำว่า </w:t>
+            </w:r>
+            <w:r>
+              <w:rPr>
+                <w:rFonts w:ascii="Consolas" w:hAnsi="Consolas" w:cs="Consolas" w:eastAsia="Consolas"/>
+                <w:b w:val="0"/>
+                <w:i w:val="0"/>
+                <w:sz w:val="21"/>
+              </w:rPr>
+              <w:t>not</w:t>
+            </w:r>
+            <w:r>
+              <w:rPr>
+                <w:rFonts w:ascii="TH Sarabun New" w:hAnsi="TH Sarabun New" w:cs="TH Sarabun New" w:eastAsia="TH Sarabun New"/>
+                <w:b w:val="0"/>
+                <w:i w:val="0"/>
+              </w:rPr>
+              <w:t xml:space="preserve"> กับชื่อรายการปัญหา</w:t>
+            </w:r>
+          </w:p>
+        </w:tc>
+        <w:tc>
+          <w:tcPr>
+            <w:tcW w:type="dxa" w:w="2436"/>
+            <w:tcMar>
+              <w:top w:w="40" w:type="dxa"/>
+              <w:bottom w:w="40" w:type="dxa"/>
+              <w:start w:w="90" w:type="dxa"/>
+              <w:end w:w="90" w:type="dxa"/>
+            </w:tcMar>
+            <w:shd w:val="clear" w:fill="F4F7FB"/>
+          </w:tcPr>
+          <w:p>
+            <w:pPr>
+              <w:spacing w:after="40" w:before="40" w:line="252" w:lineRule="auto"/>
+            </w:pPr>
+            <w:r>
+              <w:rPr>
+                <w:rFonts w:ascii="TH Sarabun New" w:hAnsi="TH Sarabun New" w:cs="TH Sarabun New" w:eastAsia="TH Sarabun New"/>
+              </w:rPr>
+            </w:r>
+            <w:r>
+              <w:rPr>
+                <w:rFonts w:ascii="Consolas" w:hAnsi="Consolas" w:cs="Consolas" w:eastAsia="Consolas"/>
+                <w:b w:val="0"/>
+                <w:i w:val="0"/>
+                <w:sz w:val="21"/>
+              </w:rPr>
+              <w:t>if not probl____:</w:t>
+            </w:r>
+            <w:r>
+              <w:rPr>
+                <w:rFonts w:ascii="TH Sarabun New" w:hAnsi="TH Sarabun New" w:cs="TH Sarabun New" w:eastAsia="TH Sarabun New"/>
+                <w:b w:val="0"/>
+                <w:i w:val="0"/>
+              </w:rPr>
+              <w:t xml:space="preserve"> (เติมชื่อให้ครบ)</w:t>
+            </w:r>
+          </w:p>
+        </w:tc>
+      </w:tr>
+      <w:tr>
+        <w:trPr>
+          <w:cantSplit w:val="true"/>
+        </w:trPr>
+        <w:tc>
+          <w:tcPr>
+            <w:tcW w:type="dxa" w:w="2436"/>
+            <w:tcMar>
+              <w:top w:w="40" w:type="dxa"/>
+              <w:bottom w:w="40" w:type="dxa"/>
+              <w:start w:w="90" w:type="dxa"/>
+              <w:end w:w="90" w:type="dxa"/>
+            </w:tcMar>
+          </w:tcPr>
+          <w:p>
+            <w:pPr>
+              <w:spacing w:after="40" w:before="40" w:line="252" w:lineRule="auto"/>
+            </w:pPr>
+            <w:r>
+              <w:rPr>
+                <w:rFonts w:ascii="TH Sarabun New" w:hAnsi="TH Sarabun New" w:cs="TH Sarabun New" w:eastAsia="TH Sarabun New"/>
+              </w:rPr>
+            </w:r>
+            <w:r>
+              <w:rPr>
+                <w:rFonts w:ascii="TH Sarabun New" w:hAnsi="TH Sarabun New" w:cs="TH Sarabun New" w:eastAsia="TH Sarabun New"/>
+                <w:b w:val="0"/>
+                <w:i w:val="0"/>
+              </w:rPr>
+              <w:t>C</w:t>
+            </w:r>
+          </w:p>
+        </w:tc>
+        <w:tc>
+          <w:tcPr>
+            <w:tcW w:type="dxa" w:w="2436"/>
+            <w:tcMar>
+              <w:top w:w="40" w:type="dxa"/>
+              <w:bottom w:w="40" w:type="dxa"/>
+              <w:start w:w="90" w:type="dxa"/>
+              <w:end w:w="90" w:type="dxa"/>
+            </w:tcMar>
+          </w:tcPr>
+          <w:p>
+            <w:pPr>
+              <w:spacing w:after="40" w:before="40" w:line="252" w:lineRule="auto"/>
+            </w:pPr>
+            <w:r>
+              <w:rPr>
+                <w:rFonts w:ascii="TH Sarabun New" w:hAnsi="TH Sarabun New" w:cs="TH Sarabun New" w:eastAsia="TH Sarabun New"/>
+              </w:rPr>
+            </w:r>
+            <w:r>
+              <w:rPr>
+                <w:rFonts w:ascii="TH Sarabun New" w:hAnsi="TH Sarabun New" w:cs="TH Sarabun New" w:eastAsia="TH Sarabun New"/>
+                <w:b w:val="0"/>
+                <w:i w:val="0"/>
+              </w:rPr>
+              <w:t xml:space="preserve">ฝั่งหนาวเขียนว่า </w:t>
+            </w:r>
+            <w:r>
+              <w:rPr>
+                <w:rFonts w:ascii="Consolas" w:hAnsi="Consolas" w:cs="Consolas" w:eastAsia="Consolas"/>
+                <w:b w:val="0"/>
+                <w:i w:val="0"/>
+                <w:sz w:val="21"/>
+              </w:rPr>
+              <w:t>t &lt; t_lo - 3</w:t>
+            </w:r>
+            <w:r>
+              <w:rPr>
+                <w:rFonts w:ascii="TH Sarabun New" w:hAnsi="TH Sarabun New" w:cs="TH Sarabun New" w:eastAsia="TH Sarabun New"/>
+                <w:b w:val="0"/>
+                <w:i w:val="0"/>
+              </w:rPr>
+              <w:t xml:space="preserve"> ฝั่งร้อนเขียนกลับด้านกัน</w:t>
+            </w:r>
+          </w:p>
+        </w:tc>
+        <w:tc>
+          <w:tcPr>
+            <w:tcW w:type="dxa" w:w="2436"/>
+            <w:tcMar>
+              <w:top w:w="40" w:type="dxa"/>
+              <w:bottom w:w="40" w:type="dxa"/>
+              <w:start w:w="90" w:type="dxa"/>
+              <w:end w:w="90" w:type="dxa"/>
+            </w:tcMar>
+          </w:tcPr>
+          <w:p>
+            <w:pPr>
+              <w:spacing w:after="40" w:before="40" w:line="252" w:lineRule="auto"/>
+            </w:pPr>
+            <w:r>
+              <w:rPr>
+                <w:rFonts w:ascii="TH Sarabun New" w:hAnsi="TH Sarabun New" w:cs="TH Sarabun New" w:eastAsia="TH Sarabun New"/>
+              </w:rPr>
+            </w:r>
+            <w:r>
+              <w:rPr>
+                <w:rFonts w:ascii="TH Sarabun New" w:hAnsi="TH Sarabun New" w:cs="TH Sarabun New" w:eastAsia="TH Sarabun New"/>
+                <w:b w:val="0"/>
+                <w:i w:val="0"/>
+              </w:rPr>
+              <w:t xml:space="preserve">ขอบบน </w:t>
+            </w:r>
+            <w:r>
+              <w:rPr>
+                <w:rFonts w:ascii="TH Sarabun New" w:hAnsi="TH Sarabun New" w:cs="TH Sarabun New" w:eastAsia="TH Sarabun New"/>
+                <w:b/>
+                <w:i w:val="0"/>
+              </w:rPr>
+              <w:t>บวก</w:t>
+            </w:r>
+            <w:r>
+              <w:rPr>
+                <w:rFonts w:ascii="TH Sarabun New" w:hAnsi="TH Sarabun New" w:cs="TH Sarabun New" w:eastAsia="TH Sarabun New"/>
+                <w:b w:val="0"/>
+                <w:i w:val="0"/>
+              </w:rPr>
+              <w:t xml:space="preserve"> 3</w:t>
+            </w:r>
+          </w:p>
+        </w:tc>
+        <w:tc>
+          <w:tcPr>
+            <w:tcW w:type="dxa" w:w="2436"/>
+            <w:tcMar>
+              <w:top w:w="40" w:type="dxa"/>
+              <w:bottom w:w="40" w:type="dxa"/>
+              <w:start w:w="90" w:type="dxa"/>
+              <w:end w:w="90" w:type="dxa"/>
+            </w:tcMar>
+          </w:tcPr>
+          <w:p>
+            <w:pPr>
+              <w:spacing w:after="40" w:before="40" w:line="252" w:lineRule="auto"/>
+            </w:pPr>
+            <w:r>
+              <w:rPr>
+                <w:rFonts w:ascii="TH Sarabun New" w:hAnsi="TH Sarabun New" w:cs="TH Sarabun New" w:eastAsia="TH Sarabun New"/>
+              </w:rPr>
+            </w:r>
+            <w:r>
+              <w:rPr>
+                <w:rFonts w:ascii="Consolas" w:hAnsi="Consolas" w:cs="Consolas" w:eastAsia="Consolas"/>
+                <w:b w:val="0"/>
+                <w:i w:val="0"/>
+                <w:sz w:val="21"/>
+              </w:rPr>
+              <w:t>(t &gt; t_hi + _)</w:t>
+            </w:r>
+          </w:p>
+        </w:tc>
+      </w:tr>
+    </w:tbl>
+    <w:p>
+      <w:pPr>
+        <w:spacing w:after="40"/>
+      </w:pPr>
+    </w:p>
+    <w:p>
+      <w:pPr>
+        <w:pStyle w:val="Heading3"/>
+      </w:pPr>
+      <w:r>
+        <w:rPr>
+          <w:rFonts w:ascii="TH Sarabun New" w:hAnsi="TH Sarabun New" w:cs="TH Sarabun New" w:eastAsia="TH Sarabun New"/>
+          <w:b/>
+          <w:i w:val="0"/>
+          <w:color w:val="2E5496"/>
+        </w:rPr>
+        <w:t>ภารกิจกลุ่ม · ระดับ 4 · โจทย์เพิ่ม (โบนัส เฉลยคาบหน้า)</w:t>
+      </w:r>
+    </w:p>
+    <w:tbl>
+      <w:tblPr>
+        <w:tblW w:type="auto" w:w="0"/>
+        <w:jc w:val="center"/>
+        <w:tblLook w:firstColumn="1" w:firstRow="1" w:lastColumn="0" w:lastRow="0" w:noHBand="0" w:noVBand="1" w:val="04A0"/>
+        <w:tblW w:type="pct" w:w="5000"/>
+        <w:tblBorders>
+          <w:top w:val="single" w:sz="4" w:space="0" w:color="C7D2E4"/>
+          <w:left w:val="single" w:sz="4" w:space="0" w:color="C7D2E4"/>
+          <w:bottom w:val="single" w:sz="4" w:space="0" w:color="C7D2E4"/>
+          <w:right w:val="single" w:sz="4" w:space="0" w:color="C7D2E4"/>
+          <w:insideH w:val="single" w:sz="4" w:space="0" w:color="C7D2E4"/>
+          <w:insideV w:val="single" w:sz="4" w:space="0" w:color="C7D2E4"/>
+        </w:tblBorders>
+      </w:tblPr>
+      <w:tblGrid>
+        <w:gridCol w:w="2436"/>
+        <w:gridCol w:w="2436"/>
+        <w:gridCol w:w="2436"/>
+        <w:gridCol w:w="2436"/>
+      </w:tblGrid>
+      <w:tr>
+        <w:trPr>
+          <w:tblHeader w:val="true"/>
+        </w:trPr>
+        <w:tc>
+          <w:tcPr>
+            <w:tcW w:type="dxa" w:w="2436"/>
+            <w:tcMar>
+              <w:top w:w="40" w:type="dxa"/>
+              <w:bottom w:w="40" w:type="dxa"/>
+              <w:start w:w="90" w:type="dxa"/>
+              <w:end w:w="90" w:type="dxa"/>
+            </w:tcMar>
+            <w:shd w:val="clear" w:fill="1F3864"/>
+          </w:tcPr>
+          <w:p>
+            <w:pPr>
+              <w:spacing w:after="40" w:before="40" w:line="252" w:lineRule="auto"/>
+            </w:pPr>
+            <w:r>
+              <w:rPr>
+                <w:rFonts w:ascii="TH Sarabun New" w:hAnsi="TH Sarabun New" w:cs="TH Sarabun New" w:eastAsia="TH Sarabun New"/>
+                <w:b/>
+              </w:rPr>
+            </w:r>
+            <w:r>
+              <w:rPr>
+                <w:rFonts w:ascii="TH Sarabun New" w:hAnsi="TH Sarabun New" w:cs="TH Sarabun New" w:eastAsia="TH Sarabun New"/>
+                <w:b/>
+                <w:i w:val="0"/>
+                <w:color w:val="FFFFFF"/>
+              </w:rPr>
+              <w:t>ข้อ</w:t>
+            </w:r>
+          </w:p>
+        </w:tc>
+        <w:tc>
+          <w:tcPr>
+            <w:tcW w:type="dxa" w:w="2436"/>
+            <w:tcMar>
+              <w:top w:w="40" w:type="dxa"/>
+              <w:bottom w:w="40" w:type="dxa"/>
+              <w:start w:w="90" w:type="dxa"/>
+              <w:end w:w="90" w:type="dxa"/>
+            </w:tcMar>
+            <w:shd w:val="clear" w:fill="1F3864"/>
+          </w:tcPr>
+          <w:p>
+            <w:pPr>
+              <w:spacing w:after="40" w:before="40" w:line="252" w:lineRule="auto"/>
+            </w:pPr>
+            <w:r>
+              <w:rPr>
+                <w:rFonts w:ascii="TH Sarabun New" w:hAnsi="TH Sarabun New" w:cs="TH Sarabun New" w:eastAsia="TH Sarabun New"/>
+                <w:b/>
+              </w:rPr>
+            </w:r>
+            <w:r>
+              <w:rPr>
+                <w:rFonts w:ascii="TH Sarabun New" w:hAnsi="TH Sarabun New" w:cs="TH Sarabun New" w:eastAsia="TH Sarabun New"/>
+                <w:b/>
+                <w:i w:val="0"/>
+                <w:color w:val="FFFFFF"/>
+              </w:rPr>
+              <w:t>ขั้น 1 — แนวคิด</w:t>
+            </w:r>
+          </w:p>
+        </w:tc>
+        <w:tc>
+          <w:tcPr>
+            <w:tcW w:type="dxa" w:w="2436"/>
+            <w:tcMar>
+              <w:top w:w="40" w:type="dxa"/>
+              <w:bottom w:w="40" w:type="dxa"/>
+              <w:start w:w="90" w:type="dxa"/>
+              <w:end w:w="90" w:type="dxa"/>
+            </w:tcMar>
+            <w:shd w:val="clear" w:fill="1F3864"/>
+          </w:tcPr>
+          <w:p>
+            <w:pPr>
+              <w:spacing w:after="40" w:before="40" w:line="252" w:lineRule="auto"/>
+            </w:pPr>
+            <w:r>
+              <w:rPr>
+                <w:rFonts w:ascii="TH Sarabun New" w:hAnsi="TH Sarabun New" w:cs="TH Sarabun New" w:eastAsia="TH Sarabun New"/>
+                <w:b/>
+              </w:rPr>
+            </w:r>
+            <w:r>
+              <w:rPr>
+                <w:rFonts w:ascii="TH Sarabun New" w:hAnsi="TH Sarabun New" w:cs="TH Sarabun New" w:eastAsia="TH Sarabun New"/>
+                <w:b/>
+                <w:i w:val="0"/>
+                <w:color w:val="FFFFFF"/>
+              </w:rPr>
+              <w:t>ขั้น 2 — โค้ดครึ่งหนึ่ง</w:t>
+            </w:r>
+          </w:p>
+        </w:tc>
+        <w:tc>
+          <w:tcPr>
+            <w:tcW w:type="dxa" w:w="2436"/>
+            <w:tcMar>
+              <w:top w:w="40" w:type="dxa"/>
+              <w:bottom w:w="40" w:type="dxa"/>
+              <w:start w:w="90" w:type="dxa"/>
+              <w:end w:w="90" w:type="dxa"/>
+            </w:tcMar>
+            <w:shd w:val="clear" w:fill="1F3864"/>
+          </w:tcPr>
+          <w:p>
+            <w:pPr>
+              <w:spacing w:after="40" w:before="40" w:line="252" w:lineRule="auto"/>
+            </w:pPr>
+            <w:r>
+              <w:rPr>
+                <w:rFonts w:ascii="TH Sarabun New" w:hAnsi="TH Sarabun New" w:cs="TH Sarabun New" w:eastAsia="TH Sarabun New"/>
+                <w:b/>
+              </w:rPr>
+            </w:r>
+            <w:r>
+              <w:rPr>
+                <w:rFonts w:ascii="TH Sarabun New" w:hAnsi="TH Sarabun New" w:cs="TH Sarabun New" w:eastAsia="TH Sarabun New"/>
+                <w:b/>
+                <w:i w:val="0"/>
+                <w:color w:val="FFFFFF"/>
+              </w:rPr>
+              <w:t>ขั้น 3 — เกือบครบ</w:t>
+            </w:r>
+          </w:p>
+        </w:tc>
+      </w:tr>
+      <w:tr>
+        <w:trPr>
+          <w:cantSplit w:val="true"/>
+        </w:trPr>
+        <w:tc>
+          <w:tcPr>
+            <w:tcW w:type="dxa" w:w="2436"/>
+            <w:tcMar>
+              <w:top w:w="40" w:type="dxa"/>
+              <w:bottom w:w="40" w:type="dxa"/>
+              <w:start w:w="90" w:type="dxa"/>
+              <w:end w:w="90" w:type="dxa"/>
+            </w:tcMar>
+          </w:tcPr>
+          <w:p>
+            <w:pPr>
+              <w:spacing w:after="40" w:before="40" w:line="252" w:lineRule="auto"/>
+            </w:pPr>
+            <w:r>
+              <w:rPr>
+                <w:rFonts w:ascii="TH Sarabun New" w:hAnsi="TH Sarabun New" w:cs="TH Sarabun New" w:eastAsia="TH Sarabun New"/>
+              </w:rPr>
+            </w:r>
+            <w:r>
+              <w:rPr>
+                <w:rFonts w:ascii="TH Sarabun New" w:hAnsi="TH Sarabun New" w:cs="TH Sarabun New" w:eastAsia="TH Sarabun New"/>
+                <w:b w:val="0"/>
+                <w:i w:val="0"/>
+              </w:rPr>
+              <w:t>⭐ สถิติของรอบ</w:t>
+            </w:r>
+          </w:p>
+        </w:tc>
+        <w:tc>
+          <w:tcPr>
+            <w:tcW w:type="dxa" w:w="2436"/>
+            <w:tcMar>
+              <w:top w:w="40" w:type="dxa"/>
+              <w:bottom w:w="40" w:type="dxa"/>
+              <w:start w:w="90" w:type="dxa"/>
+              <w:end w:w="90" w:type="dxa"/>
+            </w:tcMar>
+          </w:tcPr>
+          <w:p>
+            <w:pPr>
+              <w:spacing w:after="40" w:before="40" w:line="252" w:lineRule="auto"/>
+            </w:pPr>
+            <w:r>
+              <w:rPr>
+                <w:rFonts w:ascii="TH Sarabun New" w:hAnsi="TH Sarabun New" w:cs="TH Sarabun New" w:eastAsia="TH Sarabun New"/>
+              </w:rPr>
+            </w:r>
+            <w:r>
+              <w:rPr>
+                <w:rFonts w:ascii="TH Sarabun New" w:hAnsi="TH Sarabun New" w:cs="TH Sarabun New" w:eastAsia="TH Sarabun New"/>
+                <w:b w:val="0"/>
+                <w:i w:val="0"/>
+              </w:rPr>
+              <w:t xml:space="preserve">ต้องมีตัวแปร 2 ตัวจำค่าต่ำสุด/สูงสุด สร้างไว้ก่อนลูปใน </w:t>
+            </w:r>
+            <w:r>
+              <w:rPr>
+                <w:rFonts w:ascii="Consolas" w:hAnsi="Consolas" w:cs="Consolas" w:eastAsia="Consolas"/>
+                <w:b w:val="0"/>
+                <w:i w:val="0"/>
+                <w:sz w:val="21"/>
+              </w:rPr>
+              <w:t>main()</w:t>
+            </w:r>
+            <w:r>
+              <w:rPr>
+                <w:rFonts w:ascii="TH Sarabun New" w:hAnsi="TH Sarabun New" w:cs="TH Sarabun New" w:eastAsia="TH Sarabun New"/>
+                <w:b w:val="0"/>
+                <w:i w:val="0"/>
+              </w:rPr>
+              <w:t xml:space="preserve"> และ Label ใหม่ 1 ตัวใน </w:t>
+            </w:r>
+            <w:r>
+              <w:rPr>
+                <w:rFonts w:ascii="Consolas" w:hAnsi="Consolas" w:cs="Consolas" w:eastAsia="Consolas"/>
+                <w:b w:val="0"/>
+                <w:i w:val="0"/>
+                <w:sz w:val="21"/>
+              </w:rPr>
+              <w:t>build_overview_tab()</w:t>
+            </w:r>
+          </w:p>
+        </w:tc>
+        <w:tc>
+          <w:tcPr>
+            <w:tcW w:type="dxa" w:w="2436"/>
+            <w:tcMar>
+              <w:top w:w="40" w:type="dxa"/>
+              <w:bottom w:w="40" w:type="dxa"/>
+              <w:start w:w="90" w:type="dxa"/>
+              <w:end w:w="90" w:type="dxa"/>
+            </w:tcMar>
+          </w:tcPr>
+          <w:p>
+            <w:pPr>
+              <w:spacing w:after="40" w:before="40" w:line="252" w:lineRule="auto"/>
+            </w:pPr>
+            <w:r>
+              <w:rPr>
+                <w:rFonts w:ascii="TH Sarabun New" w:hAnsi="TH Sarabun New" w:cs="TH Sarabun New" w:eastAsia="TH Sarabun New"/>
+              </w:rPr>
+            </w:r>
+            <w:r>
+              <w:rPr>
+                <w:rFonts w:ascii="TH Sarabun New" w:hAnsi="TH Sarabun New" w:cs="TH Sarabun New" w:eastAsia="TH Sarabun New"/>
+                <w:b w:val="0"/>
+                <w:i w:val="0"/>
+              </w:rPr>
+              <w:t xml:space="preserve">เริ่มที่ </w:t>
+            </w:r>
+            <w:r>
+              <w:rPr>
+                <w:rFonts w:ascii="Consolas" w:hAnsi="Consolas" w:cs="Consolas" w:eastAsia="Consolas"/>
+                <w:b w:val="0"/>
+                <w:i w:val="0"/>
+                <w:sz w:val="21"/>
+              </w:rPr>
+              <w:t>lo = hi = None</w:t>
+            </w:r>
+            <w:r>
+              <w:rPr>
+                <w:rFonts w:ascii="TH Sarabun New" w:hAnsi="TH Sarabun New" w:cs="TH Sarabun New" w:eastAsia="TH Sarabun New"/>
+                <w:b w:val="0"/>
+                <w:i w:val="0"/>
+              </w:rPr>
+              <w:t xml:space="preserve"> · ค่าแรก: </w:t>
+            </w:r>
+            <w:r>
+              <w:rPr>
+                <w:rFonts w:ascii="Consolas" w:hAnsi="Consolas" w:cs="Consolas" w:eastAsia="Consolas"/>
+                <w:b w:val="0"/>
+                <w:i w:val="0"/>
+                <w:sz w:val="21"/>
+              </w:rPr>
+              <w:t>if lo is None: lo = hi = score</w:t>
+            </w:r>
+            <w:r>
+              <w:rPr>
+                <w:rFonts w:ascii="TH Sarabun New" w:hAnsi="TH Sarabun New" w:cs="TH Sarabun New" w:eastAsia="TH Sarabun New"/>
+                <w:b w:val="0"/>
+                <w:i w:val="0"/>
+              </w:rPr>
+              <w:t xml:space="preserve"> · ค่าต่อไป: </w:t>
+            </w:r>
+            <w:r>
+              <w:rPr>
+                <w:rFonts w:ascii="Consolas" w:hAnsi="Consolas" w:cs="Consolas" w:eastAsia="Consolas"/>
+                <w:b w:val="0"/>
+                <w:i w:val="0"/>
+                <w:sz w:val="21"/>
+              </w:rPr>
+              <w:t>lo = min(lo, score)</w:t>
+            </w:r>
+            <w:r>
+              <w:rPr>
+                <w:rFonts w:ascii="TH Sarabun New" w:hAnsi="TH Sarabun New" w:cs="TH Sarabun New" w:eastAsia="TH Sarabun New"/>
+                <w:b w:val="0"/>
+                <w:i w:val="0"/>
+              </w:rPr>
+              <w:t xml:space="preserve"> และ </w:t>
+            </w:r>
+            <w:r>
+              <w:rPr>
+                <w:rFonts w:ascii="Consolas" w:hAnsi="Consolas" w:cs="Consolas" w:eastAsia="Consolas"/>
+                <w:b w:val="0"/>
+                <w:i w:val="0"/>
+                <w:sz w:val="21"/>
+              </w:rPr>
+              <w:t>hi = max(hi, score)</w:t>
+            </w:r>
+          </w:p>
+        </w:tc>
+        <w:tc>
+          <w:tcPr>
+            <w:tcW w:type="dxa" w:w="2436"/>
+            <w:tcMar>
+              <w:top w:w="40" w:type="dxa"/>
+              <w:bottom w:w="40" w:type="dxa"/>
+              <w:start w:w="90" w:type="dxa"/>
+              <w:end w:w="90" w:type="dxa"/>
+            </w:tcMar>
+          </w:tcPr>
+          <w:p>
+            <w:pPr>
+              <w:spacing w:after="40" w:before="40" w:line="252" w:lineRule="auto"/>
+            </w:pPr>
+            <w:r>
+              <w:rPr>
+                <w:rFonts w:ascii="TH Sarabun New" w:hAnsi="TH Sarabun New" w:cs="TH Sarabun New" w:eastAsia="TH Sarabun New"/>
+              </w:rPr>
+            </w:r>
+            <w:r>
+              <w:rPr>
+                <w:rFonts w:ascii="TH Sarabun New" w:hAnsi="TH Sarabun New" w:cs="TH Sarabun New" w:eastAsia="TH Sarabun New"/>
+                <w:b w:val="0"/>
+                <w:i w:val="0"/>
+              </w:rPr>
+              <w:t xml:space="preserve">เขียนจอเฉพาะตอนตัวเลขเปลี่ยน: </w:t>
+            </w:r>
+            <w:r>
+              <w:rPr>
+                <w:rFonts w:ascii="Consolas" w:hAnsi="Consolas" w:cs="Consolas" w:eastAsia="Consolas"/>
+                <w:b w:val="0"/>
+                <w:i w:val="0"/>
+                <w:sz w:val="21"/>
+              </w:rPr>
+              <w:t>if lo is None or score &lt; lo or score &gt; hi:</w:t>
+            </w:r>
+            <w:r>
+              <w:rPr>
+                <w:rFonts w:ascii="TH Sarabun New" w:hAnsi="TH Sarabun New" w:cs="TH Sarabun New" w:eastAsia="TH Sarabun New"/>
+                <w:b w:val="0"/>
+                <w:i w:val="0"/>
+              </w:rPr>
+              <w:t xml:space="preserve"> แล้ว </w:t>
+            </w:r>
+            <w:r>
+              <w:rPr>
+                <w:rFonts w:ascii="Consolas" w:hAnsi="Consolas" w:cs="Consolas" w:eastAsia="Consolas"/>
+                <w:b w:val="0"/>
+                <w:i w:val="0"/>
+                <w:sz w:val="21"/>
+              </w:rPr>
+              <w:t>w["range"].text("ต่ำ %d / สูง %d" % (lo, hi))</w:t>
+            </w:r>
+          </w:p>
+        </w:tc>
+      </w:tr>
+      <w:tr>
+        <w:trPr>
+          <w:cantSplit w:val="true"/>
+        </w:trPr>
+        <w:tc>
+          <w:tcPr>
+            <w:tcW w:type="dxa" w:w="2436"/>
+            <w:tcMar>
+              <w:top w:w="40" w:type="dxa"/>
+              <w:bottom w:w="40" w:type="dxa"/>
+              <w:start w:w="90" w:type="dxa"/>
+              <w:end w:w="90" w:type="dxa"/>
+            </w:tcMar>
+            <w:shd w:val="clear" w:fill="F4F7FB"/>
+          </w:tcPr>
+          <w:p>
+            <w:pPr>
+              <w:spacing w:after="40" w:before="40" w:line="252" w:lineRule="auto"/>
+            </w:pPr>
+            <w:r>
+              <w:rPr>
+                <w:rFonts w:ascii="TH Sarabun New" w:hAnsi="TH Sarabun New" w:cs="TH Sarabun New" w:eastAsia="TH Sarabun New"/>
+              </w:rPr>
+            </w:r>
+            <w:r>
+              <w:rPr>
+                <w:rFonts w:ascii="TH Sarabun New" w:hAnsi="TH Sarabun New" w:cs="TH Sarabun New" w:eastAsia="TH Sarabun New"/>
+                <w:b w:val="0"/>
+                <w:i w:val="0"/>
+              </w:rPr>
+              <w:t>⭐⭐ ปั๊มกันเดินนาน</w:t>
+            </w:r>
+          </w:p>
+        </w:tc>
+        <w:tc>
+          <w:tcPr>
+            <w:tcW w:type="dxa" w:w="2436"/>
+            <w:tcMar>
+              <w:top w:w="40" w:type="dxa"/>
+              <w:bottom w:w="40" w:type="dxa"/>
+              <w:start w:w="90" w:type="dxa"/>
+              <w:end w:w="90" w:type="dxa"/>
+            </w:tcMar>
+            <w:shd w:val="clear" w:fill="F4F7FB"/>
+          </w:tcPr>
+          <w:p>
+            <w:pPr>
+              <w:spacing w:after="40" w:before="40" w:line="252" w:lineRule="auto"/>
+            </w:pPr>
+            <w:r>
+              <w:rPr>
+                <w:rFonts w:ascii="TH Sarabun New" w:hAnsi="TH Sarabun New" w:cs="TH Sarabun New" w:eastAsia="TH Sarabun New"/>
+              </w:rPr>
+            </w:r>
+            <w:r>
+              <w:rPr>
+                <w:rFonts w:ascii="TH Sarabun New" w:hAnsi="TH Sarabun New" w:cs="TH Sarabun New" w:eastAsia="TH Sarabun New"/>
+                <w:b w:val="0"/>
+                <w:i w:val="0"/>
+              </w:rPr>
+              <w:t xml:space="preserve">จำ "เวลาที่ปั๊มเริ่มเดิน" ด้วย </w:t>
+            </w:r>
+            <w:r>
+              <w:rPr>
+                <w:rFonts w:ascii="Consolas" w:hAnsi="Consolas" w:cs="Consolas" w:eastAsia="Consolas"/>
+                <w:b w:val="0"/>
+                <w:i w:val="0"/>
+                <w:sz w:val="21"/>
+              </w:rPr>
+              <w:t>time.ticks_ms()</w:t>
+            </w:r>
+            <w:r>
+              <w:rPr>
+                <w:rFonts w:ascii="TH Sarabun New" w:hAnsi="TH Sarabun New" w:cs="TH Sarabun New" w:eastAsia="TH Sarabun New"/>
+                <w:b w:val="0"/>
+                <w:i w:val="0"/>
+              </w:rPr>
+              <w:t xml:space="preserve"> แล้วเทียบว่าเดินมานานกี่วินาที</w:t>
+            </w:r>
+          </w:p>
+        </w:tc>
+        <w:tc>
+          <w:tcPr>
+            <w:tcW w:type="dxa" w:w="2436"/>
+            <w:tcMar>
+              <w:top w:w="40" w:type="dxa"/>
+              <w:bottom w:w="40" w:type="dxa"/>
+              <w:start w:w="90" w:type="dxa"/>
+              <w:end w:w="90" w:type="dxa"/>
+            </w:tcMar>
+            <w:shd w:val="clear" w:fill="F4F7FB"/>
+          </w:tcPr>
+          <w:p>
+            <w:pPr>
+              <w:spacing w:after="40" w:before="40" w:line="252" w:lineRule="auto"/>
+            </w:pPr>
+            <w:r>
+              <w:rPr>
+                <w:rFonts w:ascii="TH Sarabun New" w:hAnsi="TH Sarabun New" w:cs="TH Sarabun New" w:eastAsia="TH Sarabun New"/>
+              </w:rPr>
+            </w:r>
+            <w:r>
+              <w:rPr>
+                <w:rFonts w:ascii="TH Sarabun New" w:hAnsi="TH Sarabun New" w:cs="TH Sarabun New" w:eastAsia="TH Sarabun New"/>
+                <w:b w:val="0"/>
+                <w:i w:val="0"/>
+              </w:rPr>
+              <w:t xml:space="preserve">ตัวแปร </w:t>
+            </w:r>
+            <w:r>
+              <w:rPr>
+                <w:rFonts w:ascii="Consolas" w:hAnsi="Consolas" w:cs="Consolas" w:eastAsia="Consolas"/>
+                <w:b w:val="0"/>
+                <w:i w:val="0"/>
+                <w:sz w:val="21"/>
+              </w:rPr>
+              <w:t>locked</w:t>
+            </w:r>
+            <w:r>
+              <w:rPr>
+                <w:rFonts w:ascii="TH Sarabun New" w:hAnsi="TH Sarabun New" w:cs="TH Sarabun New" w:eastAsia="TH Sarabun New"/>
+                <w:b w:val="0"/>
+                <w:i w:val="0"/>
+              </w:rPr>
+              <w:t xml:space="preserve"> · เดินนานเกิน → </w:t>
+            </w:r>
+            <w:r>
+              <w:rPr>
+                <w:rFonts w:ascii="Consolas" w:hAnsi="Consolas" w:cs="Consolas" w:eastAsia="Consolas"/>
+                <w:b w:val="0"/>
+                <w:i w:val="0"/>
+                <w:sz w:val="21"/>
+              </w:rPr>
+              <w:t>locked = True</w:t>
+            </w:r>
+            <w:r>
+              <w:rPr>
+                <w:rFonts w:ascii="TH Sarabun New" w:hAnsi="TH Sarabun New" w:cs="TH Sarabun New" w:eastAsia="TH Sarabun New"/>
+                <w:b w:val="0"/>
+                <w:i w:val="0"/>
+              </w:rPr>
+              <w:t xml:space="preserve"> · ใช้ </w:t>
+            </w:r>
+            <w:r>
+              <w:rPr>
+                <w:rFonts w:ascii="Consolas" w:hAnsi="Consolas" w:cs="Consolas" w:eastAsia="Consolas"/>
+                <w:b w:val="0"/>
+                <w:i w:val="0"/>
+                <w:sz w:val="21"/>
+              </w:rPr>
+              <w:t>(pump_on and not locked)</w:t>
+            </w:r>
+            <w:r>
+              <w:rPr>
+                <w:rFonts w:ascii="TH Sarabun New" w:hAnsi="TH Sarabun New" w:cs="TH Sarabun New" w:eastAsia="TH Sarabun New"/>
+                <w:b w:val="0"/>
+                <w:i w:val="0"/>
+              </w:rPr>
+              <w:t xml:space="preserve"> แทน </w:t>
+            </w:r>
+            <w:r>
+              <w:rPr>
+                <w:rFonts w:ascii="Consolas" w:hAnsi="Consolas" w:cs="Consolas" w:eastAsia="Consolas"/>
+                <w:b w:val="0"/>
+                <w:i w:val="0"/>
+                <w:sz w:val="21"/>
+              </w:rPr>
+              <w:t>pump_on</w:t>
+            </w:r>
+          </w:p>
+        </w:tc>
+        <w:tc>
+          <w:tcPr>
+            <w:tcW w:type="dxa" w:w="2436"/>
+            <w:tcMar>
+              <w:top w:w="40" w:type="dxa"/>
+              <w:bottom w:w="40" w:type="dxa"/>
+              <w:start w:w="90" w:type="dxa"/>
+              <w:end w:w="90" w:type="dxa"/>
+            </w:tcMar>
+            <w:shd w:val="clear" w:fill="F4F7FB"/>
+          </w:tcPr>
+          <w:p>
+            <w:pPr>
+              <w:spacing w:after="40" w:before="40" w:line="252" w:lineRule="auto"/>
+            </w:pPr>
+            <w:r>
+              <w:rPr>
+                <w:rFonts w:ascii="TH Sarabun New" w:hAnsi="TH Sarabun New" w:cs="TH Sarabun New" w:eastAsia="TH Sarabun New"/>
+              </w:rPr>
+            </w:r>
+            <w:r>
+              <w:rPr>
+                <w:rFonts w:ascii="TH Sarabun New" w:hAnsi="TH Sarabun New" w:cs="TH Sarabun New" w:eastAsia="TH Sarabun New"/>
+                <w:b w:val="0"/>
+                <w:i w:val="0"/>
+              </w:rPr>
+              <w:t xml:space="preserve">ปลดล็อกเมื่อกฎสั่งปิดเอง: </w:t>
+            </w:r>
+            <w:r>
+              <w:rPr>
+                <w:rFonts w:ascii="Consolas" w:hAnsi="Consolas" w:cs="Consolas" w:eastAsia="Consolas"/>
+                <w:b w:val="0"/>
+                <w:i w:val="0"/>
+                <w:sz w:val="21"/>
+              </w:rPr>
+              <w:t>if not pump_on: locked = False</w:t>
+            </w:r>
+            <w:r>
+              <w:rPr>
+                <w:rFonts w:ascii="TH Sarabun New" w:hAnsi="TH Sarabun New" w:cs="TH Sarabun New" w:eastAsia="TH Sarabun New"/>
+                <w:b w:val="0"/>
+                <w:i w:val="0"/>
+              </w:rPr>
+              <w:t xml:space="preserve"> · เตือนครั้งเดียวด้วย </w:t>
+            </w:r>
+            <w:r>
+              <w:rPr>
+                <w:rFonts w:ascii="Consolas" w:hAnsi="Consolas" w:cs="Consolas" w:eastAsia="Consolas"/>
+                <w:b w:val="0"/>
+                <w:i w:val="0"/>
+                <w:sz w:val="21"/>
+              </w:rPr>
+              <w:t>note_event(...)</w:t>
+            </w:r>
+            <w:r>
+              <w:rPr>
+                <w:rFonts w:ascii="TH Sarabun New" w:hAnsi="TH Sarabun New" w:cs="TH Sarabun New" w:eastAsia="TH Sarabun New"/>
+                <w:b w:val="0"/>
+                <w:i w:val="0"/>
+              </w:rPr>
+              <w:t xml:space="preserve"> ตอนเพิ่งล็อก</w:t>
+            </w:r>
+          </w:p>
+        </w:tc>
+      </w:tr>
+      <w:tr>
+        <w:trPr>
+          <w:cantSplit w:val="true"/>
+        </w:trPr>
+        <w:tc>
+          <w:tcPr>
+            <w:tcW w:type="dxa" w:w="2436"/>
+            <w:tcMar>
+              <w:top w:w="40" w:type="dxa"/>
+              <w:bottom w:w="40" w:type="dxa"/>
+              <w:start w:w="90" w:type="dxa"/>
+              <w:end w:w="90" w:type="dxa"/>
+            </w:tcMar>
+          </w:tcPr>
+          <w:p>
+            <w:pPr>
+              <w:spacing w:after="40" w:before="40" w:line="252" w:lineRule="auto"/>
+            </w:pPr>
+            <w:r>
+              <w:rPr>
+                <w:rFonts w:ascii="TH Sarabun New" w:hAnsi="TH Sarabun New" w:cs="TH Sarabun New" w:eastAsia="TH Sarabun New"/>
+              </w:rPr>
+            </w:r>
+            <w:r>
+              <w:rPr>
+                <w:rFonts w:ascii="TH Sarabun New" w:hAnsi="TH Sarabun New" w:cs="TH Sarabun New" w:eastAsia="TH Sarabun New"/>
+                <w:b w:val="0"/>
+                <w:i w:val="0"/>
+              </w:rPr>
+              <w:t>⭐⭐⭐ งดรดน้ำตอนแดดจัด</w:t>
+            </w:r>
+          </w:p>
+        </w:tc>
+        <w:tc>
+          <w:tcPr>
+            <w:tcW w:type="dxa" w:w="2436"/>
+            <w:tcMar>
+              <w:top w:w="40" w:type="dxa"/>
+              <w:bottom w:w="40" w:type="dxa"/>
+              <w:start w:w="90" w:type="dxa"/>
+              <w:end w:w="90" w:type="dxa"/>
+            </w:tcMar>
+          </w:tcPr>
+          <w:p>
+            <w:pPr>
+              <w:spacing w:after="40" w:before="40" w:line="252" w:lineRule="auto"/>
+            </w:pPr>
+            <w:r>
+              <w:rPr>
+                <w:rFonts w:ascii="TH Sarabun New" w:hAnsi="TH Sarabun New" w:cs="TH Sarabun New" w:eastAsia="TH Sarabun New"/>
+              </w:rPr>
+            </w:r>
+            <w:r>
+              <w:rPr>
+                <w:rFonts w:ascii="TH Sarabun New" w:hAnsi="TH Sarabun New" w:cs="TH Sarabun New" w:eastAsia="TH Sarabun New"/>
+                <w:b w:val="0"/>
+                <w:i w:val="0"/>
+              </w:rPr>
+              <w:t>VR4 แทนนาฬิกา · แยก "กฎ" (ส่วน 3) ออกจาก "อ่านลูกบิด" (ส่วน 2)</w:t>
+            </w:r>
+          </w:p>
+        </w:tc>
+        <w:tc>
+          <w:tcPr>
+            <w:tcW w:type="dxa" w:w="2436"/>
+            <w:tcMar>
+              <w:top w:w="40" w:type="dxa"/>
+              <w:bottom w:w="40" w:type="dxa"/>
+              <w:start w:w="90" w:type="dxa"/>
+              <w:end w:w="90" w:type="dxa"/>
+            </w:tcMar>
+          </w:tcPr>
+          <w:p>
+            <w:pPr>
+              <w:spacing w:after="40" w:before="40" w:line="252" w:lineRule="auto"/>
+            </w:pPr>
+            <w:r>
+              <w:rPr>
+                <w:rFonts w:ascii="TH Sarabun New" w:hAnsi="TH Sarabun New" w:cs="TH Sarabun New" w:eastAsia="TH Sarabun New"/>
+              </w:rPr>
+            </w:r>
+            <w:r>
+              <w:rPr>
+                <w:rFonts w:ascii="TH Sarabun New" w:hAnsi="TH Sarabun New" w:cs="TH Sarabun New" w:eastAsia="TH Sarabun New"/>
+                <w:b w:val="0"/>
+                <w:i w:val="0"/>
+              </w:rPr>
+              <w:t xml:space="preserve">ชั่วโมง = </w:t>
+            </w:r>
+            <w:r>
+              <w:rPr>
+                <w:rFonts w:ascii="Consolas" w:hAnsi="Consolas" w:cs="Consolas" w:eastAsia="Consolas"/>
+                <w:b w:val="0"/>
+                <w:i w:val="0"/>
+                <w:sz w:val="21"/>
+              </w:rPr>
+              <w:t>pots.read(3) * 24 // 4096</w:t>
+            </w:r>
+            <w:r>
+              <w:rPr>
+                <w:rFonts w:ascii="TH Sarabun New" w:hAnsi="TH Sarabun New" w:cs="TH Sarabun New" w:eastAsia="TH Sarabun New"/>
+                <w:b w:val="0"/>
+                <w:i w:val="0"/>
+              </w:rPr>
+              <w:t xml:space="preserve"> · กฎ </w:t>
+            </w:r>
+            <w:r>
+              <w:rPr>
+                <w:rFonts w:ascii="Consolas" w:hAnsi="Consolas" w:cs="Consolas" w:eastAsia="Consolas"/>
+                <w:b w:val="0"/>
+                <w:i w:val="0"/>
+                <w:sz w:val="21"/>
+              </w:rPr>
+              <w:t>watering_allowed(hour)</w:t>
+            </w:r>
+            <w:r>
+              <w:rPr>
+                <w:rFonts w:ascii="TH Sarabun New" w:hAnsi="TH Sarabun New" w:cs="TH Sarabun New" w:eastAsia="TH Sarabun New"/>
+                <w:b w:val="0"/>
+                <w:i w:val="0"/>
+              </w:rPr>
+              <w:t xml:space="preserve"> คืน </w:t>
+            </w:r>
+            <w:r>
+              <w:rPr>
+                <w:rFonts w:ascii="Consolas" w:hAnsi="Consolas" w:cs="Consolas" w:eastAsia="Consolas"/>
+                <w:b w:val="0"/>
+                <w:i w:val="0"/>
+                <w:sz w:val="21"/>
+              </w:rPr>
+              <w:t>not (11 &lt;= hour &lt; 14)</w:t>
+            </w:r>
+          </w:p>
+        </w:tc>
+        <w:tc>
+          <w:tcPr>
+            <w:tcW w:type="dxa" w:w="2436"/>
+            <w:tcMar>
+              <w:top w:w="40" w:type="dxa"/>
+              <w:bottom w:w="40" w:type="dxa"/>
+              <w:start w:w="90" w:type="dxa"/>
+              <w:end w:w="90" w:type="dxa"/>
+            </w:tcMar>
+          </w:tcPr>
+          <w:p>
+            <w:pPr>
+              <w:spacing w:after="40" w:before="40" w:line="252" w:lineRule="auto"/>
+            </w:pPr>
+            <w:r>
+              <w:rPr>
+                <w:rFonts w:ascii="TH Sarabun New" w:hAnsi="TH Sarabun New" w:cs="TH Sarabun New" w:eastAsia="TH Sarabun New"/>
+              </w:rPr>
+            </w:r>
+            <w:r>
+              <w:rPr>
+                <w:rFonts w:ascii="Consolas" w:hAnsi="Consolas" w:cs="Consolas" w:eastAsia="Consolas"/>
+                <w:b w:val="0"/>
+                <w:i w:val="0"/>
+                <w:sz w:val="21"/>
+              </w:rPr>
+              <w:t>now_running = (pump_on and allowed) or sw5.down</w:t>
+            </w:r>
+            <w:r>
+              <w:rPr>
+                <w:rFonts w:ascii="TH Sarabun New" w:hAnsi="TH Sarabun New" w:cs="TH Sarabun New" w:eastAsia="TH Sarabun New"/>
+                <w:b w:val="0"/>
+                <w:i w:val="0"/>
+              </w:rPr>
+              <w:t xml:space="preserve"> · เตือนครั้งเดียวตอน "เพิ่งเริ่มงด" (จำสถานะรอบก่อนไว้)</w:t>
+            </w:r>
+          </w:p>
+        </w:tc>
+      </w:tr>
+    </w:tbl>
+    <w:p>
+      <w:pPr>
+        <w:spacing w:after="40"/>
+      </w:pPr>
     </w:p>
     <w:sectPr>
       <w:footerReference w:type="default" r:id="rId9"/>

--- a/s1/sf-s1-th.docx
+++ b/s1/sf-s1-th.docx
@@ -9345,7 +9345,7 @@
           <w:b w:val="0"/>
           <w:i w:val="0"/>
         </w:rPr>
-        <w:t xml:space="preserve"> กดค้าง = รดน้ำเอง · </w:t>
+        <w:t xml:space="preserve"> กดหนึ่งครั้ง = รดน้ำเอง 10 วินาที (กดอีกครั้ง = หยุด) · </w:t>
       </w:r>
       <w:r>
         <w:rPr>
@@ -9976,7 +9976,7 @@
           <w:b w:val="0"/>
           <w:i w:val="0"/>
         </w:rPr>
-        <w:t xml:space="preserve"> แล้วหมุน VR1 ลงจนดินแห้ง ปั๊มเปิดเองไหม? กด SW5 (ปุ่มล่าง) ค้างล่ะ? ฟาร์มจริงต้องมีโหมดมือไว้ทำไม?</w:t>
+        <w:t xml:space="preserve"> แล้วหมุน VR1 ลงจนดินแห้ง ปั๊มเปิดเองไหม? กด SW5 (ปุ่มล่าง) หนึ่งครั้งล่ะ? ฟาร์มจริงต้องมีโหมดมือไว้ทำไม?</w:t>
       </w:r>
     </w:p>
     <w:p>
@@ -10520,7 +10520,7 @@
           <w:b w:val="0"/>
           <w:i w:val="0"/>
         </w:rPr>
-        <w:t xml:space="preserve"> ค้าง = รดน้ำเอง</w:t>
+        <w:t xml:space="preserve"> = เริ่ม/หยุดรดน้ำเอง</w:t>
       </w:r>
     </w:p>
     <w:p>

--- a/s1/sf-s1-th.docx
+++ b/s1/sf-s1-th.docx
@@ -10855,7 +10855,7 @@
           <w:i w:val="0"/>
           <w:color w:val="2E5496"/>
         </w:rPr>
-        <w:t>9. ไอเดียโปรเจกต์ตั้งต้น (ใช้ต่อในคาบ 2–3 และนำเสนอ 26 ต.ค.)</w:t>
+        <w:t>9. ไอเดียโปรเจกต์ตั้งต้น (ใช้ต่อใน Session 2–3 และวันนำเสนอผลงาน)</w:t>
       </w:r>
     </w:p>
     <w:p>

--- a/s1/sf-s1-th.docx
+++ b/s1/sf-s1-th.docx
@@ -1616,7 +1616,7 @@
                 <w:i w:val="0"/>
                 <w:sz w:val="21"/>
               </w:rPr>
-              <w:t>ui.sfx(...)</w:t>
+              <w:t>beep("tap")</w:t>
             </w:r>
             <w:r>
               <w:rPr>
@@ -1624,7 +1624,7 @@
                 <w:b w:val="0"/>
                 <w:i w:val="0"/>
               </w:rPr>
-              <w:t xml:space="preserve">, </w:t>
+              <w:t xml:space="preserve"> → </w:t>
             </w:r>
             <w:r>
               <w:rPr>
@@ -1634,6 +1634,31 @@
                 <w:sz w:val="21"/>
               </w:rPr>
               <w:t>ui.tone(...)</w:t>
+            </w:r>
+            <w:r>
+              <w:rPr>
+                <w:rFonts w:ascii="TH Sarabun New" w:hAnsi="TH Sarabun New" w:cs="TH Sarabun New" w:eastAsia="TH Sarabun New"/>
+                <w:b w:val="0"/>
+                <w:i w:val="0"/>
+              </w:rPr>
+              <w:t xml:space="preserve"> ความดังตั้งที่ </w:t>
+            </w:r>
+            <w:r>
+              <w:rPr>
+                <w:rFonts w:ascii="Consolas" w:hAnsi="Consolas" w:cs="Consolas" w:eastAsia="Consolas"/>
+                <w:b w:val="0"/>
+                <w:i w:val="0"/>
+                <w:sz w:val="21"/>
+              </w:rPr>
+              <w:t>VOLUME</w:t>
+            </w:r>
+            <w:r>
+              <w:rPr>
+                <w:rFonts w:ascii="TH Sarabun New" w:hAnsi="TH Sarabun New" w:cs="TH Sarabun New" w:eastAsia="TH Sarabun New"/>
+                <w:b w:val="0"/>
+                <w:i w:val="0"/>
+              </w:rPr>
+              <w:t xml:space="preserve"> (≈20%)</w:t>
             </w:r>
           </w:p>
         </w:tc>

--- a/s1/sf-s1-th.docx
+++ b/s1/sf-s1-th.docx
@@ -593,7 +593,7 @@
           <w:b w:val="0"/>
           <w:i w:val="0"/>
         </w:rPr>
-        <w:t xml:space="preserve"> (รุ่น v2.4.1) → จับคู่กับ Programmer ตามที่หน้าจอบอก → </w:t>
+        <w:t xml:space="preserve"> (เวอร์ชันล่าสุด) → จับคู่กับ Programmer ตามที่หน้าจอบอก → </w:t>
       </w:r>
       <w:r>
         <w:rPr>
@@ -623,7 +623,15 @@
           <w:b/>
           <w:i w:val="0"/>
         </w:rPr>
-        <w:t>v2.4.1</w:t>
+        <w:t>v2.4.2</w:t>
+      </w:r>
+      <w:r>
+        <w:rPr>
+          <w:rFonts w:ascii="TH Sarabun New" w:hAnsi="TH Sarabun New" w:cs="TH Sarabun New" w:eastAsia="TH Sarabun New"/>
+          <w:b w:val="0"/>
+          <w:i w:val="0"/>
+        </w:rPr>
+        <w:t xml:space="preserve"> หรือใหม่กว่า</w:t>
       </w:r>
     </w:p>
     <w:p>
@@ -1641,7 +1649,24 @@
                 <w:b w:val="0"/>
                 <w:i w:val="0"/>
               </w:rPr>
-              <w:t xml:space="preserve"> ความดังตั้งที่ </w:t>
+              <w:t xml:space="preserve"> ความดังรวมตั้งที่ </w:t>
+            </w:r>
+            <w:r>
+              <w:rPr>
+                <w:rFonts w:ascii="Consolas" w:hAnsi="Consolas" w:cs="Consolas" w:eastAsia="Consolas"/>
+                <w:b w:val="0"/>
+                <w:i w:val="0"/>
+                <w:sz w:val="21"/>
+              </w:rPr>
+              <w:t>SPEAKER</w:t>
+            </w:r>
+            <w:r>
+              <w:rPr>
+                <w:rFonts w:ascii="TH Sarabun New" w:hAnsi="TH Sarabun New" w:cs="TH Sarabun New" w:eastAsia="TH Sarabun New"/>
+                <w:b w:val="0"/>
+                <w:i w:val="0"/>
+              </w:rPr>
+              <w:t xml:space="preserve"> (40%) และแต่ละเสียงที่ </w:t>
             </w:r>
             <w:r>
               <w:rPr>
@@ -2739,7 +2764,7 @@
                 <w:b w:val="0"/>
                 <w:i w:val="0"/>
               </w:rPr>
-              <w:t>เปิดคาบ: AIoT ในฟาร์มจริง (10 นาที) + ติดตั้ง Programmer และแฟลช v2.4.1 (20 นาที)</w:t>
+              <w:t>เปิดคาบ: AIoT ในฟาร์มจริง (10 นาที) + ติดตั้ง Programmer และแฟลชเฟิร์มแวร์ล่าสุด (20 นาที)</w:t>
             </w:r>
           </w:p>
         </w:tc>

--- a/s1/sf-s1-th.docx
+++ b/s1/sf-s1-th.docx
@@ -87,15 +87,17 @@
           <w:b w:val="0"/>
           <w:i w:val="0"/>
         </w:rPr>
-        <w:t xml:space="preserve"> 3 ชม. (13:00–16:00) · </w:t>
-      </w:r>
+        <w:t xml:space="preserve"> 3 ชม. (13:00–16:00) · บอร์ด TESAIoT Dev Kit ทีมละ 1 ตัว + BENTO Emulator</w:t>
+      </w:r>
+    </w:p>
+    <w:p>
       <w:r>
         <w:rPr>
           <w:rFonts w:ascii="TH Sarabun New" w:hAnsi="TH Sarabun New" w:cs="TH Sarabun New" w:eastAsia="TH Sarabun New"/>
           <w:b/>
           <w:i w:val="0"/>
         </w:rPr>
-        <w:t>กลุ่ม:</w:t>
+        <w:t>ชื่อกลุ่ม/ฟาร์ม:</w:t>
       </w:r>
       <w:r>
         <w:rPr>
@@ -103,17 +105,15 @@
           <w:b w:val="0"/>
           <w:i w:val="0"/>
         </w:rPr>
-        <w:t xml:space="preserve"> 2 คน · บอร์ด TESAIoT Dev Kit 1 ตัว + BENTO Emulator</w:t>
-      </w:r>
-    </w:p>
-    <w:p>
+        <w:t xml:space="preserve"> ____________________ </w:t>
+      </w:r>
       <w:r>
         <w:rPr>
           <w:rFonts w:ascii="TH Sarabun New" w:hAnsi="TH Sarabun New" w:cs="TH Sarabun New" w:eastAsia="TH Sarabun New"/>
           <w:b/>
           <w:i w:val="0"/>
         </w:rPr>
-        <w:t>ชื่อกลุ่ม/ฟาร์ม:</w:t>
+        <w:t>สมาชิก:</w:t>
       </w:r>
       <w:r>
         <w:rPr>
@@ -121,23 +121,7 @@
           <w:b w:val="0"/>
           <w:i w:val="0"/>
         </w:rPr>
-        <w:t xml:space="preserve"> ____________________ </w:t>
-      </w:r>
-      <w:r>
-        <w:rPr>
-          <w:rFonts w:ascii="TH Sarabun New" w:hAnsi="TH Sarabun New" w:cs="TH Sarabun New" w:eastAsia="TH Sarabun New"/>
-          <w:b/>
-          <w:i w:val="0"/>
-        </w:rPr>
-        <w:t>สมาชิก:</w:t>
-      </w:r>
-      <w:r>
-        <w:rPr>
-          <w:rFonts w:ascii="TH Sarabun New" w:hAnsi="TH Sarabun New" w:cs="TH Sarabun New" w:eastAsia="TH Sarabun New"/>
-          <w:b w:val="0"/>
-          <w:i w:val="0"/>
-        </w:rPr>
-        <w:t xml:space="preserve"> 1) ____________________ 2) ____________________ </w:t>
+        <w:t xml:space="preserve"> ________________________________________ </w:t>
       </w:r>
       <w:r>
         <w:rPr>
@@ -207,43 +191,7 @@
           <w:i/>
           <w:color w:val="5B616B"/>
         </w:rPr>
-        <w:t xml:space="preserve">สองคนในกลุ่มสลับกันทุกกิจกรรม: </w:t>
-      </w:r>
-      <w:r>
-        <w:rPr>
-          <w:rFonts w:ascii="TH Sarabun New" w:hAnsi="TH Sarabun New" w:cs="TH Sarabun New" w:eastAsia="TH Sarabun New"/>
-          <w:b/>
-          <w:i/>
-          <w:color w:val="5B616B"/>
-        </w:rPr>
-        <w:t>คนขับ</w:t>
-      </w:r>
-      <w:r>
-        <w:rPr>
-          <w:rFonts w:ascii="TH Sarabun New" w:hAnsi="TH Sarabun New" w:cs="TH Sarabun New" w:eastAsia="TH Sarabun New"/>
-          <w:b w:val="0"/>
-          <w:i/>
-          <w:color w:val="5B616B"/>
-        </w:rPr>
-        <w:t xml:space="preserve"> คุมบอร์ดและกด Program to Device · </w:t>
-      </w:r>
-      <w:r>
-        <w:rPr>
-          <w:rFonts w:ascii="TH Sarabun New" w:hAnsi="TH Sarabun New" w:cs="TH Sarabun New" w:eastAsia="TH Sarabun New"/>
-          <w:b/>
-          <w:i/>
-          <w:color w:val="5B616B"/>
-        </w:rPr>
-        <w:t>ผู้นำทาง</w:t>
-      </w:r>
-      <w:r>
-        <w:rPr>
-          <w:rFonts w:ascii="TH Sarabun New" w:hAnsi="TH Sarabun New" w:cs="TH Sarabun New" w:eastAsia="TH Sarabun New"/>
-          <w:b w:val="0"/>
-          <w:i/>
-          <w:color w:val="5B616B"/>
-        </w:rPr>
-        <w:t xml:space="preserve"> อ่านใบงาน ลองไฟล์เดียวกันใน Emulator ก่อน แล้วจดผล</w:t>
+        <w:t>💡 ถ้าใช้บอร์ดร่วมกันหลายคน ให้ผลัดกันคุมบอร์ดทุกกิจกรรม และอีกคนอ่านใบงาน/ลองใน Emulator</w:t>
       </w:r>
     </w:p>
     <w:p>
@@ -723,7 +671,7 @@
           <w:b w:val="0"/>
           <w:i w:val="0"/>
         </w:rPr>
-        <w:t xml:space="preserve"> ในเครื่องของผู้นำทาง</w:t>
+        <w:t xml:space="preserve"> ในโน้ตบุ๊กไว้ด้วย</w:t>
       </w:r>
     </w:p>
     <w:p>
@@ -1783,7 +1731,7 @@
           <w:i/>
           <w:color w:val="5B616B"/>
         </w:rPr>
-        <w:t xml:space="preserve">ลำโพงดังพร้อมกัน 20 กลุ่มจะรบกวนกันมาก โค้ดทุกไฟล์จึงส่งเสียง </w:t>
+        <w:t xml:space="preserve">ลำโพงหลายบอร์ดดังพร้อมกันในห้องเดียวจะรบกวนกันมาก โค้ดทุกไฟล์จึงส่งเสียง </w:t>
       </w:r>
       <w:r>
         <w:rPr>
@@ -2550,6 +2498,975 @@
           <w:color w:val="2E5496"/>
         </w:rPr>
         <w:t>3. แผนเวลา</w:t>
+      </w:r>
+    </w:p>
+    <w:tbl>
+      <w:tblPr>
+        <w:tblW w:type="auto" w:w="0"/>
+        <w:jc w:val="center"/>
+        <w:tblLook w:firstColumn="1" w:firstRow="1" w:lastColumn="0" w:lastRow="0" w:noHBand="0" w:noVBand="1" w:val="04A0"/>
+        <w:tblW w:type="pct" w:w="5000"/>
+        <w:tblBorders>
+          <w:top w:val="single" w:sz="4" w:space="0" w:color="C7D2E4"/>
+          <w:left w:val="single" w:sz="4" w:space="0" w:color="C7D2E4"/>
+          <w:bottom w:val="single" w:sz="4" w:space="0" w:color="C7D2E4"/>
+          <w:right w:val="single" w:sz="4" w:space="0" w:color="C7D2E4"/>
+          <w:insideH w:val="single" w:sz="4" w:space="0" w:color="C7D2E4"/>
+          <w:insideV w:val="single" w:sz="4" w:space="0" w:color="C7D2E4"/>
+        </w:tblBorders>
+      </w:tblPr>
+      <w:tblGrid>
+        <w:gridCol w:w="3249"/>
+        <w:gridCol w:w="3249"/>
+        <w:gridCol w:w="3249"/>
+      </w:tblGrid>
+      <w:tr>
+        <w:trPr>
+          <w:tblHeader w:val="true"/>
+        </w:trPr>
+        <w:tc>
+          <w:tcPr>
+            <w:tcW w:type="dxa" w:w="3249"/>
+            <w:tcMar>
+              <w:top w:w="40" w:type="dxa"/>
+              <w:bottom w:w="40" w:type="dxa"/>
+              <w:start w:w="90" w:type="dxa"/>
+              <w:end w:w="90" w:type="dxa"/>
+            </w:tcMar>
+            <w:shd w:val="clear" w:fill="1F3864"/>
+          </w:tcPr>
+          <w:p>
+            <w:pPr>
+              <w:spacing w:after="40" w:before="40" w:line="252" w:lineRule="auto"/>
+            </w:pPr>
+            <w:r>
+              <w:rPr>
+                <w:rFonts w:ascii="TH Sarabun New" w:hAnsi="TH Sarabun New" w:cs="TH Sarabun New" w:eastAsia="TH Sarabun New"/>
+                <w:b/>
+              </w:rPr>
+            </w:r>
+            <w:r>
+              <w:rPr>
+                <w:rFonts w:ascii="TH Sarabun New" w:hAnsi="TH Sarabun New" w:cs="TH Sarabun New" w:eastAsia="TH Sarabun New"/>
+                <w:b/>
+                <w:i w:val="0"/>
+                <w:color w:val="FFFFFF"/>
+              </w:rPr>
+              <w:t>เวลา</w:t>
+            </w:r>
+          </w:p>
+        </w:tc>
+        <w:tc>
+          <w:tcPr>
+            <w:tcW w:type="dxa" w:w="3249"/>
+            <w:tcMar>
+              <w:top w:w="40" w:type="dxa"/>
+              <w:bottom w:w="40" w:type="dxa"/>
+              <w:start w:w="90" w:type="dxa"/>
+              <w:end w:w="90" w:type="dxa"/>
+            </w:tcMar>
+            <w:shd w:val="clear" w:fill="1F3864"/>
+          </w:tcPr>
+          <w:p>
+            <w:pPr>
+              <w:spacing w:after="40" w:before="40" w:line="252" w:lineRule="auto"/>
+            </w:pPr>
+            <w:r>
+              <w:rPr>
+                <w:rFonts w:ascii="TH Sarabun New" w:hAnsi="TH Sarabun New" w:cs="TH Sarabun New" w:eastAsia="TH Sarabun New"/>
+                <w:b/>
+              </w:rPr>
+            </w:r>
+            <w:r>
+              <w:rPr>
+                <w:rFonts w:ascii="TH Sarabun New" w:hAnsi="TH Sarabun New" w:cs="TH Sarabun New" w:eastAsia="TH Sarabun New"/>
+                <w:b/>
+                <w:i w:val="0"/>
+                <w:color w:val="FFFFFF"/>
+              </w:rPr>
+              <w:t>กิจกรรม</w:t>
+            </w:r>
+          </w:p>
+        </w:tc>
+        <w:tc>
+          <w:tcPr>
+            <w:tcW w:type="dxa" w:w="3249"/>
+            <w:tcMar>
+              <w:top w:w="40" w:type="dxa"/>
+              <w:bottom w:w="40" w:type="dxa"/>
+              <w:start w:w="90" w:type="dxa"/>
+              <w:end w:w="90" w:type="dxa"/>
+            </w:tcMar>
+            <w:shd w:val="clear" w:fill="1F3864"/>
+          </w:tcPr>
+          <w:p>
+            <w:pPr>
+              <w:spacing w:after="40" w:before="40" w:line="252" w:lineRule="auto"/>
+            </w:pPr>
+            <w:r>
+              <w:rPr>
+                <w:rFonts w:ascii="TH Sarabun New" w:hAnsi="TH Sarabun New" w:cs="TH Sarabun New" w:eastAsia="TH Sarabun New"/>
+                <w:b/>
+              </w:rPr>
+            </w:r>
+            <w:r>
+              <w:rPr>
+                <w:rFonts w:ascii="TH Sarabun New" w:hAnsi="TH Sarabun New" w:cs="TH Sarabun New" w:eastAsia="TH Sarabun New"/>
+                <w:b/>
+                <w:i w:val="0"/>
+                <w:color w:val="FFFFFF"/>
+              </w:rPr>
+              <w:t>ไฟล์</w:t>
+            </w:r>
+          </w:p>
+        </w:tc>
+      </w:tr>
+      <w:tr>
+        <w:trPr>
+          <w:cantSplit w:val="true"/>
+        </w:trPr>
+        <w:tc>
+          <w:tcPr>
+            <w:tcW w:type="dxa" w:w="3249"/>
+            <w:tcMar>
+              <w:top w:w="40" w:type="dxa"/>
+              <w:bottom w:w="40" w:type="dxa"/>
+              <w:start w:w="90" w:type="dxa"/>
+              <w:end w:w="90" w:type="dxa"/>
+            </w:tcMar>
+          </w:tcPr>
+          <w:p>
+            <w:pPr>
+              <w:spacing w:after="40" w:before="40" w:line="252" w:lineRule="auto"/>
+            </w:pPr>
+            <w:r>
+              <w:rPr>
+                <w:rFonts w:ascii="TH Sarabun New" w:hAnsi="TH Sarabun New" w:cs="TH Sarabun New" w:eastAsia="TH Sarabun New"/>
+              </w:rPr>
+            </w:r>
+            <w:r>
+              <w:rPr>
+                <w:rFonts w:ascii="TH Sarabun New" w:hAnsi="TH Sarabun New" w:cs="TH Sarabun New" w:eastAsia="TH Sarabun New"/>
+                <w:b w:val="0"/>
+                <w:i w:val="0"/>
+              </w:rPr>
+              <w:t>0:00–0:30</w:t>
+            </w:r>
+          </w:p>
+        </w:tc>
+        <w:tc>
+          <w:tcPr>
+            <w:tcW w:type="dxa" w:w="3249"/>
+            <w:tcMar>
+              <w:top w:w="40" w:type="dxa"/>
+              <w:bottom w:w="40" w:type="dxa"/>
+              <w:start w:w="90" w:type="dxa"/>
+              <w:end w:w="90" w:type="dxa"/>
+            </w:tcMar>
+          </w:tcPr>
+          <w:p>
+            <w:pPr>
+              <w:spacing w:after="40" w:before="40" w:line="252" w:lineRule="auto"/>
+            </w:pPr>
+            <w:r>
+              <w:rPr>
+                <w:rFonts w:ascii="TH Sarabun New" w:hAnsi="TH Sarabun New" w:cs="TH Sarabun New" w:eastAsia="TH Sarabun New"/>
+              </w:rPr>
+            </w:r>
+            <w:r>
+              <w:rPr>
+                <w:rFonts w:ascii="TH Sarabun New" w:hAnsi="TH Sarabun New" w:cs="TH Sarabun New" w:eastAsia="TH Sarabun New"/>
+                <w:b w:val="0"/>
+                <w:i w:val="0"/>
+              </w:rPr>
+              <w:t>เปิดคาบ: AIoT ในฟาร์มจริง (10 นาที) + ติดตั้ง Programmer และแฟลชเฟิร์มแวร์ล่าสุด (20 นาที)</w:t>
+            </w:r>
+          </w:p>
+        </w:tc>
+        <w:tc>
+          <w:tcPr>
+            <w:tcW w:type="dxa" w:w="3249"/>
+            <w:tcMar>
+              <w:top w:w="40" w:type="dxa"/>
+              <w:bottom w:w="40" w:type="dxa"/>
+              <w:start w:w="90" w:type="dxa"/>
+              <w:end w:w="90" w:type="dxa"/>
+            </w:tcMar>
+          </w:tcPr>
+          <w:p>
+            <w:pPr>
+              <w:spacing w:after="40" w:before="40" w:line="252" w:lineRule="auto"/>
+            </w:pPr>
+            <w:r>
+              <w:rPr>
+                <w:rFonts w:ascii="TH Sarabun New" w:hAnsi="TH Sarabun New" w:cs="TH Sarabun New" w:eastAsia="TH Sarabun New"/>
+              </w:rPr>
+            </w:r>
+            <w:r>
+              <w:rPr>
+                <w:rFonts w:ascii="TH Sarabun New" w:hAnsi="TH Sarabun New" w:cs="TH Sarabun New" w:eastAsia="TH Sarabun New"/>
+                <w:b w:val="0"/>
+                <w:i w:val="0"/>
+              </w:rPr>
+              <w:t>—</w:t>
+            </w:r>
+          </w:p>
+        </w:tc>
+      </w:tr>
+      <w:tr>
+        <w:trPr>
+          <w:cantSplit w:val="true"/>
+        </w:trPr>
+        <w:tc>
+          <w:tcPr>
+            <w:tcW w:type="dxa" w:w="3249"/>
+            <w:tcMar>
+              <w:top w:w="40" w:type="dxa"/>
+              <w:bottom w:w="40" w:type="dxa"/>
+              <w:start w:w="90" w:type="dxa"/>
+              <w:end w:w="90" w:type="dxa"/>
+            </w:tcMar>
+            <w:shd w:val="clear" w:fill="F4F7FB"/>
+          </w:tcPr>
+          <w:p>
+            <w:pPr>
+              <w:spacing w:after="40" w:before="40" w:line="252" w:lineRule="auto"/>
+            </w:pPr>
+            <w:r>
+              <w:rPr>
+                <w:rFonts w:ascii="TH Sarabun New" w:hAnsi="TH Sarabun New" w:cs="TH Sarabun New" w:eastAsia="TH Sarabun New"/>
+              </w:rPr>
+            </w:r>
+            <w:r>
+              <w:rPr>
+                <w:rFonts w:ascii="TH Sarabun New" w:hAnsi="TH Sarabun New" w:cs="TH Sarabun New" w:eastAsia="TH Sarabun New"/>
+                <w:b w:val="0"/>
+                <w:i w:val="0"/>
+              </w:rPr>
+              <w:t>0:30–1:00</w:t>
+            </w:r>
+          </w:p>
+        </w:tc>
+        <w:tc>
+          <w:tcPr>
+            <w:tcW w:type="dxa" w:w="3249"/>
+            <w:tcMar>
+              <w:top w:w="40" w:type="dxa"/>
+              <w:bottom w:w="40" w:type="dxa"/>
+              <w:start w:w="90" w:type="dxa"/>
+              <w:end w:w="90" w:type="dxa"/>
+            </w:tcMar>
+            <w:shd w:val="clear" w:fill="F4F7FB"/>
+          </w:tcPr>
+          <w:p>
+            <w:pPr>
+              <w:spacing w:after="40" w:before="40" w:line="252" w:lineRule="auto"/>
+            </w:pPr>
+            <w:r>
+              <w:rPr>
+                <w:rFonts w:ascii="TH Sarabun New" w:hAnsi="TH Sarabun New" w:cs="TH Sarabun New" w:eastAsia="TH Sarabun New"/>
+              </w:rPr>
+            </w:r>
+            <w:r>
+              <w:rPr>
+                <w:rFonts w:ascii="TH Sarabun New" w:hAnsi="TH Sarabun New" w:cs="TH Sarabun New" w:eastAsia="TH Sarabun New"/>
+                <w:b w:val="0"/>
+                <w:i w:val="0"/>
+              </w:rPr>
+              <w:t>กิจกรรม 1 โรงเรือนของเราตอนนี้</w:t>
+            </w:r>
+          </w:p>
+        </w:tc>
+        <w:tc>
+          <w:tcPr>
+            <w:tcW w:type="dxa" w:w="3249"/>
+            <w:tcMar>
+              <w:top w:w="40" w:type="dxa"/>
+              <w:bottom w:w="40" w:type="dxa"/>
+              <w:start w:w="90" w:type="dxa"/>
+              <w:end w:w="90" w:type="dxa"/>
+            </w:tcMar>
+            <w:shd w:val="clear" w:fill="F4F7FB"/>
+          </w:tcPr>
+          <w:p>
+            <w:pPr>
+              <w:spacing w:after="40" w:before="40" w:line="252" w:lineRule="auto"/>
+            </w:pPr>
+            <w:r>
+              <w:rPr>
+                <w:rFonts w:ascii="TH Sarabun New" w:hAnsi="TH Sarabun New" w:cs="TH Sarabun New" w:eastAsia="TH Sarabun New"/>
+              </w:rPr>
+            </w:r>
+            <w:r>
+              <w:rPr>
+                <w:rFonts w:ascii="Consolas" w:hAnsi="Consolas" w:cs="Consolas" w:eastAsia="Consolas"/>
+                <w:b w:val="0"/>
+                <w:i w:val="0"/>
+                <w:sz w:val="21"/>
+              </w:rPr>
+              <w:t>sf1_01_greenhouse_hello.py</w:t>
+            </w:r>
+          </w:p>
+        </w:tc>
+      </w:tr>
+      <w:tr>
+        <w:trPr>
+          <w:cantSplit w:val="true"/>
+        </w:trPr>
+        <w:tc>
+          <w:tcPr>
+            <w:tcW w:type="dxa" w:w="3249"/>
+            <w:tcMar>
+              <w:top w:w="40" w:type="dxa"/>
+              <w:bottom w:w="40" w:type="dxa"/>
+              <w:start w:w="90" w:type="dxa"/>
+              <w:end w:w="90" w:type="dxa"/>
+            </w:tcMar>
+          </w:tcPr>
+          <w:p>
+            <w:pPr>
+              <w:spacing w:after="40" w:before="40" w:line="252" w:lineRule="auto"/>
+            </w:pPr>
+            <w:r>
+              <w:rPr>
+                <w:rFonts w:ascii="TH Sarabun New" w:hAnsi="TH Sarabun New" w:cs="TH Sarabun New" w:eastAsia="TH Sarabun New"/>
+              </w:rPr>
+            </w:r>
+            <w:r>
+              <w:rPr>
+                <w:rFonts w:ascii="TH Sarabun New" w:hAnsi="TH Sarabun New" w:cs="TH Sarabun New" w:eastAsia="TH Sarabun New"/>
+                <w:b w:val="0"/>
+                <w:i w:val="0"/>
+              </w:rPr>
+              <w:t>1:00–1:30</w:t>
+            </w:r>
+          </w:p>
+        </w:tc>
+        <w:tc>
+          <w:tcPr>
+            <w:tcW w:type="dxa" w:w="3249"/>
+            <w:tcMar>
+              <w:top w:w="40" w:type="dxa"/>
+              <w:bottom w:w="40" w:type="dxa"/>
+              <w:start w:w="90" w:type="dxa"/>
+              <w:end w:w="90" w:type="dxa"/>
+            </w:tcMar>
+          </w:tcPr>
+          <w:p>
+            <w:pPr>
+              <w:spacing w:after="40" w:before="40" w:line="252" w:lineRule="auto"/>
+            </w:pPr>
+            <w:r>
+              <w:rPr>
+                <w:rFonts w:ascii="TH Sarabun New" w:hAnsi="TH Sarabun New" w:cs="TH Sarabun New" w:eastAsia="TH Sarabun New"/>
+              </w:rPr>
+            </w:r>
+            <w:r>
+              <w:rPr>
+                <w:rFonts w:ascii="TH Sarabun New" w:hAnsi="TH Sarabun New" w:cs="TH Sarabun New" w:eastAsia="TH Sarabun New"/>
+                <w:b w:val="0"/>
+                <w:i w:val="0"/>
+              </w:rPr>
+              <w:t>กิจกรรม 2 พืชของเราสบายดีไหม</w:t>
+            </w:r>
+          </w:p>
+        </w:tc>
+        <w:tc>
+          <w:tcPr>
+            <w:tcW w:type="dxa" w:w="3249"/>
+            <w:tcMar>
+              <w:top w:w="40" w:type="dxa"/>
+              <w:bottom w:w="40" w:type="dxa"/>
+              <w:start w:w="90" w:type="dxa"/>
+              <w:end w:w="90" w:type="dxa"/>
+            </w:tcMar>
+          </w:tcPr>
+          <w:p>
+            <w:pPr>
+              <w:spacing w:after="40" w:before="40" w:line="252" w:lineRule="auto"/>
+            </w:pPr>
+            <w:r>
+              <w:rPr>
+                <w:rFonts w:ascii="TH Sarabun New" w:hAnsi="TH Sarabun New" w:cs="TH Sarabun New" w:eastAsia="TH Sarabun New"/>
+              </w:rPr>
+            </w:r>
+            <w:r>
+              <w:rPr>
+                <w:rFonts w:ascii="Consolas" w:hAnsi="Consolas" w:cs="Consolas" w:eastAsia="Consolas"/>
+                <w:b w:val="0"/>
+                <w:i w:val="0"/>
+                <w:sz w:val="21"/>
+              </w:rPr>
+              <w:t>sf1_02_crop_comfort.py</w:t>
+            </w:r>
+          </w:p>
+        </w:tc>
+      </w:tr>
+      <w:tr>
+        <w:trPr>
+          <w:cantSplit w:val="true"/>
+        </w:trPr>
+        <w:tc>
+          <w:tcPr>
+            <w:tcW w:type="dxa" w:w="3249"/>
+            <w:tcMar>
+              <w:top w:w="40" w:type="dxa"/>
+              <w:bottom w:w="40" w:type="dxa"/>
+              <w:start w:w="90" w:type="dxa"/>
+              <w:end w:w="90" w:type="dxa"/>
+            </w:tcMar>
+            <w:shd w:val="clear" w:fill="F4F7FB"/>
+          </w:tcPr>
+          <w:p>
+            <w:pPr>
+              <w:spacing w:after="40" w:before="40" w:line="252" w:lineRule="auto"/>
+            </w:pPr>
+            <w:r>
+              <w:rPr>
+                <w:rFonts w:ascii="TH Sarabun New" w:hAnsi="TH Sarabun New" w:cs="TH Sarabun New" w:eastAsia="TH Sarabun New"/>
+              </w:rPr>
+            </w:r>
+            <w:r>
+              <w:rPr>
+                <w:rFonts w:ascii="TH Sarabun New" w:hAnsi="TH Sarabun New" w:cs="TH Sarabun New" w:eastAsia="TH Sarabun New"/>
+                <w:b w:val="0"/>
+                <w:i w:val="0"/>
+              </w:rPr>
+              <w:t>1:30–1:40</w:t>
+            </w:r>
+          </w:p>
+        </w:tc>
+        <w:tc>
+          <w:tcPr>
+            <w:tcW w:type="dxa" w:w="3249"/>
+            <w:tcMar>
+              <w:top w:w="40" w:type="dxa"/>
+              <w:bottom w:w="40" w:type="dxa"/>
+              <w:start w:w="90" w:type="dxa"/>
+              <w:end w:w="90" w:type="dxa"/>
+            </w:tcMar>
+            <w:shd w:val="clear" w:fill="F4F7FB"/>
+          </w:tcPr>
+          <w:p>
+            <w:pPr>
+              <w:spacing w:after="40" w:before="40" w:line="252" w:lineRule="auto"/>
+            </w:pPr>
+            <w:r>
+              <w:rPr>
+                <w:rFonts w:ascii="TH Sarabun New" w:hAnsi="TH Sarabun New" w:cs="TH Sarabun New" w:eastAsia="TH Sarabun New"/>
+              </w:rPr>
+            </w:r>
+            <w:r>
+              <w:rPr>
+                <w:rFonts w:ascii="TH Sarabun New" w:hAnsi="TH Sarabun New" w:cs="TH Sarabun New" w:eastAsia="TH Sarabun New"/>
+                <w:b w:val="0"/>
+                <w:i w:val="0"/>
+              </w:rPr>
+              <w:t>พัก</w:t>
+            </w:r>
+          </w:p>
+        </w:tc>
+        <w:tc>
+          <w:tcPr>
+            <w:tcW w:type="dxa" w:w="3249"/>
+            <w:tcMar>
+              <w:top w:w="40" w:type="dxa"/>
+              <w:bottom w:w="40" w:type="dxa"/>
+              <w:start w:w="90" w:type="dxa"/>
+              <w:end w:w="90" w:type="dxa"/>
+            </w:tcMar>
+            <w:shd w:val="clear" w:fill="F4F7FB"/>
+          </w:tcPr>
+          <w:p>
+            <w:pPr>
+              <w:spacing w:after="40" w:before="40" w:line="252" w:lineRule="auto"/>
+            </w:pPr>
+            <w:r>
+              <w:rPr>
+                <w:rFonts w:ascii="TH Sarabun New" w:hAnsi="TH Sarabun New" w:cs="TH Sarabun New" w:eastAsia="TH Sarabun New"/>
+              </w:rPr>
+            </w:r>
+          </w:p>
+        </w:tc>
+      </w:tr>
+      <w:tr>
+        <w:trPr>
+          <w:cantSplit w:val="true"/>
+        </w:trPr>
+        <w:tc>
+          <w:tcPr>
+            <w:tcW w:type="dxa" w:w="3249"/>
+            <w:tcMar>
+              <w:top w:w="40" w:type="dxa"/>
+              <w:bottom w:w="40" w:type="dxa"/>
+              <w:start w:w="90" w:type="dxa"/>
+              <w:end w:w="90" w:type="dxa"/>
+            </w:tcMar>
+          </w:tcPr>
+          <w:p>
+            <w:pPr>
+              <w:spacing w:after="40" w:before="40" w:line="252" w:lineRule="auto"/>
+            </w:pPr>
+            <w:r>
+              <w:rPr>
+                <w:rFonts w:ascii="TH Sarabun New" w:hAnsi="TH Sarabun New" w:cs="TH Sarabun New" w:eastAsia="TH Sarabun New"/>
+              </w:rPr>
+            </w:r>
+            <w:r>
+              <w:rPr>
+                <w:rFonts w:ascii="TH Sarabun New" w:hAnsi="TH Sarabun New" w:cs="TH Sarabun New" w:eastAsia="TH Sarabun New"/>
+                <w:b w:val="0"/>
+                <w:i w:val="0"/>
+              </w:rPr>
+              <w:t>1:40–2:10</w:t>
+            </w:r>
+          </w:p>
+        </w:tc>
+        <w:tc>
+          <w:tcPr>
+            <w:tcW w:type="dxa" w:w="3249"/>
+            <w:tcMar>
+              <w:top w:w="40" w:type="dxa"/>
+              <w:bottom w:w="40" w:type="dxa"/>
+              <w:start w:w="90" w:type="dxa"/>
+              <w:end w:w="90" w:type="dxa"/>
+            </w:tcMar>
+          </w:tcPr>
+          <w:p>
+            <w:pPr>
+              <w:spacing w:after="40" w:before="40" w:line="252" w:lineRule="auto"/>
+            </w:pPr>
+            <w:r>
+              <w:rPr>
+                <w:rFonts w:ascii="TH Sarabun New" w:hAnsi="TH Sarabun New" w:cs="TH Sarabun New" w:eastAsia="TH Sarabun New"/>
+              </w:rPr>
+            </w:r>
+            <w:r>
+              <w:rPr>
+                <w:rFonts w:ascii="TH Sarabun New" w:hAnsi="TH Sarabun New" w:cs="TH Sarabun New" w:eastAsia="TH Sarabun New"/>
+                <w:b w:val="0"/>
+                <w:i w:val="0"/>
+              </w:rPr>
+              <w:t>กิจกรรม 3 รดน้ำอัตโนมัติ</w:t>
+            </w:r>
+          </w:p>
+        </w:tc>
+        <w:tc>
+          <w:tcPr>
+            <w:tcW w:type="dxa" w:w="3249"/>
+            <w:tcMar>
+              <w:top w:w="40" w:type="dxa"/>
+              <w:bottom w:w="40" w:type="dxa"/>
+              <w:start w:w="90" w:type="dxa"/>
+              <w:end w:w="90" w:type="dxa"/>
+            </w:tcMar>
+          </w:tcPr>
+          <w:p>
+            <w:pPr>
+              <w:spacing w:after="40" w:before="40" w:line="252" w:lineRule="auto"/>
+            </w:pPr>
+            <w:r>
+              <w:rPr>
+                <w:rFonts w:ascii="TH Sarabun New" w:hAnsi="TH Sarabun New" w:cs="TH Sarabun New" w:eastAsia="TH Sarabun New"/>
+              </w:rPr>
+            </w:r>
+            <w:r>
+              <w:rPr>
+                <w:rFonts w:ascii="Consolas" w:hAnsi="Consolas" w:cs="Consolas" w:eastAsia="Consolas"/>
+                <w:b w:val="0"/>
+                <w:i w:val="0"/>
+                <w:sz w:val="21"/>
+              </w:rPr>
+              <w:t>sf1_03_auto_irrigation.py</w:t>
+            </w:r>
+          </w:p>
+        </w:tc>
+      </w:tr>
+      <w:tr>
+        <w:trPr>
+          <w:cantSplit w:val="true"/>
+        </w:trPr>
+        <w:tc>
+          <w:tcPr>
+            <w:tcW w:type="dxa" w:w="3249"/>
+            <w:tcMar>
+              <w:top w:w="40" w:type="dxa"/>
+              <w:bottom w:w="40" w:type="dxa"/>
+              <w:start w:w="90" w:type="dxa"/>
+              <w:end w:w="90" w:type="dxa"/>
+            </w:tcMar>
+            <w:shd w:val="clear" w:fill="F4F7FB"/>
+          </w:tcPr>
+          <w:p>
+            <w:pPr>
+              <w:spacing w:after="40" w:before="40" w:line="252" w:lineRule="auto"/>
+            </w:pPr>
+            <w:r>
+              <w:rPr>
+                <w:rFonts w:ascii="TH Sarabun New" w:hAnsi="TH Sarabun New" w:cs="TH Sarabun New" w:eastAsia="TH Sarabun New"/>
+              </w:rPr>
+            </w:r>
+            <w:r>
+              <w:rPr>
+                <w:rFonts w:ascii="TH Sarabun New" w:hAnsi="TH Sarabun New" w:cs="TH Sarabun New" w:eastAsia="TH Sarabun New"/>
+                <w:b w:val="0"/>
+                <w:i w:val="0"/>
+              </w:rPr>
+              <w:t>2:10–2:30</w:t>
+            </w:r>
+          </w:p>
+        </w:tc>
+        <w:tc>
+          <w:tcPr>
+            <w:tcW w:type="dxa" w:w="3249"/>
+            <w:tcMar>
+              <w:top w:w="40" w:type="dxa"/>
+              <w:bottom w:w="40" w:type="dxa"/>
+              <w:start w:w="90" w:type="dxa"/>
+              <w:end w:w="90" w:type="dxa"/>
+            </w:tcMar>
+            <w:shd w:val="clear" w:fill="F4F7FB"/>
+          </w:tcPr>
+          <w:p>
+            <w:pPr>
+              <w:spacing w:after="40" w:before="40" w:line="252" w:lineRule="auto"/>
+            </w:pPr>
+            <w:r>
+              <w:rPr>
+                <w:rFonts w:ascii="TH Sarabun New" w:hAnsi="TH Sarabun New" w:cs="TH Sarabun New" w:eastAsia="TH Sarabun New"/>
+              </w:rPr>
+            </w:r>
+            <w:r>
+              <w:rPr>
+                <w:rFonts w:ascii="TH Sarabun New" w:hAnsi="TH Sarabun New" w:cs="TH Sarabun New" w:eastAsia="TH Sarabun New"/>
+                <w:b w:val="0"/>
+                <w:i w:val="0"/>
+              </w:rPr>
+              <w:t>กิจกรรม 4 แท็งก์น้ำ/รถไถเอียงเกินไหม</w:t>
+            </w:r>
+          </w:p>
+        </w:tc>
+        <w:tc>
+          <w:tcPr>
+            <w:tcW w:type="dxa" w:w="3249"/>
+            <w:tcMar>
+              <w:top w:w="40" w:type="dxa"/>
+              <w:bottom w:w="40" w:type="dxa"/>
+              <w:start w:w="90" w:type="dxa"/>
+              <w:end w:w="90" w:type="dxa"/>
+            </w:tcMar>
+            <w:shd w:val="clear" w:fill="F4F7FB"/>
+          </w:tcPr>
+          <w:p>
+            <w:pPr>
+              <w:spacing w:after="40" w:before="40" w:line="252" w:lineRule="auto"/>
+            </w:pPr>
+            <w:r>
+              <w:rPr>
+                <w:rFonts w:ascii="TH Sarabun New" w:hAnsi="TH Sarabun New" w:cs="TH Sarabun New" w:eastAsia="TH Sarabun New"/>
+              </w:rPr>
+            </w:r>
+            <w:r>
+              <w:rPr>
+                <w:rFonts w:ascii="Consolas" w:hAnsi="Consolas" w:cs="Consolas" w:eastAsia="Consolas"/>
+                <w:b w:val="0"/>
+                <w:i w:val="0"/>
+                <w:sz w:val="21"/>
+              </w:rPr>
+              <w:t>sf1_04_tank_tilt.py</w:t>
+            </w:r>
+          </w:p>
+        </w:tc>
+      </w:tr>
+      <w:tr>
+        <w:trPr>
+          <w:cantSplit w:val="true"/>
+        </w:trPr>
+        <w:tc>
+          <w:tcPr>
+            <w:tcW w:type="dxa" w:w="3249"/>
+            <w:tcMar>
+              <w:top w:w="40" w:type="dxa"/>
+              <w:bottom w:w="40" w:type="dxa"/>
+              <w:start w:w="90" w:type="dxa"/>
+              <w:end w:w="90" w:type="dxa"/>
+            </w:tcMar>
+          </w:tcPr>
+          <w:p>
+            <w:pPr>
+              <w:spacing w:after="40" w:before="40" w:line="252" w:lineRule="auto"/>
+            </w:pPr>
+            <w:r>
+              <w:rPr>
+                <w:rFonts w:ascii="TH Sarabun New" w:hAnsi="TH Sarabun New" w:cs="TH Sarabun New" w:eastAsia="TH Sarabun New"/>
+              </w:rPr>
+            </w:r>
+            <w:r>
+              <w:rPr>
+                <w:rFonts w:ascii="TH Sarabun New" w:hAnsi="TH Sarabun New" w:cs="TH Sarabun New" w:eastAsia="TH Sarabun New"/>
+                <w:b w:val="0"/>
+                <w:i w:val="0"/>
+              </w:rPr>
+              <w:t>2:30–2:50</w:t>
+            </w:r>
+          </w:p>
+        </w:tc>
+        <w:tc>
+          <w:tcPr>
+            <w:tcW w:type="dxa" w:w="3249"/>
+            <w:tcMar>
+              <w:top w:w="40" w:type="dxa"/>
+              <w:bottom w:w="40" w:type="dxa"/>
+              <w:start w:w="90" w:type="dxa"/>
+              <w:end w:w="90" w:type="dxa"/>
+            </w:tcMar>
+          </w:tcPr>
+          <w:p>
+            <w:pPr>
+              <w:spacing w:after="40" w:before="40" w:line="252" w:lineRule="auto"/>
+            </w:pPr>
+            <w:r>
+              <w:rPr>
+                <w:rFonts w:ascii="TH Sarabun New" w:hAnsi="TH Sarabun New" w:cs="TH Sarabun New" w:eastAsia="TH Sarabun New"/>
+              </w:rPr>
+            </w:r>
+            <w:r>
+              <w:rPr>
+                <w:rFonts w:ascii="TH Sarabun New" w:hAnsi="TH Sarabun New" w:cs="TH Sarabun New" w:eastAsia="TH Sarabun New"/>
+                <w:b w:val="0"/>
+                <w:i w:val="0"/>
+              </w:rPr>
+              <w:t>ภารกิจกลุ่ม: แผงควบคุมฟาร์มของเรา</w:t>
+            </w:r>
+          </w:p>
+        </w:tc>
+        <w:tc>
+          <w:tcPr>
+            <w:tcW w:type="dxa" w:w="3249"/>
+            <w:tcMar>
+              <w:top w:w="40" w:type="dxa"/>
+              <w:bottom w:w="40" w:type="dxa"/>
+              <w:start w:w="90" w:type="dxa"/>
+              <w:end w:w="90" w:type="dxa"/>
+            </w:tcMar>
+          </w:tcPr>
+          <w:p>
+            <w:pPr>
+              <w:spacing w:after="40" w:before="40" w:line="252" w:lineRule="auto"/>
+            </w:pPr>
+            <w:r>
+              <w:rPr>
+                <w:rFonts w:ascii="TH Sarabun New" w:hAnsi="TH Sarabun New" w:cs="TH Sarabun New" w:eastAsia="TH Sarabun New"/>
+              </w:rPr>
+            </w:r>
+            <w:r>
+              <w:rPr>
+                <w:rFonts w:ascii="Consolas" w:hAnsi="Consolas" w:cs="Consolas" w:eastAsia="Consolas"/>
+                <w:b w:val="0"/>
+                <w:i w:val="0"/>
+                <w:sz w:val="21"/>
+              </w:rPr>
+              <w:t>sf1_05_my_farm_dashboard.py</w:t>
+            </w:r>
+          </w:p>
+        </w:tc>
+      </w:tr>
+      <w:tr>
+        <w:trPr>
+          <w:cantSplit w:val="true"/>
+        </w:trPr>
+        <w:tc>
+          <w:tcPr>
+            <w:tcW w:type="dxa" w:w="3249"/>
+            <w:tcMar>
+              <w:top w:w="40" w:type="dxa"/>
+              <w:bottom w:w="40" w:type="dxa"/>
+              <w:start w:w="90" w:type="dxa"/>
+              <w:end w:w="90" w:type="dxa"/>
+            </w:tcMar>
+            <w:shd w:val="clear" w:fill="F4F7FB"/>
+          </w:tcPr>
+          <w:p>
+            <w:pPr>
+              <w:spacing w:after="40" w:before="40" w:line="252" w:lineRule="auto"/>
+            </w:pPr>
+            <w:r>
+              <w:rPr>
+                <w:rFonts w:ascii="TH Sarabun New" w:hAnsi="TH Sarabun New" w:cs="TH Sarabun New" w:eastAsia="TH Sarabun New"/>
+              </w:rPr>
+            </w:r>
+            <w:r>
+              <w:rPr>
+                <w:rFonts w:ascii="TH Sarabun New" w:hAnsi="TH Sarabun New" w:cs="TH Sarabun New" w:eastAsia="TH Sarabun New"/>
+                <w:b w:val="0"/>
+                <w:i w:val="0"/>
+              </w:rPr>
+              <w:t>2:50–3:00</w:t>
+            </w:r>
+          </w:p>
+        </w:tc>
+        <w:tc>
+          <w:tcPr>
+            <w:tcW w:type="dxa" w:w="3249"/>
+            <w:tcMar>
+              <w:top w:w="40" w:type="dxa"/>
+              <w:bottom w:w="40" w:type="dxa"/>
+              <w:start w:w="90" w:type="dxa"/>
+              <w:end w:w="90" w:type="dxa"/>
+            </w:tcMar>
+            <w:shd w:val="clear" w:fill="F4F7FB"/>
+          </w:tcPr>
+          <w:p>
+            <w:pPr>
+              <w:spacing w:after="40" w:before="40" w:line="252" w:lineRule="auto"/>
+            </w:pPr>
+            <w:r>
+              <w:rPr>
+                <w:rFonts w:ascii="TH Sarabun New" w:hAnsi="TH Sarabun New" w:cs="TH Sarabun New" w:eastAsia="TH Sarabun New"/>
+              </w:rPr>
+            </w:r>
+            <w:r>
+              <w:rPr>
+                <w:rFonts w:ascii="TH Sarabun New" w:hAnsi="TH Sarabun New" w:cs="TH Sarabun New" w:eastAsia="TH Sarabun New"/>
+                <w:b w:val="0"/>
+                <w:i w:val="0"/>
+              </w:rPr>
+              <w:t>ไอเดียโปรเจกต์ + Exit ticket</w:t>
+            </w:r>
+          </w:p>
+        </w:tc>
+        <w:tc>
+          <w:tcPr>
+            <w:tcW w:type="dxa" w:w="3249"/>
+            <w:tcMar>
+              <w:top w:w="40" w:type="dxa"/>
+              <w:bottom w:w="40" w:type="dxa"/>
+              <w:start w:w="90" w:type="dxa"/>
+              <w:end w:w="90" w:type="dxa"/>
+            </w:tcMar>
+            <w:shd w:val="clear" w:fill="F4F7FB"/>
+          </w:tcPr>
+          <w:p>
+            <w:pPr>
+              <w:spacing w:after="40" w:before="40" w:line="252" w:lineRule="auto"/>
+            </w:pPr>
+            <w:r>
+              <w:rPr>
+                <w:rFonts w:ascii="TH Sarabun New" w:hAnsi="TH Sarabun New" w:cs="TH Sarabun New" w:eastAsia="TH Sarabun New"/>
+              </w:rPr>
+            </w:r>
+            <w:r>
+              <w:rPr>
+                <w:rFonts w:ascii="TH Sarabun New" w:hAnsi="TH Sarabun New" w:cs="TH Sarabun New" w:eastAsia="TH Sarabun New"/>
+                <w:b w:val="0"/>
+                <w:i w:val="0"/>
+              </w:rPr>
+              <w:t>—</w:t>
+            </w:r>
+          </w:p>
+        </w:tc>
+      </w:tr>
+    </w:tbl>
+    <w:p>
+      <w:pPr>
+        <w:spacing w:after="40"/>
+      </w:pPr>
+    </w:p>
+    <w:p>
+      <w:pPr>
+        <w:keepLines/>
+        <w:pBdr>
+          <w:left w:val="single" w:sz="18" w:space="8" w:color="2E5496"/>
+        </w:pBdr>
+        <w:shd w:val="clear" w:fill="F1F5FB"/>
+        <w:spacing w:before="120" w:after="160" w:line="274" w:lineRule="auto"/>
+        <w:ind w:left="283" w:right="113"/>
+      </w:pPr>
+      <w:r>
+        <w:rPr>
+          <w:rFonts w:ascii="TH Sarabun New" w:hAnsi="TH Sarabun New" w:cs="TH Sarabun New" w:eastAsia="TH Sarabun New"/>
+          <w:b/>
+          <w:i/>
+          <w:color w:val="5B616B"/>
+        </w:rPr>
+        <w:t>Code Quest ไม่เพิ่มเวลา:</w:t>
+      </w:r>
+      <w:r>
+        <w:rPr>
+          <w:rFonts w:ascii="TH Sarabun New" w:hAnsi="TH Sarabun New" w:cs="TH Sarabun New" w:eastAsia="TH Sarabun New"/>
+          <w:b w:val="0"/>
+          <w:i/>
+          <w:color w:val="5B616B"/>
+        </w:rPr>
+        <w:t xml:space="preserve"> ระดับ 1–2 ทำในช่วงเวลาของกิจกรรมนั้น ๆ (ราว 5–7 นาที) · ระดับ 3 ทำในกิจกรรม 3 (ราว 10 นาที) · ระดับ 4 ทำในภารกิจกลุ่มถ้ามีเวลาเหลือ</w:t>
+      </w:r>
+    </w:p>
+    <w:p>
+      <w:pPr>
+        <w:pBdr>
+          <w:bottom w:val="single" w:sz="6" w:space="1" w:color="9DB2D4"/>
+        </w:pBdr>
+        <w:spacing w:before="80" w:after="80"/>
+      </w:pPr>
+    </w:p>
+    <w:p>
+      <w:pPr>
+        <w:pStyle w:val="Heading2"/>
+      </w:pPr>
+      <w:r>
+        <w:rPr>
+          <w:rFonts w:ascii="TH Sarabun New" w:hAnsi="TH Sarabun New" w:cs="TH Sarabun New" w:eastAsia="TH Sarabun New"/>
+          <w:b/>
+          <w:i w:val="0"/>
+          <w:color w:val="2E5496"/>
+        </w:rPr>
+        <w:t>Code Quest — อ่าน · เดา · แก้ · เติม · สร้าง</w:t>
+      </w:r>
+    </w:p>
+    <w:p>
+      <w:r>
+        <w:rPr>
+          <w:rFonts w:ascii="TH Sarabun New" w:hAnsi="TH Sarabun New" w:cs="TH Sarabun New" w:eastAsia="TH Sarabun New"/>
+          <w:b w:val="0"/>
+          <w:i w:val="0"/>
+        </w:rPr>
+        <w:t>ทุกกิจกรรมมีโจทย์เป็นขั้น ทำเรียงจากระดับ 1 ขึ้นไป ทำได้ถึงไหนก็ได้แค่นั้น</w:t>
+      </w:r>
+    </w:p>
+    <w:p>
+      <w:r>
+        <w:rPr>
+          <w:rFonts w:ascii="TH Sarabun New" w:hAnsi="TH Sarabun New" w:cs="TH Sarabun New" w:eastAsia="TH Sarabun New"/>
+          <w:b/>
+          <w:i w:val="0"/>
+        </w:rPr>
+        <w:t>โจทย์หลัก (มีเฉลยในคาบ)</w:t>
+      </w:r>
+      <w:r>
+        <w:rPr>
+          <w:rFonts w:ascii="TH Sarabun New" w:hAnsi="TH Sarabun New" w:cs="TH Sarabun New" w:eastAsia="TH Sarabun New"/>
+          <w:b w:val="0"/>
+          <w:i w:val="0"/>
+        </w:rPr>
+        <w:t xml:space="preserve"> = ทุกกลุ่มควรทำให้ได้ มีเฉลยให้เปิดดูได้ในคาบ ไม่มีใครติดค้าง</w:t>
+      </w:r>
+    </w:p>
+    <w:p>
+      <w:r>
+        <w:rPr>
+          <w:rFonts w:ascii="TH Sarabun New" w:hAnsi="TH Sarabun New" w:cs="TH Sarabun New" w:eastAsia="TH Sarabun New"/>
+          <w:b/>
+          <w:i w:val="0"/>
+        </w:rPr>
+        <w:t>โจทย์เพิ่ม (โบนัส เฉลยคาบหน้า)</w:t>
+      </w:r>
+      <w:r>
+        <w:rPr>
+          <w:rFonts w:ascii="TH Sarabun New" w:hAnsi="TH Sarabun New" w:cs="TH Sarabun New" w:eastAsia="TH Sarabun New"/>
+          <w:b w:val="0"/>
+          <w:i w:val="0"/>
+        </w:rPr>
+        <w:t xml:space="preserve"> = ทำเพื่อสนุกและเก็บแต้ม ไม่มีผลต่อเกณฑ์ผ่านคาบ เฉลยต้นคาบ 2</w:t>
       </w:r>
     </w:p>
     <w:tbl>
@@ -2605,7 +3522,7 @@
                 <w:i w:val="0"/>
                 <w:color w:val="FFFFFF"/>
               </w:rPr>
-              <w:t>เวลา</w:t>
+              <w:t>ระดับ</w:t>
             </w:r>
           </w:p>
         </w:tc>
@@ -2637,7 +3554,7 @@
                 <w:i w:val="0"/>
                 <w:color w:val="FFFFFF"/>
               </w:rPr>
-              <w:t>กิจกรรม</w:t>
+              <w:t>ทำอะไร</w:t>
             </w:r>
           </w:p>
         </w:tc>
@@ -2669,7 +3586,7 @@
                 <w:i w:val="0"/>
                 <w:color w:val="FFFFFF"/>
               </w:rPr>
-              <w:t>ไฟล์</w:t>
+              <w:t>ประเภท</w:t>
             </w:r>
           </w:p>
         </w:tc>
@@ -2701,7 +3618,7 @@
                 <w:i w:val="0"/>
                 <w:color w:val="FFFFFF"/>
               </w:rPr>
-              <w:t>คนขับ</w:t>
+              <w:t>แต้ม</w:t>
             </w:r>
           </w:p>
         </w:tc>
@@ -2735,7 +3652,7 @@
                 <w:b w:val="0"/>
                 <w:i w:val="0"/>
               </w:rPr>
-              <w:t>0:00–0:30</w:t>
+              <w:t>1 เดา (Predict)</w:t>
             </w:r>
           </w:p>
         </w:tc>
@@ -2764,7 +3681,7 @@
                 <w:b w:val="0"/>
                 <w:i w:val="0"/>
               </w:rPr>
-              <w:t>เปิดคาบ: AIoT ในฟาร์มจริง (10 นาที) + ติดตั้ง Programmer และแฟลชเฟิร์มแวร์ล่าสุด (20 นาที)</w:t>
+              <w:t>อ่านโค้ด เขียนคำตอบที่เดาไว้ก่อน แล้วรันดูว่าตรงไหม</w:t>
             </w:r>
           </w:p>
         </w:tc>
@@ -2793,7 +3710,7 @@
                 <w:b w:val="0"/>
                 <w:i w:val="0"/>
               </w:rPr>
-              <w:t>—</w:t>
+              <w:t>โจทย์หลัก (มีเฉลยในคาบ)</w:t>
             </w:r>
           </w:p>
         </w:tc>
@@ -2822,7 +3739,7 @@
                 <w:b w:val="0"/>
                 <w:i w:val="0"/>
               </w:rPr>
-              <w:t>ทั้งคู่</w:t>
+              <w:t>ข้อละ 1</w:t>
             </w:r>
           </w:p>
         </w:tc>
@@ -2857,7 +3774,7 @@
                 <w:b w:val="0"/>
                 <w:i w:val="0"/>
               </w:rPr>
-              <w:t>0:30–1:00</w:t>
+              <w:t>2 แก้ (Tweak)</w:t>
             </w:r>
           </w:p>
         </w:tc>
@@ -2887,7 +3804,24 @@
                 <w:b w:val="0"/>
                 <w:i w:val="0"/>
               </w:rPr>
-              <w:t>กิจกรรม 1 โรงเรือนของเราตอนนี้</w:t>
+              <w:t xml:space="preserve">แก้ตัวเลขในส่วน </w:t>
+            </w:r>
+            <w:r>
+              <w:rPr>
+                <w:rFonts w:ascii="Consolas" w:hAnsi="Consolas" w:cs="Consolas" w:eastAsia="Consolas"/>
+                <w:b w:val="0"/>
+                <w:i w:val="0"/>
+                <w:sz w:val="21"/>
+              </w:rPr>
+              <w:t># ---- 1) ตั้งค่า ----</w:t>
+            </w:r>
+            <w:r>
+              <w:rPr>
+                <w:rFonts w:ascii="TH Sarabun New" w:hAnsi="TH Sarabun New" w:cs="TH Sarabun New" w:eastAsia="TH Sarabun New"/>
+                <w:b w:val="0"/>
+                <w:i w:val="0"/>
+              </w:rPr>
+              <w:t xml:space="preserve"> แล้วดูผล</w:t>
             </w:r>
           </w:p>
         </w:tc>
@@ -2913,12 +3847,11 @@
             </w:r>
             <w:r>
               <w:rPr>
-                <w:rFonts w:ascii="Consolas" w:hAnsi="Consolas" w:cs="Consolas" w:eastAsia="Consolas"/>
+                <w:rFonts w:ascii="TH Sarabun New" w:hAnsi="TH Sarabun New" w:cs="TH Sarabun New" w:eastAsia="TH Sarabun New"/>
                 <w:b w:val="0"/>
                 <w:i w:val="0"/>
-                <w:sz w:val="21"/>
-              </w:rPr>
-              <w:t>sf1_01_greenhouse_hello.py</w:t>
+              </w:rPr>
+              <w:t>โจทย์หลัก (มีเฉลยในคาบ)</w:t>
             </w:r>
           </w:p>
         </w:tc>
@@ -2948,7 +3881,7 @@
                 <w:b w:val="0"/>
                 <w:i w:val="0"/>
               </w:rPr>
-              <w:t>คนที่ 1</w:t>
+              <w:t>ข้อละ 2</w:t>
             </w:r>
           </w:p>
         </w:tc>
@@ -2982,7 +3915,7 @@
                 <w:b w:val="0"/>
                 <w:i w:val="0"/>
               </w:rPr>
-              <w:t>1:00–1:30</w:t>
+              <w:t>3 เติม (Fill-in)</w:t>
             </w:r>
           </w:p>
         </w:tc>
@@ -3011,7 +3944,24 @@
                 <w:b w:val="0"/>
                 <w:i w:val="0"/>
               </w:rPr>
-              <w:t>กิจกรรม 2 พืชของเราสบายดีไหม</w:t>
+              <w:t xml:space="preserve">เติมช่อง </w:t>
+            </w:r>
+            <w:r>
+              <w:rPr>
+                <w:rFonts w:ascii="Consolas" w:hAnsi="Consolas" w:cs="Consolas" w:eastAsia="Consolas"/>
+                <w:b w:val="0"/>
+                <w:i w:val="0"/>
+                <w:sz w:val="21"/>
+              </w:rPr>
+              <w:t>____</w:t>
+            </w:r>
+            <w:r>
+              <w:rPr>
+                <w:rFonts w:ascii="TH Sarabun New" w:hAnsi="TH Sarabun New" w:cs="TH Sarabun New" w:eastAsia="TH Sarabun New"/>
+                <w:b w:val="0"/>
+                <w:i w:val="0"/>
+              </w:rPr>
+              <w:t xml:space="preserve"> ในไฟล์ฝึก ให้ผ่านการตรวจอัตโนมัติ</w:t>
             </w:r>
           </w:p>
         </w:tc>
@@ -3036,12 +3986,11 @@
             </w:r>
             <w:r>
               <w:rPr>
-                <w:rFonts w:ascii="Consolas" w:hAnsi="Consolas" w:cs="Consolas" w:eastAsia="Consolas"/>
+                <w:rFonts w:ascii="TH Sarabun New" w:hAnsi="TH Sarabun New" w:cs="TH Sarabun New" w:eastAsia="TH Sarabun New"/>
                 <w:b w:val="0"/>
                 <w:i w:val="0"/>
-                <w:sz w:val="21"/>
-              </w:rPr>
-              <w:t>sf1_02_crop_comfort.py</w:t>
+              </w:rPr>
+              <w:t>กิจกรรม 3 = โจทย์หลัก (มีเฉลยในคาบ) · กิจกรรม 2 = โจทย์เพิ่ม (โบนัส เฉลยคาบหน้า)</w:t>
             </w:r>
           </w:p>
         </w:tc>
@@ -3070,7 +4019,7 @@
                 <w:b w:val="0"/>
                 <w:i w:val="0"/>
               </w:rPr>
-              <w:t>คนที่ 2</w:t>
+              <w:t>ลงมือทำและจดบันทึก 3 + ผ่านการตรวจ 1</w:t>
             </w:r>
           </w:p>
         </w:tc>
@@ -3105,7 +4054,7 @@
                 <w:b w:val="0"/>
                 <w:i w:val="0"/>
               </w:rPr>
-              <w:t>1:30–1:40</w:t>
+              <w:t>4 สร้าง (Make)</w:t>
             </w:r>
           </w:p>
         </w:tc>
@@ -3135,7 +4084,7 @@
                 <w:b w:val="0"/>
                 <w:i w:val="0"/>
               </w:rPr>
-              <w:t>พัก</w:t>
+              <w:t>เพิ่มความสามารถใหม่ 1 อย่างให้แผงควบคุมฟาร์ม</w:t>
             </w:r>
           </w:p>
         </w:tc>
@@ -3159,6 +4108,14 @@
                 <w:rFonts w:ascii="TH Sarabun New" w:hAnsi="TH Sarabun New" w:cs="TH Sarabun New" w:eastAsia="TH Sarabun New"/>
               </w:rPr>
             </w:r>
+            <w:r>
+              <w:rPr>
+                <w:rFonts w:ascii="TH Sarabun New" w:hAnsi="TH Sarabun New" w:cs="TH Sarabun New" w:eastAsia="TH Sarabun New"/>
+                <w:b w:val="0"/>
+                <w:i w:val="0"/>
+              </w:rPr>
+              <w:t>โจทย์เพิ่ม (โบนัส เฉลยคาบหน้า)</w:t>
+            </w:r>
           </w:p>
         </w:tc>
         <w:tc>
@@ -3181,500 +4138,13 @@
                 <w:rFonts w:ascii="TH Sarabun New" w:hAnsi="TH Sarabun New" w:cs="TH Sarabun New" w:eastAsia="TH Sarabun New"/>
               </w:rPr>
             </w:r>
-          </w:p>
-        </w:tc>
-      </w:tr>
-      <w:tr>
-        <w:trPr>
-          <w:cantSplit w:val="true"/>
-        </w:trPr>
-        <w:tc>
-          <w:tcPr>
-            <w:tcW w:type="dxa" w:w="2436"/>
-            <w:tcMar>
-              <w:top w:w="40" w:type="dxa"/>
-              <w:bottom w:w="40" w:type="dxa"/>
-              <w:start w:w="90" w:type="dxa"/>
-              <w:end w:w="90" w:type="dxa"/>
-            </w:tcMar>
-          </w:tcPr>
-          <w:p>
-            <w:pPr>
-              <w:spacing w:after="40" w:before="40" w:line="252" w:lineRule="auto"/>
-            </w:pPr>
-            <w:r>
-              <w:rPr>
-                <w:rFonts w:ascii="TH Sarabun New" w:hAnsi="TH Sarabun New" w:cs="TH Sarabun New" w:eastAsia="TH Sarabun New"/>
-              </w:rPr>
-            </w:r>
             <w:r>
               <w:rPr>
                 <w:rFonts w:ascii="TH Sarabun New" w:hAnsi="TH Sarabun New" w:cs="TH Sarabun New" w:eastAsia="TH Sarabun New"/>
                 <w:b w:val="0"/>
                 <w:i w:val="0"/>
               </w:rPr>
-              <w:t>1:40–2:10</w:t>
-            </w:r>
-          </w:p>
-        </w:tc>
-        <w:tc>
-          <w:tcPr>
-            <w:tcW w:type="dxa" w:w="2436"/>
-            <w:tcMar>
-              <w:top w:w="40" w:type="dxa"/>
-              <w:bottom w:w="40" w:type="dxa"/>
-              <w:start w:w="90" w:type="dxa"/>
-              <w:end w:w="90" w:type="dxa"/>
-            </w:tcMar>
-          </w:tcPr>
-          <w:p>
-            <w:pPr>
-              <w:spacing w:after="40" w:before="40" w:line="252" w:lineRule="auto"/>
-            </w:pPr>
-            <w:r>
-              <w:rPr>
-                <w:rFonts w:ascii="TH Sarabun New" w:hAnsi="TH Sarabun New" w:cs="TH Sarabun New" w:eastAsia="TH Sarabun New"/>
-              </w:rPr>
-            </w:r>
-            <w:r>
-              <w:rPr>
-                <w:rFonts w:ascii="TH Sarabun New" w:hAnsi="TH Sarabun New" w:cs="TH Sarabun New" w:eastAsia="TH Sarabun New"/>
-                <w:b w:val="0"/>
-                <w:i w:val="0"/>
-              </w:rPr>
-              <w:t>กิจกรรม 3 รดน้ำอัตโนมัติ</w:t>
-            </w:r>
-          </w:p>
-        </w:tc>
-        <w:tc>
-          <w:tcPr>
-            <w:tcW w:type="dxa" w:w="2436"/>
-            <w:tcMar>
-              <w:top w:w="40" w:type="dxa"/>
-              <w:bottom w:w="40" w:type="dxa"/>
-              <w:start w:w="90" w:type="dxa"/>
-              <w:end w:w="90" w:type="dxa"/>
-            </w:tcMar>
-          </w:tcPr>
-          <w:p>
-            <w:pPr>
-              <w:spacing w:after="40" w:before="40" w:line="252" w:lineRule="auto"/>
-            </w:pPr>
-            <w:r>
-              <w:rPr>
-                <w:rFonts w:ascii="TH Sarabun New" w:hAnsi="TH Sarabun New" w:cs="TH Sarabun New" w:eastAsia="TH Sarabun New"/>
-              </w:rPr>
-            </w:r>
-            <w:r>
-              <w:rPr>
-                <w:rFonts w:ascii="Consolas" w:hAnsi="Consolas" w:cs="Consolas" w:eastAsia="Consolas"/>
-                <w:b w:val="0"/>
-                <w:i w:val="0"/>
-                <w:sz w:val="21"/>
-              </w:rPr>
-              <w:t>sf1_03_auto_irrigation.py</w:t>
-            </w:r>
-          </w:p>
-        </w:tc>
-        <w:tc>
-          <w:tcPr>
-            <w:tcW w:type="dxa" w:w="2436"/>
-            <w:tcMar>
-              <w:top w:w="40" w:type="dxa"/>
-              <w:bottom w:w="40" w:type="dxa"/>
-              <w:start w:w="90" w:type="dxa"/>
-              <w:end w:w="90" w:type="dxa"/>
-            </w:tcMar>
-          </w:tcPr>
-          <w:p>
-            <w:pPr>
-              <w:spacing w:after="40" w:before="40" w:line="252" w:lineRule="auto"/>
-            </w:pPr>
-            <w:r>
-              <w:rPr>
-                <w:rFonts w:ascii="TH Sarabun New" w:hAnsi="TH Sarabun New" w:cs="TH Sarabun New" w:eastAsia="TH Sarabun New"/>
-              </w:rPr>
-            </w:r>
-            <w:r>
-              <w:rPr>
-                <w:rFonts w:ascii="TH Sarabun New" w:hAnsi="TH Sarabun New" w:cs="TH Sarabun New" w:eastAsia="TH Sarabun New"/>
-                <w:b w:val="0"/>
-                <w:i w:val="0"/>
-              </w:rPr>
-              <w:t>คนที่ 1</w:t>
-            </w:r>
-          </w:p>
-        </w:tc>
-      </w:tr>
-      <w:tr>
-        <w:trPr>
-          <w:cantSplit w:val="true"/>
-        </w:trPr>
-        <w:tc>
-          <w:tcPr>
-            <w:tcW w:type="dxa" w:w="2436"/>
-            <w:tcMar>
-              <w:top w:w="40" w:type="dxa"/>
-              <w:bottom w:w="40" w:type="dxa"/>
-              <w:start w:w="90" w:type="dxa"/>
-              <w:end w:w="90" w:type="dxa"/>
-            </w:tcMar>
-            <w:shd w:val="clear" w:fill="F4F7FB"/>
-          </w:tcPr>
-          <w:p>
-            <w:pPr>
-              <w:spacing w:after="40" w:before="40" w:line="252" w:lineRule="auto"/>
-            </w:pPr>
-            <w:r>
-              <w:rPr>
-                <w:rFonts w:ascii="TH Sarabun New" w:hAnsi="TH Sarabun New" w:cs="TH Sarabun New" w:eastAsia="TH Sarabun New"/>
-              </w:rPr>
-            </w:r>
-            <w:r>
-              <w:rPr>
-                <w:rFonts w:ascii="TH Sarabun New" w:hAnsi="TH Sarabun New" w:cs="TH Sarabun New" w:eastAsia="TH Sarabun New"/>
-                <w:b w:val="0"/>
-                <w:i w:val="0"/>
-              </w:rPr>
-              <w:t>2:10–2:30</w:t>
-            </w:r>
-          </w:p>
-        </w:tc>
-        <w:tc>
-          <w:tcPr>
-            <w:tcW w:type="dxa" w:w="2436"/>
-            <w:tcMar>
-              <w:top w:w="40" w:type="dxa"/>
-              <w:bottom w:w="40" w:type="dxa"/>
-              <w:start w:w="90" w:type="dxa"/>
-              <w:end w:w="90" w:type="dxa"/>
-            </w:tcMar>
-            <w:shd w:val="clear" w:fill="F4F7FB"/>
-          </w:tcPr>
-          <w:p>
-            <w:pPr>
-              <w:spacing w:after="40" w:before="40" w:line="252" w:lineRule="auto"/>
-            </w:pPr>
-            <w:r>
-              <w:rPr>
-                <w:rFonts w:ascii="TH Sarabun New" w:hAnsi="TH Sarabun New" w:cs="TH Sarabun New" w:eastAsia="TH Sarabun New"/>
-              </w:rPr>
-            </w:r>
-            <w:r>
-              <w:rPr>
-                <w:rFonts w:ascii="TH Sarabun New" w:hAnsi="TH Sarabun New" w:cs="TH Sarabun New" w:eastAsia="TH Sarabun New"/>
-                <w:b w:val="0"/>
-                <w:i w:val="0"/>
-              </w:rPr>
-              <w:t>กิจกรรม 4 แท็งก์น้ำ/รถไถเอียงเกินไหม</w:t>
-            </w:r>
-          </w:p>
-        </w:tc>
-        <w:tc>
-          <w:tcPr>
-            <w:tcW w:type="dxa" w:w="2436"/>
-            <w:tcMar>
-              <w:top w:w="40" w:type="dxa"/>
-              <w:bottom w:w="40" w:type="dxa"/>
-              <w:start w:w="90" w:type="dxa"/>
-              <w:end w:w="90" w:type="dxa"/>
-            </w:tcMar>
-            <w:shd w:val="clear" w:fill="F4F7FB"/>
-          </w:tcPr>
-          <w:p>
-            <w:pPr>
-              <w:spacing w:after="40" w:before="40" w:line="252" w:lineRule="auto"/>
-            </w:pPr>
-            <w:r>
-              <w:rPr>
-                <w:rFonts w:ascii="TH Sarabun New" w:hAnsi="TH Sarabun New" w:cs="TH Sarabun New" w:eastAsia="TH Sarabun New"/>
-              </w:rPr>
-            </w:r>
-            <w:r>
-              <w:rPr>
-                <w:rFonts w:ascii="Consolas" w:hAnsi="Consolas" w:cs="Consolas" w:eastAsia="Consolas"/>
-                <w:b w:val="0"/>
-                <w:i w:val="0"/>
-                <w:sz w:val="21"/>
-              </w:rPr>
-              <w:t>sf1_04_tank_tilt.py</w:t>
-            </w:r>
-          </w:p>
-        </w:tc>
-        <w:tc>
-          <w:tcPr>
-            <w:tcW w:type="dxa" w:w="2436"/>
-            <w:tcMar>
-              <w:top w:w="40" w:type="dxa"/>
-              <w:bottom w:w="40" w:type="dxa"/>
-              <w:start w:w="90" w:type="dxa"/>
-              <w:end w:w="90" w:type="dxa"/>
-            </w:tcMar>
-            <w:shd w:val="clear" w:fill="F4F7FB"/>
-          </w:tcPr>
-          <w:p>
-            <w:pPr>
-              <w:spacing w:after="40" w:before="40" w:line="252" w:lineRule="auto"/>
-            </w:pPr>
-            <w:r>
-              <w:rPr>
-                <w:rFonts w:ascii="TH Sarabun New" w:hAnsi="TH Sarabun New" w:cs="TH Sarabun New" w:eastAsia="TH Sarabun New"/>
-              </w:rPr>
-            </w:r>
-            <w:r>
-              <w:rPr>
-                <w:rFonts w:ascii="TH Sarabun New" w:hAnsi="TH Sarabun New" w:cs="TH Sarabun New" w:eastAsia="TH Sarabun New"/>
-                <w:b w:val="0"/>
-                <w:i w:val="0"/>
-              </w:rPr>
-              <w:t>คนที่ 2</w:t>
-            </w:r>
-          </w:p>
-        </w:tc>
-      </w:tr>
-      <w:tr>
-        <w:trPr>
-          <w:cantSplit w:val="true"/>
-        </w:trPr>
-        <w:tc>
-          <w:tcPr>
-            <w:tcW w:type="dxa" w:w="2436"/>
-            <w:tcMar>
-              <w:top w:w="40" w:type="dxa"/>
-              <w:bottom w:w="40" w:type="dxa"/>
-              <w:start w:w="90" w:type="dxa"/>
-              <w:end w:w="90" w:type="dxa"/>
-            </w:tcMar>
-          </w:tcPr>
-          <w:p>
-            <w:pPr>
-              <w:spacing w:after="40" w:before="40" w:line="252" w:lineRule="auto"/>
-            </w:pPr>
-            <w:r>
-              <w:rPr>
-                <w:rFonts w:ascii="TH Sarabun New" w:hAnsi="TH Sarabun New" w:cs="TH Sarabun New" w:eastAsia="TH Sarabun New"/>
-              </w:rPr>
-            </w:r>
-            <w:r>
-              <w:rPr>
-                <w:rFonts w:ascii="TH Sarabun New" w:hAnsi="TH Sarabun New" w:cs="TH Sarabun New" w:eastAsia="TH Sarabun New"/>
-                <w:b w:val="0"/>
-                <w:i w:val="0"/>
-              </w:rPr>
-              <w:t>2:30–2:50</w:t>
-            </w:r>
-          </w:p>
-        </w:tc>
-        <w:tc>
-          <w:tcPr>
-            <w:tcW w:type="dxa" w:w="2436"/>
-            <w:tcMar>
-              <w:top w:w="40" w:type="dxa"/>
-              <w:bottom w:w="40" w:type="dxa"/>
-              <w:start w:w="90" w:type="dxa"/>
-              <w:end w:w="90" w:type="dxa"/>
-            </w:tcMar>
-          </w:tcPr>
-          <w:p>
-            <w:pPr>
-              <w:spacing w:after="40" w:before="40" w:line="252" w:lineRule="auto"/>
-            </w:pPr>
-            <w:r>
-              <w:rPr>
-                <w:rFonts w:ascii="TH Sarabun New" w:hAnsi="TH Sarabun New" w:cs="TH Sarabun New" w:eastAsia="TH Sarabun New"/>
-              </w:rPr>
-            </w:r>
-            <w:r>
-              <w:rPr>
-                <w:rFonts w:ascii="TH Sarabun New" w:hAnsi="TH Sarabun New" w:cs="TH Sarabun New" w:eastAsia="TH Sarabun New"/>
-                <w:b w:val="0"/>
-                <w:i w:val="0"/>
-              </w:rPr>
-              <w:t>ภารกิจกลุ่ม: แผงควบคุมฟาร์มของเรา</w:t>
-            </w:r>
-          </w:p>
-        </w:tc>
-        <w:tc>
-          <w:tcPr>
-            <w:tcW w:type="dxa" w:w="2436"/>
-            <w:tcMar>
-              <w:top w:w="40" w:type="dxa"/>
-              <w:bottom w:w="40" w:type="dxa"/>
-              <w:start w:w="90" w:type="dxa"/>
-              <w:end w:w="90" w:type="dxa"/>
-            </w:tcMar>
-          </w:tcPr>
-          <w:p>
-            <w:pPr>
-              <w:spacing w:after="40" w:before="40" w:line="252" w:lineRule="auto"/>
-            </w:pPr>
-            <w:r>
-              <w:rPr>
-                <w:rFonts w:ascii="TH Sarabun New" w:hAnsi="TH Sarabun New" w:cs="TH Sarabun New" w:eastAsia="TH Sarabun New"/>
-              </w:rPr>
-            </w:r>
-            <w:r>
-              <w:rPr>
-                <w:rFonts w:ascii="Consolas" w:hAnsi="Consolas" w:cs="Consolas" w:eastAsia="Consolas"/>
-                <w:b w:val="0"/>
-                <w:i w:val="0"/>
-                <w:sz w:val="21"/>
-              </w:rPr>
-              <w:t>sf1_05_my_farm_dashboard.py</w:t>
-            </w:r>
-          </w:p>
-        </w:tc>
-        <w:tc>
-          <w:tcPr>
-            <w:tcW w:type="dxa" w:w="2436"/>
-            <w:tcMar>
-              <w:top w:w="40" w:type="dxa"/>
-              <w:bottom w:w="40" w:type="dxa"/>
-              <w:start w:w="90" w:type="dxa"/>
-              <w:end w:w="90" w:type="dxa"/>
-            </w:tcMar>
-          </w:tcPr>
-          <w:p>
-            <w:pPr>
-              <w:spacing w:after="40" w:before="40" w:line="252" w:lineRule="auto"/>
-            </w:pPr>
-            <w:r>
-              <w:rPr>
-                <w:rFonts w:ascii="TH Sarabun New" w:hAnsi="TH Sarabun New" w:cs="TH Sarabun New" w:eastAsia="TH Sarabun New"/>
-              </w:rPr>
-            </w:r>
-            <w:r>
-              <w:rPr>
-                <w:rFonts w:ascii="TH Sarabun New" w:hAnsi="TH Sarabun New" w:cs="TH Sarabun New" w:eastAsia="TH Sarabun New"/>
-                <w:b w:val="0"/>
-                <w:i w:val="0"/>
-              </w:rPr>
-              <w:t>สลับกัน</w:t>
-            </w:r>
-          </w:p>
-        </w:tc>
-      </w:tr>
-      <w:tr>
-        <w:trPr>
-          <w:cantSplit w:val="true"/>
-        </w:trPr>
-        <w:tc>
-          <w:tcPr>
-            <w:tcW w:type="dxa" w:w="2436"/>
-            <w:tcMar>
-              <w:top w:w="40" w:type="dxa"/>
-              <w:bottom w:w="40" w:type="dxa"/>
-              <w:start w:w="90" w:type="dxa"/>
-              <w:end w:w="90" w:type="dxa"/>
-            </w:tcMar>
-            <w:shd w:val="clear" w:fill="F4F7FB"/>
-          </w:tcPr>
-          <w:p>
-            <w:pPr>
-              <w:spacing w:after="40" w:before="40" w:line="252" w:lineRule="auto"/>
-            </w:pPr>
-            <w:r>
-              <w:rPr>
-                <w:rFonts w:ascii="TH Sarabun New" w:hAnsi="TH Sarabun New" w:cs="TH Sarabun New" w:eastAsia="TH Sarabun New"/>
-              </w:rPr>
-            </w:r>
-            <w:r>
-              <w:rPr>
-                <w:rFonts w:ascii="TH Sarabun New" w:hAnsi="TH Sarabun New" w:cs="TH Sarabun New" w:eastAsia="TH Sarabun New"/>
-                <w:b w:val="0"/>
-                <w:i w:val="0"/>
-              </w:rPr>
-              <w:t>2:50–3:00</w:t>
-            </w:r>
-          </w:p>
-        </w:tc>
-        <w:tc>
-          <w:tcPr>
-            <w:tcW w:type="dxa" w:w="2436"/>
-            <w:tcMar>
-              <w:top w:w="40" w:type="dxa"/>
-              <w:bottom w:w="40" w:type="dxa"/>
-              <w:start w:w="90" w:type="dxa"/>
-              <w:end w:w="90" w:type="dxa"/>
-            </w:tcMar>
-            <w:shd w:val="clear" w:fill="F4F7FB"/>
-          </w:tcPr>
-          <w:p>
-            <w:pPr>
-              <w:spacing w:after="40" w:before="40" w:line="252" w:lineRule="auto"/>
-            </w:pPr>
-            <w:r>
-              <w:rPr>
-                <w:rFonts w:ascii="TH Sarabun New" w:hAnsi="TH Sarabun New" w:cs="TH Sarabun New" w:eastAsia="TH Sarabun New"/>
-              </w:rPr>
-            </w:r>
-            <w:r>
-              <w:rPr>
-                <w:rFonts w:ascii="TH Sarabun New" w:hAnsi="TH Sarabun New" w:cs="TH Sarabun New" w:eastAsia="TH Sarabun New"/>
-                <w:b w:val="0"/>
-                <w:i w:val="0"/>
-              </w:rPr>
-              <w:t>ไอเดียโปรเจกต์ + Exit ticket</w:t>
-            </w:r>
-          </w:p>
-        </w:tc>
-        <w:tc>
-          <w:tcPr>
-            <w:tcW w:type="dxa" w:w="2436"/>
-            <w:tcMar>
-              <w:top w:w="40" w:type="dxa"/>
-              <w:bottom w:w="40" w:type="dxa"/>
-              <w:start w:w="90" w:type="dxa"/>
-              <w:end w:w="90" w:type="dxa"/>
-            </w:tcMar>
-            <w:shd w:val="clear" w:fill="F4F7FB"/>
-          </w:tcPr>
-          <w:p>
-            <w:pPr>
-              <w:spacing w:after="40" w:before="40" w:line="252" w:lineRule="auto"/>
-            </w:pPr>
-            <w:r>
-              <w:rPr>
-                <w:rFonts w:ascii="TH Sarabun New" w:hAnsi="TH Sarabun New" w:cs="TH Sarabun New" w:eastAsia="TH Sarabun New"/>
-              </w:rPr>
-            </w:r>
-            <w:r>
-              <w:rPr>
-                <w:rFonts w:ascii="TH Sarabun New" w:hAnsi="TH Sarabun New" w:cs="TH Sarabun New" w:eastAsia="TH Sarabun New"/>
-                <w:b w:val="0"/>
-                <w:i w:val="0"/>
-              </w:rPr>
-              <w:t>—</w:t>
-            </w:r>
-          </w:p>
-        </w:tc>
-        <w:tc>
-          <w:tcPr>
-            <w:tcW w:type="dxa" w:w="2436"/>
-            <w:tcMar>
-              <w:top w:w="40" w:type="dxa"/>
-              <w:bottom w:w="40" w:type="dxa"/>
-              <w:start w:w="90" w:type="dxa"/>
-              <w:end w:w="90" w:type="dxa"/>
-            </w:tcMar>
-            <w:shd w:val="clear" w:fill="F4F7FB"/>
-          </w:tcPr>
-          <w:p>
-            <w:pPr>
-              <w:spacing w:after="40" w:before="40" w:line="252" w:lineRule="auto"/>
-            </w:pPr>
-            <w:r>
-              <w:rPr>
-                <w:rFonts w:ascii="TH Sarabun New" w:hAnsi="TH Sarabun New" w:cs="TH Sarabun New" w:eastAsia="TH Sarabun New"/>
-              </w:rPr>
-            </w:r>
-            <w:r>
-              <w:rPr>
-                <w:rFonts w:ascii="TH Sarabun New" w:hAnsi="TH Sarabun New" w:cs="TH Sarabun New" w:eastAsia="TH Sarabun New"/>
-                <w:b w:val="0"/>
-                <w:i w:val="0"/>
-              </w:rPr>
-              <w:t>ทั้งคู่</w:t>
+              <w:t>5</w:t>
             </w:r>
           </w:p>
         </w:tc>
@@ -3698,789 +4168,6 @@
       <w:r>
         <w:rPr>
           <w:rFonts w:ascii="TH Sarabun New" w:hAnsi="TH Sarabun New" w:cs="TH Sarabun New" w:eastAsia="TH Sarabun New"/>
-          <w:b/>
-          <w:i/>
-          <w:color w:val="5B616B"/>
-        </w:rPr>
-        <w:t>Code Quest ไม่เพิ่มเวลา:</w:t>
-      </w:r>
-      <w:r>
-        <w:rPr>
-          <w:rFonts w:ascii="TH Sarabun New" w:hAnsi="TH Sarabun New" w:cs="TH Sarabun New" w:eastAsia="TH Sarabun New"/>
-          <w:b w:val="0"/>
-          <w:i/>
-          <w:color w:val="5B616B"/>
-        </w:rPr>
-        <w:t xml:space="preserve"> ระดับ 1–2 ทำในช่วงเวลาของกิจกรรมนั้น ๆ (ราว 5–7 นาที) · ระดับ 3 ทำในกิจกรรม 3 (ราว 10 นาที) · ระดับ 4 ทำในภารกิจกลุ่มถ้ามีเวลาเหลือ</w:t>
-      </w:r>
-    </w:p>
-    <w:p>
-      <w:pPr>
-        <w:pBdr>
-          <w:bottom w:val="single" w:sz="6" w:space="1" w:color="9DB2D4"/>
-        </w:pBdr>
-        <w:spacing w:before="80" w:after="80"/>
-      </w:pPr>
-    </w:p>
-    <w:p>
-      <w:pPr>
-        <w:pStyle w:val="Heading2"/>
-      </w:pPr>
-      <w:r>
-        <w:rPr>
-          <w:rFonts w:ascii="TH Sarabun New" w:hAnsi="TH Sarabun New" w:cs="TH Sarabun New" w:eastAsia="TH Sarabun New"/>
-          <w:b/>
-          <w:i w:val="0"/>
-          <w:color w:val="2E5496"/>
-        </w:rPr>
-        <w:t>Code Quest — อ่าน · เดา · แก้ · เติม · สร้าง</w:t>
-      </w:r>
-    </w:p>
-    <w:p>
-      <w:r>
-        <w:rPr>
-          <w:rFonts w:ascii="TH Sarabun New" w:hAnsi="TH Sarabun New" w:cs="TH Sarabun New" w:eastAsia="TH Sarabun New"/>
-          <w:b w:val="0"/>
-          <w:i w:val="0"/>
-        </w:rPr>
-        <w:t>ทุกกิจกรรมมีโจทย์เป็นขั้น ทำเรียงจากระดับ 1 ขึ้นไป ทำได้ถึงไหนก็ได้แค่นั้น</w:t>
-      </w:r>
-    </w:p>
-    <w:p>
-      <w:r>
-        <w:rPr>
-          <w:rFonts w:ascii="TH Sarabun New" w:hAnsi="TH Sarabun New" w:cs="TH Sarabun New" w:eastAsia="TH Sarabun New"/>
-          <w:b/>
-          <w:i w:val="0"/>
-        </w:rPr>
-        <w:t>โจทย์หลัก (มีเฉลยในคาบ)</w:t>
-      </w:r>
-      <w:r>
-        <w:rPr>
-          <w:rFonts w:ascii="TH Sarabun New" w:hAnsi="TH Sarabun New" w:cs="TH Sarabun New" w:eastAsia="TH Sarabun New"/>
-          <w:b w:val="0"/>
-          <w:i w:val="0"/>
-        </w:rPr>
-        <w:t xml:space="preserve"> = ทุกกลุ่มควรทำให้ได้ มีเฉลยให้เปิดดูได้ในคาบ ไม่มีใครติดค้าง</w:t>
-      </w:r>
-    </w:p>
-    <w:p>
-      <w:r>
-        <w:rPr>
-          <w:rFonts w:ascii="TH Sarabun New" w:hAnsi="TH Sarabun New" w:cs="TH Sarabun New" w:eastAsia="TH Sarabun New"/>
-          <w:b/>
-          <w:i w:val="0"/>
-        </w:rPr>
-        <w:t>โจทย์เพิ่ม (โบนัส เฉลยคาบหน้า)</w:t>
-      </w:r>
-      <w:r>
-        <w:rPr>
-          <w:rFonts w:ascii="TH Sarabun New" w:hAnsi="TH Sarabun New" w:cs="TH Sarabun New" w:eastAsia="TH Sarabun New"/>
-          <w:b w:val="0"/>
-          <w:i w:val="0"/>
-        </w:rPr>
-        <w:t xml:space="preserve"> = ทำเพื่อสนุกและเก็บแต้ม ไม่มีผลต่อเกณฑ์ผ่านคาบ เฉลยต้นคาบ 2</w:t>
-      </w:r>
-    </w:p>
-    <w:tbl>
-      <w:tblPr>
-        <w:tblW w:type="auto" w:w="0"/>
-        <w:jc w:val="center"/>
-        <w:tblLook w:firstColumn="1" w:firstRow="1" w:lastColumn="0" w:lastRow="0" w:noHBand="0" w:noVBand="1" w:val="04A0"/>
-        <w:tblW w:type="pct" w:w="5000"/>
-        <w:tblBorders>
-          <w:top w:val="single" w:sz="4" w:space="0" w:color="C7D2E4"/>
-          <w:left w:val="single" w:sz="4" w:space="0" w:color="C7D2E4"/>
-          <w:bottom w:val="single" w:sz="4" w:space="0" w:color="C7D2E4"/>
-          <w:right w:val="single" w:sz="4" w:space="0" w:color="C7D2E4"/>
-          <w:insideH w:val="single" w:sz="4" w:space="0" w:color="C7D2E4"/>
-          <w:insideV w:val="single" w:sz="4" w:space="0" w:color="C7D2E4"/>
-        </w:tblBorders>
-      </w:tblPr>
-      <w:tblGrid>
-        <w:gridCol w:w="2436"/>
-        <w:gridCol w:w="2436"/>
-        <w:gridCol w:w="2436"/>
-        <w:gridCol w:w="2436"/>
-      </w:tblGrid>
-      <w:tr>
-        <w:trPr>
-          <w:tblHeader w:val="true"/>
-        </w:trPr>
-        <w:tc>
-          <w:tcPr>
-            <w:tcW w:type="dxa" w:w="2436"/>
-            <w:tcMar>
-              <w:top w:w="40" w:type="dxa"/>
-              <w:bottom w:w="40" w:type="dxa"/>
-              <w:start w:w="90" w:type="dxa"/>
-              <w:end w:w="90" w:type="dxa"/>
-            </w:tcMar>
-            <w:shd w:val="clear" w:fill="1F3864"/>
-          </w:tcPr>
-          <w:p>
-            <w:pPr>
-              <w:spacing w:after="40" w:before="40" w:line="252" w:lineRule="auto"/>
-            </w:pPr>
-            <w:r>
-              <w:rPr>
-                <w:rFonts w:ascii="TH Sarabun New" w:hAnsi="TH Sarabun New" w:cs="TH Sarabun New" w:eastAsia="TH Sarabun New"/>
-                <w:b/>
-              </w:rPr>
-            </w:r>
-            <w:r>
-              <w:rPr>
-                <w:rFonts w:ascii="TH Sarabun New" w:hAnsi="TH Sarabun New" w:cs="TH Sarabun New" w:eastAsia="TH Sarabun New"/>
-                <w:b/>
-                <w:i w:val="0"/>
-                <w:color w:val="FFFFFF"/>
-              </w:rPr>
-              <w:t>ระดับ</w:t>
-            </w:r>
-          </w:p>
-        </w:tc>
-        <w:tc>
-          <w:tcPr>
-            <w:tcW w:type="dxa" w:w="2436"/>
-            <w:tcMar>
-              <w:top w:w="40" w:type="dxa"/>
-              <w:bottom w:w="40" w:type="dxa"/>
-              <w:start w:w="90" w:type="dxa"/>
-              <w:end w:w="90" w:type="dxa"/>
-            </w:tcMar>
-            <w:shd w:val="clear" w:fill="1F3864"/>
-          </w:tcPr>
-          <w:p>
-            <w:pPr>
-              <w:spacing w:after="40" w:before="40" w:line="252" w:lineRule="auto"/>
-            </w:pPr>
-            <w:r>
-              <w:rPr>
-                <w:rFonts w:ascii="TH Sarabun New" w:hAnsi="TH Sarabun New" w:cs="TH Sarabun New" w:eastAsia="TH Sarabun New"/>
-                <w:b/>
-              </w:rPr>
-            </w:r>
-            <w:r>
-              <w:rPr>
-                <w:rFonts w:ascii="TH Sarabun New" w:hAnsi="TH Sarabun New" w:cs="TH Sarabun New" w:eastAsia="TH Sarabun New"/>
-                <w:b/>
-                <w:i w:val="0"/>
-                <w:color w:val="FFFFFF"/>
-              </w:rPr>
-              <w:t>ทำอะไร</w:t>
-            </w:r>
-          </w:p>
-        </w:tc>
-        <w:tc>
-          <w:tcPr>
-            <w:tcW w:type="dxa" w:w="2436"/>
-            <w:tcMar>
-              <w:top w:w="40" w:type="dxa"/>
-              <w:bottom w:w="40" w:type="dxa"/>
-              <w:start w:w="90" w:type="dxa"/>
-              <w:end w:w="90" w:type="dxa"/>
-            </w:tcMar>
-            <w:shd w:val="clear" w:fill="1F3864"/>
-          </w:tcPr>
-          <w:p>
-            <w:pPr>
-              <w:spacing w:after="40" w:before="40" w:line="252" w:lineRule="auto"/>
-            </w:pPr>
-            <w:r>
-              <w:rPr>
-                <w:rFonts w:ascii="TH Sarabun New" w:hAnsi="TH Sarabun New" w:cs="TH Sarabun New" w:eastAsia="TH Sarabun New"/>
-                <w:b/>
-              </w:rPr>
-            </w:r>
-            <w:r>
-              <w:rPr>
-                <w:rFonts w:ascii="TH Sarabun New" w:hAnsi="TH Sarabun New" w:cs="TH Sarabun New" w:eastAsia="TH Sarabun New"/>
-                <w:b/>
-                <w:i w:val="0"/>
-                <w:color w:val="FFFFFF"/>
-              </w:rPr>
-              <w:t>ประเภท</w:t>
-            </w:r>
-          </w:p>
-        </w:tc>
-        <w:tc>
-          <w:tcPr>
-            <w:tcW w:type="dxa" w:w="2436"/>
-            <w:tcMar>
-              <w:top w:w="40" w:type="dxa"/>
-              <w:bottom w:w="40" w:type="dxa"/>
-              <w:start w:w="90" w:type="dxa"/>
-              <w:end w:w="90" w:type="dxa"/>
-            </w:tcMar>
-            <w:shd w:val="clear" w:fill="1F3864"/>
-          </w:tcPr>
-          <w:p>
-            <w:pPr>
-              <w:spacing w:after="40" w:before="40" w:line="252" w:lineRule="auto"/>
-            </w:pPr>
-            <w:r>
-              <w:rPr>
-                <w:rFonts w:ascii="TH Sarabun New" w:hAnsi="TH Sarabun New" w:cs="TH Sarabun New" w:eastAsia="TH Sarabun New"/>
-                <w:b/>
-              </w:rPr>
-            </w:r>
-            <w:r>
-              <w:rPr>
-                <w:rFonts w:ascii="TH Sarabun New" w:hAnsi="TH Sarabun New" w:cs="TH Sarabun New" w:eastAsia="TH Sarabun New"/>
-                <w:b/>
-                <w:i w:val="0"/>
-                <w:color w:val="FFFFFF"/>
-              </w:rPr>
-              <w:t>แต้ม</w:t>
-            </w:r>
-          </w:p>
-        </w:tc>
-      </w:tr>
-      <w:tr>
-        <w:trPr>
-          <w:cantSplit w:val="true"/>
-        </w:trPr>
-        <w:tc>
-          <w:tcPr>
-            <w:tcW w:type="dxa" w:w="2436"/>
-            <w:tcMar>
-              <w:top w:w="40" w:type="dxa"/>
-              <w:bottom w:w="40" w:type="dxa"/>
-              <w:start w:w="90" w:type="dxa"/>
-              <w:end w:w="90" w:type="dxa"/>
-            </w:tcMar>
-          </w:tcPr>
-          <w:p>
-            <w:pPr>
-              <w:spacing w:after="40" w:before="40" w:line="252" w:lineRule="auto"/>
-            </w:pPr>
-            <w:r>
-              <w:rPr>
-                <w:rFonts w:ascii="TH Sarabun New" w:hAnsi="TH Sarabun New" w:cs="TH Sarabun New" w:eastAsia="TH Sarabun New"/>
-              </w:rPr>
-            </w:r>
-            <w:r>
-              <w:rPr>
-                <w:rFonts w:ascii="TH Sarabun New" w:hAnsi="TH Sarabun New" w:cs="TH Sarabun New" w:eastAsia="TH Sarabun New"/>
-                <w:b w:val="0"/>
-                <w:i w:val="0"/>
-              </w:rPr>
-              <w:t>1 เดา (Predict)</w:t>
-            </w:r>
-          </w:p>
-        </w:tc>
-        <w:tc>
-          <w:tcPr>
-            <w:tcW w:type="dxa" w:w="2436"/>
-            <w:tcMar>
-              <w:top w:w="40" w:type="dxa"/>
-              <w:bottom w:w="40" w:type="dxa"/>
-              <w:start w:w="90" w:type="dxa"/>
-              <w:end w:w="90" w:type="dxa"/>
-            </w:tcMar>
-          </w:tcPr>
-          <w:p>
-            <w:pPr>
-              <w:spacing w:after="40" w:before="40" w:line="252" w:lineRule="auto"/>
-            </w:pPr>
-            <w:r>
-              <w:rPr>
-                <w:rFonts w:ascii="TH Sarabun New" w:hAnsi="TH Sarabun New" w:cs="TH Sarabun New" w:eastAsia="TH Sarabun New"/>
-              </w:rPr>
-            </w:r>
-            <w:r>
-              <w:rPr>
-                <w:rFonts w:ascii="TH Sarabun New" w:hAnsi="TH Sarabun New" w:cs="TH Sarabun New" w:eastAsia="TH Sarabun New"/>
-                <w:b w:val="0"/>
-                <w:i w:val="0"/>
-              </w:rPr>
-              <w:t>อ่านโค้ด เขียนคำตอบที่เดาไว้ก่อน แล้วรันดูว่าตรงไหม</w:t>
-            </w:r>
-          </w:p>
-        </w:tc>
-        <w:tc>
-          <w:tcPr>
-            <w:tcW w:type="dxa" w:w="2436"/>
-            <w:tcMar>
-              <w:top w:w="40" w:type="dxa"/>
-              <w:bottom w:w="40" w:type="dxa"/>
-              <w:start w:w="90" w:type="dxa"/>
-              <w:end w:w="90" w:type="dxa"/>
-            </w:tcMar>
-          </w:tcPr>
-          <w:p>
-            <w:pPr>
-              <w:spacing w:after="40" w:before="40" w:line="252" w:lineRule="auto"/>
-            </w:pPr>
-            <w:r>
-              <w:rPr>
-                <w:rFonts w:ascii="TH Sarabun New" w:hAnsi="TH Sarabun New" w:cs="TH Sarabun New" w:eastAsia="TH Sarabun New"/>
-              </w:rPr>
-            </w:r>
-            <w:r>
-              <w:rPr>
-                <w:rFonts w:ascii="TH Sarabun New" w:hAnsi="TH Sarabun New" w:cs="TH Sarabun New" w:eastAsia="TH Sarabun New"/>
-                <w:b w:val="0"/>
-                <w:i w:val="0"/>
-              </w:rPr>
-              <w:t>โจทย์หลัก (มีเฉลยในคาบ)</w:t>
-            </w:r>
-          </w:p>
-        </w:tc>
-        <w:tc>
-          <w:tcPr>
-            <w:tcW w:type="dxa" w:w="2436"/>
-            <w:tcMar>
-              <w:top w:w="40" w:type="dxa"/>
-              <w:bottom w:w="40" w:type="dxa"/>
-              <w:start w:w="90" w:type="dxa"/>
-              <w:end w:w="90" w:type="dxa"/>
-            </w:tcMar>
-          </w:tcPr>
-          <w:p>
-            <w:pPr>
-              <w:spacing w:after="40" w:before="40" w:line="252" w:lineRule="auto"/>
-            </w:pPr>
-            <w:r>
-              <w:rPr>
-                <w:rFonts w:ascii="TH Sarabun New" w:hAnsi="TH Sarabun New" w:cs="TH Sarabun New" w:eastAsia="TH Sarabun New"/>
-              </w:rPr>
-            </w:r>
-            <w:r>
-              <w:rPr>
-                <w:rFonts w:ascii="TH Sarabun New" w:hAnsi="TH Sarabun New" w:cs="TH Sarabun New" w:eastAsia="TH Sarabun New"/>
-                <w:b w:val="0"/>
-                <w:i w:val="0"/>
-              </w:rPr>
-              <w:t>ข้อละ 1</w:t>
-            </w:r>
-          </w:p>
-        </w:tc>
-      </w:tr>
-      <w:tr>
-        <w:trPr>
-          <w:cantSplit w:val="true"/>
-        </w:trPr>
-        <w:tc>
-          <w:tcPr>
-            <w:tcW w:type="dxa" w:w="2436"/>
-            <w:tcMar>
-              <w:top w:w="40" w:type="dxa"/>
-              <w:bottom w:w="40" w:type="dxa"/>
-              <w:start w:w="90" w:type="dxa"/>
-              <w:end w:w="90" w:type="dxa"/>
-            </w:tcMar>
-            <w:shd w:val="clear" w:fill="F4F7FB"/>
-          </w:tcPr>
-          <w:p>
-            <w:pPr>
-              <w:spacing w:after="40" w:before="40" w:line="252" w:lineRule="auto"/>
-            </w:pPr>
-            <w:r>
-              <w:rPr>
-                <w:rFonts w:ascii="TH Sarabun New" w:hAnsi="TH Sarabun New" w:cs="TH Sarabun New" w:eastAsia="TH Sarabun New"/>
-              </w:rPr>
-            </w:r>
-            <w:r>
-              <w:rPr>
-                <w:rFonts w:ascii="TH Sarabun New" w:hAnsi="TH Sarabun New" w:cs="TH Sarabun New" w:eastAsia="TH Sarabun New"/>
-                <w:b w:val="0"/>
-                <w:i w:val="0"/>
-              </w:rPr>
-              <w:t>2 แก้ (Tweak)</w:t>
-            </w:r>
-          </w:p>
-        </w:tc>
-        <w:tc>
-          <w:tcPr>
-            <w:tcW w:type="dxa" w:w="2436"/>
-            <w:tcMar>
-              <w:top w:w="40" w:type="dxa"/>
-              <w:bottom w:w="40" w:type="dxa"/>
-              <w:start w:w="90" w:type="dxa"/>
-              <w:end w:w="90" w:type="dxa"/>
-            </w:tcMar>
-            <w:shd w:val="clear" w:fill="F4F7FB"/>
-          </w:tcPr>
-          <w:p>
-            <w:pPr>
-              <w:spacing w:after="40" w:before="40" w:line="252" w:lineRule="auto"/>
-            </w:pPr>
-            <w:r>
-              <w:rPr>
-                <w:rFonts w:ascii="TH Sarabun New" w:hAnsi="TH Sarabun New" w:cs="TH Sarabun New" w:eastAsia="TH Sarabun New"/>
-              </w:rPr>
-            </w:r>
-            <w:r>
-              <w:rPr>
-                <w:rFonts w:ascii="TH Sarabun New" w:hAnsi="TH Sarabun New" w:cs="TH Sarabun New" w:eastAsia="TH Sarabun New"/>
-                <w:b w:val="0"/>
-                <w:i w:val="0"/>
-              </w:rPr>
-              <w:t xml:space="preserve">แก้ตัวเลขในส่วน </w:t>
-            </w:r>
-            <w:r>
-              <w:rPr>
-                <w:rFonts w:ascii="Consolas" w:hAnsi="Consolas" w:cs="Consolas" w:eastAsia="Consolas"/>
-                <w:b w:val="0"/>
-                <w:i w:val="0"/>
-                <w:sz w:val="21"/>
-              </w:rPr>
-              <w:t># ---- 1) ตั้งค่า ----</w:t>
-            </w:r>
-            <w:r>
-              <w:rPr>
-                <w:rFonts w:ascii="TH Sarabun New" w:hAnsi="TH Sarabun New" w:cs="TH Sarabun New" w:eastAsia="TH Sarabun New"/>
-                <w:b w:val="0"/>
-                <w:i w:val="0"/>
-              </w:rPr>
-              <w:t xml:space="preserve"> แล้วดูผล</w:t>
-            </w:r>
-          </w:p>
-        </w:tc>
-        <w:tc>
-          <w:tcPr>
-            <w:tcW w:type="dxa" w:w="2436"/>
-            <w:tcMar>
-              <w:top w:w="40" w:type="dxa"/>
-              <w:bottom w:w="40" w:type="dxa"/>
-              <w:start w:w="90" w:type="dxa"/>
-              <w:end w:w="90" w:type="dxa"/>
-            </w:tcMar>
-            <w:shd w:val="clear" w:fill="F4F7FB"/>
-          </w:tcPr>
-          <w:p>
-            <w:pPr>
-              <w:spacing w:after="40" w:before="40" w:line="252" w:lineRule="auto"/>
-            </w:pPr>
-            <w:r>
-              <w:rPr>
-                <w:rFonts w:ascii="TH Sarabun New" w:hAnsi="TH Sarabun New" w:cs="TH Sarabun New" w:eastAsia="TH Sarabun New"/>
-              </w:rPr>
-            </w:r>
-            <w:r>
-              <w:rPr>
-                <w:rFonts w:ascii="TH Sarabun New" w:hAnsi="TH Sarabun New" w:cs="TH Sarabun New" w:eastAsia="TH Sarabun New"/>
-                <w:b w:val="0"/>
-                <w:i w:val="0"/>
-              </w:rPr>
-              <w:t>โจทย์หลัก (มีเฉลยในคาบ)</w:t>
-            </w:r>
-          </w:p>
-        </w:tc>
-        <w:tc>
-          <w:tcPr>
-            <w:tcW w:type="dxa" w:w="2436"/>
-            <w:tcMar>
-              <w:top w:w="40" w:type="dxa"/>
-              <w:bottom w:w="40" w:type="dxa"/>
-              <w:start w:w="90" w:type="dxa"/>
-              <w:end w:w="90" w:type="dxa"/>
-            </w:tcMar>
-            <w:shd w:val="clear" w:fill="F4F7FB"/>
-          </w:tcPr>
-          <w:p>
-            <w:pPr>
-              <w:spacing w:after="40" w:before="40" w:line="252" w:lineRule="auto"/>
-            </w:pPr>
-            <w:r>
-              <w:rPr>
-                <w:rFonts w:ascii="TH Sarabun New" w:hAnsi="TH Sarabun New" w:cs="TH Sarabun New" w:eastAsia="TH Sarabun New"/>
-              </w:rPr>
-            </w:r>
-            <w:r>
-              <w:rPr>
-                <w:rFonts w:ascii="TH Sarabun New" w:hAnsi="TH Sarabun New" w:cs="TH Sarabun New" w:eastAsia="TH Sarabun New"/>
-                <w:b w:val="0"/>
-                <w:i w:val="0"/>
-              </w:rPr>
-              <w:t>ข้อละ 2</w:t>
-            </w:r>
-          </w:p>
-        </w:tc>
-      </w:tr>
-      <w:tr>
-        <w:trPr>
-          <w:cantSplit w:val="true"/>
-        </w:trPr>
-        <w:tc>
-          <w:tcPr>
-            <w:tcW w:type="dxa" w:w="2436"/>
-            <w:tcMar>
-              <w:top w:w="40" w:type="dxa"/>
-              <w:bottom w:w="40" w:type="dxa"/>
-              <w:start w:w="90" w:type="dxa"/>
-              <w:end w:w="90" w:type="dxa"/>
-            </w:tcMar>
-          </w:tcPr>
-          <w:p>
-            <w:pPr>
-              <w:spacing w:after="40" w:before="40" w:line="252" w:lineRule="auto"/>
-            </w:pPr>
-            <w:r>
-              <w:rPr>
-                <w:rFonts w:ascii="TH Sarabun New" w:hAnsi="TH Sarabun New" w:cs="TH Sarabun New" w:eastAsia="TH Sarabun New"/>
-              </w:rPr>
-            </w:r>
-            <w:r>
-              <w:rPr>
-                <w:rFonts w:ascii="TH Sarabun New" w:hAnsi="TH Sarabun New" w:cs="TH Sarabun New" w:eastAsia="TH Sarabun New"/>
-                <w:b w:val="0"/>
-                <w:i w:val="0"/>
-              </w:rPr>
-              <w:t>3 เติม (Fill-in)</w:t>
-            </w:r>
-          </w:p>
-        </w:tc>
-        <w:tc>
-          <w:tcPr>
-            <w:tcW w:type="dxa" w:w="2436"/>
-            <w:tcMar>
-              <w:top w:w="40" w:type="dxa"/>
-              <w:bottom w:w="40" w:type="dxa"/>
-              <w:start w:w="90" w:type="dxa"/>
-              <w:end w:w="90" w:type="dxa"/>
-            </w:tcMar>
-          </w:tcPr>
-          <w:p>
-            <w:pPr>
-              <w:spacing w:after="40" w:before="40" w:line="252" w:lineRule="auto"/>
-            </w:pPr>
-            <w:r>
-              <w:rPr>
-                <w:rFonts w:ascii="TH Sarabun New" w:hAnsi="TH Sarabun New" w:cs="TH Sarabun New" w:eastAsia="TH Sarabun New"/>
-              </w:rPr>
-            </w:r>
-            <w:r>
-              <w:rPr>
-                <w:rFonts w:ascii="TH Sarabun New" w:hAnsi="TH Sarabun New" w:cs="TH Sarabun New" w:eastAsia="TH Sarabun New"/>
-                <w:b w:val="0"/>
-                <w:i w:val="0"/>
-              </w:rPr>
-              <w:t xml:space="preserve">เติมช่อง </w:t>
-            </w:r>
-            <w:r>
-              <w:rPr>
-                <w:rFonts w:ascii="Consolas" w:hAnsi="Consolas" w:cs="Consolas" w:eastAsia="Consolas"/>
-                <w:b w:val="0"/>
-                <w:i w:val="0"/>
-                <w:sz w:val="21"/>
-              </w:rPr>
-              <w:t>____</w:t>
-            </w:r>
-            <w:r>
-              <w:rPr>
-                <w:rFonts w:ascii="TH Sarabun New" w:hAnsi="TH Sarabun New" w:cs="TH Sarabun New" w:eastAsia="TH Sarabun New"/>
-                <w:b w:val="0"/>
-                <w:i w:val="0"/>
-              </w:rPr>
-              <w:t xml:space="preserve"> ในไฟล์ฝึก ให้ผ่านการตรวจอัตโนมัติ</w:t>
-            </w:r>
-          </w:p>
-        </w:tc>
-        <w:tc>
-          <w:tcPr>
-            <w:tcW w:type="dxa" w:w="2436"/>
-            <w:tcMar>
-              <w:top w:w="40" w:type="dxa"/>
-              <w:bottom w:w="40" w:type="dxa"/>
-              <w:start w:w="90" w:type="dxa"/>
-              <w:end w:w="90" w:type="dxa"/>
-            </w:tcMar>
-          </w:tcPr>
-          <w:p>
-            <w:pPr>
-              <w:spacing w:after="40" w:before="40" w:line="252" w:lineRule="auto"/>
-            </w:pPr>
-            <w:r>
-              <w:rPr>
-                <w:rFonts w:ascii="TH Sarabun New" w:hAnsi="TH Sarabun New" w:cs="TH Sarabun New" w:eastAsia="TH Sarabun New"/>
-              </w:rPr>
-            </w:r>
-            <w:r>
-              <w:rPr>
-                <w:rFonts w:ascii="TH Sarabun New" w:hAnsi="TH Sarabun New" w:cs="TH Sarabun New" w:eastAsia="TH Sarabun New"/>
-                <w:b w:val="0"/>
-                <w:i w:val="0"/>
-              </w:rPr>
-              <w:t>กิจกรรม 3 = โจทย์หลัก (มีเฉลยในคาบ) · กิจกรรม 2 = โจทย์เพิ่ม (โบนัส เฉลยคาบหน้า)</w:t>
-            </w:r>
-          </w:p>
-        </w:tc>
-        <w:tc>
-          <w:tcPr>
-            <w:tcW w:type="dxa" w:w="2436"/>
-            <w:tcMar>
-              <w:top w:w="40" w:type="dxa"/>
-              <w:bottom w:w="40" w:type="dxa"/>
-              <w:start w:w="90" w:type="dxa"/>
-              <w:end w:w="90" w:type="dxa"/>
-            </w:tcMar>
-          </w:tcPr>
-          <w:p>
-            <w:pPr>
-              <w:spacing w:after="40" w:before="40" w:line="252" w:lineRule="auto"/>
-            </w:pPr>
-            <w:r>
-              <w:rPr>
-                <w:rFonts w:ascii="TH Sarabun New" w:hAnsi="TH Sarabun New" w:cs="TH Sarabun New" w:eastAsia="TH Sarabun New"/>
-              </w:rPr>
-            </w:r>
-            <w:r>
-              <w:rPr>
-                <w:rFonts w:ascii="TH Sarabun New" w:hAnsi="TH Sarabun New" w:cs="TH Sarabun New" w:eastAsia="TH Sarabun New"/>
-                <w:b w:val="0"/>
-                <w:i w:val="0"/>
-              </w:rPr>
-              <w:t>ลงมือทำและจดบันทึก 3 + ผ่านการตรวจ 1</w:t>
-            </w:r>
-          </w:p>
-        </w:tc>
-      </w:tr>
-      <w:tr>
-        <w:trPr>
-          <w:cantSplit w:val="true"/>
-        </w:trPr>
-        <w:tc>
-          <w:tcPr>
-            <w:tcW w:type="dxa" w:w="2436"/>
-            <w:tcMar>
-              <w:top w:w="40" w:type="dxa"/>
-              <w:bottom w:w="40" w:type="dxa"/>
-              <w:start w:w="90" w:type="dxa"/>
-              <w:end w:w="90" w:type="dxa"/>
-            </w:tcMar>
-            <w:shd w:val="clear" w:fill="F4F7FB"/>
-          </w:tcPr>
-          <w:p>
-            <w:pPr>
-              <w:spacing w:after="40" w:before="40" w:line="252" w:lineRule="auto"/>
-            </w:pPr>
-            <w:r>
-              <w:rPr>
-                <w:rFonts w:ascii="TH Sarabun New" w:hAnsi="TH Sarabun New" w:cs="TH Sarabun New" w:eastAsia="TH Sarabun New"/>
-              </w:rPr>
-            </w:r>
-            <w:r>
-              <w:rPr>
-                <w:rFonts w:ascii="TH Sarabun New" w:hAnsi="TH Sarabun New" w:cs="TH Sarabun New" w:eastAsia="TH Sarabun New"/>
-                <w:b w:val="0"/>
-                <w:i w:val="0"/>
-              </w:rPr>
-              <w:t>4 สร้าง (Make)</w:t>
-            </w:r>
-          </w:p>
-        </w:tc>
-        <w:tc>
-          <w:tcPr>
-            <w:tcW w:type="dxa" w:w="2436"/>
-            <w:tcMar>
-              <w:top w:w="40" w:type="dxa"/>
-              <w:bottom w:w="40" w:type="dxa"/>
-              <w:start w:w="90" w:type="dxa"/>
-              <w:end w:w="90" w:type="dxa"/>
-            </w:tcMar>
-            <w:shd w:val="clear" w:fill="F4F7FB"/>
-          </w:tcPr>
-          <w:p>
-            <w:pPr>
-              <w:spacing w:after="40" w:before="40" w:line="252" w:lineRule="auto"/>
-            </w:pPr>
-            <w:r>
-              <w:rPr>
-                <w:rFonts w:ascii="TH Sarabun New" w:hAnsi="TH Sarabun New" w:cs="TH Sarabun New" w:eastAsia="TH Sarabun New"/>
-              </w:rPr>
-            </w:r>
-            <w:r>
-              <w:rPr>
-                <w:rFonts w:ascii="TH Sarabun New" w:hAnsi="TH Sarabun New" w:cs="TH Sarabun New" w:eastAsia="TH Sarabun New"/>
-                <w:b w:val="0"/>
-                <w:i w:val="0"/>
-              </w:rPr>
-              <w:t>เพิ่มความสามารถใหม่ 1 อย่างให้แผงควบคุมฟาร์ม</w:t>
-            </w:r>
-          </w:p>
-        </w:tc>
-        <w:tc>
-          <w:tcPr>
-            <w:tcW w:type="dxa" w:w="2436"/>
-            <w:tcMar>
-              <w:top w:w="40" w:type="dxa"/>
-              <w:bottom w:w="40" w:type="dxa"/>
-              <w:start w:w="90" w:type="dxa"/>
-              <w:end w:w="90" w:type="dxa"/>
-            </w:tcMar>
-            <w:shd w:val="clear" w:fill="F4F7FB"/>
-          </w:tcPr>
-          <w:p>
-            <w:pPr>
-              <w:spacing w:after="40" w:before="40" w:line="252" w:lineRule="auto"/>
-            </w:pPr>
-            <w:r>
-              <w:rPr>
-                <w:rFonts w:ascii="TH Sarabun New" w:hAnsi="TH Sarabun New" w:cs="TH Sarabun New" w:eastAsia="TH Sarabun New"/>
-              </w:rPr>
-            </w:r>
-            <w:r>
-              <w:rPr>
-                <w:rFonts w:ascii="TH Sarabun New" w:hAnsi="TH Sarabun New" w:cs="TH Sarabun New" w:eastAsia="TH Sarabun New"/>
-                <w:b w:val="0"/>
-                <w:i w:val="0"/>
-              </w:rPr>
-              <w:t>โจทย์เพิ่ม (โบนัส เฉลยคาบหน้า)</w:t>
-            </w:r>
-          </w:p>
-        </w:tc>
-        <w:tc>
-          <w:tcPr>
-            <w:tcW w:type="dxa" w:w="2436"/>
-            <w:tcMar>
-              <w:top w:w="40" w:type="dxa"/>
-              <w:bottom w:w="40" w:type="dxa"/>
-              <w:start w:w="90" w:type="dxa"/>
-              <w:end w:w="90" w:type="dxa"/>
-            </w:tcMar>
-            <w:shd w:val="clear" w:fill="F4F7FB"/>
-          </w:tcPr>
-          <w:p>
-            <w:pPr>
-              <w:spacing w:after="40" w:before="40" w:line="252" w:lineRule="auto"/>
-            </w:pPr>
-            <w:r>
-              <w:rPr>
-                <w:rFonts w:ascii="TH Sarabun New" w:hAnsi="TH Sarabun New" w:cs="TH Sarabun New" w:eastAsia="TH Sarabun New"/>
-              </w:rPr>
-            </w:r>
-            <w:r>
-              <w:rPr>
-                <w:rFonts w:ascii="TH Sarabun New" w:hAnsi="TH Sarabun New" w:cs="TH Sarabun New" w:eastAsia="TH Sarabun New"/>
-                <w:b w:val="0"/>
-                <w:i w:val="0"/>
-              </w:rPr>
-              <w:t>5</w:t>
-            </w:r>
-          </w:p>
-        </w:tc>
-      </w:tr>
-    </w:tbl>
-    <w:p>
-      <w:pPr>
-        <w:spacing w:after="40"/>
-      </w:pPr>
-    </w:p>
-    <w:p>
-      <w:pPr>
-        <w:keepLines/>
-        <w:pBdr>
-          <w:left w:val="single" w:sz="18" w:space="8" w:color="2E5496"/>
-        </w:pBdr>
-        <w:shd w:val="clear" w:fill="F1F5FB"/>
-        <w:spacing w:before="120" w:after="160" w:line="274" w:lineRule="auto"/>
-        <w:ind w:left="283" w:right="113"/>
-      </w:pPr>
-      <w:r>
-        <w:rPr>
-          <w:rFonts w:ascii="TH Sarabun New" w:hAnsi="TH Sarabun New" w:cs="TH Sarabun New" w:eastAsia="TH Sarabun New"/>
           <w:b w:val="0"/>
           <w:i/>
           <w:color w:val="5B616B"/>
@@ -4582,7 +4269,7 @@
           <w:b/>
           <w:i w:val="0"/>
         </w:rPr>
-        <w:t>สลับคนขับกับคนนำทาง</w:t>
+        <w:t>ถามเพื่อน 3 คนก่อนถามผู้สอน</w:t>
       </w:r>
       <w:r>
         <w:rPr>
@@ -4590,15 +4277,7 @@
           <w:b w:val="0"/>
           <w:i w:val="0"/>
         </w:rPr>
-        <w:t xml:space="preserve"> แล้วลองใหม่ · </w:t>
-      </w:r>
-      <w:r>
-        <w:rPr>
-          <w:rFonts w:ascii="TH Sarabun New" w:hAnsi="TH Sarabun New" w:cs="TH Sarabun New" w:eastAsia="TH Sarabun New"/>
-          <w:b/>
-          <w:i w:val="0"/>
-        </w:rPr>
-        <w:t>ถามเพื่อน 3 คนก่อนถามผู้สอน</w:t>
+        <w:t xml:space="preserve"> (ในทีมหรือทีมข้าง ๆ)</w:t>
       </w:r>
     </w:p>
     <w:p>
@@ -11392,7 +11071,17 @@
           <w:i w:val="0"/>
           <w:color w:val="2E5496"/>
         </w:rPr>
-        <w:t>10. Exit ticket (คนละ 1 ข้อ)</w:t>
+        <w:t>10. Exit ticket</w:t>
+      </w:r>
+    </w:p>
+    <w:p>
+      <w:r>
+        <w:rPr>
+          <w:rFonts w:ascii="TH Sarabun New" w:hAnsi="TH Sarabun New" w:cs="TH Sarabun New" w:eastAsia="TH Sarabun New"/>
+          <w:b w:val="0"/>
+          <w:i w:val="0"/>
+        </w:rPr>
+        <w:t>ทุกคนตอบ 1 ข้อ (เลือกข้อไหนก็ได้)</w:t>
       </w:r>
     </w:p>
     <w:p>
@@ -11406,7 +11095,7 @@
           <w:b/>
           <w:i w:val="0"/>
         </w:rPr>
-        <w:t>คนที่ 1:</w:t>
+        <w:t>ข้อ 1:</w:t>
       </w:r>
       <w:r>
         <w:rPr>
@@ -11428,7 +11117,7 @@
           <w:b/>
           <w:i w:val="0"/>
         </w:rPr>
-        <w:t>คนที่ 2:</w:t>
+        <w:t>ข้อ 2:</w:t>
       </w:r>
       <w:r>
         <w:rPr>

--- a/s1/sf-s1-th.docx
+++ b/s1/sf-s1-th.docx
@@ -1419,7 +1419,7 @@
                 <w:i w:val="0"/>
                 <w:sz w:val="21"/>
               </w:rPr>
-              <w:t>buttons.pressed(0)</w:t>
+              <w:t>buttons.pressed(1)</w:t>
             </w:r>
             <w:r>
               <w:rPr>
@@ -1436,7 +1436,7 @@
                 <w:i w:val="0"/>
                 <w:sz w:val="21"/>
               </w:rPr>
-              <w:t>buttons.pressed(1)</w:t>
+              <w:t>buttons.pressed(0)</w:t>
             </w:r>
             <w:r>
               <w:rPr>
@@ -1453,7 +1453,7 @@
                 <w:i w:val="0"/>
                 <w:sz w:val="21"/>
               </w:rPr>
-              <w:t>Button(0)</w:t>
+              <w:t>Button(1)</w:t>
             </w:r>
             <w:r>
               <w:rPr>
@@ -1470,7 +1470,7 @@
                 <w:i w:val="0"/>
                 <w:sz w:val="21"/>
               </w:rPr>
-              <w:t>Button(1)</w:t>
+              <w:t>Button(0)</w:t>
             </w:r>
             <w:r>
               <w:rPr>
@@ -1478,7 +1478,7 @@
                 <w:b w:val="0"/>
                 <w:i w:val="0"/>
               </w:rPr>
-              <w:t xml:space="preserve"> ที่คอยอ่านทุก 20 ms จึงไม่พลาดการแตะสั้น ๆ · เลข 0 = SW5 (ปุ่มล่าง), 1 = SW6 (ปุ่มบน))</w:t>
+              <w:t xml:space="preserve"> ที่คอยอ่านทุก 20 ms จึงไม่พลาดการแตะสั้น ๆ · เลข 1 = SW5 (ปุ่มล่าง), 0 = SW6 (ปุ่มบน))</w:t>
             </w:r>
           </w:p>
         </w:tc>
@@ -11229,7 +11229,7 @@
           <w:b w:val="0"/>
           <w:i w:val="0"/>
         </w:rPr>
-        <w:t xml:space="preserve"> (ลูกบิด VR1-VR4 ปุ่มสองปุ่ม และจอไฟ RGB — แผงนี้ยังเขียนชื่อปุ่มว่า SW4/SW5 ซึ่งคือ SW5 ปุ่มล่าง / SW6 ปุ่มบน ของบอร์ดจริงตามลำดับ — ไม่ใช่แถบ POTEN ของ Eva Kit) กับแผงเซนเซอร์ แทนการเป่าลม/หมุนลูกบิด/กดปุ่ม ค่าใน Emulator เป็นค่าจำลอง ตัวเลขจึงไม่เหมือนบอร์ดจริง ลองแก้ </w:t>
+        <w:t xml:space="preserve"> (ลูกบิด VR1-VR4 ปุ่มสองปุ่ม และจอไฟ RGB — แผงนี้เขียนชื่อปุ่มว่า SW5 (ซ้าย) และ SW6 (ขวา) ตรงกับบอร์ดจริง: SW5 ปุ่มล่าง · SW6 ปุ่มบน — ไม่ใช่แถบ POTEN ของ Eva Kit) กับแผงเซนเซอร์ แทนการเป่าลม/หมุนลูกบิด/กดปุ่ม ค่าใน Emulator เป็นค่าจำลอง ตัวเลขจึงไม่เหมือนบอร์ดจริง ลองแก้ </w:t>
       </w:r>
       <w:r>
         <w:rPr>
